--- a/Modules/Semester_1/Modern Code/Aufgaben/01_Java_Basics_Pseudocode/Protocol.docx
+++ b/Modules/Semester_1/Modern Code/Aufgaben/01_Java_Basics_Pseudocode/Protocol.docx
@@ -5,7 +5,12 @@
     <w:sdt>
       <w:sdtPr>
         <w:rPr>
+          <w:rFonts w:ascii="Bahnschrift" w:eastAsiaTheme="minorHAnsi" w:hAnsi="Bahnschrift"/>
+          <w:kern w:val="2"/>
           <w:sz w:val="2"/>
+          <w:szCs w:val="24"/>
+          <w:lang w:val="en-AT"/>
+          <w14:ligatures w14:val="standardContextual"/>
         </w:rPr>
         <w:id w:val="1964927903"/>
         <w:docPartObj>
@@ -15,12 +20,7 @@
       </w:sdtPr>
       <w:sdtEndPr>
         <w:rPr>
-          <w:rFonts w:ascii="Bahnschrift" w:eastAsiaTheme="minorHAnsi" w:hAnsi="Bahnschrift"/>
-          <w:kern w:val="2"/>
           <w:sz w:val="24"/>
-          <w:szCs w:val="24"/>
-          <w:lang w:val="en-AT"/>
-          <w14:ligatures w14:val="standardContextual"/>
         </w:rPr>
       </w:sdtEndPr>
       <w:sdtContent>
@@ -300,20 +300,7 @@
                                     <w:lang w:val="en-US"/>
                                   </w:rPr>
                                   <w:tab/>
-                                </w:r>
-                                <w:proofErr w:type="gramStart"/>
-                                <w:r>
-                                  <w:rPr>
-                                    <w:lang w:val="en-US"/>
-                                  </w:rPr>
-                                  <w:t>XX:XX</w:t>
-                                </w:r>
-                                <w:proofErr w:type="gramEnd"/>
-                                <w:r>
-                                  <w:rPr>
-                                    <w:lang w:val="en-US"/>
-                                  </w:rPr>
-                                  <w:t>:XX</w:t>
+                                  <w:t>XX:XX:XX</w:t>
                                 </w:r>
                               </w:p>
                             </w:txbxContent>
@@ -457,20 +444,7 @@
                               <w:lang w:val="en-US"/>
                             </w:rPr>
                             <w:tab/>
-                          </w:r>
-                          <w:proofErr w:type="gramStart"/>
-                          <w:r>
-                            <w:rPr>
-                              <w:lang w:val="en-US"/>
-                            </w:rPr>
-                            <w:t>XX:XX</w:t>
-                          </w:r>
-                          <w:proofErr w:type="gramEnd"/>
-                          <w:r>
-                            <w:rPr>
-                              <w:lang w:val="en-US"/>
-                            </w:rPr>
-                            <w:t>:XX</w:t>
+                            <w:t>XX:XX:XX</w:t>
                           </w:r>
                         </w:p>
                       </w:txbxContent>
@@ -489,6 +463,16 @@
     </w:sdt>
     <w:sdt>
       <w:sdtPr>
+        <w:rPr>
+          <w:rFonts w:eastAsiaTheme="minorHAnsi" w:cstheme="minorBidi"/>
+          <w:b w:val="0"/>
+          <w:color w:val="auto"/>
+          <w:kern w:val="2"/>
+          <w:sz w:val="24"/>
+          <w:szCs w:val="24"/>
+          <w:lang w:val="en-AT"/>
+          <w14:ligatures w14:val="standardContextual"/>
+        </w:rPr>
         <w:id w:val="-989636350"/>
         <w:docPartObj>
           <w:docPartGallery w:val="Table of Contents"/>
@@ -497,15 +481,8 @@
       </w:sdtPr>
       <w:sdtEndPr>
         <w:rPr>
-          <w:rFonts w:eastAsiaTheme="minorHAnsi" w:cstheme="minorBidi"/>
           <w:bCs/>
           <w:noProof/>
-          <w:color w:val="auto"/>
-          <w:kern w:val="2"/>
-          <w:sz w:val="24"/>
-          <w:szCs w:val="24"/>
-          <w:lang w:val="en-AT"/>
-          <w14:ligatures w14:val="standardContextual"/>
         </w:rPr>
       </w:sdtEndPr>
       <w:sdtContent>
@@ -1417,14 +1394,27 @@
                             <w:r>
                               <w:t xml:space="preserve">Figure </w:t>
                             </w:r>
-                            <w:fldSimple w:instr=" SEQ Figure \* ARABIC ">
-                              <w:r>
-                                <w:rPr>
-                                  <w:noProof/>
-                                </w:rPr>
-                                <w:t>1</w:t>
-                              </w:r>
-                            </w:fldSimple>
+                            <w:r>
+                              <w:fldChar w:fldCharType="begin"/>
+                            </w:r>
+                            <w:r>
+                              <w:instrText xml:space="preserve"> SEQ Figure \* ARABIC </w:instrText>
+                            </w:r>
+                            <w:r>
+                              <w:fldChar w:fldCharType="separate"/>
+                            </w:r>
+                            <w:r>
+                              <w:rPr>
+                                <w:noProof/>
+                              </w:rPr>
+                              <w:t>1</w:t>
+                            </w:r>
+                            <w:r>
+                              <w:rPr>
+                                <w:noProof/>
+                              </w:rPr>
+                              <w:fldChar w:fldCharType="end"/>
+                            </w:r>
                             <w:r>
                               <w:t xml:space="preserve">: </w:t>
                             </w:r>
@@ -1466,14 +1456,27 @@
                       <w:r>
                         <w:t xml:space="preserve">Figure </w:t>
                       </w:r>
-                      <w:fldSimple w:instr=" SEQ Figure \* ARABIC ">
-                        <w:r>
-                          <w:rPr>
-                            <w:noProof/>
-                          </w:rPr>
-                          <w:t>1</w:t>
-                        </w:r>
-                      </w:fldSimple>
+                      <w:r>
+                        <w:fldChar w:fldCharType="begin"/>
+                      </w:r>
+                      <w:r>
+                        <w:instrText xml:space="preserve"> SEQ Figure \* ARABIC </w:instrText>
+                      </w:r>
+                      <w:r>
+                        <w:fldChar w:fldCharType="separate"/>
+                      </w:r>
+                      <w:r>
+                        <w:rPr>
+                          <w:noProof/>
+                        </w:rPr>
+                        <w:t>1</w:t>
+                      </w:r>
+                      <w:r>
+                        <w:rPr>
+                          <w:noProof/>
+                        </w:rPr>
+                        <w:fldChar w:fldCharType="end"/>
+                      </w:r>
                       <w:r>
                         <w:t xml:space="preserve">: </w:t>
                       </w:r>
@@ -1496,6 +1499,7 @@
       </w:r>
       <w:r>
         <w:rPr>
+          <w:noProof/>
           <w:lang w:val="fr-FR"/>
         </w:rPr>
         <w:drawing>
@@ -1522,7 +1526,7 @@
                     <pic:cNvPicPr/>
                   </pic:nvPicPr>
                   <pic:blipFill>
-                    <a:blip r:embed="rId7">
+                    <a:blip r:embed="rId8">
                       <a:extLst>
                         <a:ext uri="{28A0092B-C50C-407E-A947-70E740481C1C}">
                           <a14:useLocalDpi xmlns:a14="http://schemas.microsoft.com/office/drawing/2010/main" val="0"/>
@@ -1606,14 +1610,27 @@
                             <w:r>
                               <w:t xml:space="preserve">Figure </w:t>
                             </w:r>
-                            <w:fldSimple w:instr=" SEQ Figure \* ARABIC ">
-                              <w:r>
-                                <w:rPr>
-                                  <w:noProof/>
-                                </w:rPr>
-                                <w:t>2</w:t>
-                              </w:r>
-                            </w:fldSimple>
+                            <w:r>
+                              <w:fldChar w:fldCharType="begin"/>
+                            </w:r>
+                            <w:r>
+                              <w:instrText xml:space="preserve"> SEQ Figure \* ARABIC </w:instrText>
+                            </w:r>
+                            <w:r>
+                              <w:fldChar w:fldCharType="separate"/>
+                            </w:r>
+                            <w:r>
+                              <w:rPr>
+                                <w:noProof/>
+                              </w:rPr>
+                              <w:t>2</w:t>
+                            </w:r>
+                            <w:r>
+                              <w:rPr>
+                                <w:noProof/>
+                              </w:rPr>
+                              <w:fldChar w:fldCharType="end"/>
+                            </w:r>
                             <w:r>
                               <w:t xml:space="preserve">: </w:t>
                             </w:r>
@@ -1655,14 +1672,27 @@
                       <w:r>
                         <w:t xml:space="preserve">Figure </w:t>
                       </w:r>
-                      <w:fldSimple w:instr=" SEQ Figure \* ARABIC ">
-                        <w:r>
-                          <w:rPr>
-                            <w:noProof/>
-                          </w:rPr>
-                          <w:t>2</w:t>
-                        </w:r>
-                      </w:fldSimple>
+                      <w:r>
+                        <w:fldChar w:fldCharType="begin"/>
+                      </w:r>
+                      <w:r>
+                        <w:instrText xml:space="preserve"> SEQ Figure \* ARABIC </w:instrText>
+                      </w:r>
+                      <w:r>
+                        <w:fldChar w:fldCharType="separate"/>
+                      </w:r>
+                      <w:r>
+                        <w:rPr>
+                          <w:noProof/>
+                        </w:rPr>
+                        <w:t>2</w:t>
+                      </w:r>
+                      <w:r>
+                        <w:rPr>
+                          <w:noProof/>
+                        </w:rPr>
+                        <w:fldChar w:fldCharType="end"/>
+                      </w:r>
                       <w:r>
                         <w:t xml:space="preserve">: </w:t>
                       </w:r>
@@ -1685,6 +1715,7 @@
       </w:r>
       <w:r>
         <w:rPr>
+          <w:noProof/>
           <w:lang w:val="fr-FR"/>
         </w:rPr>
         <w:drawing>
@@ -1711,7 +1742,7 @@
                     <pic:cNvPicPr/>
                   </pic:nvPicPr>
                   <pic:blipFill>
-                    <a:blip r:embed="rId8">
+                    <a:blip r:embed="rId9">
                       <a:extLst>
                         <a:ext uri="{28A0092B-C50C-407E-A947-70E740481C1C}">
                           <a14:useLocalDpi xmlns:a14="http://schemas.microsoft.com/office/drawing/2010/main" val="0"/>
@@ -1818,14 +1849,27 @@
                             <w:r>
                               <w:t xml:space="preserve">Figure </w:t>
                             </w:r>
-                            <w:fldSimple w:instr=" SEQ Figure \* ARABIC ">
-                              <w:r>
-                                <w:rPr>
-                                  <w:noProof/>
-                                </w:rPr>
-                                <w:t>3</w:t>
-                              </w:r>
-                            </w:fldSimple>
+                            <w:r>
+                              <w:fldChar w:fldCharType="begin"/>
+                            </w:r>
+                            <w:r>
+                              <w:instrText xml:space="preserve"> SEQ Figure \* ARABIC </w:instrText>
+                            </w:r>
+                            <w:r>
+                              <w:fldChar w:fldCharType="separate"/>
+                            </w:r>
+                            <w:r>
+                              <w:rPr>
+                                <w:noProof/>
+                              </w:rPr>
+                              <w:t>3</w:t>
+                            </w:r>
+                            <w:r>
+                              <w:rPr>
+                                <w:noProof/>
+                              </w:rPr>
+                              <w:fldChar w:fldCharType="end"/>
+                            </w:r>
                             <w:r>
                               <w:t xml:space="preserve">: </w:t>
                             </w:r>
@@ -1867,14 +1911,27 @@
                       <w:r>
                         <w:t xml:space="preserve">Figure </w:t>
                       </w:r>
-                      <w:fldSimple w:instr=" SEQ Figure \* ARABIC ">
-                        <w:r>
-                          <w:rPr>
-                            <w:noProof/>
-                          </w:rPr>
-                          <w:t>3</w:t>
-                        </w:r>
-                      </w:fldSimple>
+                      <w:r>
+                        <w:fldChar w:fldCharType="begin"/>
+                      </w:r>
+                      <w:r>
+                        <w:instrText xml:space="preserve"> SEQ Figure \* ARABIC </w:instrText>
+                      </w:r>
+                      <w:r>
+                        <w:fldChar w:fldCharType="separate"/>
+                      </w:r>
+                      <w:r>
+                        <w:rPr>
+                          <w:noProof/>
+                        </w:rPr>
+                        <w:t>3</w:t>
+                      </w:r>
+                      <w:r>
+                        <w:rPr>
+                          <w:noProof/>
+                        </w:rPr>
+                        <w:fldChar w:fldCharType="end"/>
+                      </w:r>
                       <w:r>
                         <w:t xml:space="preserve">: </w:t>
                       </w:r>
@@ -1897,6 +1954,7 @@
       </w:r>
       <w:r>
         <w:rPr>
+          <w:noProof/>
           <w:lang w:val="fr-FR"/>
         </w:rPr>
         <w:drawing>
@@ -1923,7 +1981,7 @@
                     <pic:cNvPicPr/>
                   </pic:nvPicPr>
                   <pic:blipFill>
-                    <a:blip r:embed="rId9">
+                    <a:blip r:embed="rId10">
                       <a:extLst>
                         <a:ext uri="{28A0092B-C50C-407E-A947-70E740481C1C}">
                           <a14:useLocalDpi xmlns:a14="http://schemas.microsoft.com/office/drawing/2010/main" val="0"/>
@@ -2041,6 +2099,210 @@
       <w:bookmarkStart w:id="6" w:name="_Toc211254881"/>
       <w:r>
         <w:rPr>
+          <w:noProof/>
+        </w:rPr>
+        <mc:AlternateContent>
+          <mc:Choice Requires="wps">
+            <w:drawing>
+              <wp:anchor distT="0" distB="0" distL="114300" distR="114300" simplePos="0" relativeHeight="251673600" behindDoc="0" locked="0" layoutInCell="1" allowOverlap="1" wp14:anchorId="3C24647D" wp14:editId="0D980EAA">
+                <wp:simplePos x="0" y="0"/>
+                <wp:positionH relativeFrom="column">
+                  <wp:posOffset>0</wp:posOffset>
+                </wp:positionH>
+                <wp:positionV relativeFrom="paragraph">
+                  <wp:posOffset>3864610</wp:posOffset>
+                </wp:positionV>
+                <wp:extent cx="5182870" cy="635"/>
+                <wp:effectExtent l="0" t="0" r="0" b="0"/>
+                <wp:wrapTopAndBottom/>
+                <wp:docPr id="969077124" name="Text Box 1"/>
+                <wp:cNvGraphicFramePr/>
+                <a:graphic xmlns:a="http://schemas.openxmlformats.org/drawingml/2006/main">
+                  <a:graphicData uri="http://schemas.microsoft.com/office/word/2010/wordprocessingShape">
+                    <wps:wsp>
+                      <wps:cNvSpPr txBox="1"/>
+                      <wps:spPr>
+                        <a:xfrm>
+                          <a:off x="0" y="0"/>
+                          <a:ext cx="5182870" cy="635"/>
+                        </a:xfrm>
+                        <a:prstGeom prst="rect">
+                          <a:avLst/>
+                        </a:prstGeom>
+                        <a:solidFill>
+                          <a:prstClr val="white"/>
+                        </a:solidFill>
+                        <a:ln>
+                          <a:noFill/>
+                        </a:ln>
+                      </wps:spPr>
+                      <wps:txbx>
+                        <w:txbxContent>
+                          <w:p>
+                            <w:pPr>
+                              <w:pStyle w:val="Caption"/>
+                              <w:rPr>
+                                <w:b/>
+                                <w:lang w:val="fr-FR"/>
+                              </w:rPr>
+                            </w:pPr>
+                            <w:r>
+                              <w:t xml:space="preserve">Figure </w:t>
+                            </w:r>
+                            <w:r>
+                              <w:fldChar w:fldCharType="begin"/>
+                            </w:r>
+                            <w:r>
+                              <w:instrText xml:space="preserve"> SEQ Figure \* ARABIC </w:instrText>
+                            </w:r>
+                            <w:r>
+                              <w:fldChar w:fldCharType="separate"/>
+                            </w:r>
+                            <w:r>
+                              <w:rPr>
+                                <w:noProof/>
+                              </w:rPr>
+                              <w:t>4</w:t>
+                            </w:r>
+                            <w:r>
+                              <w:fldChar w:fldCharType="end"/>
+                            </w:r>
+                            <w:r>
+                              <w:t xml:space="preserve">: </w:t>
+                            </w:r>
+                            <w:proofErr w:type="spellStart"/>
+                            <w:r>
+                              <w:t>SimpleCalculator</w:t>
+                            </w:r>
+                            <w:proofErr w:type="spellEnd"/>
+                            <w:r>
+                              <w:t xml:space="preserve"> class</w:t>
+                            </w:r>
+                          </w:p>
+                        </w:txbxContent>
+                      </wps:txbx>
+                      <wps:bodyPr rot="0" spcFirstLastPara="0" vertOverflow="overflow" horzOverflow="overflow" vert="horz" wrap="square" lIns="0" tIns="0" rIns="0" bIns="0" numCol="1" spcCol="0" rtlCol="0" fromWordArt="0" anchor="t" anchorCtr="0" forceAA="0" compatLnSpc="1">
+                        <a:prstTxWarp prst="textNoShape">
+                          <a:avLst/>
+                        </a:prstTxWarp>
+                        <a:spAutoFit/>
+                      </wps:bodyPr>
+                    </wps:wsp>
+                  </a:graphicData>
+                </a:graphic>
+              </wp:anchor>
+            </w:drawing>
+          </mc:Choice>
+          <mc:Fallback>
+            <w:pict>
+              <v:shape w14:anchorId="3C24647D" id="_x0000_s1031" type="#_x0000_t202" style="position:absolute;margin-left:0;margin-top:304.3pt;width:408.1pt;height:.05pt;z-index:251673600;visibility:visible;mso-wrap-style:square;mso-wrap-distance-left:9pt;mso-wrap-distance-top:0;mso-wrap-distance-right:9pt;mso-wrap-distance-bottom:0;mso-position-horizontal:absolute;mso-position-horizontal-relative:text;mso-position-vertical:absolute;mso-position-vertical-relative:text;v-text-anchor:top" o:gfxdata="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" stroked="f">
+                <v:textbox style="mso-fit-shape-to-text:t" inset="0,0,0,0">
+                  <w:txbxContent>
+                    <w:p>
+                      <w:pPr>
+                        <w:pStyle w:val="Caption"/>
+                        <w:rPr>
+                          <w:b/>
+                          <w:lang w:val="fr-FR"/>
+                        </w:rPr>
+                      </w:pPr>
+                      <w:r>
+                        <w:t xml:space="preserve">Figure </w:t>
+                      </w:r>
+                      <w:r>
+                        <w:fldChar w:fldCharType="begin"/>
+                      </w:r>
+                      <w:r>
+                        <w:instrText xml:space="preserve"> SEQ Figure \* ARABIC </w:instrText>
+                      </w:r>
+                      <w:r>
+                        <w:fldChar w:fldCharType="separate"/>
+                      </w:r>
+                      <w:r>
+                        <w:rPr>
+                          <w:noProof/>
+                        </w:rPr>
+                        <w:t>4</w:t>
+                      </w:r>
+                      <w:r>
+                        <w:fldChar w:fldCharType="end"/>
+                      </w:r>
+                      <w:r>
+                        <w:t xml:space="preserve">: </w:t>
+                      </w:r>
+                      <w:proofErr w:type="spellStart"/>
+                      <w:r>
+                        <w:t>SimpleCalculator</w:t>
+                      </w:r>
+                      <w:proofErr w:type="spellEnd"/>
+                      <w:r>
+                        <w:t xml:space="preserve"> class</w:t>
+                      </w:r>
+                    </w:p>
+                  </w:txbxContent>
+                </v:textbox>
+                <w10:wrap type="topAndBottom"/>
+              </v:shape>
+            </w:pict>
+          </mc:Fallback>
+        </mc:AlternateContent>
+      </w:r>
+      <w:r>
+        <w:rPr>
+          <w:lang w:val="fr-FR"/>
+        </w:rPr>
+        <w:drawing>
+          <wp:anchor distT="0" distB="0" distL="114300" distR="114300" simplePos="0" relativeHeight="251671552" behindDoc="0" locked="0" layoutInCell="1" allowOverlap="1" wp14:anchorId="5A0E0DFE" wp14:editId="26115C0E">
+            <wp:simplePos x="0" y="0"/>
+            <wp:positionH relativeFrom="margin">
+              <wp:align>right</wp:align>
+            </wp:positionH>
+            <wp:positionV relativeFrom="paragraph">
+              <wp:posOffset>534670</wp:posOffset>
+            </wp:positionV>
+            <wp:extent cx="5182870" cy="3272790"/>
+            <wp:effectExtent l="0" t="0" r="0" b="3810"/>
+            <wp:wrapTopAndBottom/>
+            <wp:docPr id="517412535" name="Picture 1" descr="A screenshot of a computer program&#10;&#10;AI-generated content may be incorrect."/>
+            <wp:cNvGraphicFramePr>
+              <a:graphicFrameLocks xmlns:a="http://schemas.openxmlformats.org/drawingml/2006/main" noChangeAspect="1"/>
+            </wp:cNvGraphicFramePr>
+            <a:graphic xmlns:a="http://schemas.openxmlformats.org/drawingml/2006/main">
+              <a:graphicData uri="http://schemas.openxmlformats.org/drawingml/2006/picture">
+                <pic:pic xmlns:pic="http://schemas.openxmlformats.org/drawingml/2006/picture">
+                  <pic:nvPicPr>
+                    <pic:cNvPr id="517412535" name="Picture 1" descr="A screenshot of a computer program&#10;&#10;AI-generated content may be incorrect."/>
+                    <pic:cNvPicPr/>
+                  </pic:nvPicPr>
+                  <pic:blipFill>
+                    <a:blip r:embed="rId11">
+                      <a:extLst>
+                        <a:ext uri="{28A0092B-C50C-407E-A947-70E740481C1C}">
+                          <a14:useLocalDpi xmlns:a14="http://schemas.microsoft.com/office/drawing/2010/main" val="0"/>
+                        </a:ext>
+                      </a:extLst>
+                    </a:blip>
+                    <a:stretch>
+                      <a:fillRect/>
+                    </a:stretch>
+                  </pic:blipFill>
+                  <pic:spPr>
+                    <a:xfrm>
+                      <a:off x="0" y="0"/>
+                      <a:ext cx="5182870" cy="3272790"/>
+                    </a:xfrm>
+                    <a:prstGeom prst="rect">
+                      <a:avLst/>
+                    </a:prstGeom>
+                  </pic:spPr>
+                </pic:pic>
+              </a:graphicData>
+            </a:graphic>
+          </wp:anchor>
+        </w:drawing>
+      </w:r>
+      <w:r>
+        <w:rPr>
           <w:lang w:val="fr-FR"/>
         </w:rPr>
         <w:t>Code</w:t>
@@ -2049,6 +2311,222 @@
     </w:p>
     <w:p>
       <w:pPr>
+        <w:rPr>
+          <w:lang w:val="fr-FR"/>
+        </w:rPr>
+      </w:pPr>
+      <w:r>
+        <w:rPr>
+          <w:noProof/>
+        </w:rPr>
+        <mc:AlternateContent>
+          <mc:Choice Requires="wps">
+            <w:drawing>
+              <wp:anchor distT="0" distB="0" distL="114300" distR="114300" simplePos="0" relativeHeight="251676672" behindDoc="0" locked="0" layoutInCell="1" allowOverlap="1" wp14:anchorId="1D8E4F4B" wp14:editId="4B50CB98">
+                <wp:simplePos x="0" y="0"/>
+                <wp:positionH relativeFrom="column">
+                  <wp:posOffset>410210</wp:posOffset>
+                </wp:positionH>
+                <wp:positionV relativeFrom="paragraph">
+                  <wp:posOffset>4627245</wp:posOffset>
+                </wp:positionV>
+                <wp:extent cx="4352925" cy="635"/>
+                <wp:effectExtent l="0" t="0" r="0" b="0"/>
+                <wp:wrapTopAndBottom/>
+                <wp:docPr id="1307428724" name="Text Box 1"/>
+                <wp:cNvGraphicFramePr/>
+                <a:graphic xmlns:a="http://schemas.openxmlformats.org/drawingml/2006/main">
+                  <a:graphicData uri="http://schemas.microsoft.com/office/word/2010/wordprocessingShape">
+                    <wps:wsp>
+                      <wps:cNvSpPr txBox="1"/>
+                      <wps:spPr>
+                        <a:xfrm>
+                          <a:off x="0" y="0"/>
+                          <a:ext cx="4352925" cy="635"/>
+                        </a:xfrm>
+                        <a:prstGeom prst="rect">
+                          <a:avLst/>
+                        </a:prstGeom>
+                        <a:solidFill>
+                          <a:prstClr val="white"/>
+                        </a:solidFill>
+                        <a:ln>
+                          <a:noFill/>
+                        </a:ln>
+                      </wps:spPr>
+                      <wps:txbx>
+                        <w:txbxContent>
+                          <w:p>
+                            <w:pPr>
+                              <w:pStyle w:val="Caption"/>
+                              <w:rPr>
+                                <w:lang w:val="fr-FR"/>
+                              </w:rPr>
+                            </w:pPr>
+                            <w:r>
+                              <w:t xml:space="preserve">Figure </w:t>
+                            </w:r>
+                            <w:r>
+                              <w:fldChar w:fldCharType="begin"/>
+                            </w:r>
+                            <w:r>
+                              <w:instrText xml:space="preserve"> SEQ Figure \* ARABIC </w:instrText>
+                            </w:r>
+                            <w:r>
+                              <w:fldChar w:fldCharType="separate"/>
+                            </w:r>
+                            <w:r>
+                              <w:rPr>
+                                <w:noProof/>
+                              </w:rPr>
+                              <w:t>5</w:t>
+                            </w:r>
+                            <w:r>
+                              <w:fldChar w:fldCharType="end"/>
+                            </w:r>
+                            <w:r>
+                              <w:t xml:space="preserve">: </w:t>
+                            </w:r>
+                            <w:proofErr w:type="spellStart"/>
+                            <w:r>
+                              <w:t>SimpleCalculator</w:t>
+                            </w:r>
+                            <w:proofErr w:type="spellEnd"/>
+                            <w:r>
+                              <w:t xml:space="preserve"> Example Usage</w:t>
+                            </w:r>
+                          </w:p>
+                        </w:txbxContent>
+                      </wps:txbx>
+                      <wps:bodyPr rot="0" spcFirstLastPara="0" vertOverflow="overflow" horzOverflow="overflow" vert="horz" wrap="square" lIns="0" tIns="0" rIns="0" bIns="0" numCol="1" spcCol="0" rtlCol="0" fromWordArt="0" anchor="t" anchorCtr="0" forceAA="0" compatLnSpc="1">
+                        <a:prstTxWarp prst="textNoShape">
+                          <a:avLst/>
+                        </a:prstTxWarp>
+                        <a:spAutoFit/>
+                      </wps:bodyPr>
+                    </wps:wsp>
+                  </a:graphicData>
+                </a:graphic>
+              </wp:anchor>
+            </w:drawing>
+          </mc:Choice>
+          <mc:Fallback>
+            <w:pict>
+              <v:shape w14:anchorId="1D8E4F4B" id="_x0000_s1032" type="#_x0000_t202" style="position:absolute;left:0;text-align:left;margin-left:32.3pt;margin-top:364.35pt;width:342.75pt;height:.05pt;z-index:251676672;visibility:visible;mso-wrap-style:square;mso-wrap-distance-left:9pt;mso-wrap-distance-top:0;mso-wrap-distance-right:9pt;mso-wrap-distance-bottom:0;mso-position-horizontal:absolute;mso-position-horizontal-relative:text;mso-position-vertical:absolute;mso-position-vertical-relative:text;v-text-anchor:top" o:gfxdata="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" stroked="f">
+                <v:textbox style="mso-fit-shape-to-text:t" inset="0,0,0,0">
+                  <w:txbxContent>
+                    <w:p>
+                      <w:pPr>
+                        <w:pStyle w:val="Caption"/>
+                        <w:rPr>
+                          <w:lang w:val="fr-FR"/>
+                        </w:rPr>
+                      </w:pPr>
+                      <w:r>
+                        <w:t xml:space="preserve">Figure </w:t>
+                      </w:r>
+                      <w:r>
+                        <w:fldChar w:fldCharType="begin"/>
+                      </w:r>
+                      <w:r>
+                        <w:instrText xml:space="preserve"> SEQ Figure \* ARABIC </w:instrText>
+                      </w:r>
+                      <w:r>
+                        <w:fldChar w:fldCharType="separate"/>
+                      </w:r>
+                      <w:r>
+                        <w:rPr>
+                          <w:noProof/>
+                        </w:rPr>
+                        <w:t>5</w:t>
+                      </w:r>
+                      <w:r>
+                        <w:fldChar w:fldCharType="end"/>
+                      </w:r>
+                      <w:r>
+                        <w:t xml:space="preserve">: </w:t>
+                      </w:r>
+                      <w:proofErr w:type="spellStart"/>
+                      <w:r>
+                        <w:t>SimpleCalculator</w:t>
+                      </w:r>
+                      <w:proofErr w:type="spellEnd"/>
+                      <w:r>
+                        <w:t xml:space="preserve"> Example Usage</w:t>
+                      </w:r>
+                    </w:p>
+                  </w:txbxContent>
+                </v:textbox>
+                <w10:wrap type="topAndBottom"/>
+              </v:shape>
+            </w:pict>
+          </mc:Fallback>
+        </mc:AlternateContent>
+      </w:r>
+      <w:r>
+        <w:rPr>
+          <w:lang w:val="fr-FR"/>
+        </w:rPr>
+        <w:drawing>
+          <wp:anchor distT="0" distB="0" distL="114300" distR="114300" simplePos="0" relativeHeight="251674624" behindDoc="0" locked="0" layoutInCell="1" allowOverlap="1" wp14:anchorId="516A4843" wp14:editId="4C46C8CF">
+            <wp:simplePos x="0" y="0"/>
+            <wp:positionH relativeFrom="margin">
+              <wp:align>center</wp:align>
+            </wp:positionH>
+            <wp:positionV relativeFrom="paragraph">
+              <wp:posOffset>4017645</wp:posOffset>
+            </wp:positionV>
+            <wp:extent cx="4353533" cy="552527"/>
+            <wp:effectExtent l="0" t="0" r="9525" b="0"/>
+            <wp:wrapTopAndBottom/>
+            <wp:docPr id="408301069" name="Picture 1" descr="A black text with black letters&#10;&#10;AI-generated content may be incorrect."/>
+            <wp:cNvGraphicFramePr>
+              <a:graphicFrameLocks xmlns:a="http://schemas.openxmlformats.org/drawingml/2006/main" noChangeAspect="1"/>
+            </wp:cNvGraphicFramePr>
+            <a:graphic xmlns:a="http://schemas.openxmlformats.org/drawingml/2006/main">
+              <a:graphicData uri="http://schemas.openxmlformats.org/drawingml/2006/picture">
+                <pic:pic xmlns:pic="http://schemas.openxmlformats.org/drawingml/2006/picture">
+                  <pic:nvPicPr>
+                    <pic:cNvPr id="408301069" name="Picture 1" descr="A black text with black letters&#10;&#10;AI-generated content may be incorrect."/>
+                    <pic:cNvPicPr/>
+                  </pic:nvPicPr>
+                  <pic:blipFill>
+                    <a:blip r:embed="rId12">
+                      <a:extLst>
+                        <a:ext uri="{28A0092B-C50C-407E-A947-70E740481C1C}">
+                          <a14:useLocalDpi xmlns:a14="http://schemas.microsoft.com/office/drawing/2010/main" val="0"/>
+                        </a:ext>
+                      </a:extLst>
+                    </a:blip>
+                    <a:stretch>
+                      <a:fillRect/>
+                    </a:stretch>
+                  </pic:blipFill>
+                  <pic:spPr>
+                    <a:xfrm>
+                      <a:off x="0" y="0"/>
+                      <a:ext cx="4353533" cy="552527"/>
+                    </a:xfrm>
+                    <a:prstGeom prst="rect">
+                      <a:avLst/>
+                    </a:prstGeom>
+                  </pic:spPr>
+                </pic:pic>
+              </a:graphicData>
+            </a:graphic>
+          </wp:anchor>
+        </w:drawing>
+      </w:r>
+    </w:p>
+    <w:p>
+      <w:pPr>
+        <w:rPr>
+          <w:lang w:val="fr-FR"/>
+        </w:rPr>
+      </w:pPr>
+    </w:p>
+    <w:p>
+      <w:pPr>
         <w:pStyle w:val="Heading2"/>
         <w:rPr>
           <w:lang w:val="fr-FR"/>
@@ -2065,12 +2543,400 @@
     </w:p>
     <w:p>
       <w:pPr>
+        <w:rPr>
+          <w:lang w:val="fr-FR"/>
+        </w:rPr>
+      </w:pPr>
+      <w:r>
+        <w:rPr>
+          <w:noProof/>
+        </w:rPr>
+        <mc:AlternateContent>
+          <mc:Choice Requires="wps">
+            <w:drawing>
+              <wp:anchor distT="0" distB="0" distL="114300" distR="114300" simplePos="0" relativeHeight="251679744" behindDoc="0" locked="0" layoutInCell="1" allowOverlap="1" wp14:anchorId="590888E8" wp14:editId="78888E06">
+                <wp:simplePos x="0" y="0"/>
+                <wp:positionH relativeFrom="margin">
+                  <wp:align>center</wp:align>
+                </wp:positionH>
+                <wp:positionV relativeFrom="paragraph">
+                  <wp:posOffset>1210310</wp:posOffset>
+                </wp:positionV>
+                <wp:extent cx="2305050" cy="635"/>
+                <wp:effectExtent l="0" t="0" r="0" b="2540"/>
+                <wp:wrapTopAndBottom/>
+                <wp:docPr id="373167267" name="Text Box 1"/>
+                <wp:cNvGraphicFramePr/>
+                <a:graphic xmlns:a="http://schemas.openxmlformats.org/drawingml/2006/main">
+                  <a:graphicData uri="http://schemas.microsoft.com/office/word/2010/wordprocessingShape">
+                    <wps:wsp>
+                      <wps:cNvSpPr txBox="1"/>
+                      <wps:spPr>
+                        <a:xfrm>
+                          <a:off x="0" y="0"/>
+                          <a:ext cx="2305050" cy="635"/>
+                        </a:xfrm>
+                        <a:prstGeom prst="rect">
+                          <a:avLst/>
+                        </a:prstGeom>
+                        <a:solidFill>
+                          <a:prstClr val="white"/>
+                        </a:solidFill>
+                        <a:ln>
+                          <a:noFill/>
+                        </a:ln>
+                      </wps:spPr>
+                      <wps:txbx>
+                        <w:txbxContent>
+                          <w:p>
+                            <w:pPr>
+                              <w:pStyle w:val="Caption"/>
+                              <w:rPr>
+                                <w:lang w:val="fr-FR"/>
+                              </w:rPr>
+                            </w:pPr>
+                            <w:r>
+                              <w:t xml:space="preserve">Figure </w:t>
+                            </w:r>
+                            <w:r>
+                              <w:fldChar w:fldCharType="begin"/>
+                            </w:r>
+                            <w:r>
+                              <w:instrText xml:space="preserve"> SEQ Figure \* ARABIC </w:instrText>
+                            </w:r>
+                            <w:r>
+                              <w:fldChar w:fldCharType="separate"/>
+                            </w:r>
+                            <w:r>
+                              <w:rPr>
+                                <w:noProof/>
+                              </w:rPr>
+                              <w:t>6</w:t>
+                            </w:r>
+                            <w:r>
+                              <w:fldChar w:fldCharType="end"/>
+                            </w:r>
+                            <w:r>
+                              <w:t>: Simple Calculator Results</w:t>
+                            </w:r>
+                          </w:p>
+                        </w:txbxContent>
+                      </wps:txbx>
+                      <wps:bodyPr rot="0" spcFirstLastPara="0" vertOverflow="overflow" horzOverflow="overflow" vert="horz" wrap="square" lIns="0" tIns="0" rIns="0" bIns="0" numCol="1" spcCol="0" rtlCol="0" fromWordArt="0" anchor="t" anchorCtr="0" forceAA="0" compatLnSpc="1">
+                        <a:prstTxWarp prst="textNoShape">
+                          <a:avLst/>
+                        </a:prstTxWarp>
+                        <a:spAutoFit/>
+                      </wps:bodyPr>
+                    </wps:wsp>
+                  </a:graphicData>
+                </a:graphic>
+              </wp:anchor>
+            </w:drawing>
+          </mc:Choice>
+          <mc:Fallback>
+            <w:pict>
+              <v:shape w14:anchorId="590888E8" id="_x0000_s1033" type="#_x0000_t202" style="position:absolute;left:0;text-align:left;margin-left:0;margin-top:95.3pt;width:181.5pt;height:.05pt;z-index:251679744;visibility:visible;mso-wrap-style:square;mso-wrap-distance-left:9pt;mso-wrap-distance-top:0;mso-wrap-distance-right:9pt;mso-wrap-distance-bottom:0;mso-position-horizontal:center;mso-position-horizontal-relative:margin;mso-position-vertical:absolute;mso-position-vertical-relative:text;v-text-anchor:top" o:gfxdata="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" stroked="f">
+                <v:textbox style="mso-fit-shape-to-text:t" inset="0,0,0,0">
+                  <w:txbxContent>
+                    <w:p>
+                      <w:pPr>
+                        <w:pStyle w:val="Caption"/>
+                        <w:rPr>
+                          <w:lang w:val="fr-FR"/>
+                        </w:rPr>
+                      </w:pPr>
+                      <w:r>
+                        <w:t xml:space="preserve">Figure </w:t>
+                      </w:r>
+                      <w:r>
+                        <w:fldChar w:fldCharType="begin"/>
+                      </w:r>
+                      <w:r>
+                        <w:instrText xml:space="preserve"> SEQ Figure \* ARABIC </w:instrText>
+                      </w:r>
+                      <w:r>
+                        <w:fldChar w:fldCharType="separate"/>
+                      </w:r>
+                      <w:r>
+                        <w:rPr>
+                          <w:noProof/>
+                        </w:rPr>
+                        <w:t>6</w:t>
+                      </w:r>
+                      <w:r>
+                        <w:fldChar w:fldCharType="end"/>
+                      </w:r>
+                      <w:r>
+                        <w:t>: Simple Calculator Results</w:t>
+                      </w:r>
+                    </w:p>
+                  </w:txbxContent>
+                </v:textbox>
+                <w10:wrap type="topAndBottom" anchorx="margin"/>
+              </v:shape>
+            </w:pict>
+          </mc:Fallback>
+        </mc:AlternateContent>
+      </w:r>
+      <w:r>
+        <w:rPr>
+          <w:lang w:val="fr-FR"/>
+        </w:rPr>
+        <w:drawing>
+          <wp:anchor distT="0" distB="0" distL="114300" distR="114300" simplePos="0" relativeHeight="251678720" behindDoc="0" locked="0" layoutInCell="1" allowOverlap="1" wp14:anchorId="69380766" wp14:editId="037A6F35">
+            <wp:simplePos x="0" y="0"/>
+            <wp:positionH relativeFrom="margin">
+              <wp:posOffset>1438275</wp:posOffset>
+            </wp:positionH>
+            <wp:positionV relativeFrom="paragraph">
+              <wp:posOffset>200025</wp:posOffset>
+            </wp:positionV>
+            <wp:extent cx="2305050" cy="1085850"/>
+            <wp:effectExtent l="0" t="0" r="0" b="0"/>
+            <wp:wrapTopAndBottom/>
+            <wp:docPr id="1681064279" name="Picture 1" descr="A calculator with numbers and letters&#10;&#10;AI-generated content may be incorrect."/>
+            <wp:cNvGraphicFramePr>
+              <a:graphicFrameLocks xmlns:a="http://schemas.openxmlformats.org/drawingml/2006/main" noChangeAspect="1"/>
+            </wp:cNvGraphicFramePr>
+            <a:graphic xmlns:a="http://schemas.openxmlformats.org/drawingml/2006/main">
+              <a:graphicData uri="http://schemas.openxmlformats.org/drawingml/2006/picture">
+                <pic:pic xmlns:pic="http://schemas.openxmlformats.org/drawingml/2006/picture">
+                  <pic:nvPicPr>
+                    <pic:cNvPr id="1681064279" name="Picture 1" descr="A calculator with numbers and letters&#10;&#10;AI-generated content may be incorrect."/>
+                    <pic:cNvPicPr/>
+                  </pic:nvPicPr>
+                  <pic:blipFill>
+                    <a:blip r:embed="rId13">
+                      <a:extLst>
+                        <a:ext uri="{28A0092B-C50C-407E-A947-70E740481C1C}">
+                          <a14:useLocalDpi xmlns:a14="http://schemas.microsoft.com/office/drawing/2010/main" val="0"/>
+                        </a:ext>
+                      </a:extLst>
+                    </a:blip>
+                    <a:stretch>
+                      <a:fillRect/>
+                    </a:stretch>
+                  </pic:blipFill>
+                  <pic:spPr>
+                    <a:xfrm>
+                      <a:off x="0" y="0"/>
+                      <a:ext cx="2305050" cy="1085850"/>
+                    </a:xfrm>
+                    <a:prstGeom prst="rect">
+                      <a:avLst/>
+                    </a:prstGeom>
+                  </pic:spPr>
+                </pic:pic>
+              </a:graphicData>
+            </a:graphic>
+          </wp:anchor>
+        </w:drawing>
+      </w:r>
+    </w:p>
+    <w:p>
+      <w:pPr>
+        <w:rPr>
+          <w:lang w:val="fr-FR"/>
+        </w:rPr>
+      </w:pPr>
+    </w:p>
+    <w:p>
+      <w:pPr>
         <w:pStyle w:val="Heading1"/>
         <w:rPr>
           <w:lang w:val="fr-FR"/>
         </w:rPr>
       </w:pPr>
       <w:bookmarkStart w:id="8" w:name="_Toc211254883"/>
+      <w:r>
+        <w:rPr>
+          <w:noProof/>
+        </w:rPr>
+        <mc:AlternateContent>
+          <mc:Choice Requires="wps">
+            <w:drawing>
+              <wp:anchor distT="0" distB="0" distL="114300" distR="114300" simplePos="0" relativeHeight="251682816" behindDoc="0" locked="0" layoutInCell="1" allowOverlap="1" wp14:anchorId="58042DBF" wp14:editId="4CD649A0">
+                <wp:simplePos x="0" y="0"/>
+                <wp:positionH relativeFrom="column">
+                  <wp:posOffset>1696085</wp:posOffset>
+                </wp:positionH>
+                <wp:positionV relativeFrom="paragraph">
+                  <wp:posOffset>3298190</wp:posOffset>
+                </wp:positionV>
+                <wp:extent cx="1781175" cy="635"/>
+                <wp:effectExtent l="0" t="0" r="0" b="0"/>
+                <wp:wrapTopAndBottom/>
+                <wp:docPr id="703353934" name="Text Box 1"/>
+                <wp:cNvGraphicFramePr/>
+                <a:graphic xmlns:a="http://schemas.openxmlformats.org/drawingml/2006/main">
+                  <a:graphicData uri="http://schemas.microsoft.com/office/word/2010/wordprocessingShape">
+                    <wps:wsp>
+                      <wps:cNvSpPr txBox="1"/>
+                      <wps:spPr>
+                        <a:xfrm>
+                          <a:off x="0" y="0"/>
+                          <a:ext cx="1781175" cy="635"/>
+                        </a:xfrm>
+                        <a:prstGeom prst="rect">
+                          <a:avLst/>
+                        </a:prstGeom>
+                        <a:solidFill>
+                          <a:prstClr val="white"/>
+                        </a:solidFill>
+                        <a:ln>
+                          <a:noFill/>
+                        </a:ln>
+                      </wps:spPr>
+                      <wps:txbx>
+                        <w:txbxContent>
+                          <w:p>
+                            <w:pPr>
+                              <w:pStyle w:val="Caption"/>
+                              <w:rPr>
+                                <w:b/>
+                                <w:lang w:val="fr-FR"/>
+                              </w:rPr>
+                            </w:pPr>
+                            <w:r>
+                              <w:t xml:space="preserve">Figure </w:t>
+                            </w:r>
+                            <w:r>
+                              <w:fldChar w:fldCharType="begin"/>
+                            </w:r>
+                            <w:r>
+                              <w:instrText xml:space="preserve"> SEQ Figure \* ARABIC </w:instrText>
+                            </w:r>
+                            <w:r>
+                              <w:fldChar w:fldCharType="separate"/>
+                            </w:r>
+                            <w:r>
+                              <w:rPr>
+                                <w:noProof/>
+                              </w:rPr>
+                              <w:t>7</w:t>
+                            </w:r>
+                            <w:r>
+                              <w:fldChar w:fldCharType="end"/>
+                            </w:r>
+                            <w:r>
+                              <w:t>: Turtle Maze Reference</w:t>
+                            </w:r>
+                          </w:p>
+                        </w:txbxContent>
+                      </wps:txbx>
+                      <wps:bodyPr rot="0" spcFirstLastPara="0" vertOverflow="overflow" horzOverflow="overflow" vert="horz" wrap="square" lIns="0" tIns="0" rIns="0" bIns="0" numCol="1" spcCol="0" rtlCol="0" fromWordArt="0" anchor="t" anchorCtr="0" forceAA="0" compatLnSpc="1">
+                        <a:prstTxWarp prst="textNoShape">
+                          <a:avLst/>
+                        </a:prstTxWarp>
+                        <a:spAutoFit/>
+                      </wps:bodyPr>
+                    </wps:wsp>
+                  </a:graphicData>
+                </a:graphic>
+              </wp:anchor>
+            </w:drawing>
+          </mc:Choice>
+          <mc:Fallback>
+            <w:pict>
+              <v:shape w14:anchorId="58042DBF" id="_x0000_s1034" type="#_x0000_t202" style="position:absolute;left:0;text-align:left;margin-left:133.55pt;margin-top:259.7pt;width:140.25pt;height:.05pt;z-index:251682816;visibility:visible;mso-wrap-style:square;mso-wrap-distance-left:9pt;mso-wrap-distance-top:0;mso-wrap-distance-right:9pt;mso-wrap-distance-bottom:0;mso-position-horizontal:absolute;mso-position-horizontal-relative:text;mso-position-vertical:absolute;mso-position-vertical-relative:text;v-text-anchor:top" o:gfxdata="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" stroked="f">
+                <v:textbox style="mso-fit-shape-to-text:t" inset="0,0,0,0">
+                  <w:txbxContent>
+                    <w:p>
+                      <w:pPr>
+                        <w:pStyle w:val="Caption"/>
+                        <w:rPr>
+                          <w:b/>
+                          <w:lang w:val="fr-FR"/>
+                        </w:rPr>
+                      </w:pPr>
+                      <w:r>
+                        <w:t xml:space="preserve">Figure </w:t>
+                      </w:r>
+                      <w:r>
+                        <w:fldChar w:fldCharType="begin"/>
+                      </w:r>
+                      <w:r>
+                        <w:instrText xml:space="preserve"> SEQ Figure \* ARABIC </w:instrText>
+                      </w:r>
+                      <w:r>
+                        <w:fldChar w:fldCharType="separate"/>
+                      </w:r>
+                      <w:r>
+                        <w:rPr>
+                          <w:noProof/>
+                        </w:rPr>
+                        <w:t>7</w:t>
+                      </w:r>
+                      <w:r>
+                        <w:fldChar w:fldCharType="end"/>
+                      </w:r>
+                      <w:r>
+                        <w:t>: Turtle Maze Reference</w:t>
+                      </w:r>
+                    </w:p>
+                  </w:txbxContent>
+                </v:textbox>
+                <w10:wrap type="topAndBottom"/>
+              </v:shape>
+            </w:pict>
+          </mc:Fallback>
+        </mc:AlternateContent>
+      </w:r>
+      <w:r>
+        <w:rPr>
+          <w:lang w:val="fr-FR"/>
+        </w:rPr>
+        <w:drawing>
+          <wp:anchor distT="0" distB="0" distL="114300" distR="114300" simplePos="0" relativeHeight="251680768" behindDoc="0" locked="0" layoutInCell="1" allowOverlap="1" wp14:anchorId="434E8C81" wp14:editId="153459F0">
+            <wp:simplePos x="0" y="0"/>
+            <wp:positionH relativeFrom="margin">
+              <wp:align>center</wp:align>
+            </wp:positionH>
+            <wp:positionV relativeFrom="paragraph">
+              <wp:posOffset>907415</wp:posOffset>
+            </wp:positionV>
+            <wp:extent cx="1781424" cy="2333951"/>
+            <wp:effectExtent l="0" t="0" r="9525" b="9525"/>
+            <wp:wrapTopAndBottom/>
+            <wp:docPr id="1058754482" name="Picture 1" descr="A group of black and white symbols&#10;&#10;AI-generated content may be incorrect."/>
+            <wp:cNvGraphicFramePr>
+              <a:graphicFrameLocks xmlns:a="http://schemas.openxmlformats.org/drawingml/2006/main" noChangeAspect="1"/>
+            </wp:cNvGraphicFramePr>
+            <a:graphic xmlns:a="http://schemas.openxmlformats.org/drawingml/2006/main">
+              <a:graphicData uri="http://schemas.openxmlformats.org/drawingml/2006/picture">
+                <pic:pic xmlns:pic="http://schemas.openxmlformats.org/drawingml/2006/picture">
+                  <pic:nvPicPr>
+                    <pic:cNvPr id="1058754482" name="Picture 1" descr="A group of black and white symbols&#10;&#10;AI-generated content may be incorrect."/>
+                    <pic:cNvPicPr/>
+                  </pic:nvPicPr>
+                  <pic:blipFill>
+                    <a:blip r:embed="rId14">
+                      <a:extLst>
+                        <a:ext uri="{28A0092B-C50C-407E-A947-70E740481C1C}">
+                          <a14:useLocalDpi xmlns:a14="http://schemas.microsoft.com/office/drawing/2010/main" val="0"/>
+                        </a:ext>
+                      </a:extLst>
+                    </a:blip>
+                    <a:stretch>
+                      <a:fillRect/>
+                    </a:stretch>
+                  </pic:blipFill>
+                  <pic:spPr>
+                    <a:xfrm>
+                      <a:off x="0" y="0"/>
+                      <a:ext cx="1781424" cy="2333951"/>
+                    </a:xfrm>
+                    <a:prstGeom prst="rect">
+                      <a:avLst/>
+                    </a:prstGeom>
+                  </pic:spPr>
+                </pic:pic>
+              </a:graphicData>
+            </a:graphic>
+          </wp:anchor>
+        </w:drawing>
+      </w:r>
       <w:proofErr w:type="spellStart"/>
       <w:r>
         <w:rPr>
@@ -2083,13 +2949,7 @@
         <w:rPr>
           <w:lang w:val="fr-FR"/>
         </w:rPr>
-        <w:t xml:space="preserve"> </w:t>
-      </w:r>
-      <w:r>
-        <w:rPr>
-          <w:lang w:val="fr-FR"/>
-        </w:rPr>
-        <w:t>3</w:t>
+        <w:t xml:space="preserve"> 3</w:t>
       </w:r>
       <w:r>
         <w:rPr>
@@ -2122,14 +2982,898 @@
     </w:p>
     <w:p>
       <w:pPr>
+        <w:pStyle w:val="Heading2"/>
+        <w:rPr>
+          <w:lang w:val="fr-FR"/>
+        </w:rPr>
+      </w:pPr>
+      <w:r>
+        <w:rPr>
+          <w:lang w:val="fr-FR"/>
+        </w:rPr>
+        <w:t>Pseudocode</w:t>
+      </w:r>
+    </w:p>
+    <w:p>
+      <w:pPr>
+        <w:rPr>
+          <w:lang w:val="fr-FR"/>
+        </w:rPr>
+      </w:pPr>
+    </w:p>
+    <w:p>
+      <w:pPr>
+        <w:pStyle w:val="Pseoudocode"/>
+      </w:pPr>
+      <w:r>
+        <w:t>1</w:t>
+      </w:r>
+      <w:r>
+        <w:tab/>
+      </w:r>
+      <w:r>
+        <w:t>START</w:t>
+      </w:r>
+    </w:p>
+    <w:p>
+      <w:pPr>
+        <w:pStyle w:val="Pseoudocode"/>
+      </w:pPr>
+      <w:r>
+        <w:t>2</w:t>
+      </w:r>
+      <w:r>
+        <w:tab/>
+      </w:r>
+      <w:r>
+        <w:t>TURN RIGHT</w:t>
+      </w:r>
+    </w:p>
+    <w:p>
+      <w:pPr>
+        <w:pStyle w:val="Pseoudocode"/>
+      </w:pPr>
+      <w:r>
+        <w:t>3</w:t>
+      </w:r>
+      <w:r>
+        <w:tab/>
+      </w:r>
+      <w:r>
+        <w:t>FORWARD</w:t>
+      </w:r>
+    </w:p>
+    <w:p>
+      <w:pPr>
+        <w:pStyle w:val="Pseoudocode"/>
+      </w:pPr>
+      <w:r>
+        <w:t>4</w:t>
+      </w:r>
+      <w:r>
+        <w:tab/>
+      </w:r>
+      <w:r>
+        <w:t>FORWARD</w:t>
+      </w:r>
+    </w:p>
+    <w:p>
+      <w:pPr>
+        <w:pStyle w:val="Pseoudocode"/>
+      </w:pPr>
+      <w:r>
+        <w:t>5</w:t>
+      </w:r>
+      <w:r>
+        <w:tab/>
+      </w:r>
+      <w:r>
+        <w:t>TURN LEFT</w:t>
+      </w:r>
+    </w:p>
+    <w:p>
+      <w:pPr>
+        <w:pStyle w:val="Pseoudocode"/>
+      </w:pPr>
+      <w:r>
+        <w:t>6</w:t>
+      </w:r>
+      <w:r>
+        <w:tab/>
+      </w:r>
+      <w:r>
+        <w:t>FORWARD</w:t>
+      </w:r>
+    </w:p>
+    <w:p>
+      <w:pPr>
+        <w:pStyle w:val="Pseoudocode"/>
+      </w:pPr>
+      <w:r>
+        <w:t>7</w:t>
+      </w:r>
+      <w:r>
+        <w:tab/>
+      </w:r>
+      <w:r>
+        <w:t>FORWARD</w:t>
+      </w:r>
+    </w:p>
+    <w:p>
+      <w:pPr>
+        <w:pStyle w:val="Pseoudocode"/>
+      </w:pPr>
+      <w:r>
+        <w:t>8</w:t>
+      </w:r>
+      <w:r>
+        <w:tab/>
+      </w:r>
+      <w:r>
+        <w:t>FORWARD</w:t>
+      </w:r>
+    </w:p>
+    <w:p>
+      <w:pPr>
+        <w:pStyle w:val="Pseoudocode"/>
+      </w:pPr>
+      <w:r>
+        <w:t>9</w:t>
+      </w:r>
+      <w:r>
+        <w:tab/>
+      </w:r>
+      <w:r>
+        <w:t>FORWARD</w:t>
+      </w:r>
+    </w:p>
+    <w:p>
+      <w:pPr>
+        <w:pStyle w:val="Pseoudocode"/>
+      </w:pPr>
+      <w:r>
+        <w:t>10</w:t>
+      </w:r>
+      <w:r>
+        <w:tab/>
+      </w:r>
+      <w:r>
+        <w:t>TURN LEFT</w:t>
+      </w:r>
+    </w:p>
+    <w:p>
+      <w:pPr>
+        <w:pStyle w:val="Pseoudocode"/>
+      </w:pPr>
+      <w:r>
+        <w:t>1</w:t>
+      </w:r>
+      <w:r>
+        <w:t>1</w:t>
+      </w:r>
+      <w:r>
+        <w:tab/>
+      </w:r>
+      <w:r>
+        <w:t>FORWARD</w:t>
+      </w:r>
+    </w:p>
+    <w:p>
+      <w:pPr>
+        <w:pStyle w:val="Pseoudocode"/>
+      </w:pPr>
+      <w:r>
+        <w:t>1</w:t>
+      </w:r>
+      <w:r>
+        <w:t>2</w:t>
+      </w:r>
+      <w:r>
+        <w:tab/>
+      </w:r>
+      <w:r>
+        <w:t>FORWARD</w:t>
+      </w:r>
+    </w:p>
+    <w:p>
+      <w:pPr>
+        <w:pStyle w:val="Pseoudocode"/>
+      </w:pPr>
+      <w:r>
+        <w:t>1</w:t>
+      </w:r>
+      <w:r>
+        <w:t>3</w:t>
+      </w:r>
+      <w:r>
+        <w:tab/>
+        <w:t>TURN RIGHT</w:t>
+      </w:r>
+    </w:p>
+    <w:p>
+      <w:pPr>
+        <w:pStyle w:val="Pseoudocode"/>
+      </w:pPr>
+      <w:r>
+        <w:t>1</w:t>
+      </w:r>
+      <w:r>
+        <w:t>4</w:t>
+      </w:r>
+      <w:r>
+        <w:tab/>
+        <w:t>FORWARD</w:t>
+      </w:r>
+    </w:p>
+    <w:p>
+      <w:pPr>
+        <w:pStyle w:val="Pseoudocode"/>
+      </w:pPr>
+      <w:r>
+        <w:br w:type="page"/>
+      </w:r>
+    </w:p>
+    <w:p>
+      <w:pPr>
+        <w:pStyle w:val="Heading2"/>
+      </w:pPr>
+      <w:r>
+        <w:lastRenderedPageBreak/>
+        <w:t>Trace Table</w:t>
+      </w:r>
+    </w:p>
+    <w:tbl>
+      <w:tblPr>
+        <w:tblStyle w:val="TableGrid"/>
+        <w:tblW w:w="0" w:type="auto"/>
+        <w:tblLook w:val="04A0" w:firstRow="1" w:lastRow="0" w:firstColumn="1" w:lastColumn="0" w:noHBand="0" w:noVBand="1"/>
+      </w:tblPr>
+      <w:tblGrid>
+        <w:gridCol w:w="1630"/>
+        <w:gridCol w:w="1630"/>
+        <w:gridCol w:w="1630"/>
+        <w:gridCol w:w="1631"/>
+        <w:gridCol w:w="1631"/>
+      </w:tblGrid>
+      <w:tr>
+        <w:tc>
+          <w:tcPr>
+            <w:tcW w:w="1630" w:type="dxa"/>
+          </w:tcPr>
+          <w:p>
+            <w:r>
+              <w:t>Line</w:t>
+            </w:r>
+          </w:p>
+        </w:tc>
+        <w:tc>
+          <w:tcPr>
+            <w:tcW w:w="1630" w:type="dxa"/>
+          </w:tcPr>
+          <w:p>
+            <w:r>
+              <w:t>Statement</w:t>
+            </w:r>
+          </w:p>
+        </w:tc>
+        <w:tc>
+          <w:tcPr>
+            <w:tcW w:w="1630" w:type="dxa"/>
+          </w:tcPr>
+          <w:p>
+            <w:r>
+              <w:t>Row</w:t>
+            </w:r>
+          </w:p>
+        </w:tc>
+        <w:tc>
+          <w:tcPr>
+            <w:tcW w:w="1631" w:type="dxa"/>
+          </w:tcPr>
+          <w:p>
+            <w:r>
+              <w:t>C</w:t>
+            </w:r>
+            <w:r>
+              <w:t>o</w:t>
+            </w:r>
+            <w:r>
+              <w:t>l</w:t>
+            </w:r>
+          </w:p>
+        </w:tc>
+        <w:tc>
+          <w:tcPr>
+            <w:tcW w:w="1631" w:type="dxa"/>
+          </w:tcPr>
+          <w:p>
+            <w:r>
+              <w:t>direction</w:t>
+            </w:r>
+          </w:p>
+        </w:tc>
+      </w:tr>
+      <w:tr>
+        <w:tc>
+          <w:tcPr>
+            <w:tcW w:w="1630" w:type="dxa"/>
+          </w:tcPr>
+          <w:p>
+            <w:r>
+              <w:t>1</w:t>
+            </w:r>
+          </w:p>
+        </w:tc>
+        <w:tc>
+          <w:tcPr>
+            <w:tcW w:w="1630" w:type="dxa"/>
+          </w:tcPr>
+          <w:p>
+            <w:r>
+              <w:t>START</w:t>
+            </w:r>
+          </w:p>
+        </w:tc>
+        <w:tc>
+          <w:tcPr>
+            <w:tcW w:w="1630" w:type="dxa"/>
+          </w:tcPr>
+          <w:p>
+            <w:r>
+              <w:t>5</w:t>
+            </w:r>
+          </w:p>
+        </w:tc>
+        <w:tc>
+          <w:tcPr>
+            <w:tcW w:w="1631" w:type="dxa"/>
+          </w:tcPr>
+          <w:p>
+            <w:r>
+              <w:t>1</w:t>
+            </w:r>
+          </w:p>
+        </w:tc>
+        <w:tc>
+          <w:tcPr>
+            <w:tcW w:w="1631" w:type="dxa"/>
+          </w:tcPr>
+          <w:p>
+            <w:r>
+              <w:t>north</w:t>
+            </w:r>
+          </w:p>
+        </w:tc>
+      </w:tr>
+      <w:tr>
+        <w:tc>
+          <w:tcPr>
+            <w:tcW w:w="1630" w:type="dxa"/>
+          </w:tcPr>
+          <w:p>
+            <w:r>
+              <w:t>2</w:t>
+            </w:r>
+          </w:p>
+        </w:tc>
+        <w:tc>
+          <w:tcPr>
+            <w:tcW w:w="1630" w:type="dxa"/>
+          </w:tcPr>
+          <w:p>
+            <w:r>
+              <w:t>TURN RIGHT</w:t>
+            </w:r>
+          </w:p>
+        </w:tc>
+        <w:tc>
+          <w:tcPr>
+            <w:tcW w:w="1630" w:type="dxa"/>
+          </w:tcPr>
+          <w:p/>
+        </w:tc>
+        <w:tc>
+          <w:tcPr>
+            <w:tcW w:w="1631" w:type="dxa"/>
+          </w:tcPr>
+          <w:p/>
+        </w:tc>
+        <w:tc>
+          <w:tcPr>
+            <w:tcW w:w="1631" w:type="dxa"/>
+          </w:tcPr>
+          <w:p/>
+        </w:tc>
+      </w:tr>
+      <w:tr>
+        <w:tc>
+          <w:tcPr>
+            <w:tcW w:w="1630" w:type="dxa"/>
+          </w:tcPr>
+          <w:p>
+            <w:r>
+              <w:t>3</w:t>
+            </w:r>
+          </w:p>
+        </w:tc>
+        <w:tc>
+          <w:tcPr>
+            <w:tcW w:w="1630" w:type="dxa"/>
+          </w:tcPr>
+          <w:p>
+            <w:r>
+              <w:t>FORWARD</w:t>
+            </w:r>
+          </w:p>
+        </w:tc>
+        <w:tc>
+          <w:tcPr>
+            <w:tcW w:w="1630" w:type="dxa"/>
+          </w:tcPr>
+          <w:p/>
+        </w:tc>
+        <w:tc>
+          <w:tcPr>
+            <w:tcW w:w="1631" w:type="dxa"/>
+          </w:tcPr>
+          <w:p/>
+        </w:tc>
+        <w:tc>
+          <w:tcPr>
+            <w:tcW w:w="1631" w:type="dxa"/>
+          </w:tcPr>
+          <w:p/>
+        </w:tc>
+      </w:tr>
+      <w:tr>
+        <w:tc>
+          <w:tcPr>
+            <w:tcW w:w="1630" w:type="dxa"/>
+          </w:tcPr>
+          <w:p>
+            <w:r>
+              <w:t>4</w:t>
+            </w:r>
+          </w:p>
+        </w:tc>
+        <w:tc>
+          <w:tcPr>
+            <w:tcW w:w="1630" w:type="dxa"/>
+          </w:tcPr>
+          <w:p>
+            <w:r>
+              <w:t>FORWARD</w:t>
+            </w:r>
+          </w:p>
+        </w:tc>
+        <w:tc>
+          <w:tcPr>
+            <w:tcW w:w="1630" w:type="dxa"/>
+          </w:tcPr>
+          <w:p/>
+        </w:tc>
+        <w:tc>
+          <w:tcPr>
+            <w:tcW w:w="1631" w:type="dxa"/>
+          </w:tcPr>
+          <w:p/>
+        </w:tc>
+        <w:tc>
+          <w:tcPr>
+            <w:tcW w:w="1631" w:type="dxa"/>
+          </w:tcPr>
+          <w:p/>
+        </w:tc>
+      </w:tr>
+      <w:tr>
+        <w:tc>
+          <w:tcPr>
+            <w:tcW w:w="1630" w:type="dxa"/>
+          </w:tcPr>
+          <w:p>
+            <w:r>
+              <w:t>5</w:t>
+            </w:r>
+          </w:p>
+        </w:tc>
+        <w:tc>
+          <w:tcPr>
+            <w:tcW w:w="1630" w:type="dxa"/>
+          </w:tcPr>
+          <w:p>
+            <w:r>
+              <w:t>TURN LEFT</w:t>
+            </w:r>
+          </w:p>
+        </w:tc>
+        <w:tc>
+          <w:tcPr>
+            <w:tcW w:w="1630" w:type="dxa"/>
+          </w:tcPr>
+          <w:p/>
+        </w:tc>
+        <w:tc>
+          <w:tcPr>
+            <w:tcW w:w="1631" w:type="dxa"/>
+          </w:tcPr>
+          <w:p/>
+        </w:tc>
+        <w:tc>
+          <w:tcPr>
+            <w:tcW w:w="1631" w:type="dxa"/>
+          </w:tcPr>
+          <w:p/>
+        </w:tc>
+      </w:tr>
+      <w:tr>
+        <w:tc>
+          <w:tcPr>
+            <w:tcW w:w="1630" w:type="dxa"/>
+          </w:tcPr>
+          <w:p>
+            <w:r>
+              <w:t>6</w:t>
+            </w:r>
+          </w:p>
+        </w:tc>
+        <w:tc>
+          <w:tcPr>
+            <w:tcW w:w="1630" w:type="dxa"/>
+          </w:tcPr>
+          <w:p>
+            <w:r>
+              <w:t>FORWARD</w:t>
+            </w:r>
+          </w:p>
+        </w:tc>
+        <w:tc>
+          <w:tcPr>
+            <w:tcW w:w="1630" w:type="dxa"/>
+          </w:tcPr>
+          <w:p/>
+        </w:tc>
+        <w:tc>
+          <w:tcPr>
+            <w:tcW w:w="1631" w:type="dxa"/>
+          </w:tcPr>
+          <w:p/>
+        </w:tc>
+        <w:tc>
+          <w:tcPr>
+            <w:tcW w:w="1631" w:type="dxa"/>
+          </w:tcPr>
+          <w:p/>
+        </w:tc>
+      </w:tr>
+      <w:tr>
+        <w:tc>
+          <w:tcPr>
+            <w:tcW w:w="1630" w:type="dxa"/>
+          </w:tcPr>
+          <w:p>
+            <w:r>
+              <w:t>7</w:t>
+            </w:r>
+          </w:p>
+        </w:tc>
+        <w:tc>
+          <w:tcPr>
+            <w:tcW w:w="1630" w:type="dxa"/>
+          </w:tcPr>
+          <w:p>
+            <w:r>
+              <w:t>FORWARD</w:t>
+            </w:r>
+          </w:p>
+        </w:tc>
+        <w:tc>
+          <w:tcPr>
+            <w:tcW w:w="1630" w:type="dxa"/>
+          </w:tcPr>
+          <w:p/>
+        </w:tc>
+        <w:tc>
+          <w:tcPr>
+            <w:tcW w:w="1631" w:type="dxa"/>
+          </w:tcPr>
+          <w:p/>
+        </w:tc>
+        <w:tc>
+          <w:tcPr>
+            <w:tcW w:w="1631" w:type="dxa"/>
+          </w:tcPr>
+          <w:p/>
+        </w:tc>
+      </w:tr>
+      <w:tr>
+        <w:tc>
+          <w:tcPr>
+            <w:tcW w:w="1630" w:type="dxa"/>
+          </w:tcPr>
+          <w:p>
+            <w:r>
+              <w:t>8</w:t>
+            </w:r>
+          </w:p>
+        </w:tc>
+        <w:tc>
+          <w:tcPr>
+            <w:tcW w:w="1630" w:type="dxa"/>
+          </w:tcPr>
+          <w:p>
+            <w:r>
+              <w:t>FORWARD</w:t>
+            </w:r>
+          </w:p>
+        </w:tc>
+        <w:tc>
+          <w:tcPr>
+            <w:tcW w:w="1630" w:type="dxa"/>
+          </w:tcPr>
+          <w:p/>
+        </w:tc>
+        <w:tc>
+          <w:tcPr>
+            <w:tcW w:w="1631" w:type="dxa"/>
+          </w:tcPr>
+          <w:p/>
+        </w:tc>
+        <w:tc>
+          <w:tcPr>
+            <w:tcW w:w="1631" w:type="dxa"/>
+          </w:tcPr>
+          <w:p/>
+        </w:tc>
+      </w:tr>
+      <w:tr>
+        <w:tc>
+          <w:tcPr>
+            <w:tcW w:w="1630" w:type="dxa"/>
+          </w:tcPr>
+          <w:p>
+            <w:r>
+              <w:t>9</w:t>
+            </w:r>
+          </w:p>
+        </w:tc>
+        <w:tc>
+          <w:tcPr>
+            <w:tcW w:w="1630" w:type="dxa"/>
+          </w:tcPr>
+          <w:p>
+            <w:r>
+              <w:t>FORWARD</w:t>
+            </w:r>
+          </w:p>
+        </w:tc>
+        <w:tc>
+          <w:tcPr>
+            <w:tcW w:w="1630" w:type="dxa"/>
+          </w:tcPr>
+          <w:p/>
+        </w:tc>
+        <w:tc>
+          <w:tcPr>
+            <w:tcW w:w="1631" w:type="dxa"/>
+          </w:tcPr>
+          <w:p/>
+        </w:tc>
+        <w:tc>
+          <w:tcPr>
+            <w:tcW w:w="1631" w:type="dxa"/>
+          </w:tcPr>
+          <w:p/>
+        </w:tc>
+      </w:tr>
+      <w:tr>
+        <w:tc>
+          <w:tcPr>
+            <w:tcW w:w="1630" w:type="dxa"/>
+          </w:tcPr>
+          <w:p>
+            <w:r>
+              <w:t>10</w:t>
+            </w:r>
+          </w:p>
+        </w:tc>
+        <w:tc>
+          <w:tcPr>
+            <w:tcW w:w="1630" w:type="dxa"/>
+          </w:tcPr>
+          <w:p>
+            <w:r>
+              <w:t>TURN LEFT</w:t>
+            </w:r>
+          </w:p>
+        </w:tc>
+        <w:tc>
+          <w:tcPr>
+            <w:tcW w:w="1630" w:type="dxa"/>
+          </w:tcPr>
+          <w:p/>
+        </w:tc>
+        <w:tc>
+          <w:tcPr>
+            <w:tcW w:w="1631" w:type="dxa"/>
+          </w:tcPr>
+          <w:p/>
+        </w:tc>
+        <w:tc>
+          <w:tcPr>
+            <w:tcW w:w="1631" w:type="dxa"/>
+          </w:tcPr>
+          <w:p/>
+        </w:tc>
+      </w:tr>
+      <w:tr>
+        <w:tc>
+          <w:tcPr>
+            <w:tcW w:w="1630" w:type="dxa"/>
+          </w:tcPr>
+          <w:p>
+            <w:r>
+              <w:t>11</w:t>
+            </w:r>
+          </w:p>
+        </w:tc>
+        <w:tc>
+          <w:tcPr>
+            <w:tcW w:w="1630" w:type="dxa"/>
+          </w:tcPr>
+          <w:p>
+            <w:r>
+              <w:t>FORWARD</w:t>
+            </w:r>
+          </w:p>
+        </w:tc>
+        <w:tc>
+          <w:tcPr>
+            <w:tcW w:w="1630" w:type="dxa"/>
+          </w:tcPr>
+          <w:p/>
+        </w:tc>
+        <w:tc>
+          <w:tcPr>
+            <w:tcW w:w="1631" w:type="dxa"/>
+          </w:tcPr>
+          <w:p/>
+        </w:tc>
+        <w:tc>
+          <w:tcPr>
+            <w:tcW w:w="1631" w:type="dxa"/>
+          </w:tcPr>
+          <w:p/>
+        </w:tc>
+      </w:tr>
+      <w:tr>
+        <w:tc>
+          <w:tcPr>
+            <w:tcW w:w="1630" w:type="dxa"/>
+          </w:tcPr>
+          <w:p>
+            <w:r>
+              <w:t>12</w:t>
+            </w:r>
+          </w:p>
+        </w:tc>
+        <w:tc>
+          <w:tcPr>
+            <w:tcW w:w="1630" w:type="dxa"/>
+          </w:tcPr>
+          <w:p>
+            <w:r>
+              <w:t>FORWARD</w:t>
+            </w:r>
+          </w:p>
+        </w:tc>
+        <w:tc>
+          <w:tcPr>
+            <w:tcW w:w="1630" w:type="dxa"/>
+          </w:tcPr>
+          <w:p/>
+        </w:tc>
+        <w:tc>
+          <w:tcPr>
+            <w:tcW w:w="1631" w:type="dxa"/>
+          </w:tcPr>
+          <w:p/>
+        </w:tc>
+        <w:tc>
+          <w:tcPr>
+            <w:tcW w:w="1631" w:type="dxa"/>
+          </w:tcPr>
+          <w:p/>
+        </w:tc>
+      </w:tr>
+      <w:tr>
+        <w:tc>
+          <w:tcPr>
+            <w:tcW w:w="1630" w:type="dxa"/>
+          </w:tcPr>
+          <w:p>
+            <w:r>
+              <w:t>13</w:t>
+            </w:r>
+          </w:p>
+        </w:tc>
+        <w:tc>
+          <w:tcPr>
+            <w:tcW w:w="1630" w:type="dxa"/>
+          </w:tcPr>
+          <w:p>
+            <w:r>
+              <w:t>TURN RIGHT</w:t>
+            </w:r>
+          </w:p>
+        </w:tc>
+        <w:tc>
+          <w:tcPr>
+            <w:tcW w:w="1630" w:type="dxa"/>
+          </w:tcPr>
+          <w:p/>
+        </w:tc>
+        <w:tc>
+          <w:tcPr>
+            <w:tcW w:w="1631" w:type="dxa"/>
+          </w:tcPr>
+          <w:p/>
+        </w:tc>
+        <w:tc>
+          <w:tcPr>
+            <w:tcW w:w="1631" w:type="dxa"/>
+          </w:tcPr>
+          <w:p/>
+        </w:tc>
+      </w:tr>
+      <w:tr>
+        <w:tc>
+          <w:tcPr>
+            <w:tcW w:w="1630" w:type="dxa"/>
+          </w:tcPr>
+          <w:p>
+            <w:r>
+              <w:t>14</w:t>
+            </w:r>
+          </w:p>
+        </w:tc>
+        <w:tc>
+          <w:tcPr>
+            <w:tcW w:w="1630" w:type="dxa"/>
+          </w:tcPr>
+          <w:p>
+            <w:r>
+              <w:t>FORWARD</w:t>
+            </w:r>
+          </w:p>
+        </w:tc>
+        <w:tc>
+          <w:tcPr>
+            <w:tcW w:w="1630" w:type="dxa"/>
+          </w:tcPr>
+          <w:p/>
+        </w:tc>
+        <w:tc>
+          <w:tcPr>
+            <w:tcW w:w="1631" w:type="dxa"/>
+          </w:tcPr>
+          <w:p/>
+        </w:tc>
+        <w:tc>
+          <w:tcPr>
+            <w:tcW w:w="1631" w:type="dxa"/>
+          </w:tcPr>
+          <w:p/>
+        </w:tc>
+      </w:tr>
+    </w:tbl>
+    <w:p/>
+    <w:p>
+      <w:pPr>
         <w:pStyle w:val="Heading1"/>
       </w:pPr>
       <w:bookmarkStart w:id="9" w:name="_Toc211254884"/>
       <w:r>
-        <w:t xml:space="preserve">Exercise </w:t>
-      </w:r>
-      <w:r>
-        <w:t>4</w:t>
+        <w:t>Exercise 4</w:t>
       </w:r>
       <w:r>
         <w:t xml:space="preserve"> </w:t>
@@ -2144,13 +3888,47 @@
         <w:t xml:space="preserve"> Number Guessing</w:t>
       </w:r>
       <w:bookmarkEnd w:id="9"/>
+    </w:p>
+    <w:p>
+      <w:pPr>
+        <w:pStyle w:val="Heading2"/>
+      </w:pPr>
+      <w:r>
+        <w:t>Pseudocode</w:t>
+      </w:r>
+    </w:p>
+    <w:p/>
+    <w:p>
+      <w:pPr>
+        <w:pStyle w:val="Pseoudocode"/>
+      </w:pPr>
+      <w:r>
+        <w:t>1</w:t>
+      </w:r>
+      <w:r>
+        <w:tab/>
+      </w:r>
+      <w:r>
+        <w:t>START</w:t>
+      </w:r>
+    </w:p>
+    <w:p>
+      <w:pPr>
+        <w:pStyle w:val="Pseoudocode"/>
+      </w:pPr>
+      <w:r>
+        <w:t>2</w:t>
+      </w:r>
+      <w:r>
+        <w:tab/>
+      </w:r>
     </w:p>
     <w:p/>
     <w:p/>
-    <w:p/>
     <w:sectPr>
-      <w:headerReference w:type="default" r:id="rId10"/>
-      <w:footerReference w:type="default" r:id="rId11"/>
+      <w:headerReference w:type="default" r:id="rId15"/>
+      <w:footerReference w:type="default" r:id="rId16"/>
+      <w:headerReference w:type="first" r:id="rId17"/>
       <w:pgSz w:w="11906" w:h="16838"/>
       <w:pgMar w:top="1872" w:right="1872" w:bottom="1872" w:left="1872" w:header="706" w:footer="706" w:gutter="0"/>
       <w:pgNumType w:start="0"/>
@@ -2281,6 +4059,300 @@
     </w:pPr>
   </w:p>
 </w:hdr>
+</file>
+
+<file path=word/header2.xml><?xml version="1.0" encoding="utf-8"?>
+<w:hdr xmlns:wpc="http://schemas.microsoft.com/office/word/2010/wordprocessingCanvas" xmlns:cx="http://schemas.microsoft.com/office/drawing/2014/chartex" xmlns:cx1="http://schemas.microsoft.com/office/drawing/2015/9/8/chartex" xmlns:cx2="http://schemas.microsoft.com/office/drawing/2015/10/21/chartex" xmlns:cx3="http://schemas.microsoft.com/office/drawing/2016/5/9/chartex" xmlns:cx4="http://schemas.microsoft.com/office/drawing/2016/5/10/chartex" xmlns:cx5="http://schemas.microsoft.com/office/drawing/2016/5/11/chartex" xmlns:cx6="http://schemas.microsoft.com/office/drawing/2016/5/12/chartex" xmlns:cx7="http://schemas.microsoft.com/office/drawing/2016/5/13/chartex" xmlns:cx8="http://schemas.microsoft.com/office/drawing/2016/5/14/chartex" xmlns:mc="http://schemas.openxmlformats.org/markup-compatibility/2006" xmlns:aink="http://schemas.microsoft.com/office/drawing/2016/ink" xmlns:am3d="http://schemas.microsoft.com/office/drawing/2017/model3d" xmlns:o="urn:schemas-microsoft-com:office:office" xmlns:oel="http://schemas.microsoft.com/office/2019/extlst" xmlns:r="http://schemas.openxmlformats.org/officeDocument/2006/relationships" xmlns:m="http://schemas.openxmlformats.org/officeDocument/2006/math" xmlns:v="urn:schemas-microsoft-com:vml" xmlns:wp14="http://schemas.microsoft.com/office/word/2010/wordprocessingDrawing" xmlns:wp="http://schemas.openxmlformats.org/drawingml/2006/wordprocessingDrawing" xmlns:w10="urn:schemas-microsoft-com:office:word" xmlns:w="http://schemas.openxmlformats.org/wordprocessingml/2006/main" xmlns:w14="http://schemas.microsoft.com/office/word/2010/wordml" xmlns:w15="http://schemas.microsoft.com/office/word/2012/wordml" xmlns:w16cex="http://schemas.microsoft.com/office/word/2018/wordml/cex" xmlns:w16cid="http://schemas.microsoft.com/office/word/2016/wordml/cid" xmlns:w16="http://schemas.microsoft.com/office/word/2018/wordml" xmlns:w16du="http://schemas.microsoft.com/office/word/2023/wordml/word16du" xmlns:w16sdtdh="http://schemas.microsoft.com/office/word/2020/wordml/sdtdatahash" xmlns:w16sdtfl="http://schemas.microsoft.com/office/word/2024/wordml/sdtformatlock" xmlns:w16se="http://schemas.microsoft.com/office/word/2015/wordml/symex" xmlns:wpg="http://schemas.microsoft.com/office/word/2010/wordprocessingGroup" xmlns:wpi="http://schemas.microsoft.com/office/word/2010/wordprocessingInk" xmlns:wne="http://schemas.microsoft.com/office/word/2006/wordml" xmlns:wps="http://schemas.microsoft.com/office/word/2010/wordprocessingShape" mc:Ignorable="w14 w15 w16se w16cid w16 w16cex w16sdtdh w16sdtfl w16du wp14">
+  <w:p>
+    <w:pPr>
+      <w:pStyle w:val="Header"/>
+    </w:pPr>
+    <w:r>
+      <w:t>UE01</w:t>
+    </w:r>
+  </w:p>
+</w:hdr>
+</file>
+
+<file path=word/numbering.xml><?xml version="1.0" encoding="utf-8"?>
+<w:numbering xmlns:wpc="http://schemas.microsoft.com/office/word/2010/wordprocessingCanvas" xmlns:cx="http://schemas.microsoft.com/office/drawing/2014/chartex" xmlns:cx1="http://schemas.microsoft.com/office/drawing/2015/9/8/chartex" xmlns:cx2="http://schemas.microsoft.com/office/drawing/2015/10/21/chartex" xmlns:cx3="http://schemas.microsoft.com/office/drawing/2016/5/9/chartex" xmlns:cx4="http://schemas.microsoft.com/office/drawing/2016/5/10/chartex" xmlns:cx5="http://schemas.microsoft.com/office/drawing/2016/5/11/chartex" xmlns:cx6="http://schemas.microsoft.com/office/drawing/2016/5/12/chartex" xmlns:cx7="http://schemas.microsoft.com/office/drawing/2016/5/13/chartex" xmlns:cx8="http://schemas.microsoft.com/office/drawing/2016/5/14/chartex" xmlns:mc="http://schemas.openxmlformats.org/markup-compatibility/2006" xmlns:aink="http://schemas.microsoft.com/office/drawing/2016/ink" xmlns:am3d="http://schemas.microsoft.com/office/drawing/2017/model3d" xmlns:o="urn:schemas-microsoft-com:office:office" xmlns:oel="http://schemas.microsoft.com/office/2019/extlst" xmlns:r="http://schemas.openxmlformats.org/officeDocument/2006/relationships" xmlns:m="http://schemas.openxmlformats.org/officeDocument/2006/math" xmlns:v="urn:schemas-microsoft-com:vml" xmlns:wp14="http://schemas.microsoft.com/office/word/2010/wordprocessingDrawing" xmlns:wp="http://schemas.openxmlformats.org/drawingml/2006/wordprocessingDrawing" xmlns:w10="urn:schemas-microsoft-com:office:word" xmlns:w="http://schemas.openxmlformats.org/wordprocessingml/2006/main" xmlns:w14="http://schemas.microsoft.com/office/word/2010/wordml" xmlns:w15="http://schemas.microsoft.com/office/word/2012/wordml" xmlns:w16cex="http://schemas.microsoft.com/office/word/2018/wordml/cex" xmlns:w16cid="http://schemas.microsoft.com/office/word/2016/wordml/cid" xmlns:w16="http://schemas.microsoft.com/office/word/2018/wordml" xmlns:w16du="http://schemas.microsoft.com/office/word/2023/wordml/word16du" xmlns:w16sdtdh="http://schemas.microsoft.com/office/word/2020/wordml/sdtdatahash" xmlns:w16sdtfl="http://schemas.microsoft.com/office/word/2024/wordml/sdtformatlock" xmlns:w16se="http://schemas.microsoft.com/office/word/2015/wordml/symex" xmlns:wpg="http://schemas.microsoft.com/office/word/2010/wordprocessingGroup" xmlns:wpi="http://schemas.microsoft.com/office/word/2010/wordprocessingInk" xmlns:wne="http://schemas.microsoft.com/office/word/2006/wordml" xmlns:wps="http://schemas.microsoft.com/office/word/2010/wordprocessingShape" mc:Ignorable="w14 w15 w16se w16cid w16 w16cex w16sdtdh w16sdtfl w16du wp14">
+  <w:abstractNum w:abstractNumId="0" w15:restartNumberingAfterBreak="0">
+    <w:nsid w:val="07AC0144"/>
+    <w:multiLevelType w:val="hybridMultilevel"/>
+    <w:tmpl w:val="1DF4A306"/>
+    <w:lvl w:ilvl="0" w:tplc="785E4F42">
+      <w:start w:val="1"/>
+      <w:numFmt w:val="decimal"/>
+      <w:lvlText w:val="%1"/>
+      <w:lvlJc w:val="left"/>
+      <w:pPr>
+        <w:ind w:left="2160" w:hanging="720"/>
+      </w:pPr>
+      <w:rPr>
+        <w:rFonts w:hint="default"/>
+      </w:rPr>
+    </w:lvl>
+    <w:lvl w:ilvl="1" w:tplc="20000019">
+      <w:start w:val="1"/>
+      <w:numFmt w:val="lowerLetter"/>
+      <w:lvlText w:val="%2."/>
+      <w:lvlJc w:val="left"/>
+      <w:pPr>
+        <w:ind w:left="2520" w:hanging="360"/>
+      </w:pPr>
+    </w:lvl>
+    <w:lvl w:ilvl="2" w:tplc="2000001B" w:tentative="1">
+      <w:start w:val="1"/>
+      <w:numFmt w:val="lowerRoman"/>
+      <w:lvlText w:val="%3."/>
+      <w:lvlJc w:val="right"/>
+      <w:pPr>
+        <w:ind w:left="3240" w:hanging="180"/>
+      </w:pPr>
+    </w:lvl>
+    <w:lvl w:ilvl="3" w:tplc="2000000F" w:tentative="1">
+      <w:start w:val="1"/>
+      <w:numFmt w:val="decimal"/>
+      <w:lvlText w:val="%4."/>
+      <w:lvlJc w:val="left"/>
+      <w:pPr>
+        <w:ind w:left="3960" w:hanging="360"/>
+      </w:pPr>
+    </w:lvl>
+    <w:lvl w:ilvl="4" w:tplc="20000019" w:tentative="1">
+      <w:start w:val="1"/>
+      <w:numFmt w:val="lowerLetter"/>
+      <w:lvlText w:val="%5."/>
+      <w:lvlJc w:val="left"/>
+      <w:pPr>
+        <w:ind w:left="4680" w:hanging="360"/>
+      </w:pPr>
+    </w:lvl>
+    <w:lvl w:ilvl="5" w:tplc="2000001B" w:tentative="1">
+      <w:start w:val="1"/>
+      <w:numFmt w:val="lowerRoman"/>
+      <w:lvlText w:val="%6."/>
+      <w:lvlJc w:val="right"/>
+      <w:pPr>
+        <w:ind w:left="5400" w:hanging="180"/>
+      </w:pPr>
+    </w:lvl>
+    <w:lvl w:ilvl="6" w:tplc="2000000F" w:tentative="1">
+      <w:start w:val="1"/>
+      <w:numFmt w:val="decimal"/>
+      <w:lvlText w:val="%7."/>
+      <w:lvlJc w:val="left"/>
+      <w:pPr>
+        <w:ind w:left="6120" w:hanging="360"/>
+      </w:pPr>
+    </w:lvl>
+    <w:lvl w:ilvl="7" w:tplc="20000019" w:tentative="1">
+      <w:start w:val="1"/>
+      <w:numFmt w:val="lowerLetter"/>
+      <w:lvlText w:val="%8."/>
+      <w:lvlJc w:val="left"/>
+      <w:pPr>
+        <w:ind w:left="6840" w:hanging="360"/>
+      </w:pPr>
+    </w:lvl>
+    <w:lvl w:ilvl="8" w:tplc="2000001B" w:tentative="1">
+      <w:start w:val="1"/>
+      <w:numFmt w:val="lowerRoman"/>
+      <w:lvlText w:val="%9."/>
+      <w:lvlJc w:val="right"/>
+      <w:pPr>
+        <w:ind w:left="7560" w:hanging="180"/>
+      </w:pPr>
+    </w:lvl>
+  </w:abstractNum>
+  <w:abstractNum w:abstractNumId="1" w15:restartNumberingAfterBreak="0">
+    <w:nsid w:val="3DEE1232"/>
+    <w:multiLevelType w:val="hybridMultilevel"/>
+    <w:tmpl w:val="57F83F06"/>
+    <w:lvl w:ilvl="0" w:tplc="B75827E2">
+      <w:start w:val="12"/>
+      <w:numFmt w:val="decimal"/>
+      <w:lvlText w:val="%1"/>
+      <w:lvlJc w:val="left"/>
+      <w:pPr>
+        <w:ind w:left="1800" w:hanging="360"/>
+      </w:pPr>
+      <w:rPr>
+        <w:rFonts w:hint="default"/>
+      </w:rPr>
+    </w:lvl>
+    <w:lvl w:ilvl="1" w:tplc="20000019" w:tentative="1">
+      <w:start w:val="1"/>
+      <w:numFmt w:val="lowerLetter"/>
+      <w:lvlText w:val="%2."/>
+      <w:lvlJc w:val="left"/>
+      <w:pPr>
+        <w:ind w:left="2520" w:hanging="360"/>
+      </w:pPr>
+    </w:lvl>
+    <w:lvl w:ilvl="2" w:tplc="2000001B" w:tentative="1">
+      <w:start w:val="1"/>
+      <w:numFmt w:val="lowerRoman"/>
+      <w:lvlText w:val="%3."/>
+      <w:lvlJc w:val="right"/>
+      <w:pPr>
+        <w:ind w:left="3240" w:hanging="180"/>
+      </w:pPr>
+    </w:lvl>
+    <w:lvl w:ilvl="3" w:tplc="2000000F" w:tentative="1">
+      <w:start w:val="1"/>
+      <w:numFmt w:val="decimal"/>
+      <w:lvlText w:val="%4."/>
+      <w:lvlJc w:val="left"/>
+      <w:pPr>
+        <w:ind w:left="3960" w:hanging="360"/>
+      </w:pPr>
+    </w:lvl>
+    <w:lvl w:ilvl="4" w:tplc="20000019" w:tentative="1">
+      <w:start w:val="1"/>
+      <w:numFmt w:val="lowerLetter"/>
+      <w:lvlText w:val="%5."/>
+      <w:lvlJc w:val="left"/>
+      <w:pPr>
+        <w:ind w:left="4680" w:hanging="360"/>
+      </w:pPr>
+    </w:lvl>
+    <w:lvl w:ilvl="5" w:tplc="2000001B" w:tentative="1">
+      <w:start w:val="1"/>
+      <w:numFmt w:val="lowerRoman"/>
+      <w:lvlText w:val="%6."/>
+      <w:lvlJc w:val="right"/>
+      <w:pPr>
+        <w:ind w:left="5400" w:hanging="180"/>
+      </w:pPr>
+    </w:lvl>
+    <w:lvl w:ilvl="6" w:tplc="2000000F" w:tentative="1">
+      <w:start w:val="1"/>
+      <w:numFmt w:val="decimal"/>
+      <w:lvlText w:val="%7."/>
+      <w:lvlJc w:val="left"/>
+      <w:pPr>
+        <w:ind w:left="6120" w:hanging="360"/>
+      </w:pPr>
+    </w:lvl>
+    <w:lvl w:ilvl="7" w:tplc="20000019" w:tentative="1">
+      <w:start w:val="1"/>
+      <w:numFmt w:val="lowerLetter"/>
+      <w:lvlText w:val="%8."/>
+      <w:lvlJc w:val="left"/>
+      <w:pPr>
+        <w:ind w:left="6840" w:hanging="360"/>
+      </w:pPr>
+    </w:lvl>
+    <w:lvl w:ilvl="8" w:tplc="2000001B" w:tentative="1">
+      <w:start w:val="1"/>
+      <w:numFmt w:val="lowerRoman"/>
+      <w:lvlText w:val="%9."/>
+      <w:lvlJc w:val="right"/>
+      <w:pPr>
+        <w:ind w:left="7560" w:hanging="180"/>
+      </w:pPr>
+    </w:lvl>
+  </w:abstractNum>
+  <w:abstractNum w:abstractNumId="2" w15:restartNumberingAfterBreak="0">
+    <w:nsid w:val="515A3E0F"/>
+    <w:multiLevelType w:val="hybridMultilevel"/>
+    <w:tmpl w:val="2CEE2032"/>
+    <w:lvl w:ilvl="0" w:tplc="A2226B84">
+      <w:start w:val="1"/>
+      <w:numFmt w:val="decimal"/>
+      <w:lvlText w:val="%1"/>
+      <w:lvlJc w:val="left"/>
+      <w:pPr>
+        <w:ind w:left="720" w:hanging="360"/>
+      </w:pPr>
+      <w:rPr>
+        <w:rFonts w:hint="default"/>
+      </w:rPr>
+    </w:lvl>
+    <w:lvl w:ilvl="1" w:tplc="20000019">
+      <w:start w:val="1"/>
+      <w:numFmt w:val="lowerLetter"/>
+      <w:lvlText w:val="%2."/>
+      <w:lvlJc w:val="left"/>
+      <w:pPr>
+        <w:ind w:left="1440" w:hanging="360"/>
+      </w:pPr>
+    </w:lvl>
+    <w:lvl w:ilvl="2" w:tplc="2000001B" w:tentative="1">
+      <w:start w:val="1"/>
+      <w:numFmt w:val="lowerRoman"/>
+      <w:lvlText w:val="%3."/>
+      <w:lvlJc w:val="right"/>
+      <w:pPr>
+        <w:ind w:left="2160" w:hanging="180"/>
+      </w:pPr>
+    </w:lvl>
+    <w:lvl w:ilvl="3" w:tplc="2000000F" w:tentative="1">
+      <w:start w:val="1"/>
+      <w:numFmt w:val="decimal"/>
+      <w:lvlText w:val="%4."/>
+      <w:lvlJc w:val="left"/>
+      <w:pPr>
+        <w:ind w:left="2880" w:hanging="360"/>
+      </w:pPr>
+    </w:lvl>
+    <w:lvl w:ilvl="4" w:tplc="20000019" w:tentative="1">
+      <w:start w:val="1"/>
+      <w:numFmt w:val="lowerLetter"/>
+      <w:lvlText w:val="%5."/>
+      <w:lvlJc w:val="left"/>
+      <w:pPr>
+        <w:ind w:left="3600" w:hanging="360"/>
+      </w:pPr>
+    </w:lvl>
+    <w:lvl w:ilvl="5" w:tplc="2000001B" w:tentative="1">
+      <w:start w:val="1"/>
+      <w:numFmt w:val="lowerRoman"/>
+      <w:lvlText w:val="%6."/>
+      <w:lvlJc w:val="right"/>
+      <w:pPr>
+        <w:ind w:left="4320" w:hanging="180"/>
+      </w:pPr>
+    </w:lvl>
+    <w:lvl w:ilvl="6" w:tplc="2000000F" w:tentative="1">
+      <w:start w:val="1"/>
+      <w:numFmt w:val="decimal"/>
+      <w:lvlText w:val="%7."/>
+      <w:lvlJc w:val="left"/>
+      <w:pPr>
+        <w:ind w:left="5040" w:hanging="360"/>
+      </w:pPr>
+    </w:lvl>
+    <w:lvl w:ilvl="7" w:tplc="20000019" w:tentative="1">
+      <w:start w:val="1"/>
+      <w:numFmt w:val="lowerLetter"/>
+      <w:lvlText w:val="%8."/>
+      <w:lvlJc w:val="left"/>
+      <w:pPr>
+        <w:ind w:left="5760" w:hanging="360"/>
+      </w:pPr>
+    </w:lvl>
+    <w:lvl w:ilvl="8" w:tplc="2000001B" w:tentative="1">
+      <w:start w:val="1"/>
+      <w:numFmt w:val="lowerRoman"/>
+      <w:lvlText w:val="%9."/>
+      <w:lvlJc w:val="right"/>
+      <w:pPr>
+        <w:ind w:left="6480" w:hanging="180"/>
+      </w:pPr>
+    </w:lvl>
+  </w:abstractNum>
+  <w:num w:numId="1" w16cid:durableId="94404181">
+    <w:abstractNumId w:val="2"/>
+  </w:num>
+  <w:num w:numId="2" w16cid:durableId="316106527">
+    <w:abstractNumId w:val="1"/>
+  </w:num>
+  <w:num w:numId="3" w16cid:durableId="1032145165">
+    <w:abstractNumId w:val="0"/>
+  </w:num>
+</w:numbering>
 </file>
 
 <file path=word/styles.xml><?xml version="1.0" encoding="utf-8"?>
@@ -3374,6 +5446,52 @@
       <w:szCs w:val="18"/>
     </w:rPr>
   </w:style>
+  <w:style w:type="paragraph" w:customStyle="1" w:styleId="Pseoudocode">
+    <w:name w:val="Pseoudocode"/>
+    <w:basedOn w:val="Normal"/>
+    <w:link w:val="PseoudocodeChar"/>
+    <w:qFormat/>
+    <w:rsid w:val="00A10066"/>
+    <w:pPr>
+      <w:spacing w:before="240" w:after="240"/>
+      <w:ind w:left="1440"/>
+      <w:contextualSpacing/>
+      <w:jc w:val="left"/>
+    </w:pPr>
+    <w:rPr>
+      <w:rFonts w:ascii="Cascadia Code" w:hAnsi="Cascadia Code"/>
+      <w:lang w:val="fr-FR"/>
+    </w:rPr>
+  </w:style>
+  <w:style w:type="character" w:customStyle="1" w:styleId="PseoudocodeChar">
+    <w:name w:val="Pseoudocode Char"/>
+    <w:basedOn w:val="DefaultParagraphFont"/>
+    <w:link w:val="Pseoudocode"/>
+    <w:rsid w:val="00A10066"/>
+    <w:rPr>
+      <w:rFonts w:ascii="Cascadia Code" w:hAnsi="Cascadia Code"/>
+      <w:lang w:val="fr-FR"/>
+    </w:rPr>
+  </w:style>
+  <w:style w:type="table" w:styleId="TableGrid">
+    <w:name w:val="Table Grid"/>
+    <w:basedOn w:val="TableNormal"/>
+    <w:uiPriority w:val="39"/>
+    <w:rsid w:val="00D94FEC"/>
+    <w:pPr>
+      <w:spacing w:after="0" w:line="240" w:lineRule="auto"/>
+    </w:pPr>
+    <w:tblPr>
+      <w:tblBorders>
+        <w:top w:val="single" w:sz="4" w:space="0" w:color="auto"/>
+        <w:left w:val="single" w:sz="4" w:space="0" w:color="auto"/>
+        <w:bottom w:val="single" w:sz="4" w:space="0" w:color="auto"/>
+        <w:right w:val="single" w:sz="4" w:space="0" w:color="auto"/>
+        <w:insideH w:val="single" w:sz="4" w:space="0" w:color="auto"/>
+        <w:insideV w:val="single" w:sz="4" w:space="0" w:color="auto"/>
+      </w:tblBorders>
+    </w:tblPr>
+  </w:style>
 </w:styles>
 </file>
 

--- a/Modules/Semester_1/Modern Code/Aufgaben/01_Java_Basics_Pseudocode/Protocol.docx
+++ b/Modules/Semester_1/Modern Code/Aufgaben/01_Java_Basics_Pseudocode/Protocol.docx
@@ -300,7 +300,20 @@
                                     <w:lang w:val="en-US"/>
                                   </w:rPr>
                                   <w:tab/>
-                                  <w:t>XX:XX:XX</w:t>
+                                </w:r>
+                                <w:proofErr w:type="gramStart"/>
+                                <w:r>
+                                  <w:rPr>
+                                    <w:lang w:val="en-US"/>
+                                  </w:rPr>
+                                  <w:t>XX:XX</w:t>
+                                </w:r>
+                                <w:proofErr w:type="gramEnd"/>
+                                <w:r>
+                                  <w:rPr>
+                                    <w:lang w:val="en-US"/>
+                                  </w:rPr>
+                                  <w:t>:XX</w:t>
                                 </w:r>
                               </w:p>
                             </w:txbxContent>
@@ -444,7 +457,20 @@
                               <w:lang w:val="en-US"/>
                             </w:rPr>
                             <w:tab/>
-                            <w:t>XX:XX:XX</w:t>
+                          </w:r>
+                          <w:proofErr w:type="gramStart"/>
+                          <w:r>
+                            <w:rPr>
+                              <w:lang w:val="en-US"/>
+                            </w:rPr>
+                            <w:t>XX:XX</w:t>
+                          </w:r>
+                          <w:proofErr w:type="gramEnd"/>
+                          <w:r>
+                            <w:rPr>
+                              <w:lang w:val="en-US"/>
+                            </w:rPr>
+                            <w:t>:XX</w:t>
                           </w:r>
                         </w:p>
                       </w:txbxContent>
@@ -1394,27 +1420,14 @@
                             <w:r>
                               <w:t xml:space="preserve">Figure </w:t>
                             </w:r>
-                            <w:r>
-                              <w:fldChar w:fldCharType="begin"/>
-                            </w:r>
-                            <w:r>
-                              <w:instrText xml:space="preserve"> SEQ Figure \* ARABIC </w:instrText>
-                            </w:r>
-                            <w:r>
-                              <w:fldChar w:fldCharType="separate"/>
-                            </w:r>
-                            <w:r>
-                              <w:rPr>
-                                <w:noProof/>
-                              </w:rPr>
-                              <w:t>1</w:t>
-                            </w:r>
-                            <w:r>
-                              <w:rPr>
-                                <w:noProof/>
-                              </w:rPr>
-                              <w:fldChar w:fldCharType="end"/>
-                            </w:r>
+                            <w:fldSimple w:instr=" SEQ Figure \* ARABIC ">
+                              <w:r>
+                                <w:rPr>
+                                  <w:noProof/>
+                                </w:rPr>
+                                <w:t>1</w:t>
+                              </w:r>
+                            </w:fldSimple>
                             <w:r>
                               <w:t xml:space="preserve">: </w:t>
                             </w:r>
@@ -1456,27 +1469,14 @@
                       <w:r>
                         <w:t xml:space="preserve">Figure </w:t>
                       </w:r>
-                      <w:r>
-                        <w:fldChar w:fldCharType="begin"/>
-                      </w:r>
-                      <w:r>
-                        <w:instrText xml:space="preserve"> SEQ Figure \* ARABIC </w:instrText>
-                      </w:r>
-                      <w:r>
-                        <w:fldChar w:fldCharType="separate"/>
-                      </w:r>
-                      <w:r>
-                        <w:rPr>
-                          <w:noProof/>
-                        </w:rPr>
-                        <w:t>1</w:t>
-                      </w:r>
-                      <w:r>
-                        <w:rPr>
-                          <w:noProof/>
-                        </w:rPr>
-                        <w:fldChar w:fldCharType="end"/>
-                      </w:r>
+                      <w:fldSimple w:instr=" SEQ Figure \* ARABIC ">
+                        <w:r>
+                          <w:rPr>
+                            <w:noProof/>
+                          </w:rPr>
+                          <w:t>1</w:t>
+                        </w:r>
+                      </w:fldSimple>
                       <w:r>
                         <w:t xml:space="preserve">: </w:t>
                       </w:r>
@@ -1610,27 +1610,14 @@
                             <w:r>
                               <w:t xml:space="preserve">Figure </w:t>
                             </w:r>
-                            <w:r>
-                              <w:fldChar w:fldCharType="begin"/>
-                            </w:r>
-                            <w:r>
-                              <w:instrText xml:space="preserve"> SEQ Figure \* ARABIC </w:instrText>
-                            </w:r>
-                            <w:r>
-                              <w:fldChar w:fldCharType="separate"/>
-                            </w:r>
-                            <w:r>
-                              <w:rPr>
-                                <w:noProof/>
-                              </w:rPr>
-                              <w:t>2</w:t>
-                            </w:r>
-                            <w:r>
-                              <w:rPr>
-                                <w:noProof/>
-                              </w:rPr>
-                              <w:fldChar w:fldCharType="end"/>
-                            </w:r>
+                            <w:fldSimple w:instr=" SEQ Figure \* ARABIC ">
+                              <w:r>
+                                <w:rPr>
+                                  <w:noProof/>
+                                </w:rPr>
+                                <w:t>2</w:t>
+                              </w:r>
+                            </w:fldSimple>
                             <w:r>
                               <w:t xml:space="preserve">: </w:t>
                             </w:r>
@@ -1672,27 +1659,14 @@
                       <w:r>
                         <w:t xml:space="preserve">Figure </w:t>
                       </w:r>
-                      <w:r>
-                        <w:fldChar w:fldCharType="begin"/>
-                      </w:r>
-                      <w:r>
-                        <w:instrText xml:space="preserve"> SEQ Figure \* ARABIC </w:instrText>
-                      </w:r>
-                      <w:r>
-                        <w:fldChar w:fldCharType="separate"/>
-                      </w:r>
-                      <w:r>
-                        <w:rPr>
-                          <w:noProof/>
-                        </w:rPr>
-                        <w:t>2</w:t>
-                      </w:r>
-                      <w:r>
-                        <w:rPr>
-                          <w:noProof/>
-                        </w:rPr>
-                        <w:fldChar w:fldCharType="end"/>
-                      </w:r>
+                      <w:fldSimple w:instr=" SEQ Figure \* ARABIC ">
+                        <w:r>
+                          <w:rPr>
+                            <w:noProof/>
+                          </w:rPr>
+                          <w:t>2</w:t>
+                        </w:r>
+                      </w:fldSimple>
                       <w:r>
                         <w:t xml:space="preserve">: </w:t>
                       </w:r>
@@ -1780,13 +1754,13 @@
       <w:pPr>
         <w:pStyle w:val="Heading2"/>
         <w:rPr>
-          <w:lang w:val="fr-FR"/>
+          <w:lang w:val="en-US"/>
         </w:rPr>
       </w:pPr>
       <w:bookmarkStart w:id="3" w:name="_Toc211254878"/>
       <w:r>
         <w:rPr>
-          <w:lang w:val="fr-FR"/>
+          <w:lang w:val="en-US"/>
         </w:rPr>
         <w:t>Tests</w:t>
       </w:r>
@@ -1795,7 +1769,7 @@
     <w:p>
       <w:pPr>
         <w:rPr>
-          <w:lang w:val="fr-FR"/>
+          <w:lang w:val="en-US"/>
         </w:rPr>
       </w:pPr>
       <w:r>
@@ -1849,27 +1823,14 @@
                             <w:r>
                               <w:t xml:space="preserve">Figure </w:t>
                             </w:r>
-                            <w:r>
-                              <w:fldChar w:fldCharType="begin"/>
-                            </w:r>
-                            <w:r>
-                              <w:instrText xml:space="preserve"> SEQ Figure \* ARABIC </w:instrText>
-                            </w:r>
-                            <w:r>
-                              <w:fldChar w:fldCharType="separate"/>
-                            </w:r>
-                            <w:r>
-                              <w:rPr>
-                                <w:noProof/>
-                              </w:rPr>
-                              <w:t>3</w:t>
-                            </w:r>
-                            <w:r>
-                              <w:rPr>
-                                <w:noProof/>
-                              </w:rPr>
-                              <w:fldChar w:fldCharType="end"/>
-                            </w:r>
+                            <w:fldSimple w:instr=" SEQ Figure \* ARABIC ">
+                              <w:r>
+                                <w:rPr>
+                                  <w:noProof/>
+                                </w:rPr>
+                                <w:t>3</w:t>
+                              </w:r>
+                            </w:fldSimple>
                             <w:r>
                               <w:t xml:space="preserve">: </w:t>
                             </w:r>
@@ -1911,27 +1872,14 @@
                       <w:r>
                         <w:t xml:space="preserve">Figure </w:t>
                       </w:r>
-                      <w:r>
-                        <w:fldChar w:fldCharType="begin"/>
-                      </w:r>
-                      <w:r>
-                        <w:instrText xml:space="preserve"> SEQ Figure \* ARABIC </w:instrText>
-                      </w:r>
-                      <w:r>
-                        <w:fldChar w:fldCharType="separate"/>
-                      </w:r>
-                      <w:r>
-                        <w:rPr>
-                          <w:noProof/>
-                        </w:rPr>
-                        <w:t>3</w:t>
-                      </w:r>
-                      <w:r>
-                        <w:rPr>
-                          <w:noProof/>
-                        </w:rPr>
-                        <w:fldChar w:fldCharType="end"/>
-                      </w:r>
+                      <w:fldSimple w:instr=" SEQ Figure \* ARABIC ">
+                        <w:r>
+                          <w:rPr>
+                            <w:noProof/>
+                          </w:rPr>
+                          <w:t>3</w:t>
+                        </w:r>
+                      </w:fldSimple>
                       <w:r>
                         <w:t xml:space="preserve">: </w:t>
                       </w:r>
@@ -2012,88 +1960,46 @@
       <w:pPr>
         <w:pStyle w:val="Heading1"/>
         <w:rPr>
-          <w:lang w:val="fr-FR"/>
+          <w:lang w:val="en-US"/>
         </w:rPr>
       </w:pPr>
       <w:bookmarkStart w:id="4" w:name="_Toc211254879"/>
-      <w:proofErr w:type="spellStart"/>
-      <w:r>
-        <w:rPr>
-          <w:lang w:val="fr-FR"/>
+      <w:r>
+        <w:rPr>
+          <w:lang w:val="en-US"/>
         </w:rPr>
         <w:lastRenderedPageBreak/>
-        <w:t>Exercise</w:t>
-      </w:r>
-      <w:proofErr w:type="spellEnd"/>
-      <w:r>
-        <w:rPr>
-          <w:lang w:val="fr-FR"/>
-        </w:rPr>
-        <w:t xml:space="preserve"> 2</w:t>
-      </w:r>
-      <w:r>
-        <w:rPr>
-          <w:lang w:val="fr-FR"/>
-        </w:rPr>
-        <w:t xml:space="preserve"> </w:t>
-      </w:r>
-      <w:r>
-        <w:rPr>
-          <w:lang w:val="fr-FR"/>
-        </w:rPr>
-        <w:t>–</w:t>
-      </w:r>
-      <w:r>
-        <w:rPr>
-          <w:lang w:val="fr-FR"/>
-        </w:rPr>
-        <w:t xml:space="preserve"> </w:t>
-      </w:r>
-      <w:r>
-        <w:rPr>
-          <w:lang w:val="fr-FR"/>
-        </w:rPr>
-        <w:t xml:space="preserve">Simple </w:t>
-      </w:r>
-      <w:proofErr w:type="spellStart"/>
-      <w:r>
-        <w:rPr>
-          <w:lang w:val="fr-FR"/>
-        </w:rPr>
-        <w:t>Calculator</w:t>
+        <w:t>Exercise 2</w:t>
+      </w:r>
+      <w:r>
+        <w:rPr>
+          <w:lang w:val="en-US"/>
+        </w:rPr>
+        <w:t xml:space="preserve"> – Simple Calculator</w:t>
       </w:r>
       <w:bookmarkEnd w:id="4"/>
-      <w:proofErr w:type="spellEnd"/>
     </w:p>
     <w:p>
       <w:pPr>
         <w:pStyle w:val="Heading2"/>
         <w:rPr>
-          <w:lang w:val="fr-FR"/>
+          <w:lang w:val="en-US"/>
         </w:rPr>
       </w:pPr>
       <w:bookmarkStart w:id="5" w:name="_Toc211254880"/>
       <w:r>
         <w:rPr>
-          <w:lang w:val="fr-FR"/>
-        </w:rPr>
-        <w:t xml:space="preserve">Solution </w:t>
-      </w:r>
-      <w:proofErr w:type="spellStart"/>
-      <w:r>
-        <w:rPr>
-          <w:lang w:val="fr-FR"/>
-        </w:rPr>
-        <w:t>Idea</w:t>
+          <w:lang w:val="en-US"/>
+        </w:rPr>
+        <w:t>Solution Idea</w:t>
       </w:r>
       <w:bookmarkEnd w:id="5"/>
-      <w:proofErr w:type="spellEnd"/>
     </w:p>
     <w:p>
       <w:pPr>
         <w:pStyle w:val="Heading2"/>
         <w:rPr>
-          <w:lang w:val="fr-FR"/>
+          <w:lang w:val="en-US"/>
         </w:rPr>
       </w:pPr>
       <w:bookmarkStart w:id="6" w:name="_Toc211254881"/>
@@ -2149,24 +2055,14 @@
                             <w:r>
                               <w:t xml:space="preserve">Figure </w:t>
                             </w:r>
-                            <w:r>
-                              <w:fldChar w:fldCharType="begin"/>
-                            </w:r>
-                            <w:r>
-                              <w:instrText xml:space="preserve"> SEQ Figure \* ARABIC </w:instrText>
-                            </w:r>
-                            <w:r>
-                              <w:fldChar w:fldCharType="separate"/>
-                            </w:r>
-                            <w:r>
-                              <w:rPr>
-                                <w:noProof/>
-                              </w:rPr>
-                              <w:t>4</w:t>
-                            </w:r>
-                            <w:r>
-                              <w:fldChar w:fldCharType="end"/>
-                            </w:r>
+                            <w:fldSimple w:instr=" SEQ Figure \* ARABIC ">
+                              <w:r>
+                                <w:rPr>
+                                  <w:noProof/>
+                                </w:rPr>
+                                <w:t>4</w:t>
+                              </w:r>
+                            </w:fldSimple>
                             <w:r>
                               <w:t xml:space="preserve">: </w:t>
                             </w:r>
@@ -2209,24 +2105,14 @@
                       <w:r>
                         <w:t xml:space="preserve">Figure </w:t>
                       </w:r>
-                      <w:r>
-                        <w:fldChar w:fldCharType="begin"/>
-                      </w:r>
-                      <w:r>
-                        <w:instrText xml:space="preserve"> SEQ Figure \* ARABIC </w:instrText>
-                      </w:r>
-                      <w:r>
-                        <w:fldChar w:fldCharType="separate"/>
-                      </w:r>
-                      <w:r>
-                        <w:rPr>
-                          <w:noProof/>
-                        </w:rPr>
-                        <w:t>4</w:t>
-                      </w:r>
-                      <w:r>
-                        <w:fldChar w:fldCharType="end"/>
-                      </w:r>
+                      <w:fldSimple w:instr=" SEQ Figure \* ARABIC ">
+                        <w:r>
+                          <w:rPr>
+                            <w:noProof/>
+                          </w:rPr>
+                          <w:t>4</w:t>
+                        </w:r>
+                      </w:fldSimple>
                       <w:r>
                         <w:t xml:space="preserve">: </w:t>
                       </w:r>
@@ -2249,6 +2135,7 @@
       </w:r>
       <w:r>
         <w:rPr>
+          <w:noProof/>
           <w:lang w:val="fr-FR"/>
         </w:rPr>
         <w:drawing>
@@ -2303,7 +2190,7 @@
       </w:r>
       <w:r>
         <w:rPr>
-          <w:lang w:val="fr-FR"/>
+          <w:lang w:val="en-US"/>
         </w:rPr>
         <w:t>Code</w:t>
       </w:r>
@@ -2312,7 +2199,7 @@
     <w:p>
       <w:pPr>
         <w:rPr>
-          <w:lang w:val="fr-FR"/>
+          <w:lang w:val="en-US"/>
         </w:rPr>
       </w:pPr>
       <w:r>
@@ -2366,24 +2253,14 @@
                             <w:r>
                               <w:t xml:space="preserve">Figure </w:t>
                             </w:r>
-                            <w:r>
-                              <w:fldChar w:fldCharType="begin"/>
-                            </w:r>
-                            <w:r>
-                              <w:instrText xml:space="preserve"> SEQ Figure \* ARABIC </w:instrText>
-                            </w:r>
-                            <w:r>
-                              <w:fldChar w:fldCharType="separate"/>
-                            </w:r>
-                            <w:r>
-                              <w:rPr>
-                                <w:noProof/>
-                              </w:rPr>
-                              <w:t>5</w:t>
-                            </w:r>
-                            <w:r>
-                              <w:fldChar w:fldCharType="end"/>
-                            </w:r>
+                            <w:fldSimple w:instr=" SEQ Figure \* ARABIC ">
+                              <w:r>
+                                <w:rPr>
+                                  <w:noProof/>
+                                </w:rPr>
+                                <w:t>5</w:t>
+                              </w:r>
+                            </w:fldSimple>
                             <w:r>
                               <w:t xml:space="preserve">: </w:t>
                             </w:r>
@@ -2425,24 +2302,14 @@
                       <w:r>
                         <w:t xml:space="preserve">Figure </w:t>
                       </w:r>
-                      <w:r>
-                        <w:fldChar w:fldCharType="begin"/>
-                      </w:r>
-                      <w:r>
-                        <w:instrText xml:space="preserve"> SEQ Figure \* ARABIC </w:instrText>
-                      </w:r>
-                      <w:r>
-                        <w:fldChar w:fldCharType="separate"/>
-                      </w:r>
-                      <w:r>
-                        <w:rPr>
-                          <w:noProof/>
-                        </w:rPr>
-                        <w:t>5</w:t>
-                      </w:r>
-                      <w:r>
-                        <w:fldChar w:fldCharType="end"/>
-                      </w:r>
+                      <w:fldSimple w:instr=" SEQ Figure \* ARABIC ">
+                        <w:r>
+                          <w:rPr>
+                            <w:noProof/>
+                          </w:rPr>
+                          <w:t>5</w:t>
+                        </w:r>
+                      </w:fldSimple>
                       <w:r>
                         <w:t xml:space="preserve">: </w:t>
                       </w:r>
@@ -2465,6 +2332,7 @@
       </w:r>
       <w:r>
         <w:rPr>
+          <w:noProof/>
           <w:lang w:val="fr-FR"/>
         </w:rPr>
         <w:drawing>
@@ -2521,7 +2389,7 @@
     <w:p>
       <w:pPr>
         <w:rPr>
-          <w:lang w:val="fr-FR"/>
+          <w:lang w:val="en-US"/>
         </w:rPr>
       </w:pPr>
     </w:p>
@@ -2529,13 +2397,13 @@
       <w:pPr>
         <w:pStyle w:val="Heading2"/>
         <w:rPr>
-          <w:lang w:val="fr-FR"/>
+          <w:lang w:val="en-US"/>
         </w:rPr>
       </w:pPr>
       <w:bookmarkStart w:id="7" w:name="_Toc211254882"/>
       <w:r>
         <w:rPr>
-          <w:lang w:val="fr-FR"/>
+          <w:lang w:val="en-US"/>
         </w:rPr>
         <w:t>Tests</w:t>
       </w:r>
@@ -2544,7 +2412,7 @@
     <w:p>
       <w:pPr>
         <w:rPr>
-          <w:lang w:val="fr-FR"/>
+          <w:lang w:val="en-US"/>
         </w:rPr>
       </w:pPr>
       <w:r>
@@ -2598,24 +2466,14 @@
                             <w:r>
                               <w:t xml:space="preserve">Figure </w:t>
                             </w:r>
-                            <w:r>
-                              <w:fldChar w:fldCharType="begin"/>
-                            </w:r>
-                            <w:r>
-                              <w:instrText xml:space="preserve"> SEQ Figure \* ARABIC </w:instrText>
-                            </w:r>
-                            <w:r>
-                              <w:fldChar w:fldCharType="separate"/>
-                            </w:r>
-                            <w:r>
-                              <w:rPr>
-                                <w:noProof/>
-                              </w:rPr>
-                              <w:t>6</w:t>
-                            </w:r>
-                            <w:r>
-                              <w:fldChar w:fldCharType="end"/>
-                            </w:r>
+                            <w:fldSimple w:instr=" SEQ Figure \* ARABIC ">
+                              <w:r>
+                                <w:rPr>
+                                  <w:noProof/>
+                                </w:rPr>
+                                <w:t>6</w:t>
+                              </w:r>
+                            </w:fldSimple>
                             <w:r>
                               <w:t>: Simple Calculator Results</w:t>
                             </w:r>
@@ -2649,24 +2507,14 @@
                       <w:r>
                         <w:t xml:space="preserve">Figure </w:t>
                       </w:r>
-                      <w:r>
-                        <w:fldChar w:fldCharType="begin"/>
-                      </w:r>
-                      <w:r>
-                        <w:instrText xml:space="preserve"> SEQ Figure \* ARABIC </w:instrText>
-                      </w:r>
-                      <w:r>
-                        <w:fldChar w:fldCharType="separate"/>
-                      </w:r>
-                      <w:r>
-                        <w:rPr>
-                          <w:noProof/>
-                        </w:rPr>
-                        <w:t>6</w:t>
-                      </w:r>
-                      <w:r>
-                        <w:fldChar w:fldCharType="end"/>
-                      </w:r>
+                      <w:fldSimple w:instr=" SEQ Figure \* ARABIC ">
+                        <w:r>
+                          <w:rPr>
+                            <w:noProof/>
+                          </w:rPr>
+                          <w:t>6</w:t>
+                        </w:r>
+                      </w:fldSimple>
                       <w:r>
                         <w:t>: Simple Calculator Results</w:t>
                       </w:r>
@@ -2681,6 +2529,7 @@
       </w:r>
       <w:r>
         <w:rPr>
+          <w:noProof/>
           <w:lang w:val="fr-FR"/>
         </w:rPr>
         <w:drawing>
@@ -2737,7 +2586,7 @@
     <w:p>
       <w:pPr>
         <w:rPr>
-          <w:lang w:val="fr-FR"/>
+          <w:lang w:val="en-US"/>
         </w:rPr>
       </w:pPr>
     </w:p>
@@ -2745,7 +2594,7 @@
       <w:pPr>
         <w:pStyle w:val="Heading1"/>
         <w:rPr>
-          <w:lang w:val="fr-FR"/>
+          <w:lang w:val="en-US"/>
         </w:rPr>
       </w:pPr>
       <w:bookmarkStart w:id="8" w:name="_Toc211254883"/>
@@ -2801,24 +2650,14 @@
                             <w:r>
                               <w:t xml:space="preserve">Figure </w:t>
                             </w:r>
-                            <w:r>
-                              <w:fldChar w:fldCharType="begin"/>
-                            </w:r>
-                            <w:r>
-                              <w:instrText xml:space="preserve"> SEQ Figure \* ARABIC </w:instrText>
-                            </w:r>
-                            <w:r>
-                              <w:fldChar w:fldCharType="separate"/>
-                            </w:r>
-                            <w:r>
-                              <w:rPr>
-                                <w:noProof/>
-                              </w:rPr>
-                              <w:t>7</w:t>
-                            </w:r>
-                            <w:r>
-                              <w:fldChar w:fldCharType="end"/>
-                            </w:r>
+                            <w:fldSimple w:instr=" SEQ Figure \* ARABIC ">
+                              <w:r>
+                                <w:rPr>
+                                  <w:noProof/>
+                                </w:rPr>
+                                <w:t>7</w:t>
+                              </w:r>
+                            </w:fldSimple>
                             <w:r>
                               <w:t>: Turtle Maze Reference</w:t>
                             </w:r>
@@ -2853,24 +2692,14 @@
                       <w:r>
                         <w:t xml:space="preserve">Figure </w:t>
                       </w:r>
-                      <w:r>
-                        <w:fldChar w:fldCharType="begin"/>
-                      </w:r>
-                      <w:r>
-                        <w:instrText xml:space="preserve"> SEQ Figure \* ARABIC </w:instrText>
-                      </w:r>
-                      <w:r>
-                        <w:fldChar w:fldCharType="separate"/>
-                      </w:r>
-                      <w:r>
-                        <w:rPr>
-                          <w:noProof/>
-                        </w:rPr>
-                        <w:t>7</w:t>
-                      </w:r>
-                      <w:r>
-                        <w:fldChar w:fldCharType="end"/>
-                      </w:r>
+                      <w:fldSimple w:instr=" SEQ Figure \* ARABIC ">
+                        <w:r>
+                          <w:rPr>
+                            <w:noProof/>
+                          </w:rPr>
+                          <w:t>7</w:t>
+                        </w:r>
+                      </w:fldSimple>
                       <w:r>
                         <w:t>: Turtle Maze Reference</w:t>
                       </w:r>
@@ -2885,6 +2714,7 @@
       </w:r>
       <w:r>
         <w:rPr>
+          <w:noProof/>
           <w:lang w:val="fr-FR"/>
         </w:rPr>
         <w:drawing>
@@ -2937,46 +2767,24 @@
           </wp:anchor>
         </w:drawing>
       </w:r>
-      <w:proofErr w:type="spellStart"/>
-      <w:r>
-        <w:rPr>
-          <w:lang w:val="fr-FR"/>
-        </w:rPr>
-        <w:t>Exercise</w:t>
-      </w:r>
-      <w:proofErr w:type="spellEnd"/>
-      <w:r>
-        <w:rPr>
-          <w:lang w:val="fr-FR"/>
-        </w:rPr>
-        <w:t xml:space="preserve"> 3</w:t>
-      </w:r>
-      <w:r>
-        <w:rPr>
-          <w:lang w:val="fr-FR"/>
-        </w:rPr>
-        <w:t xml:space="preserve"> – </w:t>
-      </w:r>
-      <w:proofErr w:type="spellStart"/>
-      <w:r>
-        <w:rPr>
-          <w:lang w:val="fr-FR"/>
-        </w:rPr>
-        <w:t>Turtle</w:t>
-      </w:r>
-      <w:proofErr w:type="spellEnd"/>
-      <w:r>
-        <w:rPr>
-          <w:lang w:val="fr-FR"/>
-        </w:rPr>
-        <w:t xml:space="preserve"> Maze</w:t>
+      <w:r>
+        <w:rPr>
+          <w:lang w:val="en-US"/>
+        </w:rPr>
+        <w:t>Exercise 3</w:t>
+      </w:r>
+      <w:r>
+        <w:rPr>
+          <w:lang w:val="en-US"/>
+        </w:rPr>
+        <w:t xml:space="preserve"> – Turtle Maze</w:t>
       </w:r>
       <w:bookmarkEnd w:id="8"/>
     </w:p>
     <w:p>
       <w:pPr>
         <w:rPr>
-          <w:lang w:val="fr-FR"/>
+          <w:lang w:val="en-US"/>
         </w:rPr>
       </w:pPr>
     </w:p>
@@ -2984,12 +2792,12 @@
       <w:pPr>
         <w:pStyle w:val="Heading2"/>
         <w:rPr>
-          <w:lang w:val="fr-FR"/>
-        </w:rPr>
-      </w:pPr>
-      <w:r>
-        <w:rPr>
-          <w:lang w:val="fr-FR"/>
+          <w:lang w:val="en-US"/>
+        </w:rPr>
+      </w:pPr>
+      <w:r>
+        <w:rPr>
+          <w:lang w:val="en-US"/>
         </w:rPr>
         <w:t>Pseudocode</w:t>
       </w:r>
@@ -2997,183 +2805,349 @@
     <w:p>
       <w:pPr>
         <w:rPr>
-          <w:lang w:val="fr-FR"/>
+          <w:lang w:val="en-US"/>
         </w:rPr>
       </w:pPr>
     </w:p>
     <w:p>
       <w:pPr>
         <w:pStyle w:val="Pseoudocode"/>
-      </w:pPr>
-      <w:r>
+        <w:rPr>
+          <w:lang w:val="en-US"/>
+        </w:rPr>
+      </w:pPr>
+      <w:r>
+        <w:rPr>
+          <w:lang w:val="en-US"/>
+        </w:rPr>
         <w:t>1</w:t>
       </w:r>
       <w:r>
+        <w:rPr>
+          <w:lang w:val="en-US"/>
+        </w:rPr>
         <w:tab/>
       </w:r>
       <w:r>
+        <w:rPr>
+          <w:lang w:val="en-US"/>
+        </w:rPr>
         <w:t>START</w:t>
       </w:r>
     </w:p>
     <w:p>
       <w:pPr>
         <w:pStyle w:val="Pseoudocode"/>
-      </w:pPr>
-      <w:r>
+        <w:rPr>
+          <w:lang w:val="en-US"/>
+        </w:rPr>
+      </w:pPr>
+      <w:r>
+        <w:rPr>
+          <w:lang w:val="en-US"/>
+        </w:rPr>
         <w:t>2</w:t>
       </w:r>
       <w:r>
+        <w:rPr>
+          <w:lang w:val="en-US"/>
+        </w:rPr>
         <w:tab/>
       </w:r>
       <w:r>
+        <w:rPr>
+          <w:lang w:val="en-US"/>
+        </w:rPr>
         <w:t>TURN RIGHT</w:t>
       </w:r>
     </w:p>
     <w:p>
       <w:pPr>
         <w:pStyle w:val="Pseoudocode"/>
-      </w:pPr>
-      <w:r>
+        <w:rPr>
+          <w:lang w:val="en-US"/>
+        </w:rPr>
+      </w:pPr>
+      <w:r>
+        <w:rPr>
+          <w:lang w:val="en-US"/>
+        </w:rPr>
         <w:t>3</w:t>
       </w:r>
       <w:r>
+        <w:rPr>
+          <w:lang w:val="en-US"/>
+        </w:rPr>
         <w:tab/>
       </w:r>
-      <w:r>
+      <w:proofErr w:type="gramStart"/>
+      <w:r>
+        <w:rPr>
+          <w:lang w:val="en-US"/>
+        </w:rPr>
         <w:t>FORWARD</w:t>
       </w:r>
+      <w:proofErr w:type="gramEnd"/>
     </w:p>
     <w:p>
       <w:pPr>
         <w:pStyle w:val="Pseoudocode"/>
-      </w:pPr>
-      <w:r>
+        <w:rPr>
+          <w:lang w:val="en-US"/>
+        </w:rPr>
+      </w:pPr>
+      <w:r>
+        <w:rPr>
+          <w:lang w:val="en-US"/>
+        </w:rPr>
         <w:t>4</w:t>
       </w:r>
       <w:r>
+        <w:rPr>
+          <w:lang w:val="en-US"/>
+        </w:rPr>
         <w:tab/>
       </w:r>
-      <w:r>
+      <w:proofErr w:type="gramStart"/>
+      <w:r>
+        <w:rPr>
+          <w:lang w:val="en-US"/>
+        </w:rPr>
         <w:t>FORWARD</w:t>
       </w:r>
+      <w:proofErr w:type="gramEnd"/>
     </w:p>
     <w:p>
       <w:pPr>
         <w:pStyle w:val="Pseoudocode"/>
-      </w:pPr>
-      <w:r>
+        <w:rPr>
+          <w:lang w:val="en-US"/>
+        </w:rPr>
+      </w:pPr>
+      <w:r>
+        <w:rPr>
+          <w:lang w:val="en-US"/>
+        </w:rPr>
         <w:t>5</w:t>
       </w:r>
       <w:r>
+        <w:rPr>
+          <w:lang w:val="en-US"/>
+        </w:rPr>
         <w:tab/>
       </w:r>
       <w:r>
+        <w:rPr>
+          <w:lang w:val="en-US"/>
+        </w:rPr>
         <w:t>TURN LEFT</w:t>
       </w:r>
     </w:p>
     <w:p>
       <w:pPr>
         <w:pStyle w:val="Pseoudocode"/>
-      </w:pPr>
-      <w:r>
+        <w:rPr>
+          <w:lang w:val="en-US"/>
+        </w:rPr>
+      </w:pPr>
+      <w:r>
+        <w:rPr>
+          <w:lang w:val="en-US"/>
+        </w:rPr>
         <w:t>6</w:t>
       </w:r>
       <w:r>
+        <w:rPr>
+          <w:lang w:val="en-US"/>
+        </w:rPr>
         <w:tab/>
       </w:r>
-      <w:r>
+      <w:proofErr w:type="gramStart"/>
+      <w:r>
+        <w:rPr>
+          <w:lang w:val="en-US"/>
+        </w:rPr>
         <w:t>FORWARD</w:t>
       </w:r>
+      <w:proofErr w:type="gramEnd"/>
     </w:p>
     <w:p>
       <w:pPr>
         <w:pStyle w:val="Pseoudocode"/>
-      </w:pPr>
-      <w:r>
+        <w:rPr>
+          <w:lang w:val="en-US"/>
+        </w:rPr>
+      </w:pPr>
+      <w:r>
+        <w:rPr>
+          <w:lang w:val="en-US"/>
+        </w:rPr>
         <w:t>7</w:t>
       </w:r>
       <w:r>
+        <w:rPr>
+          <w:lang w:val="en-US"/>
+        </w:rPr>
         <w:tab/>
       </w:r>
-      <w:r>
+      <w:proofErr w:type="gramStart"/>
+      <w:r>
+        <w:rPr>
+          <w:lang w:val="en-US"/>
+        </w:rPr>
         <w:t>FORWARD</w:t>
       </w:r>
+      <w:proofErr w:type="gramEnd"/>
     </w:p>
     <w:p>
       <w:pPr>
         <w:pStyle w:val="Pseoudocode"/>
-      </w:pPr>
-      <w:r>
+        <w:rPr>
+          <w:lang w:val="en-US"/>
+        </w:rPr>
+      </w:pPr>
+      <w:r>
+        <w:rPr>
+          <w:lang w:val="en-US"/>
+        </w:rPr>
         <w:t>8</w:t>
       </w:r>
       <w:r>
+        <w:rPr>
+          <w:lang w:val="en-US"/>
+        </w:rPr>
         <w:tab/>
       </w:r>
-      <w:r>
+      <w:proofErr w:type="gramStart"/>
+      <w:r>
+        <w:rPr>
+          <w:lang w:val="en-US"/>
+        </w:rPr>
         <w:t>FORWARD</w:t>
       </w:r>
+      <w:proofErr w:type="gramEnd"/>
     </w:p>
     <w:p>
       <w:pPr>
         <w:pStyle w:val="Pseoudocode"/>
-      </w:pPr>
-      <w:r>
+        <w:rPr>
+          <w:lang w:val="en-US"/>
+        </w:rPr>
+      </w:pPr>
+      <w:r>
+        <w:rPr>
+          <w:lang w:val="en-US"/>
+        </w:rPr>
         <w:t>9</w:t>
       </w:r>
       <w:r>
+        <w:rPr>
+          <w:lang w:val="en-US"/>
+        </w:rPr>
         <w:tab/>
       </w:r>
-      <w:r>
+      <w:proofErr w:type="gramStart"/>
+      <w:r>
+        <w:rPr>
+          <w:lang w:val="en-US"/>
+        </w:rPr>
         <w:t>FORWARD</w:t>
       </w:r>
+      <w:proofErr w:type="gramEnd"/>
     </w:p>
     <w:p>
       <w:pPr>
         <w:pStyle w:val="Pseoudocode"/>
-      </w:pPr>
-      <w:r>
+        <w:rPr>
+          <w:lang w:val="en-US"/>
+        </w:rPr>
+      </w:pPr>
+      <w:r>
+        <w:rPr>
+          <w:lang w:val="en-US"/>
+        </w:rPr>
         <w:t>10</w:t>
       </w:r>
       <w:r>
+        <w:rPr>
+          <w:lang w:val="en-US"/>
+        </w:rPr>
         <w:tab/>
       </w:r>
       <w:r>
+        <w:rPr>
+          <w:lang w:val="en-US"/>
+        </w:rPr>
         <w:t>TURN LEFT</w:t>
       </w:r>
     </w:p>
     <w:p>
       <w:pPr>
         <w:pStyle w:val="Pseoudocode"/>
-      </w:pPr>
-      <w:r>
+        <w:rPr>
+          <w:lang w:val="en-US"/>
+        </w:rPr>
+      </w:pPr>
+      <w:r>
+        <w:rPr>
+          <w:lang w:val="en-US"/>
+        </w:rPr>
         <w:t>1</w:t>
       </w:r>
       <w:r>
+        <w:rPr>
+          <w:lang w:val="en-US"/>
+        </w:rPr>
         <w:t>1</w:t>
       </w:r>
       <w:r>
+        <w:rPr>
+          <w:lang w:val="en-US"/>
+        </w:rPr>
         <w:tab/>
       </w:r>
-      <w:r>
+      <w:proofErr w:type="gramStart"/>
+      <w:r>
+        <w:rPr>
+          <w:lang w:val="en-US"/>
+        </w:rPr>
         <w:t>FORWARD</w:t>
       </w:r>
+      <w:proofErr w:type="gramEnd"/>
     </w:p>
     <w:p>
       <w:pPr>
         <w:pStyle w:val="Pseoudocode"/>
-      </w:pPr>
-      <w:r>
+        <w:rPr>
+          <w:lang w:val="en-US"/>
+        </w:rPr>
+      </w:pPr>
+      <w:r>
+        <w:rPr>
+          <w:lang w:val="en-US"/>
+        </w:rPr>
         <w:t>1</w:t>
       </w:r>
       <w:r>
+        <w:rPr>
+          <w:lang w:val="en-US"/>
+        </w:rPr>
         <w:t>2</w:t>
       </w:r>
       <w:r>
+        <w:rPr>
+          <w:lang w:val="en-US"/>
+        </w:rPr>
         <w:tab/>
       </w:r>
-      <w:r>
+      <w:proofErr w:type="gramStart"/>
+      <w:r>
+        <w:rPr>
+          <w:lang w:val="en-US"/>
+        </w:rPr>
         <w:t>FORWARD</w:t>
       </w:r>
+      <w:proofErr w:type="gramEnd"/>
     </w:p>
     <w:p>
       <w:pPr>
@@ -3241,7 +3215,18 @@
             <w:tcW w:w="1630" w:type="dxa"/>
           </w:tcPr>
           <w:p>
-            <w:r>
+            <w:pPr>
+              <w:jc w:val="center"/>
+              <w:rPr>
+                <w:b/>
+                <w:bCs/>
+              </w:rPr>
+            </w:pPr>
+            <w:r>
+              <w:rPr>
+                <w:b/>
+                <w:bCs/>
+              </w:rPr>
               <w:t>Line</w:t>
             </w:r>
           </w:p>
@@ -3251,7 +3236,18 @@
             <w:tcW w:w="1630" w:type="dxa"/>
           </w:tcPr>
           <w:p>
-            <w:r>
+            <w:pPr>
+              <w:jc w:val="center"/>
+              <w:rPr>
+                <w:b/>
+                <w:bCs/>
+              </w:rPr>
+            </w:pPr>
+            <w:r>
+              <w:rPr>
+                <w:b/>
+                <w:bCs/>
+              </w:rPr>
               <w:t>Statement</w:t>
             </w:r>
           </w:p>
@@ -3261,7 +3257,18 @@
             <w:tcW w:w="1630" w:type="dxa"/>
           </w:tcPr>
           <w:p>
-            <w:r>
+            <w:pPr>
+              <w:jc w:val="center"/>
+              <w:rPr>
+                <w:b/>
+                <w:bCs/>
+              </w:rPr>
+            </w:pPr>
+            <w:r>
+              <w:rPr>
+                <w:b/>
+                <w:bCs/>
+              </w:rPr>
               <w:t>Row</w:t>
             </w:r>
           </w:p>
@@ -3271,13 +3278,32 @@
             <w:tcW w:w="1631" w:type="dxa"/>
           </w:tcPr>
           <w:p>
-            <w:r>
+            <w:pPr>
+              <w:jc w:val="center"/>
+              <w:rPr>
+                <w:b/>
+                <w:bCs/>
+              </w:rPr>
+            </w:pPr>
+            <w:r>
+              <w:rPr>
+                <w:b/>
+                <w:bCs/>
+              </w:rPr>
               <w:t>C</w:t>
             </w:r>
             <w:r>
+              <w:rPr>
+                <w:b/>
+                <w:bCs/>
+              </w:rPr>
               <w:t>o</w:t>
             </w:r>
             <w:r>
+              <w:rPr>
+                <w:b/>
+                <w:bCs/>
+              </w:rPr>
               <w:t>l</w:t>
             </w:r>
           </w:p>
@@ -3287,8 +3313,26 @@
             <w:tcW w:w="1631" w:type="dxa"/>
           </w:tcPr>
           <w:p>
-            <w:r>
-              <w:t>direction</w:t>
+            <w:pPr>
+              <w:jc w:val="center"/>
+              <w:rPr>
+                <w:b/>
+                <w:bCs/>
+              </w:rPr>
+            </w:pPr>
+            <w:r>
+              <w:rPr>
+                <w:b/>
+                <w:bCs/>
+              </w:rPr>
+              <w:t>D</w:t>
+            </w:r>
+            <w:r>
+              <w:rPr>
+                <w:b/>
+                <w:bCs/>
+              </w:rPr>
+              <w:t>irection</w:t>
             </w:r>
           </w:p>
         </w:tc>
@@ -3299,6 +3343,9 @@
             <w:tcW w:w="1630" w:type="dxa"/>
           </w:tcPr>
           <w:p>
+            <w:pPr>
+              <w:jc w:val="center"/>
+            </w:pPr>
             <w:r>
               <w:t>1</w:t>
             </w:r>
@@ -3309,6 +3356,9 @@
             <w:tcW w:w="1630" w:type="dxa"/>
           </w:tcPr>
           <w:p>
+            <w:pPr>
+              <w:jc w:val="center"/>
+            </w:pPr>
             <w:r>
               <w:t>START</w:t>
             </w:r>
@@ -3319,6 +3369,9 @@
             <w:tcW w:w="1630" w:type="dxa"/>
           </w:tcPr>
           <w:p>
+            <w:pPr>
+              <w:jc w:val="center"/>
+            </w:pPr>
             <w:r>
               <w:t>5</w:t>
             </w:r>
@@ -3329,6 +3382,9 @@
             <w:tcW w:w="1631" w:type="dxa"/>
           </w:tcPr>
           <w:p>
+            <w:pPr>
+              <w:jc w:val="center"/>
+            </w:pPr>
             <w:r>
               <w:t>1</w:t>
             </w:r>
@@ -3339,6 +3395,9 @@
             <w:tcW w:w="1631" w:type="dxa"/>
           </w:tcPr>
           <w:p>
+            <w:pPr>
+              <w:jc w:val="center"/>
+            </w:pPr>
             <w:r>
               <w:t>north</w:t>
             </w:r>
@@ -3351,6 +3410,9 @@
             <w:tcW w:w="1630" w:type="dxa"/>
           </w:tcPr>
           <w:p>
+            <w:pPr>
+              <w:jc w:val="center"/>
+            </w:pPr>
             <w:r>
               <w:t>2</w:t>
             </w:r>
@@ -3361,6 +3423,9 @@
             <w:tcW w:w="1630" w:type="dxa"/>
           </w:tcPr>
           <w:p>
+            <w:pPr>
+              <w:jc w:val="center"/>
+            </w:pPr>
             <w:r>
               <w:t>TURN RIGHT</w:t>
             </w:r>
@@ -3370,19 +3435,31 @@
           <w:tcPr>
             <w:tcW w:w="1630" w:type="dxa"/>
           </w:tcPr>
-          <w:p/>
+          <w:p>
+            <w:pPr>
+              <w:jc w:val="center"/>
+            </w:pPr>
+          </w:p>
         </w:tc>
         <w:tc>
           <w:tcPr>
             <w:tcW w:w="1631" w:type="dxa"/>
           </w:tcPr>
-          <w:p/>
+          <w:p>
+            <w:pPr>
+              <w:jc w:val="center"/>
+            </w:pPr>
+          </w:p>
         </w:tc>
         <w:tc>
           <w:tcPr>
             <w:tcW w:w="1631" w:type="dxa"/>
           </w:tcPr>
-          <w:p/>
+          <w:p>
+            <w:pPr>
+              <w:jc w:val="center"/>
+            </w:pPr>
+          </w:p>
         </w:tc>
       </w:tr>
       <w:tr>
@@ -3391,6 +3468,9 @@
             <w:tcW w:w="1630" w:type="dxa"/>
           </w:tcPr>
           <w:p>
+            <w:pPr>
+              <w:jc w:val="center"/>
+            </w:pPr>
             <w:r>
               <w:t>3</w:t>
             </w:r>
@@ -3401,6 +3481,9 @@
             <w:tcW w:w="1630" w:type="dxa"/>
           </w:tcPr>
           <w:p>
+            <w:pPr>
+              <w:jc w:val="center"/>
+            </w:pPr>
             <w:r>
               <w:t>FORWARD</w:t>
             </w:r>
@@ -3410,19 +3493,31 @@
           <w:tcPr>
             <w:tcW w:w="1630" w:type="dxa"/>
           </w:tcPr>
-          <w:p/>
+          <w:p>
+            <w:pPr>
+              <w:jc w:val="center"/>
+            </w:pPr>
+          </w:p>
         </w:tc>
         <w:tc>
           <w:tcPr>
             <w:tcW w:w="1631" w:type="dxa"/>
           </w:tcPr>
-          <w:p/>
+          <w:p>
+            <w:pPr>
+              <w:jc w:val="center"/>
+            </w:pPr>
+          </w:p>
         </w:tc>
         <w:tc>
           <w:tcPr>
             <w:tcW w:w="1631" w:type="dxa"/>
           </w:tcPr>
-          <w:p/>
+          <w:p>
+            <w:pPr>
+              <w:jc w:val="center"/>
+            </w:pPr>
+          </w:p>
         </w:tc>
       </w:tr>
       <w:tr>
@@ -3431,6 +3526,9 @@
             <w:tcW w:w="1630" w:type="dxa"/>
           </w:tcPr>
           <w:p>
+            <w:pPr>
+              <w:jc w:val="center"/>
+            </w:pPr>
             <w:r>
               <w:t>4</w:t>
             </w:r>
@@ -3441,6 +3539,9 @@
             <w:tcW w:w="1630" w:type="dxa"/>
           </w:tcPr>
           <w:p>
+            <w:pPr>
+              <w:jc w:val="center"/>
+            </w:pPr>
             <w:r>
               <w:t>FORWARD</w:t>
             </w:r>
@@ -3450,19 +3551,31 @@
           <w:tcPr>
             <w:tcW w:w="1630" w:type="dxa"/>
           </w:tcPr>
-          <w:p/>
+          <w:p>
+            <w:pPr>
+              <w:jc w:val="center"/>
+            </w:pPr>
+          </w:p>
         </w:tc>
         <w:tc>
           <w:tcPr>
             <w:tcW w:w="1631" w:type="dxa"/>
           </w:tcPr>
-          <w:p/>
+          <w:p>
+            <w:pPr>
+              <w:jc w:val="center"/>
+            </w:pPr>
+          </w:p>
         </w:tc>
         <w:tc>
           <w:tcPr>
             <w:tcW w:w="1631" w:type="dxa"/>
           </w:tcPr>
-          <w:p/>
+          <w:p>
+            <w:pPr>
+              <w:jc w:val="center"/>
+            </w:pPr>
+          </w:p>
         </w:tc>
       </w:tr>
       <w:tr>
@@ -3471,6 +3584,9 @@
             <w:tcW w:w="1630" w:type="dxa"/>
           </w:tcPr>
           <w:p>
+            <w:pPr>
+              <w:jc w:val="center"/>
+            </w:pPr>
             <w:r>
               <w:t>5</w:t>
             </w:r>
@@ -3481,6 +3597,9 @@
             <w:tcW w:w="1630" w:type="dxa"/>
           </w:tcPr>
           <w:p>
+            <w:pPr>
+              <w:jc w:val="center"/>
+            </w:pPr>
             <w:r>
               <w:t>TURN LEFT</w:t>
             </w:r>
@@ -3490,19 +3609,31 @@
           <w:tcPr>
             <w:tcW w:w="1630" w:type="dxa"/>
           </w:tcPr>
-          <w:p/>
+          <w:p>
+            <w:pPr>
+              <w:jc w:val="center"/>
+            </w:pPr>
+          </w:p>
         </w:tc>
         <w:tc>
           <w:tcPr>
             <w:tcW w:w="1631" w:type="dxa"/>
           </w:tcPr>
-          <w:p/>
+          <w:p>
+            <w:pPr>
+              <w:jc w:val="center"/>
+            </w:pPr>
+          </w:p>
         </w:tc>
         <w:tc>
           <w:tcPr>
             <w:tcW w:w="1631" w:type="dxa"/>
           </w:tcPr>
-          <w:p/>
+          <w:p>
+            <w:pPr>
+              <w:jc w:val="center"/>
+            </w:pPr>
+          </w:p>
         </w:tc>
       </w:tr>
       <w:tr>
@@ -3511,6 +3642,9 @@
             <w:tcW w:w="1630" w:type="dxa"/>
           </w:tcPr>
           <w:p>
+            <w:pPr>
+              <w:jc w:val="center"/>
+            </w:pPr>
             <w:r>
               <w:t>6</w:t>
             </w:r>
@@ -3521,6 +3655,9 @@
             <w:tcW w:w="1630" w:type="dxa"/>
           </w:tcPr>
           <w:p>
+            <w:pPr>
+              <w:jc w:val="center"/>
+            </w:pPr>
             <w:r>
               <w:t>FORWARD</w:t>
             </w:r>
@@ -3530,19 +3667,31 @@
           <w:tcPr>
             <w:tcW w:w="1630" w:type="dxa"/>
           </w:tcPr>
-          <w:p/>
+          <w:p>
+            <w:pPr>
+              <w:jc w:val="center"/>
+            </w:pPr>
+          </w:p>
         </w:tc>
         <w:tc>
           <w:tcPr>
             <w:tcW w:w="1631" w:type="dxa"/>
           </w:tcPr>
-          <w:p/>
+          <w:p>
+            <w:pPr>
+              <w:jc w:val="center"/>
+            </w:pPr>
+          </w:p>
         </w:tc>
         <w:tc>
           <w:tcPr>
             <w:tcW w:w="1631" w:type="dxa"/>
           </w:tcPr>
-          <w:p/>
+          <w:p>
+            <w:pPr>
+              <w:jc w:val="center"/>
+            </w:pPr>
+          </w:p>
         </w:tc>
       </w:tr>
       <w:tr>
@@ -3551,6 +3700,9 @@
             <w:tcW w:w="1630" w:type="dxa"/>
           </w:tcPr>
           <w:p>
+            <w:pPr>
+              <w:jc w:val="center"/>
+            </w:pPr>
             <w:r>
               <w:t>7</w:t>
             </w:r>
@@ -3561,6 +3713,9 @@
             <w:tcW w:w="1630" w:type="dxa"/>
           </w:tcPr>
           <w:p>
+            <w:pPr>
+              <w:jc w:val="center"/>
+            </w:pPr>
             <w:r>
               <w:t>FORWARD</w:t>
             </w:r>
@@ -3570,19 +3725,31 @@
           <w:tcPr>
             <w:tcW w:w="1630" w:type="dxa"/>
           </w:tcPr>
-          <w:p/>
+          <w:p>
+            <w:pPr>
+              <w:jc w:val="center"/>
+            </w:pPr>
+          </w:p>
         </w:tc>
         <w:tc>
           <w:tcPr>
             <w:tcW w:w="1631" w:type="dxa"/>
           </w:tcPr>
-          <w:p/>
+          <w:p>
+            <w:pPr>
+              <w:jc w:val="center"/>
+            </w:pPr>
+          </w:p>
         </w:tc>
         <w:tc>
           <w:tcPr>
             <w:tcW w:w="1631" w:type="dxa"/>
           </w:tcPr>
-          <w:p/>
+          <w:p>
+            <w:pPr>
+              <w:jc w:val="center"/>
+            </w:pPr>
+          </w:p>
         </w:tc>
       </w:tr>
       <w:tr>
@@ -3591,6 +3758,9 @@
             <w:tcW w:w="1630" w:type="dxa"/>
           </w:tcPr>
           <w:p>
+            <w:pPr>
+              <w:jc w:val="center"/>
+            </w:pPr>
             <w:r>
               <w:t>8</w:t>
             </w:r>
@@ -3601,6 +3771,9 @@
             <w:tcW w:w="1630" w:type="dxa"/>
           </w:tcPr>
           <w:p>
+            <w:pPr>
+              <w:jc w:val="center"/>
+            </w:pPr>
             <w:r>
               <w:t>FORWARD</w:t>
             </w:r>
@@ -3610,19 +3783,31 @@
           <w:tcPr>
             <w:tcW w:w="1630" w:type="dxa"/>
           </w:tcPr>
-          <w:p/>
+          <w:p>
+            <w:pPr>
+              <w:jc w:val="center"/>
+            </w:pPr>
+          </w:p>
         </w:tc>
         <w:tc>
           <w:tcPr>
             <w:tcW w:w="1631" w:type="dxa"/>
           </w:tcPr>
-          <w:p/>
+          <w:p>
+            <w:pPr>
+              <w:jc w:val="center"/>
+            </w:pPr>
+          </w:p>
         </w:tc>
         <w:tc>
           <w:tcPr>
             <w:tcW w:w="1631" w:type="dxa"/>
           </w:tcPr>
-          <w:p/>
+          <w:p>
+            <w:pPr>
+              <w:jc w:val="center"/>
+            </w:pPr>
+          </w:p>
         </w:tc>
       </w:tr>
       <w:tr>
@@ -3631,6 +3816,9 @@
             <w:tcW w:w="1630" w:type="dxa"/>
           </w:tcPr>
           <w:p>
+            <w:pPr>
+              <w:jc w:val="center"/>
+            </w:pPr>
             <w:r>
               <w:t>9</w:t>
             </w:r>
@@ -3641,6 +3829,9 @@
             <w:tcW w:w="1630" w:type="dxa"/>
           </w:tcPr>
           <w:p>
+            <w:pPr>
+              <w:jc w:val="center"/>
+            </w:pPr>
             <w:r>
               <w:t>FORWARD</w:t>
             </w:r>
@@ -3650,19 +3841,31 @@
           <w:tcPr>
             <w:tcW w:w="1630" w:type="dxa"/>
           </w:tcPr>
-          <w:p/>
+          <w:p>
+            <w:pPr>
+              <w:jc w:val="center"/>
+            </w:pPr>
+          </w:p>
         </w:tc>
         <w:tc>
           <w:tcPr>
             <w:tcW w:w="1631" w:type="dxa"/>
           </w:tcPr>
-          <w:p/>
+          <w:p>
+            <w:pPr>
+              <w:jc w:val="center"/>
+            </w:pPr>
+          </w:p>
         </w:tc>
         <w:tc>
           <w:tcPr>
             <w:tcW w:w="1631" w:type="dxa"/>
           </w:tcPr>
-          <w:p/>
+          <w:p>
+            <w:pPr>
+              <w:jc w:val="center"/>
+            </w:pPr>
+          </w:p>
         </w:tc>
       </w:tr>
       <w:tr>
@@ -3671,6 +3874,9 @@
             <w:tcW w:w="1630" w:type="dxa"/>
           </w:tcPr>
           <w:p>
+            <w:pPr>
+              <w:jc w:val="center"/>
+            </w:pPr>
             <w:r>
               <w:t>10</w:t>
             </w:r>
@@ -3681,6 +3887,9 @@
             <w:tcW w:w="1630" w:type="dxa"/>
           </w:tcPr>
           <w:p>
+            <w:pPr>
+              <w:jc w:val="center"/>
+            </w:pPr>
             <w:r>
               <w:t>TURN LEFT</w:t>
             </w:r>
@@ -3690,19 +3899,31 @@
           <w:tcPr>
             <w:tcW w:w="1630" w:type="dxa"/>
           </w:tcPr>
-          <w:p/>
+          <w:p>
+            <w:pPr>
+              <w:jc w:val="center"/>
+            </w:pPr>
+          </w:p>
         </w:tc>
         <w:tc>
           <w:tcPr>
             <w:tcW w:w="1631" w:type="dxa"/>
           </w:tcPr>
-          <w:p/>
+          <w:p>
+            <w:pPr>
+              <w:jc w:val="center"/>
+            </w:pPr>
+          </w:p>
         </w:tc>
         <w:tc>
           <w:tcPr>
             <w:tcW w:w="1631" w:type="dxa"/>
           </w:tcPr>
-          <w:p/>
+          <w:p>
+            <w:pPr>
+              <w:jc w:val="center"/>
+            </w:pPr>
+          </w:p>
         </w:tc>
       </w:tr>
       <w:tr>
@@ -3711,6 +3932,9 @@
             <w:tcW w:w="1630" w:type="dxa"/>
           </w:tcPr>
           <w:p>
+            <w:pPr>
+              <w:jc w:val="center"/>
+            </w:pPr>
             <w:r>
               <w:t>11</w:t>
             </w:r>
@@ -3721,6 +3945,9 @@
             <w:tcW w:w="1630" w:type="dxa"/>
           </w:tcPr>
           <w:p>
+            <w:pPr>
+              <w:jc w:val="center"/>
+            </w:pPr>
             <w:r>
               <w:t>FORWARD</w:t>
             </w:r>
@@ -3730,19 +3957,31 @@
           <w:tcPr>
             <w:tcW w:w="1630" w:type="dxa"/>
           </w:tcPr>
-          <w:p/>
+          <w:p>
+            <w:pPr>
+              <w:jc w:val="center"/>
+            </w:pPr>
+          </w:p>
         </w:tc>
         <w:tc>
           <w:tcPr>
             <w:tcW w:w="1631" w:type="dxa"/>
           </w:tcPr>
-          <w:p/>
+          <w:p>
+            <w:pPr>
+              <w:jc w:val="center"/>
+            </w:pPr>
+          </w:p>
         </w:tc>
         <w:tc>
           <w:tcPr>
             <w:tcW w:w="1631" w:type="dxa"/>
           </w:tcPr>
-          <w:p/>
+          <w:p>
+            <w:pPr>
+              <w:jc w:val="center"/>
+            </w:pPr>
+          </w:p>
         </w:tc>
       </w:tr>
       <w:tr>
@@ -3751,6 +3990,9 @@
             <w:tcW w:w="1630" w:type="dxa"/>
           </w:tcPr>
           <w:p>
+            <w:pPr>
+              <w:jc w:val="center"/>
+            </w:pPr>
             <w:r>
               <w:t>12</w:t>
             </w:r>
@@ -3761,6 +4003,9 @@
             <w:tcW w:w="1630" w:type="dxa"/>
           </w:tcPr>
           <w:p>
+            <w:pPr>
+              <w:jc w:val="center"/>
+            </w:pPr>
             <w:r>
               <w:t>FORWARD</w:t>
             </w:r>
@@ -3770,19 +4015,31 @@
           <w:tcPr>
             <w:tcW w:w="1630" w:type="dxa"/>
           </w:tcPr>
-          <w:p/>
+          <w:p>
+            <w:pPr>
+              <w:jc w:val="center"/>
+            </w:pPr>
+          </w:p>
         </w:tc>
         <w:tc>
           <w:tcPr>
             <w:tcW w:w="1631" w:type="dxa"/>
           </w:tcPr>
-          <w:p/>
+          <w:p>
+            <w:pPr>
+              <w:jc w:val="center"/>
+            </w:pPr>
+          </w:p>
         </w:tc>
         <w:tc>
           <w:tcPr>
             <w:tcW w:w="1631" w:type="dxa"/>
           </w:tcPr>
-          <w:p/>
+          <w:p>
+            <w:pPr>
+              <w:jc w:val="center"/>
+            </w:pPr>
+          </w:p>
         </w:tc>
       </w:tr>
       <w:tr>
@@ -3791,6 +4048,9 @@
             <w:tcW w:w="1630" w:type="dxa"/>
           </w:tcPr>
           <w:p>
+            <w:pPr>
+              <w:jc w:val="center"/>
+            </w:pPr>
             <w:r>
               <w:t>13</w:t>
             </w:r>
@@ -3801,6 +4061,9 @@
             <w:tcW w:w="1630" w:type="dxa"/>
           </w:tcPr>
           <w:p>
+            <w:pPr>
+              <w:jc w:val="center"/>
+            </w:pPr>
             <w:r>
               <w:t>TURN RIGHT</w:t>
             </w:r>
@@ -3810,19 +4073,31 @@
           <w:tcPr>
             <w:tcW w:w="1630" w:type="dxa"/>
           </w:tcPr>
-          <w:p/>
+          <w:p>
+            <w:pPr>
+              <w:jc w:val="center"/>
+            </w:pPr>
+          </w:p>
         </w:tc>
         <w:tc>
           <w:tcPr>
             <w:tcW w:w="1631" w:type="dxa"/>
           </w:tcPr>
-          <w:p/>
+          <w:p>
+            <w:pPr>
+              <w:jc w:val="center"/>
+            </w:pPr>
+          </w:p>
         </w:tc>
         <w:tc>
           <w:tcPr>
             <w:tcW w:w="1631" w:type="dxa"/>
           </w:tcPr>
-          <w:p/>
+          <w:p>
+            <w:pPr>
+              <w:jc w:val="center"/>
+            </w:pPr>
+          </w:p>
         </w:tc>
       </w:tr>
       <w:tr>
@@ -3831,6 +4106,9 @@
             <w:tcW w:w="1630" w:type="dxa"/>
           </w:tcPr>
           <w:p>
+            <w:pPr>
+              <w:jc w:val="center"/>
+            </w:pPr>
             <w:r>
               <w:t>14</w:t>
             </w:r>
@@ -3841,6 +4119,9 @@
             <w:tcW w:w="1630" w:type="dxa"/>
           </w:tcPr>
           <w:p>
+            <w:pPr>
+              <w:jc w:val="center"/>
+            </w:pPr>
             <w:r>
               <w:t>FORWARD</w:t>
             </w:r>
@@ -3850,29 +4131,57 @@
           <w:tcPr>
             <w:tcW w:w="1630" w:type="dxa"/>
           </w:tcPr>
-          <w:p/>
+          <w:p>
+            <w:pPr>
+              <w:jc w:val="center"/>
+            </w:pPr>
+          </w:p>
         </w:tc>
         <w:tc>
           <w:tcPr>
             <w:tcW w:w="1631" w:type="dxa"/>
           </w:tcPr>
-          <w:p/>
+          <w:p>
+            <w:pPr>
+              <w:jc w:val="center"/>
+            </w:pPr>
+          </w:p>
         </w:tc>
         <w:tc>
           <w:tcPr>
             <w:tcW w:w="1631" w:type="dxa"/>
           </w:tcPr>
-          <w:p/>
+          <w:p>
+            <w:pPr>
+              <w:jc w:val="center"/>
+            </w:pPr>
+          </w:p>
         </w:tc>
       </w:tr>
     </w:tbl>
     <w:p/>
     <w:p>
       <w:pPr>
+        <w:jc w:val="left"/>
+        <w:rPr>
+          <w:rFonts w:eastAsiaTheme="majorEastAsia" w:cstheme="majorBidi"/>
+          <w:b/>
+          <w:color w:val="000000" w:themeColor="text1"/>
+          <w:sz w:val="40"/>
+          <w:szCs w:val="40"/>
+        </w:rPr>
+      </w:pPr>
+      <w:bookmarkStart w:id="9" w:name="_Toc211254884"/>
+      <w:r>
+        <w:br w:type="page"/>
+      </w:r>
+    </w:p>
+    <w:p>
+      <w:pPr>
         <w:pStyle w:val="Heading1"/>
       </w:pPr>
-      <w:bookmarkStart w:id="9" w:name="_Toc211254884"/>
-      <w:r>
+      <w:r>
+        <w:lastRenderedPageBreak/>
         <w:t>Exercise 4</w:t>
       </w:r>
       <w:r>
@@ -3897,34 +4206,3021 @@
         <w:t>Pseudocode</w:t>
       </w:r>
     </w:p>
-    <w:p/>
     <w:p>
       <w:pPr>
         <w:pStyle w:val="Pseoudocode"/>
-      </w:pPr>
-      <w:r>
+        <w:rPr>
+          <w:lang w:val="en-US"/>
+        </w:rPr>
+      </w:pPr>
+      <w:r>
+        <w:rPr>
+          <w:lang w:val="en-US"/>
+        </w:rPr>
         <w:t>1</w:t>
       </w:r>
       <w:r>
+        <w:rPr>
+          <w:lang w:val="en-US"/>
+        </w:rPr>
         <w:tab/>
       </w:r>
       <w:r>
+        <w:rPr>
+          <w:lang w:val="en-US"/>
+        </w:rPr>
         <w:t>START</w:t>
       </w:r>
     </w:p>
     <w:p>
       <w:pPr>
         <w:pStyle w:val="Pseoudocode"/>
-      </w:pPr>
-      <w:r>
+        <w:rPr>
+          <w:lang w:val="en-US"/>
+        </w:rPr>
+      </w:pPr>
+      <w:r>
+        <w:rPr>
+          <w:lang w:val="en-US"/>
+        </w:rPr>
         <w:t>2</w:t>
       </w:r>
       <w:r>
+        <w:rPr>
+          <w:lang w:val="en-US"/>
+        </w:rPr>
         <w:tab/>
       </w:r>
+      <w:r>
+        <w:rPr>
+          <w:lang w:val="en-US"/>
+        </w:rPr>
+        <w:t xml:space="preserve">SET </w:t>
+      </w:r>
+      <w:proofErr w:type="spellStart"/>
+      <w:r>
+        <w:rPr>
+          <w:lang w:val="en-US"/>
+        </w:rPr>
+        <w:t>randomNumber</w:t>
+      </w:r>
+      <w:proofErr w:type="spellEnd"/>
+      <w:r>
+        <w:rPr>
+          <w:lang w:val="en-US"/>
+        </w:rPr>
+        <w:t xml:space="preserve"> = GENERATE </w:t>
+      </w:r>
+      <w:proofErr w:type="gramStart"/>
+      <w:r>
+        <w:rPr>
+          <w:lang w:val="en-US"/>
+        </w:rPr>
+        <w:t>RANDOMNUMBER(</w:t>
+      </w:r>
+      <w:proofErr w:type="gramEnd"/>
+      <w:r>
+        <w:rPr>
+          <w:lang w:val="en-US"/>
+        </w:rPr>
+        <w:t>1</w:t>
+      </w:r>
+      <w:r>
+        <w:rPr>
+          <w:lang w:val="en-US"/>
+        </w:rPr>
+        <w:t>, 100)</w:t>
+      </w:r>
     </w:p>
-    <w:p/>
-    <w:p/>
+    <w:p>
+      <w:pPr>
+        <w:pStyle w:val="Pseoudocode"/>
+        <w:rPr>
+          <w:lang w:val="en-US"/>
+        </w:rPr>
+      </w:pPr>
+      <w:r>
+        <w:rPr>
+          <w:lang w:val="en-US"/>
+        </w:rPr>
+        <w:t>3</w:t>
+      </w:r>
+      <w:r>
+        <w:rPr>
+          <w:lang w:val="en-US"/>
+        </w:rPr>
+        <w:tab/>
+        <w:t xml:space="preserve">SET </w:t>
+      </w:r>
+      <w:proofErr w:type="spellStart"/>
+      <w:r>
+        <w:rPr>
+          <w:lang w:val="en-US"/>
+        </w:rPr>
+        <w:t>userGuess</w:t>
+      </w:r>
+      <w:proofErr w:type="spellEnd"/>
+      <w:r>
+        <w:rPr>
+          <w:lang w:val="en-US"/>
+        </w:rPr>
+        <w:t xml:space="preserve"> = </w:t>
+      </w:r>
+      <w:r>
+        <w:rPr>
+          <w:lang w:val="en-US"/>
+        </w:rPr>
+        <w:t>0</w:t>
+      </w:r>
+    </w:p>
+    <w:p>
+      <w:pPr>
+        <w:pStyle w:val="Pseoudocode"/>
+        <w:rPr>
+          <w:lang w:val="en-US"/>
+        </w:rPr>
+      </w:pPr>
+      <w:r>
+        <w:rPr>
+          <w:lang w:val="en-US"/>
+        </w:rPr>
+        <w:t>4</w:t>
+      </w:r>
+      <w:r>
+        <w:rPr>
+          <w:lang w:val="en-US"/>
+        </w:rPr>
+        <w:tab/>
+        <w:t>SET attempts = 1</w:t>
+      </w:r>
+    </w:p>
+    <w:p>
+      <w:pPr>
+        <w:pStyle w:val="Pseoudocode"/>
+        <w:rPr>
+          <w:lang w:val="en-US"/>
+        </w:rPr>
+      </w:pPr>
+      <w:r>
+        <w:rPr>
+          <w:lang w:val="en-US"/>
+        </w:rPr>
+        <w:t>5</w:t>
+      </w:r>
+    </w:p>
+    <w:p>
+      <w:pPr>
+        <w:pStyle w:val="Pseoudocode"/>
+        <w:rPr>
+          <w:lang w:val="en-US"/>
+        </w:rPr>
+      </w:pPr>
+      <w:r>
+        <w:rPr>
+          <w:lang w:val="en-US"/>
+        </w:rPr>
+        <w:t>6</w:t>
+      </w:r>
+      <w:r>
+        <w:rPr>
+          <w:lang w:val="en-US"/>
+        </w:rPr>
+        <w:tab/>
+        <w:t>PRINT “I’m thinking of a number between 1 and 100.”</w:t>
+      </w:r>
+    </w:p>
+    <w:p>
+      <w:pPr>
+        <w:pStyle w:val="Pseoudocode"/>
+        <w:rPr>
+          <w:lang w:val="en-US"/>
+        </w:rPr>
+      </w:pPr>
+      <w:r>
+        <w:rPr>
+          <w:lang w:val="en-US"/>
+        </w:rPr>
+        <w:t>7</w:t>
+      </w:r>
+    </w:p>
+    <w:p>
+      <w:pPr>
+        <w:pStyle w:val="Pseoudocode"/>
+        <w:rPr>
+          <w:lang w:val="en-US"/>
+        </w:rPr>
+      </w:pPr>
+      <w:r>
+        <w:rPr>
+          <w:lang w:val="en-US"/>
+        </w:rPr>
+        <w:t>8</w:t>
+      </w:r>
+      <w:r>
+        <w:rPr>
+          <w:lang w:val="en-US"/>
+        </w:rPr>
+        <w:tab/>
+        <w:t xml:space="preserve">WHILE </w:t>
+      </w:r>
+      <w:proofErr w:type="spellStart"/>
+      <w:proofErr w:type="gramStart"/>
+      <w:r>
+        <w:rPr>
+          <w:lang w:val="en-US"/>
+        </w:rPr>
+        <w:t>userGuess</w:t>
+      </w:r>
+      <w:proofErr w:type="spellEnd"/>
+      <w:r>
+        <w:rPr>
+          <w:lang w:val="en-US"/>
+        </w:rPr>
+        <w:t xml:space="preserve"> !</w:t>
+      </w:r>
+      <w:proofErr w:type="gramEnd"/>
+      <w:r>
+        <w:rPr>
+          <w:lang w:val="en-US"/>
+        </w:rPr>
+        <w:t xml:space="preserve">= </w:t>
+      </w:r>
+      <w:proofErr w:type="spellStart"/>
+      <w:r>
+        <w:rPr>
+          <w:lang w:val="en-US"/>
+        </w:rPr>
+        <w:t>randomNumber</w:t>
+      </w:r>
+      <w:proofErr w:type="spellEnd"/>
+    </w:p>
+    <w:p>
+      <w:pPr>
+        <w:pStyle w:val="Pseoudocode"/>
+        <w:rPr>
+          <w:lang w:val="en-US"/>
+        </w:rPr>
+      </w:pPr>
+      <w:r>
+        <w:rPr>
+          <w:lang w:val="en-US"/>
+        </w:rPr>
+        <w:t>9</w:t>
+      </w:r>
+      <w:r>
+        <w:rPr>
+          <w:lang w:val="en-US"/>
+        </w:rPr>
+        <w:tab/>
+      </w:r>
+      <w:r>
+        <w:rPr>
+          <w:lang w:val="en-US"/>
+        </w:rPr>
+        <w:tab/>
+        <w:t>PRINT “Enter your guess:”</w:t>
+      </w:r>
+    </w:p>
+    <w:p>
+      <w:pPr>
+        <w:pStyle w:val="Pseoudocode"/>
+        <w:rPr>
+          <w:lang w:val="en-US"/>
+        </w:rPr>
+      </w:pPr>
+      <w:r>
+        <w:rPr>
+          <w:lang w:val="en-US"/>
+        </w:rPr>
+        <w:t>10</w:t>
+      </w:r>
+      <w:r>
+        <w:rPr>
+          <w:lang w:val="en-US"/>
+        </w:rPr>
+        <w:tab/>
+      </w:r>
+      <w:r>
+        <w:rPr>
+          <w:lang w:val="en-US"/>
+        </w:rPr>
+        <w:tab/>
+        <w:t xml:space="preserve">READ </w:t>
+      </w:r>
+      <w:proofErr w:type="spellStart"/>
+      <w:r>
+        <w:rPr>
+          <w:lang w:val="en-US"/>
+        </w:rPr>
+        <w:t>userGuess</w:t>
+      </w:r>
+      <w:proofErr w:type="spellEnd"/>
+    </w:p>
+    <w:p>
+      <w:pPr>
+        <w:pStyle w:val="Pseoudocode"/>
+        <w:rPr>
+          <w:lang w:val="en-US"/>
+        </w:rPr>
+      </w:pPr>
+      <w:r>
+        <w:rPr>
+          <w:lang w:val="en-US"/>
+        </w:rPr>
+        <w:t>11</w:t>
+      </w:r>
+      <w:r>
+        <w:rPr>
+          <w:lang w:val="en-US"/>
+        </w:rPr>
+        <w:tab/>
+      </w:r>
+      <w:r>
+        <w:rPr>
+          <w:lang w:val="en-US"/>
+        </w:rPr>
+        <w:tab/>
+      </w:r>
+    </w:p>
+    <w:p>
+      <w:pPr>
+        <w:pStyle w:val="Pseoudocode"/>
+        <w:rPr>
+          <w:lang w:val="en-US"/>
+        </w:rPr>
+      </w:pPr>
+      <w:r>
+        <w:rPr>
+          <w:lang w:val="en-US"/>
+        </w:rPr>
+        <w:t>12</w:t>
+      </w:r>
+      <w:r>
+        <w:rPr>
+          <w:lang w:val="en-US"/>
+        </w:rPr>
+        <w:tab/>
+      </w:r>
+      <w:r>
+        <w:rPr>
+          <w:lang w:val="en-US"/>
+        </w:rPr>
+        <w:tab/>
+        <w:t xml:space="preserve">IF </w:t>
+      </w:r>
+      <w:proofErr w:type="spellStart"/>
+      <w:r>
+        <w:rPr>
+          <w:lang w:val="en-US"/>
+        </w:rPr>
+        <w:t>userGuess</w:t>
+      </w:r>
+      <w:proofErr w:type="spellEnd"/>
+      <w:r>
+        <w:rPr>
+          <w:lang w:val="en-US"/>
+        </w:rPr>
+        <w:t xml:space="preserve"> &gt; </w:t>
+      </w:r>
+      <w:proofErr w:type="spellStart"/>
+      <w:r>
+        <w:rPr>
+          <w:lang w:val="en-US"/>
+        </w:rPr>
+        <w:t>randomNumber</w:t>
+      </w:r>
+      <w:proofErr w:type="spellEnd"/>
+    </w:p>
+    <w:p>
+      <w:pPr>
+        <w:pStyle w:val="Pseoudocode"/>
+        <w:rPr>
+          <w:lang w:val="en-US"/>
+        </w:rPr>
+      </w:pPr>
+      <w:r>
+        <w:rPr>
+          <w:lang w:val="en-US"/>
+        </w:rPr>
+        <w:t>13</w:t>
+      </w:r>
+      <w:r>
+        <w:rPr>
+          <w:lang w:val="en-US"/>
+        </w:rPr>
+        <w:tab/>
+      </w:r>
+      <w:r>
+        <w:rPr>
+          <w:lang w:val="en-US"/>
+        </w:rPr>
+        <w:tab/>
+      </w:r>
+      <w:r>
+        <w:rPr>
+          <w:lang w:val="en-US"/>
+        </w:rPr>
+        <w:tab/>
+        <w:t>PRINT “Too high! Try again.”</w:t>
+      </w:r>
+    </w:p>
+    <w:p>
+      <w:pPr>
+        <w:pStyle w:val="Pseoudocode"/>
+        <w:rPr>
+          <w:lang w:val="en-US"/>
+        </w:rPr>
+      </w:pPr>
+      <w:r>
+        <w:rPr>
+          <w:lang w:val="en-US"/>
+        </w:rPr>
+        <w:t>14</w:t>
+      </w:r>
+      <w:r>
+        <w:rPr>
+          <w:lang w:val="en-US"/>
+        </w:rPr>
+        <w:tab/>
+      </w:r>
+      <w:r>
+        <w:rPr>
+          <w:lang w:val="en-US"/>
+        </w:rPr>
+        <w:tab/>
+      </w:r>
+      <w:r>
+        <w:rPr>
+          <w:lang w:val="en-US"/>
+        </w:rPr>
+        <w:tab/>
+      </w:r>
+      <w:r>
+        <w:rPr>
+          <w:lang w:val="en-US"/>
+        </w:rPr>
+        <w:t xml:space="preserve">INCREMENT </w:t>
+      </w:r>
+      <w:r>
+        <w:rPr>
+          <w:lang w:val="en-US"/>
+        </w:rPr>
+        <w:t>attempts</w:t>
+      </w:r>
+    </w:p>
+    <w:p>
+      <w:pPr>
+        <w:pStyle w:val="Pseoudocode"/>
+        <w:rPr>
+          <w:lang w:val="en-US"/>
+        </w:rPr>
+      </w:pPr>
+      <w:r>
+        <w:rPr>
+          <w:lang w:val="en-US"/>
+        </w:rPr>
+        <w:t>15</w:t>
+      </w:r>
+      <w:r>
+        <w:rPr>
+          <w:lang w:val="en-US"/>
+        </w:rPr>
+        <w:tab/>
+      </w:r>
+      <w:r>
+        <w:rPr>
+          <w:lang w:val="en-US"/>
+        </w:rPr>
+        <w:tab/>
+        <w:t xml:space="preserve">ELSE IF </w:t>
+      </w:r>
+      <w:proofErr w:type="spellStart"/>
+      <w:r>
+        <w:rPr>
+          <w:lang w:val="en-US"/>
+        </w:rPr>
+        <w:t>userGuess</w:t>
+      </w:r>
+      <w:proofErr w:type="spellEnd"/>
+      <w:r>
+        <w:rPr>
+          <w:lang w:val="en-US"/>
+        </w:rPr>
+        <w:t xml:space="preserve"> &lt; </w:t>
+      </w:r>
+      <w:proofErr w:type="spellStart"/>
+      <w:r>
+        <w:rPr>
+          <w:lang w:val="en-US"/>
+        </w:rPr>
+        <w:t>randomNumber</w:t>
+      </w:r>
+      <w:proofErr w:type="spellEnd"/>
+    </w:p>
+    <w:p>
+      <w:pPr>
+        <w:pStyle w:val="Pseoudocode"/>
+        <w:rPr>
+          <w:lang w:val="en-US"/>
+        </w:rPr>
+      </w:pPr>
+      <w:r>
+        <w:rPr>
+          <w:lang w:val="en-US"/>
+        </w:rPr>
+        <w:t>16</w:t>
+      </w:r>
+      <w:r>
+        <w:rPr>
+          <w:lang w:val="en-US"/>
+        </w:rPr>
+        <w:tab/>
+      </w:r>
+      <w:r>
+        <w:rPr>
+          <w:lang w:val="en-US"/>
+        </w:rPr>
+        <w:tab/>
+      </w:r>
+      <w:r>
+        <w:rPr>
+          <w:lang w:val="en-US"/>
+        </w:rPr>
+        <w:tab/>
+        <w:t>PRINT “Too low! Try again.”</w:t>
+      </w:r>
+    </w:p>
+    <w:p>
+      <w:pPr>
+        <w:pStyle w:val="Pseoudocode"/>
+        <w:rPr>
+          <w:lang w:val="en-US"/>
+        </w:rPr>
+      </w:pPr>
+      <w:r>
+        <w:rPr>
+          <w:lang w:val="en-US"/>
+        </w:rPr>
+        <w:t>17</w:t>
+      </w:r>
+      <w:r>
+        <w:rPr>
+          <w:lang w:val="en-US"/>
+        </w:rPr>
+        <w:tab/>
+      </w:r>
+      <w:r>
+        <w:rPr>
+          <w:lang w:val="en-US"/>
+        </w:rPr>
+        <w:tab/>
+      </w:r>
+      <w:r>
+        <w:rPr>
+          <w:lang w:val="en-US"/>
+        </w:rPr>
+        <w:tab/>
+        <w:t xml:space="preserve">INCREMENT </w:t>
+      </w:r>
+      <w:r>
+        <w:rPr>
+          <w:lang w:val="en-US"/>
+        </w:rPr>
+        <w:t>attempts</w:t>
+      </w:r>
+    </w:p>
+    <w:p>
+      <w:pPr>
+        <w:pStyle w:val="Pseoudocode"/>
+        <w:rPr>
+          <w:lang w:val="en-US"/>
+        </w:rPr>
+      </w:pPr>
+      <w:r>
+        <w:rPr>
+          <w:lang w:val="en-US"/>
+        </w:rPr>
+        <w:t>18</w:t>
+      </w:r>
+      <w:r>
+        <w:rPr>
+          <w:lang w:val="en-US"/>
+        </w:rPr>
+        <w:tab/>
+      </w:r>
+      <w:r>
+        <w:rPr>
+          <w:lang w:val="en-US"/>
+        </w:rPr>
+        <w:tab/>
+        <w:t xml:space="preserve">ELSE </w:t>
+      </w:r>
+      <w:r>
+        <w:rPr>
+          <w:lang w:val="en-US"/>
+        </w:rPr>
+        <w:t xml:space="preserve">IF </w:t>
+      </w:r>
+      <w:proofErr w:type="spellStart"/>
+      <w:r>
+        <w:rPr>
+          <w:lang w:val="en-US"/>
+        </w:rPr>
+        <w:t>userGuess</w:t>
+      </w:r>
+      <w:proofErr w:type="spellEnd"/>
+      <w:r>
+        <w:rPr>
+          <w:lang w:val="en-US"/>
+        </w:rPr>
+        <w:t xml:space="preserve"> == </w:t>
+      </w:r>
+      <w:proofErr w:type="spellStart"/>
+      <w:r>
+        <w:rPr>
+          <w:lang w:val="en-US"/>
+        </w:rPr>
+        <w:t>randomNumber</w:t>
+      </w:r>
+      <w:proofErr w:type="spellEnd"/>
+    </w:p>
+    <w:p>
+      <w:pPr>
+        <w:pStyle w:val="Pseoudocode"/>
+        <w:rPr>
+          <w:lang w:val="en-US"/>
+        </w:rPr>
+      </w:pPr>
+      <w:r>
+        <w:rPr>
+          <w:lang w:val="en-US"/>
+        </w:rPr>
+        <w:t>19</w:t>
+      </w:r>
+      <w:r>
+        <w:rPr>
+          <w:lang w:val="en-US"/>
+        </w:rPr>
+        <w:tab/>
+      </w:r>
+      <w:r>
+        <w:rPr>
+          <w:lang w:val="en-US"/>
+        </w:rPr>
+        <w:tab/>
+      </w:r>
+      <w:r>
+        <w:rPr>
+          <w:lang w:val="en-US"/>
+        </w:rPr>
+        <w:tab/>
+        <w:t xml:space="preserve">PRINT “Correct! You guess it in </w:t>
+      </w:r>
+      <w:proofErr w:type="gramStart"/>
+      <w:r>
+        <w:rPr>
+          <w:lang w:val="en-US"/>
+        </w:rPr>
+        <w:t>“ +</w:t>
+      </w:r>
+      <w:proofErr w:type="gramEnd"/>
+      <w:r>
+        <w:rPr>
+          <w:lang w:val="en-US"/>
+        </w:rPr>
+        <w:t xml:space="preserve"> attempts + </w:t>
+      </w:r>
+    </w:p>
+    <w:p>
+      <w:pPr>
+        <w:pStyle w:val="Pseoudocode"/>
+        <w:ind w:left="1440" w:firstLine="720"/>
+        <w:rPr>
+          <w:lang w:val="en-US"/>
+        </w:rPr>
+      </w:pPr>
+      <w:proofErr w:type="gramStart"/>
+      <w:r>
+        <w:rPr>
+          <w:lang w:val="en-US"/>
+        </w:rPr>
+        <w:t>“</w:t>
+      </w:r>
+      <w:r>
+        <w:rPr>
+          <w:lang w:val="en-US"/>
+        </w:rPr>
+        <w:t xml:space="preserve"> </w:t>
+      </w:r>
+      <w:r>
+        <w:rPr>
+          <w:lang w:val="en-US"/>
+        </w:rPr>
+        <w:t>attempts</w:t>
+      </w:r>
+      <w:proofErr w:type="gramEnd"/>
+      <w:r>
+        <w:rPr>
+          <w:lang w:val="en-US"/>
+        </w:rPr>
+        <w:t>.”</w:t>
+      </w:r>
+    </w:p>
+    <w:p>
+      <w:pPr>
+        <w:pStyle w:val="Pseoudocode"/>
+        <w:rPr>
+          <w:lang w:val="en-US"/>
+        </w:rPr>
+      </w:pPr>
+      <w:r>
+        <w:rPr>
+          <w:lang w:val="en-US"/>
+        </w:rPr>
+        <w:t>20</w:t>
+      </w:r>
+      <w:r>
+        <w:rPr>
+          <w:lang w:val="en-US"/>
+        </w:rPr>
+        <w:tab/>
+      </w:r>
+      <w:proofErr w:type="gramStart"/>
+      <w:r>
+        <w:rPr>
+          <w:lang w:val="en-US"/>
+        </w:rPr>
+        <w:t>END</w:t>
+      </w:r>
+      <w:proofErr w:type="gramEnd"/>
+    </w:p>
+    <w:p>
+      <w:pPr>
+        <w:pStyle w:val="Pseoudocode"/>
+        <w:rPr>
+          <w:lang w:val="en-US"/>
+        </w:rPr>
+      </w:pPr>
+      <w:r>
+        <w:rPr>
+          <w:lang w:val="en-US"/>
+        </w:rPr>
+        <w:tab/>
+      </w:r>
+    </w:p>
+    <w:p>
+      <w:pPr>
+        <w:jc w:val="left"/>
+        <w:rPr>
+          <w:rFonts w:eastAsiaTheme="majorEastAsia" w:cstheme="majorBidi"/>
+          <w:b/>
+          <w:color w:val="000000" w:themeColor="text1"/>
+          <w:sz w:val="32"/>
+          <w:szCs w:val="32"/>
+          <w:lang w:val="en-US"/>
+        </w:rPr>
+      </w:pPr>
+      <w:r>
+        <w:rPr>
+          <w:lang w:val="en-US"/>
+        </w:rPr>
+        <w:br w:type="page"/>
+      </w:r>
+    </w:p>
+    <w:p>
+      <w:pPr>
+        <w:pStyle w:val="Heading2"/>
+        <w:rPr>
+          <w:lang w:val="en-US"/>
+        </w:rPr>
+      </w:pPr>
+      <w:r>
+        <w:rPr>
+          <w:lang w:val="en-US"/>
+        </w:rPr>
+        <w:lastRenderedPageBreak/>
+        <w:t>Trace Table</w:t>
+      </w:r>
+    </w:p>
+    <w:tbl>
+      <w:tblPr>
+        <w:tblStyle w:val="TableGrid"/>
+        <w:tblW w:w="0" w:type="auto"/>
+        <w:tblLook w:val="04A0" w:firstRow="1" w:lastRow="0" w:firstColumn="1" w:lastColumn="0" w:noHBand="0" w:noVBand="1"/>
+      </w:tblPr>
+      <w:tblGrid>
+        <w:gridCol w:w="632"/>
+        <w:gridCol w:w="1974"/>
+        <w:gridCol w:w="1208"/>
+        <w:gridCol w:w="1040"/>
+        <w:gridCol w:w="1666"/>
+        <w:gridCol w:w="1632"/>
+      </w:tblGrid>
+      <w:tr>
+        <w:tc>
+          <w:tcPr>
+            <w:tcW w:w="857" w:type="dxa"/>
+          </w:tcPr>
+          <w:p>
+            <w:pPr>
+              <w:jc w:val="center"/>
+              <w:rPr>
+                <w:b/>
+                <w:bCs/>
+                <w:sz w:val="20"/>
+                <w:szCs w:val="20"/>
+              </w:rPr>
+            </w:pPr>
+            <w:r>
+              <w:rPr>
+                <w:b/>
+                <w:bCs/>
+                <w:sz w:val="20"/>
+                <w:szCs w:val="20"/>
+              </w:rPr>
+              <w:t>Line</w:t>
+            </w:r>
+          </w:p>
+        </w:tc>
+        <w:tc>
+          <w:tcPr>
+            <w:tcW w:w="1974" w:type="dxa"/>
+          </w:tcPr>
+          <w:p>
+            <w:pPr>
+              <w:jc w:val="center"/>
+              <w:rPr>
+                <w:b/>
+                <w:bCs/>
+                <w:sz w:val="20"/>
+                <w:szCs w:val="20"/>
+              </w:rPr>
+            </w:pPr>
+            <w:r>
+              <w:rPr>
+                <w:b/>
+                <w:bCs/>
+                <w:sz w:val="20"/>
+                <w:szCs w:val="20"/>
+              </w:rPr>
+              <w:t>Statement</w:t>
+            </w:r>
+          </w:p>
+        </w:tc>
+        <w:tc>
+          <w:tcPr>
+            <w:tcW w:w="1420" w:type="dxa"/>
+          </w:tcPr>
+          <w:p>
+            <w:pPr>
+              <w:jc w:val="center"/>
+              <w:rPr>
+                <w:b/>
+                <w:bCs/>
+                <w:sz w:val="20"/>
+                <w:szCs w:val="20"/>
+              </w:rPr>
+            </w:pPr>
+            <w:proofErr w:type="spellStart"/>
+            <w:r>
+              <w:rPr>
+                <w:b/>
+                <w:bCs/>
+                <w:sz w:val="20"/>
+                <w:szCs w:val="20"/>
+              </w:rPr>
+              <w:t>userGuess</w:t>
+            </w:r>
+            <w:proofErr w:type="spellEnd"/>
+          </w:p>
+        </w:tc>
+        <w:tc>
+          <w:tcPr>
+            <w:tcW w:w="1255" w:type="dxa"/>
+          </w:tcPr>
+          <w:p>
+            <w:pPr>
+              <w:jc w:val="center"/>
+              <w:rPr>
+                <w:b/>
+                <w:bCs/>
+                <w:sz w:val="20"/>
+                <w:szCs w:val="20"/>
+              </w:rPr>
+            </w:pPr>
+            <w:r>
+              <w:rPr>
+                <w:b/>
+                <w:bCs/>
+                <w:sz w:val="20"/>
+                <w:szCs w:val="20"/>
+              </w:rPr>
+              <w:t>attempts</w:t>
+            </w:r>
+          </w:p>
+        </w:tc>
+        <w:tc>
+          <w:tcPr>
+            <w:tcW w:w="1915" w:type="dxa"/>
+          </w:tcPr>
+          <w:p>
+            <w:pPr>
+              <w:jc w:val="center"/>
+              <w:rPr>
+                <w:b/>
+                <w:bCs/>
+                <w:sz w:val="20"/>
+                <w:szCs w:val="20"/>
+              </w:rPr>
+            </w:pPr>
+            <w:r>
+              <w:rPr>
+                <w:b/>
+                <w:bCs/>
+                <w:sz w:val="20"/>
+                <w:szCs w:val="20"/>
+              </w:rPr>
+              <w:t>Condition</w:t>
+            </w:r>
+          </w:p>
+        </w:tc>
+        <w:tc>
+          <w:tcPr>
+            <w:tcW w:w="731" w:type="dxa"/>
+          </w:tcPr>
+          <w:p>
+            <w:pPr>
+              <w:jc w:val="center"/>
+              <w:rPr>
+                <w:b/>
+                <w:bCs/>
+                <w:sz w:val="20"/>
+                <w:szCs w:val="20"/>
+              </w:rPr>
+            </w:pPr>
+            <w:proofErr w:type="spellStart"/>
+            <w:r>
+              <w:rPr>
+                <w:b/>
+                <w:bCs/>
+                <w:sz w:val="20"/>
+                <w:szCs w:val="20"/>
+              </w:rPr>
+              <w:t>randomNumber</w:t>
+            </w:r>
+            <w:proofErr w:type="spellEnd"/>
+          </w:p>
+        </w:tc>
+      </w:tr>
+      <w:tr>
+        <w:tc>
+          <w:tcPr>
+            <w:tcW w:w="857" w:type="dxa"/>
+          </w:tcPr>
+          <w:p>
+            <w:pPr>
+              <w:jc w:val="center"/>
+              <w:rPr>
+                <w:sz w:val="20"/>
+                <w:szCs w:val="20"/>
+              </w:rPr>
+            </w:pPr>
+            <w:r>
+              <w:rPr>
+                <w:sz w:val="20"/>
+                <w:szCs w:val="20"/>
+              </w:rPr>
+              <w:t>1</w:t>
+            </w:r>
+          </w:p>
+        </w:tc>
+        <w:tc>
+          <w:tcPr>
+            <w:tcW w:w="1974" w:type="dxa"/>
+          </w:tcPr>
+          <w:p>
+            <w:pPr>
+              <w:jc w:val="center"/>
+              <w:rPr>
+                <w:sz w:val="20"/>
+                <w:szCs w:val="20"/>
+              </w:rPr>
+            </w:pPr>
+            <w:r>
+              <w:rPr>
+                <w:sz w:val="20"/>
+                <w:szCs w:val="20"/>
+              </w:rPr>
+              <w:t>START</w:t>
+            </w:r>
+          </w:p>
+        </w:tc>
+        <w:tc>
+          <w:tcPr>
+            <w:tcW w:w="1420" w:type="dxa"/>
+          </w:tcPr>
+          <w:p>
+            <w:pPr>
+              <w:jc w:val="center"/>
+              <w:rPr>
+                <w:sz w:val="20"/>
+                <w:szCs w:val="20"/>
+              </w:rPr>
+            </w:pPr>
+            <w:r>
+              <w:rPr>
+                <w:sz w:val="20"/>
+                <w:szCs w:val="20"/>
+              </w:rPr>
+              <w:t>/</w:t>
+            </w:r>
+          </w:p>
+        </w:tc>
+        <w:tc>
+          <w:tcPr>
+            <w:tcW w:w="1255" w:type="dxa"/>
+          </w:tcPr>
+          <w:p>
+            <w:pPr>
+              <w:jc w:val="center"/>
+              <w:rPr>
+                <w:sz w:val="20"/>
+                <w:szCs w:val="20"/>
+              </w:rPr>
+            </w:pPr>
+            <w:r>
+              <w:rPr>
+                <w:sz w:val="20"/>
+                <w:szCs w:val="20"/>
+              </w:rPr>
+              <w:t>/</w:t>
+            </w:r>
+          </w:p>
+        </w:tc>
+        <w:tc>
+          <w:tcPr>
+            <w:tcW w:w="1915" w:type="dxa"/>
+          </w:tcPr>
+          <w:p>
+            <w:pPr>
+              <w:jc w:val="center"/>
+              <w:rPr>
+                <w:sz w:val="20"/>
+                <w:szCs w:val="20"/>
+              </w:rPr>
+            </w:pPr>
+            <w:r>
+              <w:rPr>
+                <w:sz w:val="20"/>
+                <w:szCs w:val="20"/>
+              </w:rPr>
+              <w:t>/</w:t>
+            </w:r>
+          </w:p>
+        </w:tc>
+        <w:tc>
+          <w:tcPr>
+            <w:tcW w:w="731" w:type="dxa"/>
+          </w:tcPr>
+          <w:p>
+            <w:pPr>
+              <w:jc w:val="center"/>
+              <w:rPr>
+                <w:sz w:val="20"/>
+                <w:szCs w:val="20"/>
+              </w:rPr>
+            </w:pPr>
+            <w:r>
+              <w:rPr>
+                <w:sz w:val="20"/>
+                <w:szCs w:val="20"/>
+              </w:rPr>
+              <w:t>/</w:t>
+            </w:r>
+          </w:p>
+        </w:tc>
+      </w:tr>
+      <w:tr>
+        <w:tc>
+          <w:tcPr>
+            <w:tcW w:w="857" w:type="dxa"/>
+          </w:tcPr>
+          <w:p>
+            <w:pPr>
+              <w:jc w:val="center"/>
+              <w:rPr>
+                <w:sz w:val="20"/>
+                <w:szCs w:val="20"/>
+              </w:rPr>
+            </w:pPr>
+            <w:r>
+              <w:rPr>
+                <w:sz w:val="20"/>
+                <w:szCs w:val="20"/>
+              </w:rPr>
+              <w:t>2</w:t>
+            </w:r>
+          </w:p>
+        </w:tc>
+        <w:tc>
+          <w:tcPr>
+            <w:tcW w:w="1974" w:type="dxa"/>
+          </w:tcPr>
+          <w:p>
+            <w:pPr>
+              <w:pStyle w:val="Pseoudocode"/>
+              <w:rPr>
+                <w:szCs w:val="20"/>
+                <w:lang w:val="en-US"/>
+              </w:rPr>
+            </w:pPr>
+            <w:r>
+              <w:rPr>
+                <w:szCs w:val="20"/>
+                <w:lang w:val="en-US"/>
+              </w:rPr>
+              <w:t xml:space="preserve">SET </w:t>
+            </w:r>
+            <w:proofErr w:type="spellStart"/>
+            <w:r>
+              <w:rPr>
+                <w:szCs w:val="20"/>
+                <w:lang w:val="en-US"/>
+              </w:rPr>
+              <w:t>randomNumber</w:t>
+            </w:r>
+            <w:proofErr w:type="spellEnd"/>
+            <w:r>
+              <w:rPr>
+                <w:szCs w:val="20"/>
+                <w:lang w:val="en-US"/>
+              </w:rPr>
+              <w:t xml:space="preserve"> = GENERATE </w:t>
+            </w:r>
+            <w:proofErr w:type="gramStart"/>
+            <w:r>
+              <w:rPr>
+                <w:szCs w:val="20"/>
+                <w:lang w:val="en-US"/>
+              </w:rPr>
+              <w:t>RANDOMNUMBER(</w:t>
+            </w:r>
+            <w:proofErr w:type="gramEnd"/>
+            <w:r>
+              <w:rPr>
+                <w:szCs w:val="20"/>
+                <w:lang w:val="en-US"/>
+              </w:rPr>
+              <w:t>1, 100)</w:t>
+            </w:r>
+          </w:p>
+          <w:p>
+            <w:pPr>
+              <w:jc w:val="center"/>
+              <w:rPr>
+                <w:sz w:val="20"/>
+                <w:szCs w:val="20"/>
+              </w:rPr>
+            </w:pPr>
+          </w:p>
+        </w:tc>
+        <w:tc>
+          <w:tcPr>
+            <w:tcW w:w="1420" w:type="dxa"/>
+          </w:tcPr>
+          <w:p>
+            <w:pPr>
+              <w:jc w:val="center"/>
+              <w:rPr>
+                <w:sz w:val="20"/>
+                <w:szCs w:val="20"/>
+              </w:rPr>
+            </w:pPr>
+            <w:r>
+              <w:rPr>
+                <w:sz w:val="20"/>
+                <w:szCs w:val="20"/>
+              </w:rPr>
+              <w:t>/</w:t>
+            </w:r>
+          </w:p>
+        </w:tc>
+        <w:tc>
+          <w:tcPr>
+            <w:tcW w:w="1255" w:type="dxa"/>
+          </w:tcPr>
+          <w:p>
+            <w:pPr>
+              <w:jc w:val="center"/>
+              <w:rPr>
+                <w:sz w:val="20"/>
+                <w:szCs w:val="20"/>
+              </w:rPr>
+            </w:pPr>
+            <w:r>
+              <w:rPr>
+                <w:sz w:val="20"/>
+                <w:szCs w:val="20"/>
+              </w:rPr>
+              <w:t>/</w:t>
+            </w:r>
+          </w:p>
+        </w:tc>
+        <w:tc>
+          <w:tcPr>
+            <w:tcW w:w="1915" w:type="dxa"/>
+          </w:tcPr>
+          <w:p>
+            <w:pPr>
+              <w:jc w:val="center"/>
+              <w:rPr>
+                <w:sz w:val="20"/>
+                <w:szCs w:val="20"/>
+              </w:rPr>
+            </w:pPr>
+            <w:r>
+              <w:rPr>
+                <w:sz w:val="20"/>
+                <w:szCs w:val="20"/>
+              </w:rPr>
+              <w:t>/</w:t>
+            </w:r>
+          </w:p>
+        </w:tc>
+        <w:tc>
+          <w:tcPr>
+            <w:tcW w:w="731" w:type="dxa"/>
+          </w:tcPr>
+          <w:p>
+            <w:pPr>
+              <w:jc w:val="center"/>
+              <w:rPr>
+                <w:sz w:val="20"/>
+                <w:szCs w:val="20"/>
+              </w:rPr>
+            </w:pPr>
+            <w:r>
+              <w:rPr>
+                <w:sz w:val="20"/>
+                <w:szCs w:val="20"/>
+              </w:rPr>
+              <w:t>27</w:t>
+            </w:r>
+          </w:p>
+        </w:tc>
+      </w:tr>
+      <w:tr>
+        <w:tc>
+          <w:tcPr>
+            <w:tcW w:w="857" w:type="dxa"/>
+          </w:tcPr>
+          <w:p>
+            <w:pPr>
+              <w:jc w:val="center"/>
+              <w:rPr>
+                <w:sz w:val="20"/>
+                <w:szCs w:val="20"/>
+              </w:rPr>
+            </w:pPr>
+            <w:r>
+              <w:rPr>
+                <w:sz w:val="20"/>
+                <w:szCs w:val="20"/>
+              </w:rPr>
+              <w:t>3</w:t>
+            </w:r>
+          </w:p>
+        </w:tc>
+        <w:tc>
+          <w:tcPr>
+            <w:tcW w:w="1974" w:type="dxa"/>
+          </w:tcPr>
+          <w:p>
+            <w:pPr>
+              <w:pStyle w:val="Pseoudocode"/>
+              <w:rPr>
+                <w:szCs w:val="20"/>
+                <w:lang w:val="en-US"/>
+              </w:rPr>
+            </w:pPr>
+            <w:r>
+              <w:rPr>
+                <w:szCs w:val="20"/>
+                <w:lang w:val="en-US"/>
+              </w:rPr>
+              <w:t xml:space="preserve">SET </w:t>
+            </w:r>
+            <w:proofErr w:type="spellStart"/>
+            <w:r>
+              <w:rPr>
+                <w:szCs w:val="20"/>
+                <w:lang w:val="en-US"/>
+              </w:rPr>
+              <w:t>userGuess</w:t>
+            </w:r>
+            <w:proofErr w:type="spellEnd"/>
+            <w:r>
+              <w:rPr>
+                <w:szCs w:val="20"/>
+                <w:lang w:val="en-US"/>
+              </w:rPr>
+              <w:t xml:space="preserve"> = </w:t>
+            </w:r>
+            <w:r>
+              <w:rPr>
+                <w:szCs w:val="20"/>
+                <w:lang w:val="en-US"/>
+              </w:rPr>
+              <w:t>0</w:t>
+            </w:r>
+          </w:p>
+          <w:p>
+            <w:pPr>
+              <w:pStyle w:val="Pseoudocode"/>
+              <w:rPr>
+                <w:szCs w:val="20"/>
+                <w:lang w:val="en-US"/>
+              </w:rPr>
+            </w:pPr>
+          </w:p>
+        </w:tc>
+        <w:tc>
+          <w:tcPr>
+            <w:tcW w:w="1420" w:type="dxa"/>
+          </w:tcPr>
+          <w:p>
+            <w:pPr>
+              <w:jc w:val="center"/>
+              <w:rPr>
+                <w:sz w:val="20"/>
+                <w:szCs w:val="20"/>
+              </w:rPr>
+            </w:pPr>
+            <w:r>
+              <w:rPr>
+                <w:sz w:val="20"/>
+                <w:szCs w:val="20"/>
+              </w:rPr>
+              <w:t>0</w:t>
+            </w:r>
+          </w:p>
+        </w:tc>
+        <w:tc>
+          <w:tcPr>
+            <w:tcW w:w="1255" w:type="dxa"/>
+          </w:tcPr>
+          <w:p>
+            <w:pPr>
+              <w:jc w:val="center"/>
+              <w:rPr>
+                <w:sz w:val="20"/>
+                <w:szCs w:val="20"/>
+              </w:rPr>
+            </w:pPr>
+            <w:r>
+              <w:rPr>
+                <w:sz w:val="20"/>
+                <w:szCs w:val="20"/>
+              </w:rPr>
+              <w:t>/</w:t>
+            </w:r>
+          </w:p>
+        </w:tc>
+        <w:tc>
+          <w:tcPr>
+            <w:tcW w:w="1915" w:type="dxa"/>
+          </w:tcPr>
+          <w:p>
+            <w:pPr>
+              <w:jc w:val="center"/>
+              <w:rPr>
+                <w:sz w:val="20"/>
+                <w:szCs w:val="20"/>
+              </w:rPr>
+            </w:pPr>
+            <w:r>
+              <w:rPr>
+                <w:sz w:val="20"/>
+                <w:szCs w:val="20"/>
+              </w:rPr>
+              <w:t>/</w:t>
+            </w:r>
+          </w:p>
+        </w:tc>
+        <w:tc>
+          <w:tcPr>
+            <w:tcW w:w="731" w:type="dxa"/>
+          </w:tcPr>
+          <w:p>
+            <w:pPr>
+              <w:jc w:val="center"/>
+              <w:rPr>
+                <w:sz w:val="20"/>
+                <w:szCs w:val="20"/>
+              </w:rPr>
+            </w:pPr>
+            <w:r>
+              <w:rPr>
+                <w:sz w:val="20"/>
+                <w:szCs w:val="20"/>
+              </w:rPr>
+              <w:t>27</w:t>
+            </w:r>
+          </w:p>
+        </w:tc>
+      </w:tr>
+      <w:tr>
+        <w:tc>
+          <w:tcPr>
+            <w:tcW w:w="857" w:type="dxa"/>
+          </w:tcPr>
+          <w:p>
+            <w:pPr>
+              <w:jc w:val="center"/>
+              <w:rPr>
+                <w:sz w:val="20"/>
+                <w:szCs w:val="20"/>
+              </w:rPr>
+            </w:pPr>
+            <w:r>
+              <w:rPr>
+                <w:sz w:val="20"/>
+                <w:szCs w:val="20"/>
+              </w:rPr>
+              <w:t>4</w:t>
+            </w:r>
+          </w:p>
+        </w:tc>
+        <w:tc>
+          <w:tcPr>
+            <w:tcW w:w="1974" w:type="dxa"/>
+          </w:tcPr>
+          <w:p>
+            <w:pPr>
+              <w:pStyle w:val="Pseoudocode"/>
+              <w:rPr>
+                <w:szCs w:val="20"/>
+                <w:lang w:val="en-US"/>
+              </w:rPr>
+            </w:pPr>
+            <w:r>
+              <w:rPr>
+                <w:szCs w:val="20"/>
+                <w:lang w:val="en-US"/>
+              </w:rPr>
+              <w:t>SET attempts = 1</w:t>
+            </w:r>
+          </w:p>
+        </w:tc>
+        <w:tc>
+          <w:tcPr>
+            <w:tcW w:w="1420" w:type="dxa"/>
+          </w:tcPr>
+          <w:p>
+            <w:pPr>
+              <w:jc w:val="center"/>
+              <w:rPr>
+                <w:sz w:val="20"/>
+                <w:szCs w:val="20"/>
+              </w:rPr>
+            </w:pPr>
+            <w:r>
+              <w:rPr>
+                <w:sz w:val="20"/>
+                <w:szCs w:val="20"/>
+              </w:rPr>
+              <w:t>0</w:t>
+            </w:r>
+          </w:p>
+        </w:tc>
+        <w:tc>
+          <w:tcPr>
+            <w:tcW w:w="1255" w:type="dxa"/>
+          </w:tcPr>
+          <w:p>
+            <w:pPr>
+              <w:jc w:val="center"/>
+              <w:rPr>
+                <w:sz w:val="20"/>
+                <w:szCs w:val="20"/>
+              </w:rPr>
+            </w:pPr>
+            <w:r>
+              <w:rPr>
+                <w:sz w:val="20"/>
+                <w:szCs w:val="20"/>
+              </w:rPr>
+              <w:t>1</w:t>
+            </w:r>
+          </w:p>
+        </w:tc>
+        <w:tc>
+          <w:tcPr>
+            <w:tcW w:w="1915" w:type="dxa"/>
+          </w:tcPr>
+          <w:p>
+            <w:pPr>
+              <w:jc w:val="center"/>
+              <w:rPr>
+                <w:sz w:val="20"/>
+                <w:szCs w:val="20"/>
+              </w:rPr>
+            </w:pPr>
+            <w:r>
+              <w:rPr>
+                <w:sz w:val="20"/>
+                <w:szCs w:val="20"/>
+              </w:rPr>
+              <w:t>/</w:t>
+            </w:r>
+          </w:p>
+        </w:tc>
+        <w:tc>
+          <w:tcPr>
+            <w:tcW w:w="731" w:type="dxa"/>
+          </w:tcPr>
+          <w:p>
+            <w:pPr>
+              <w:jc w:val="center"/>
+              <w:rPr>
+                <w:sz w:val="20"/>
+                <w:szCs w:val="20"/>
+              </w:rPr>
+            </w:pPr>
+            <w:r>
+              <w:rPr>
+                <w:sz w:val="20"/>
+                <w:szCs w:val="20"/>
+              </w:rPr>
+              <w:t>27</w:t>
+            </w:r>
+          </w:p>
+        </w:tc>
+      </w:tr>
+      <w:tr>
+        <w:tc>
+          <w:tcPr>
+            <w:tcW w:w="857" w:type="dxa"/>
+          </w:tcPr>
+          <w:p>
+            <w:pPr>
+              <w:jc w:val="center"/>
+              <w:rPr>
+                <w:sz w:val="20"/>
+                <w:szCs w:val="20"/>
+              </w:rPr>
+            </w:pPr>
+            <w:r>
+              <w:rPr>
+                <w:sz w:val="20"/>
+                <w:szCs w:val="20"/>
+              </w:rPr>
+              <w:t>8</w:t>
+            </w:r>
+          </w:p>
+        </w:tc>
+        <w:tc>
+          <w:tcPr>
+            <w:tcW w:w="1974" w:type="dxa"/>
+          </w:tcPr>
+          <w:p>
+            <w:pPr>
+              <w:pStyle w:val="Pseoudocode"/>
+              <w:rPr>
+                <w:szCs w:val="20"/>
+                <w:lang w:val="en-US"/>
+              </w:rPr>
+            </w:pPr>
+            <w:r>
+              <w:rPr>
+                <w:szCs w:val="20"/>
+                <w:lang w:val="en-US"/>
+              </w:rPr>
+              <w:t xml:space="preserve">WHILE </w:t>
+            </w:r>
+            <w:proofErr w:type="spellStart"/>
+            <w:proofErr w:type="gramStart"/>
+            <w:r>
+              <w:rPr>
+                <w:szCs w:val="20"/>
+                <w:lang w:val="en-US"/>
+              </w:rPr>
+              <w:t>userGuess</w:t>
+            </w:r>
+            <w:proofErr w:type="spellEnd"/>
+            <w:r>
+              <w:rPr>
+                <w:szCs w:val="20"/>
+                <w:lang w:val="en-US"/>
+              </w:rPr>
+              <w:t xml:space="preserve"> !</w:t>
+            </w:r>
+            <w:proofErr w:type="gramEnd"/>
+            <w:r>
+              <w:rPr>
+                <w:szCs w:val="20"/>
+                <w:lang w:val="en-US"/>
+              </w:rPr>
+              <w:t xml:space="preserve">= </w:t>
+            </w:r>
+            <w:proofErr w:type="spellStart"/>
+            <w:r>
+              <w:rPr>
+                <w:szCs w:val="20"/>
+                <w:lang w:val="en-US"/>
+              </w:rPr>
+              <w:t>randomNumber</w:t>
+            </w:r>
+            <w:proofErr w:type="spellEnd"/>
+          </w:p>
+          <w:p>
+            <w:pPr>
+              <w:pStyle w:val="Pseoudocode"/>
+              <w:rPr>
+                <w:szCs w:val="20"/>
+                <w:lang w:val="en-US"/>
+              </w:rPr>
+            </w:pPr>
+          </w:p>
+        </w:tc>
+        <w:tc>
+          <w:tcPr>
+            <w:tcW w:w="1420" w:type="dxa"/>
+          </w:tcPr>
+          <w:p>
+            <w:pPr>
+              <w:jc w:val="center"/>
+              <w:rPr>
+                <w:sz w:val="20"/>
+                <w:szCs w:val="20"/>
+              </w:rPr>
+            </w:pPr>
+            <w:r>
+              <w:rPr>
+                <w:sz w:val="20"/>
+                <w:szCs w:val="20"/>
+              </w:rPr>
+              <w:t>0</w:t>
+            </w:r>
+          </w:p>
+        </w:tc>
+        <w:tc>
+          <w:tcPr>
+            <w:tcW w:w="1255" w:type="dxa"/>
+          </w:tcPr>
+          <w:p>
+            <w:pPr>
+              <w:jc w:val="center"/>
+              <w:rPr>
+                <w:sz w:val="20"/>
+                <w:szCs w:val="20"/>
+              </w:rPr>
+            </w:pPr>
+            <w:r>
+              <w:rPr>
+                <w:sz w:val="20"/>
+                <w:szCs w:val="20"/>
+              </w:rPr>
+              <w:t>1</w:t>
+            </w:r>
+          </w:p>
+        </w:tc>
+        <w:tc>
+          <w:tcPr>
+            <w:tcW w:w="1915" w:type="dxa"/>
+          </w:tcPr>
+          <w:p>
+            <w:pPr>
+              <w:jc w:val="center"/>
+              <w:rPr>
+                <w:sz w:val="20"/>
+                <w:szCs w:val="20"/>
+              </w:rPr>
+            </w:pPr>
+            <w:proofErr w:type="spellStart"/>
+            <w:proofErr w:type="gramStart"/>
+            <w:r>
+              <w:rPr>
+                <w:sz w:val="20"/>
+                <w:szCs w:val="20"/>
+              </w:rPr>
+              <w:t>userGuess</w:t>
+            </w:r>
+            <w:proofErr w:type="spellEnd"/>
+            <w:r>
+              <w:rPr>
+                <w:sz w:val="20"/>
+                <w:szCs w:val="20"/>
+              </w:rPr>
+              <w:t xml:space="preserve"> !</w:t>
+            </w:r>
+            <w:proofErr w:type="gramEnd"/>
+            <w:r>
+              <w:rPr>
+                <w:sz w:val="20"/>
+                <w:szCs w:val="20"/>
+              </w:rPr>
+              <w:t xml:space="preserve">= </w:t>
+            </w:r>
+            <w:proofErr w:type="spellStart"/>
+            <w:r>
+              <w:rPr>
+                <w:sz w:val="20"/>
+                <w:szCs w:val="20"/>
+              </w:rPr>
+              <w:t>randomNumber</w:t>
+            </w:r>
+            <w:proofErr w:type="spellEnd"/>
+            <w:r>
+              <w:rPr>
+                <w:sz w:val="20"/>
+                <w:szCs w:val="20"/>
+              </w:rPr>
+              <w:t xml:space="preserve"> = true</w:t>
+            </w:r>
+          </w:p>
+        </w:tc>
+        <w:tc>
+          <w:tcPr>
+            <w:tcW w:w="731" w:type="dxa"/>
+          </w:tcPr>
+          <w:p>
+            <w:pPr>
+              <w:jc w:val="center"/>
+              <w:rPr>
+                <w:sz w:val="20"/>
+                <w:szCs w:val="20"/>
+              </w:rPr>
+            </w:pPr>
+            <w:r>
+              <w:rPr>
+                <w:sz w:val="20"/>
+                <w:szCs w:val="20"/>
+              </w:rPr>
+              <w:t>27</w:t>
+            </w:r>
+          </w:p>
+        </w:tc>
+      </w:tr>
+      <w:tr>
+        <w:tc>
+          <w:tcPr>
+            <w:tcW w:w="857" w:type="dxa"/>
+          </w:tcPr>
+          <w:p>
+            <w:pPr>
+              <w:jc w:val="center"/>
+              <w:rPr>
+                <w:sz w:val="20"/>
+                <w:szCs w:val="20"/>
+              </w:rPr>
+            </w:pPr>
+            <w:r>
+              <w:rPr>
+                <w:sz w:val="20"/>
+                <w:szCs w:val="20"/>
+              </w:rPr>
+              <w:t>10</w:t>
+            </w:r>
+          </w:p>
+        </w:tc>
+        <w:tc>
+          <w:tcPr>
+            <w:tcW w:w="1974" w:type="dxa"/>
+          </w:tcPr>
+          <w:p>
+            <w:pPr>
+              <w:pStyle w:val="Pseoudocode"/>
+              <w:rPr>
+                <w:szCs w:val="20"/>
+                <w:lang w:val="en-US"/>
+              </w:rPr>
+            </w:pPr>
+            <w:r>
+              <w:rPr>
+                <w:szCs w:val="20"/>
+                <w:lang w:val="en-US"/>
+              </w:rPr>
+              <w:t xml:space="preserve">READ </w:t>
+            </w:r>
+            <w:proofErr w:type="spellStart"/>
+            <w:r>
+              <w:rPr>
+                <w:szCs w:val="20"/>
+                <w:lang w:val="en-US"/>
+              </w:rPr>
+              <w:t>userGuess</w:t>
+            </w:r>
+            <w:proofErr w:type="spellEnd"/>
+          </w:p>
+        </w:tc>
+        <w:tc>
+          <w:tcPr>
+            <w:tcW w:w="1420" w:type="dxa"/>
+          </w:tcPr>
+          <w:p>
+            <w:pPr>
+              <w:jc w:val="center"/>
+              <w:rPr>
+                <w:sz w:val="20"/>
+                <w:szCs w:val="20"/>
+              </w:rPr>
+            </w:pPr>
+            <w:r>
+              <w:rPr>
+                <w:sz w:val="20"/>
+                <w:szCs w:val="20"/>
+              </w:rPr>
+              <w:t>50</w:t>
+            </w:r>
+          </w:p>
+        </w:tc>
+        <w:tc>
+          <w:tcPr>
+            <w:tcW w:w="1255" w:type="dxa"/>
+          </w:tcPr>
+          <w:p>
+            <w:pPr>
+              <w:jc w:val="center"/>
+              <w:rPr>
+                <w:sz w:val="20"/>
+                <w:szCs w:val="20"/>
+              </w:rPr>
+            </w:pPr>
+            <w:r>
+              <w:rPr>
+                <w:sz w:val="20"/>
+                <w:szCs w:val="20"/>
+              </w:rPr>
+              <w:t>1</w:t>
+            </w:r>
+          </w:p>
+        </w:tc>
+        <w:tc>
+          <w:tcPr>
+            <w:tcW w:w="1915" w:type="dxa"/>
+          </w:tcPr>
+          <w:p>
+            <w:pPr>
+              <w:jc w:val="center"/>
+              <w:rPr>
+                <w:sz w:val="20"/>
+                <w:szCs w:val="20"/>
+              </w:rPr>
+            </w:pPr>
+            <w:r>
+              <w:rPr>
+                <w:sz w:val="20"/>
+                <w:szCs w:val="20"/>
+              </w:rPr>
+              <w:t>/</w:t>
+            </w:r>
+          </w:p>
+        </w:tc>
+        <w:tc>
+          <w:tcPr>
+            <w:tcW w:w="731" w:type="dxa"/>
+          </w:tcPr>
+          <w:p>
+            <w:pPr>
+              <w:jc w:val="center"/>
+              <w:rPr>
+                <w:sz w:val="20"/>
+                <w:szCs w:val="20"/>
+              </w:rPr>
+            </w:pPr>
+            <w:r>
+              <w:rPr>
+                <w:sz w:val="20"/>
+                <w:szCs w:val="20"/>
+              </w:rPr>
+              <w:t>27</w:t>
+            </w:r>
+          </w:p>
+        </w:tc>
+      </w:tr>
+      <w:tr>
+        <w:tc>
+          <w:tcPr>
+            <w:tcW w:w="857" w:type="dxa"/>
+          </w:tcPr>
+          <w:p>
+            <w:pPr>
+              <w:jc w:val="center"/>
+              <w:rPr>
+                <w:sz w:val="20"/>
+                <w:szCs w:val="20"/>
+              </w:rPr>
+            </w:pPr>
+            <w:r>
+              <w:rPr>
+                <w:sz w:val="20"/>
+                <w:szCs w:val="20"/>
+              </w:rPr>
+              <w:t>1</w:t>
+            </w:r>
+            <w:r>
+              <w:rPr>
+                <w:sz w:val="20"/>
+                <w:szCs w:val="20"/>
+              </w:rPr>
+              <w:t>2</w:t>
+            </w:r>
+          </w:p>
+        </w:tc>
+        <w:tc>
+          <w:tcPr>
+            <w:tcW w:w="1974" w:type="dxa"/>
+          </w:tcPr>
+          <w:p>
+            <w:pPr>
+              <w:pStyle w:val="Pseoudocode"/>
+              <w:rPr>
+                <w:lang w:val="en-US"/>
+              </w:rPr>
+            </w:pPr>
+            <w:r>
+              <w:rPr>
+                <w:lang w:val="en-US"/>
+              </w:rPr>
+              <w:t>12</w:t>
+            </w:r>
+            <w:r>
+              <w:rPr>
+                <w:lang w:val="en-US"/>
+              </w:rPr>
+              <w:tab/>
+            </w:r>
+            <w:r>
+              <w:rPr>
+                <w:lang w:val="en-US"/>
+              </w:rPr>
+              <w:tab/>
+              <w:t xml:space="preserve">IF </w:t>
+            </w:r>
+            <w:proofErr w:type="spellStart"/>
+            <w:r>
+              <w:rPr>
+                <w:lang w:val="en-US"/>
+              </w:rPr>
+              <w:t>userGuess</w:t>
+            </w:r>
+            <w:proofErr w:type="spellEnd"/>
+            <w:r>
+              <w:rPr>
+                <w:lang w:val="en-US"/>
+              </w:rPr>
+              <w:t xml:space="preserve"> &gt; </w:t>
+            </w:r>
+            <w:proofErr w:type="spellStart"/>
+            <w:r>
+              <w:rPr>
+                <w:lang w:val="en-US"/>
+              </w:rPr>
+              <w:t>randomNumber</w:t>
+            </w:r>
+            <w:proofErr w:type="spellEnd"/>
+          </w:p>
+          <w:p>
+            <w:pPr>
+              <w:pStyle w:val="Pseoudocode"/>
+              <w:rPr>
+                <w:szCs w:val="20"/>
+                <w:lang w:val="en-US"/>
+              </w:rPr>
+            </w:pPr>
+          </w:p>
+        </w:tc>
+        <w:tc>
+          <w:tcPr>
+            <w:tcW w:w="1420" w:type="dxa"/>
+          </w:tcPr>
+          <w:p>
+            <w:pPr>
+              <w:jc w:val="center"/>
+              <w:rPr>
+                <w:sz w:val="20"/>
+                <w:szCs w:val="20"/>
+              </w:rPr>
+            </w:pPr>
+            <w:r>
+              <w:rPr>
+                <w:sz w:val="20"/>
+                <w:szCs w:val="20"/>
+              </w:rPr>
+              <w:t>50</w:t>
+            </w:r>
+          </w:p>
+        </w:tc>
+        <w:tc>
+          <w:tcPr>
+            <w:tcW w:w="1255" w:type="dxa"/>
+          </w:tcPr>
+          <w:p>
+            <w:pPr>
+              <w:jc w:val="center"/>
+              <w:rPr>
+                <w:sz w:val="20"/>
+                <w:szCs w:val="20"/>
+              </w:rPr>
+            </w:pPr>
+            <w:r>
+              <w:rPr>
+                <w:sz w:val="20"/>
+                <w:szCs w:val="20"/>
+              </w:rPr>
+              <w:t>1</w:t>
+            </w:r>
+          </w:p>
+        </w:tc>
+        <w:tc>
+          <w:tcPr>
+            <w:tcW w:w="1915" w:type="dxa"/>
+          </w:tcPr>
+          <w:p>
+            <w:pPr>
+              <w:jc w:val="center"/>
+              <w:rPr>
+                <w:sz w:val="20"/>
+                <w:szCs w:val="20"/>
+              </w:rPr>
+            </w:pPr>
+            <w:proofErr w:type="spellStart"/>
+            <w:r>
+              <w:rPr>
+                <w:sz w:val="20"/>
+                <w:szCs w:val="20"/>
+              </w:rPr>
+              <w:t>userGuess</w:t>
+            </w:r>
+            <w:proofErr w:type="spellEnd"/>
+            <w:r>
+              <w:rPr>
+                <w:sz w:val="20"/>
+                <w:szCs w:val="20"/>
+              </w:rPr>
+              <w:t xml:space="preserve"> &gt; </w:t>
+            </w:r>
+            <w:proofErr w:type="spellStart"/>
+            <w:r>
+              <w:rPr>
+                <w:sz w:val="20"/>
+                <w:szCs w:val="20"/>
+              </w:rPr>
+              <w:t>randomNumber</w:t>
+            </w:r>
+            <w:proofErr w:type="spellEnd"/>
+            <w:r>
+              <w:rPr>
+                <w:sz w:val="20"/>
+                <w:szCs w:val="20"/>
+              </w:rPr>
+              <w:t xml:space="preserve"> = true</w:t>
+            </w:r>
+          </w:p>
+        </w:tc>
+        <w:tc>
+          <w:tcPr>
+            <w:tcW w:w="731" w:type="dxa"/>
+          </w:tcPr>
+          <w:p>
+            <w:pPr>
+              <w:jc w:val="center"/>
+              <w:rPr>
+                <w:sz w:val="20"/>
+                <w:szCs w:val="20"/>
+              </w:rPr>
+            </w:pPr>
+            <w:r>
+              <w:rPr>
+                <w:sz w:val="20"/>
+                <w:szCs w:val="20"/>
+              </w:rPr>
+              <w:t>27</w:t>
+            </w:r>
+          </w:p>
+        </w:tc>
+      </w:tr>
+      <w:tr>
+        <w:tc>
+          <w:tcPr>
+            <w:tcW w:w="857" w:type="dxa"/>
+          </w:tcPr>
+          <w:p>
+            <w:pPr>
+              <w:jc w:val="center"/>
+              <w:rPr>
+                <w:sz w:val="20"/>
+                <w:szCs w:val="20"/>
+              </w:rPr>
+            </w:pPr>
+            <w:r>
+              <w:rPr>
+                <w:sz w:val="20"/>
+                <w:szCs w:val="20"/>
+              </w:rPr>
+              <w:t>1</w:t>
+            </w:r>
+            <w:r>
+              <w:rPr>
+                <w:sz w:val="20"/>
+                <w:szCs w:val="20"/>
+              </w:rPr>
+              <w:t>4</w:t>
+            </w:r>
+          </w:p>
+        </w:tc>
+        <w:tc>
+          <w:tcPr>
+            <w:tcW w:w="1974" w:type="dxa"/>
+          </w:tcPr>
+          <w:p>
+            <w:pPr>
+              <w:pStyle w:val="Pseoudocode"/>
+              <w:rPr>
+                <w:lang w:val="en-US"/>
+              </w:rPr>
+            </w:pPr>
+            <w:r>
+              <w:rPr>
+                <w:lang w:val="en-US"/>
+              </w:rPr>
+              <w:t>INCREMENT attempts</w:t>
+            </w:r>
+          </w:p>
+          <w:p>
+            <w:pPr>
+              <w:pStyle w:val="Pseoudocode"/>
+              <w:rPr>
+                <w:lang w:val="en-US"/>
+              </w:rPr>
+            </w:pPr>
+          </w:p>
+        </w:tc>
+        <w:tc>
+          <w:tcPr>
+            <w:tcW w:w="1420" w:type="dxa"/>
+          </w:tcPr>
+          <w:p>
+            <w:pPr>
+              <w:jc w:val="center"/>
+              <w:rPr>
+                <w:sz w:val="20"/>
+                <w:szCs w:val="20"/>
+              </w:rPr>
+            </w:pPr>
+            <w:r>
+              <w:rPr>
+                <w:sz w:val="20"/>
+                <w:szCs w:val="20"/>
+              </w:rPr>
+              <w:t>50</w:t>
+            </w:r>
+          </w:p>
+        </w:tc>
+        <w:tc>
+          <w:tcPr>
+            <w:tcW w:w="1255" w:type="dxa"/>
+          </w:tcPr>
+          <w:p>
+            <w:pPr>
+              <w:jc w:val="center"/>
+              <w:rPr>
+                <w:sz w:val="20"/>
+                <w:szCs w:val="20"/>
+              </w:rPr>
+            </w:pPr>
+            <w:r>
+              <w:rPr>
+                <w:sz w:val="20"/>
+                <w:szCs w:val="20"/>
+              </w:rPr>
+              <w:t>2</w:t>
+            </w:r>
+          </w:p>
+        </w:tc>
+        <w:tc>
+          <w:tcPr>
+            <w:tcW w:w="1915" w:type="dxa"/>
+          </w:tcPr>
+          <w:p>
+            <w:pPr>
+              <w:jc w:val="center"/>
+              <w:rPr>
+                <w:sz w:val="20"/>
+                <w:szCs w:val="20"/>
+              </w:rPr>
+            </w:pPr>
+            <w:r>
+              <w:rPr>
+                <w:sz w:val="20"/>
+                <w:szCs w:val="20"/>
+              </w:rPr>
+              <w:t>/</w:t>
+            </w:r>
+          </w:p>
+        </w:tc>
+        <w:tc>
+          <w:tcPr>
+            <w:tcW w:w="731" w:type="dxa"/>
+          </w:tcPr>
+          <w:p>
+            <w:pPr>
+              <w:jc w:val="center"/>
+              <w:rPr>
+                <w:sz w:val="20"/>
+                <w:szCs w:val="20"/>
+              </w:rPr>
+            </w:pPr>
+            <w:r>
+              <w:rPr>
+                <w:sz w:val="20"/>
+                <w:szCs w:val="20"/>
+              </w:rPr>
+              <w:t>27</w:t>
+            </w:r>
+          </w:p>
+        </w:tc>
+      </w:tr>
+      <w:tr>
+        <w:tc>
+          <w:tcPr>
+            <w:tcW w:w="857" w:type="dxa"/>
+          </w:tcPr>
+          <w:p>
+            <w:pPr>
+              <w:jc w:val="center"/>
+              <w:rPr>
+                <w:sz w:val="20"/>
+                <w:szCs w:val="20"/>
+              </w:rPr>
+            </w:pPr>
+            <w:r>
+              <w:rPr>
+                <w:sz w:val="20"/>
+                <w:szCs w:val="20"/>
+              </w:rPr>
+              <w:t>8</w:t>
+            </w:r>
+          </w:p>
+        </w:tc>
+        <w:tc>
+          <w:tcPr>
+            <w:tcW w:w="1974" w:type="dxa"/>
+          </w:tcPr>
+          <w:p>
+            <w:pPr>
+              <w:pStyle w:val="Pseoudocode"/>
+              <w:rPr>
+                <w:szCs w:val="20"/>
+                <w:lang w:val="en-US"/>
+              </w:rPr>
+            </w:pPr>
+            <w:r>
+              <w:rPr>
+                <w:szCs w:val="20"/>
+                <w:lang w:val="en-US"/>
+              </w:rPr>
+              <w:t xml:space="preserve">WHILE </w:t>
+            </w:r>
+            <w:proofErr w:type="spellStart"/>
+            <w:proofErr w:type="gramStart"/>
+            <w:r>
+              <w:rPr>
+                <w:szCs w:val="20"/>
+                <w:lang w:val="en-US"/>
+              </w:rPr>
+              <w:t>userGuess</w:t>
+            </w:r>
+            <w:proofErr w:type="spellEnd"/>
+            <w:r>
+              <w:rPr>
+                <w:szCs w:val="20"/>
+                <w:lang w:val="en-US"/>
+              </w:rPr>
+              <w:t xml:space="preserve"> !</w:t>
+            </w:r>
+            <w:proofErr w:type="gramEnd"/>
+            <w:r>
+              <w:rPr>
+                <w:szCs w:val="20"/>
+                <w:lang w:val="en-US"/>
+              </w:rPr>
+              <w:t xml:space="preserve">= </w:t>
+            </w:r>
+            <w:proofErr w:type="spellStart"/>
+            <w:r>
+              <w:rPr>
+                <w:szCs w:val="20"/>
+                <w:lang w:val="en-US"/>
+              </w:rPr>
+              <w:t>randomNumber</w:t>
+            </w:r>
+            <w:proofErr w:type="spellEnd"/>
+          </w:p>
+          <w:p>
+            <w:pPr>
+              <w:pStyle w:val="Pseoudocode"/>
+              <w:rPr>
+                <w:lang w:val="en-US"/>
+              </w:rPr>
+            </w:pPr>
+          </w:p>
+        </w:tc>
+        <w:tc>
+          <w:tcPr>
+            <w:tcW w:w="1420" w:type="dxa"/>
+          </w:tcPr>
+          <w:p>
+            <w:pPr>
+              <w:jc w:val="center"/>
+              <w:rPr>
+                <w:sz w:val="20"/>
+                <w:szCs w:val="20"/>
+              </w:rPr>
+            </w:pPr>
+            <w:r>
+              <w:rPr>
+                <w:sz w:val="20"/>
+                <w:szCs w:val="20"/>
+              </w:rPr>
+              <w:t>50</w:t>
+            </w:r>
+          </w:p>
+        </w:tc>
+        <w:tc>
+          <w:tcPr>
+            <w:tcW w:w="1255" w:type="dxa"/>
+          </w:tcPr>
+          <w:p>
+            <w:pPr>
+              <w:jc w:val="center"/>
+              <w:rPr>
+                <w:sz w:val="20"/>
+                <w:szCs w:val="20"/>
+              </w:rPr>
+            </w:pPr>
+            <w:r>
+              <w:rPr>
+                <w:sz w:val="20"/>
+                <w:szCs w:val="20"/>
+              </w:rPr>
+              <w:t>2</w:t>
+            </w:r>
+          </w:p>
+        </w:tc>
+        <w:tc>
+          <w:tcPr>
+            <w:tcW w:w="1915" w:type="dxa"/>
+          </w:tcPr>
+          <w:p>
+            <w:pPr>
+              <w:jc w:val="center"/>
+              <w:rPr>
+                <w:sz w:val="20"/>
+                <w:szCs w:val="20"/>
+              </w:rPr>
+            </w:pPr>
+            <w:proofErr w:type="spellStart"/>
+            <w:proofErr w:type="gramStart"/>
+            <w:r>
+              <w:rPr>
+                <w:sz w:val="20"/>
+                <w:szCs w:val="20"/>
+              </w:rPr>
+              <w:t>userGuess</w:t>
+            </w:r>
+            <w:proofErr w:type="spellEnd"/>
+            <w:r>
+              <w:rPr>
+                <w:sz w:val="20"/>
+                <w:szCs w:val="20"/>
+              </w:rPr>
+              <w:t xml:space="preserve"> !</w:t>
+            </w:r>
+            <w:proofErr w:type="gramEnd"/>
+            <w:r>
+              <w:rPr>
+                <w:sz w:val="20"/>
+                <w:szCs w:val="20"/>
+              </w:rPr>
+              <w:t xml:space="preserve">= </w:t>
+            </w:r>
+            <w:proofErr w:type="spellStart"/>
+            <w:r>
+              <w:rPr>
+                <w:sz w:val="20"/>
+                <w:szCs w:val="20"/>
+              </w:rPr>
+              <w:t>randomNumber</w:t>
+            </w:r>
+            <w:proofErr w:type="spellEnd"/>
+            <w:r>
+              <w:rPr>
+                <w:sz w:val="20"/>
+                <w:szCs w:val="20"/>
+              </w:rPr>
+              <w:t xml:space="preserve"> = true</w:t>
+            </w:r>
+          </w:p>
+        </w:tc>
+        <w:tc>
+          <w:tcPr>
+            <w:tcW w:w="731" w:type="dxa"/>
+          </w:tcPr>
+          <w:p>
+            <w:pPr>
+              <w:jc w:val="center"/>
+              <w:rPr>
+                <w:sz w:val="20"/>
+                <w:szCs w:val="20"/>
+              </w:rPr>
+            </w:pPr>
+            <w:r>
+              <w:rPr>
+                <w:sz w:val="20"/>
+                <w:szCs w:val="20"/>
+              </w:rPr>
+              <w:t>27</w:t>
+            </w:r>
+          </w:p>
+        </w:tc>
+      </w:tr>
+      <w:tr>
+        <w:tc>
+          <w:tcPr>
+            <w:tcW w:w="857" w:type="dxa"/>
+          </w:tcPr>
+          <w:p>
+            <w:pPr>
+              <w:jc w:val="center"/>
+              <w:rPr>
+                <w:sz w:val="20"/>
+                <w:szCs w:val="20"/>
+              </w:rPr>
+            </w:pPr>
+            <w:r>
+              <w:rPr>
+                <w:sz w:val="20"/>
+                <w:szCs w:val="20"/>
+              </w:rPr>
+              <w:t>10</w:t>
+            </w:r>
+          </w:p>
+        </w:tc>
+        <w:tc>
+          <w:tcPr>
+            <w:tcW w:w="1974" w:type="dxa"/>
+          </w:tcPr>
+          <w:p>
+            <w:pPr>
+              <w:pStyle w:val="Pseoudocode"/>
+              <w:rPr>
+                <w:szCs w:val="20"/>
+                <w:lang w:val="en-US"/>
+              </w:rPr>
+            </w:pPr>
+            <w:r>
+              <w:rPr>
+                <w:lang w:val="en-US"/>
+              </w:rPr>
+              <w:t xml:space="preserve">READ </w:t>
+            </w:r>
+            <w:proofErr w:type="spellStart"/>
+            <w:r>
+              <w:rPr>
+                <w:lang w:val="en-US"/>
+              </w:rPr>
+              <w:t>userGuess</w:t>
+            </w:r>
+            <w:proofErr w:type="spellEnd"/>
+          </w:p>
+        </w:tc>
+        <w:tc>
+          <w:tcPr>
+            <w:tcW w:w="1420" w:type="dxa"/>
+          </w:tcPr>
+          <w:p>
+            <w:pPr>
+              <w:jc w:val="center"/>
+              <w:rPr>
+                <w:sz w:val="20"/>
+                <w:szCs w:val="20"/>
+              </w:rPr>
+            </w:pPr>
+            <w:r>
+              <w:rPr>
+                <w:sz w:val="20"/>
+                <w:szCs w:val="20"/>
+              </w:rPr>
+              <w:t>25</w:t>
+            </w:r>
+          </w:p>
+        </w:tc>
+        <w:tc>
+          <w:tcPr>
+            <w:tcW w:w="1255" w:type="dxa"/>
+          </w:tcPr>
+          <w:p>
+            <w:pPr>
+              <w:jc w:val="center"/>
+              <w:rPr>
+                <w:sz w:val="20"/>
+                <w:szCs w:val="20"/>
+              </w:rPr>
+            </w:pPr>
+            <w:r>
+              <w:rPr>
+                <w:sz w:val="20"/>
+                <w:szCs w:val="20"/>
+              </w:rPr>
+              <w:t>2</w:t>
+            </w:r>
+          </w:p>
+        </w:tc>
+        <w:tc>
+          <w:tcPr>
+            <w:tcW w:w="1915" w:type="dxa"/>
+          </w:tcPr>
+          <w:p>
+            <w:pPr>
+              <w:jc w:val="center"/>
+              <w:rPr>
+                <w:sz w:val="20"/>
+                <w:szCs w:val="20"/>
+              </w:rPr>
+            </w:pPr>
+            <w:r>
+              <w:rPr>
+                <w:sz w:val="20"/>
+                <w:szCs w:val="20"/>
+              </w:rPr>
+              <w:t>/</w:t>
+            </w:r>
+          </w:p>
+        </w:tc>
+        <w:tc>
+          <w:tcPr>
+            <w:tcW w:w="731" w:type="dxa"/>
+          </w:tcPr>
+          <w:p>
+            <w:pPr>
+              <w:jc w:val="center"/>
+              <w:rPr>
+                <w:sz w:val="20"/>
+                <w:szCs w:val="20"/>
+              </w:rPr>
+            </w:pPr>
+            <w:r>
+              <w:rPr>
+                <w:sz w:val="20"/>
+                <w:szCs w:val="20"/>
+              </w:rPr>
+              <w:t>27</w:t>
+            </w:r>
+          </w:p>
+        </w:tc>
+      </w:tr>
+      <w:tr>
+        <w:tc>
+          <w:tcPr>
+            <w:tcW w:w="857" w:type="dxa"/>
+          </w:tcPr>
+          <w:p>
+            <w:pPr>
+              <w:jc w:val="center"/>
+              <w:rPr>
+                <w:sz w:val="20"/>
+                <w:szCs w:val="20"/>
+              </w:rPr>
+            </w:pPr>
+            <w:r>
+              <w:rPr>
+                <w:sz w:val="20"/>
+                <w:szCs w:val="20"/>
+              </w:rPr>
+              <w:t>12</w:t>
+            </w:r>
+          </w:p>
+        </w:tc>
+        <w:tc>
+          <w:tcPr>
+            <w:tcW w:w="1974" w:type="dxa"/>
+          </w:tcPr>
+          <w:p>
+            <w:pPr>
+              <w:pStyle w:val="Pseoudocode"/>
+              <w:rPr>
+                <w:lang w:val="en-US"/>
+              </w:rPr>
+            </w:pPr>
+            <w:r>
+              <w:rPr>
+                <w:lang w:val="en-US"/>
+              </w:rPr>
+              <w:t xml:space="preserve">IF </w:t>
+            </w:r>
+            <w:proofErr w:type="spellStart"/>
+            <w:r>
+              <w:rPr>
+                <w:lang w:val="en-US"/>
+              </w:rPr>
+              <w:t>userGuess</w:t>
+            </w:r>
+            <w:proofErr w:type="spellEnd"/>
+            <w:r>
+              <w:rPr>
+                <w:lang w:val="en-US"/>
+              </w:rPr>
+              <w:t xml:space="preserve"> &gt; </w:t>
+            </w:r>
+            <w:proofErr w:type="spellStart"/>
+            <w:r>
+              <w:rPr>
+                <w:lang w:val="en-US"/>
+              </w:rPr>
+              <w:t>randomNumber</w:t>
+            </w:r>
+            <w:proofErr w:type="spellEnd"/>
+          </w:p>
+        </w:tc>
+        <w:tc>
+          <w:tcPr>
+            <w:tcW w:w="1420" w:type="dxa"/>
+          </w:tcPr>
+          <w:p>
+            <w:pPr>
+              <w:jc w:val="center"/>
+              <w:rPr>
+                <w:sz w:val="20"/>
+                <w:szCs w:val="20"/>
+              </w:rPr>
+            </w:pPr>
+            <w:r>
+              <w:rPr>
+                <w:sz w:val="20"/>
+                <w:szCs w:val="20"/>
+              </w:rPr>
+              <w:t>25</w:t>
+            </w:r>
+          </w:p>
+        </w:tc>
+        <w:tc>
+          <w:tcPr>
+            <w:tcW w:w="1255" w:type="dxa"/>
+          </w:tcPr>
+          <w:p>
+            <w:pPr>
+              <w:jc w:val="center"/>
+              <w:rPr>
+                <w:sz w:val="20"/>
+                <w:szCs w:val="20"/>
+              </w:rPr>
+            </w:pPr>
+            <w:r>
+              <w:rPr>
+                <w:sz w:val="20"/>
+                <w:szCs w:val="20"/>
+              </w:rPr>
+              <w:t>2</w:t>
+            </w:r>
+          </w:p>
+        </w:tc>
+        <w:tc>
+          <w:tcPr>
+            <w:tcW w:w="1915" w:type="dxa"/>
+          </w:tcPr>
+          <w:p>
+            <w:pPr>
+              <w:jc w:val="center"/>
+              <w:rPr>
+                <w:sz w:val="20"/>
+                <w:szCs w:val="20"/>
+              </w:rPr>
+            </w:pPr>
+            <w:proofErr w:type="spellStart"/>
+            <w:r>
+              <w:rPr>
+                <w:sz w:val="20"/>
+                <w:szCs w:val="20"/>
+              </w:rPr>
+              <w:t>userGuess</w:t>
+            </w:r>
+            <w:proofErr w:type="spellEnd"/>
+            <w:r>
+              <w:rPr>
+                <w:sz w:val="20"/>
+                <w:szCs w:val="20"/>
+              </w:rPr>
+              <w:t xml:space="preserve"> &gt; </w:t>
+            </w:r>
+            <w:proofErr w:type="spellStart"/>
+            <w:r>
+              <w:rPr>
+                <w:sz w:val="20"/>
+                <w:szCs w:val="20"/>
+              </w:rPr>
+              <w:t>randomNumber</w:t>
+            </w:r>
+            <w:proofErr w:type="spellEnd"/>
+            <w:r>
+              <w:rPr>
+                <w:sz w:val="20"/>
+                <w:szCs w:val="20"/>
+              </w:rPr>
+              <w:t xml:space="preserve"> = false</w:t>
+            </w:r>
+          </w:p>
+        </w:tc>
+        <w:tc>
+          <w:tcPr>
+            <w:tcW w:w="731" w:type="dxa"/>
+          </w:tcPr>
+          <w:p>
+            <w:pPr>
+              <w:jc w:val="center"/>
+              <w:rPr>
+                <w:sz w:val="20"/>
+                <w:szCs w:val="20"/>
+              </w:rPr>
+            </w:pPr>
+            <w:r>
+              <w:rPr>
+                <w:sz w:val="20"/>
+                <w:szCs w:val="20"/>
+              </w:rPr>
+              <w:t>27</w:t>
+            </w:r>
+          </w:p>
+        </w:tc>
+      </w:tr>
+      <w:tr>
+        <w:tc>
+          <w:tcPr>
+            <w:tcW w:w="857" w:type="dxa"/>
+          </w:tcPr>
+          <w:p>
+            <w:pPr>
+              <w:jc w:val="center"/>
+              <w:rPr>
+                <w:sz w:val="20"/>
+                <w:szCs w:val="20"/>
+              </w:rPr>
+            </w:pPr>
+            <w:r>
+              <w:rPr>
+                <w:sz w:val="20"/>
+                <w:szCs w:val="20"/>
+              </w:rPr>
+              <w:lastRenderedPageBreak/>
+              <w:t>15</w:t>
+            </w:r>
+          </w:p>
+        </w:tc>
+        <w:tc>
+          <w:tcPr>
+            <w:tcW w:w="1974" w:type="dxa"/>
+          </w:tcPr>
+          <w:p>
+            <w:pPr>
+              <w:pStyle w:val="Pseoudocode"/>
+              <w:rPr>
+                <w:lang w:val="en-US"/>
+              </w:rPr>
+            </w:pPr>
+            <w:r>
+              <w:rPr>
+                <w:lang w:val="en-US"/>
+              </w:rPr>
+              <w:t xml:space="preserve">ELSE IF </w:t>
+            </w:r>
+            <w:proofErr w:type="spellStart"/>
+            <w:r>
+              <w:rPr>
+                <w:lang w:val="en-US"/>
+              </w:rPr>
+              <w:t>userGuess</w:t>
+            </w:r>
+            <w:proofErr w:type="spellEnd"/>
+            <w:r>
+              <w:rPr>
+                <w:lang w:val="en-US"/>
+              </w:rPr>
+              <w:t xml:space="preserve"> &lt; </w:t>
+            </w:r>
+            <w:proofErr w:type="spellStart"/>
+            <w:r>
+              <w:rPr>
+                <w:lang w:val="en-US"/>
+              </w:rPr>
+              <w:t>randomNumber</w:t>
+            </w:r>
+            <w:proofErr w:type="spellEnd"/>
+          </w:p>
+        </w:tc>
+        <w:tc>
+          <w:tcPr>
+            <w:tcW w:w="1420" w:type="dxa"/>
+          </w:tcPr>
+          <w:p>
+            <w:pPr>
+              <w:jc w:val="center"/>
+              <w:rPr>
+                <w:sz w:val="20"/>
+                <w:szCs w:val="20"/>
+              </w:rPr>
+            </w:pPr>
+            <w:r>
+              <w:rPr>
+                <w:sz w:val="20"/>
+                <w:szCs w:val="20"/>
+              </w:rPr>
+              <w:t>25</w:t>
+            </w:r>
+          </w:p>
+        </w:tc>
+        <w:tc>
+          <w:tcPr>
+            <w:tcW w:w="1255" w:type="dxa"/>
+          </w:tcPr>
+          <w:p>
+            <w:pPr>
+              <w:jc w:val="center"/>
+              <w:rPr>
+                <w:sz w:val="20"/>
+                <w:szCs w:val="20"/>
+              </w:rPr>
+            </w:pPr>
+            <w:r>
+              <w:rPr>
+                <w:sz w:val="20"/>
+                <w:szCs w:val="20"/>
+              </w:rPr>
+              <w:t>2</w:t>
+            </w:r>
+          </w:p>
+        </w:tc>
+        <w:tc>
+          <w:tcPr>
+            <w:tcW w:w="1915" w:type="dxa"/>
+          </w:tcPr>
+          <w:p>
+            <w:pPr>
+              <w:jc w:val="center"/>
+              <w:rPr>
+                <w:sz w:val="20"/>
+                <w:szCs w:val="20"/>
+              </w:rPr>
+            </w:pPr>
+            <w:proofErr w:type="spellStart"/>
+            <w:r>
+              <w:rPr>
+                <w:sz w:val="20"/>
+                <w:szCs w:val="20"/>
+              </w:rPr>
+              <w:t>userGuess</w:t>
+            </w:r>
+            <w:proofErr w:type="spellEnd"/>
+            <w:r>
+              <w:rPr>
+                <w:sz w:val="20"/>
+                <w:szCs w:val="20"/>
+              </w:rPr>
+              <w:t xml:space="preserve"> &lt; </w:t>
+            </w:r>
+            <w:proofErr w:type="spellStart"/>
+            <w:r>
+              <w:rPr>
+                <w:sz w:val="20"/>
+                <w:szCs w:val="20"/>
+              </w:rPr>
+              <w:t>randomNumber</w:t>
+            </w:r>
+            <w:proofErr w:type="spellEnd"/>
+            <w:r>
+              <w:rPr>
+                <w:sz w:val="20"/>
+                <w:szCs w:val="20"/>
+              </w:rPr>
+              <w:t xml:space="preserve"> = true</w:t>
+            </w:r>
+          </w:p>
+        </w:tc>
+        <w:tc>
+          <w:tcPr>
+            <w:tcW w:w="731" w:type="dxa"/>
+          </w:tcPr>
+          <w:p>
+            <w:pPr>
+              <w:jc w:val="center"/>
+              <w:rPr>
+                <w:sz w:val="20"/>
+                <w:szCs w:val="20"/>
+              </w:rPr>
+            </w:pPr>
+            <w:r>
+              <w:rPr>
+                <w:sz w:val="20"/>
+                <w:szCs w:val="20"/>
+              </w:rPr>
+              <w:t>27</w:t>
+            </w:r>
+          </w:p>
+        </w:tc>
+      </w:tr>
+      <w:tr>
+        <w:tc>
+          <w:tcPr>
+            <w:tcW w:w="857" w:type="dxa"/>
+          </w:tcPr>
+          <w:p>
+            <w:pPr>
+              <w:jc w:val="center"/>
+              <w:rPr>
+                <w:sz w:val="20"/>
+                <w:szCs w:val="20"/>
+              </w:rPr>
+            </w:pPr>
+          </w:p>
+        </w:tc>
+        <w:tc>
+          <w:tcPr>
+            <w:tcW w:w="1974" w:type="dxa"/>
+          </w:tcPr>
+          <w:p>
+            <w:pPr>
+              <w:pStyle w:val="Pseoudocode"/>
+              <w:rPr>
+                <w:lang w:val="en-US"/>
+              </w:rPr>
+            </w:pPr>
+          </w:p>
+        </w:tc>
+        <w:tc>
+          <w:tcPr>
+            <w:tcW w:w="1420" w:type="dxa"/>
+          </w:tcPr>
+          <w:p>
+            <w:pPr>
+              <w:jc w:val="center"/>
+              <w:rPr>
+                <w:sz w:val="20"/>
+                <w:szCs w:val="20"/>
+              </w:rPr>
+            </w:pPr>
+          </w:p>
+        </w:tc>
+        <w:tc>
+          <w:tcPr>
+            <w:tcW w:w="1255" w:type="dxa"/>
+          </w:tcPr>
+          <w:p>
+            <w:pPr>
+              <w:jc w:val="center"/>
+              <w:rPr>
+                <w:sz w:val="20"/>
+                <w:szCs w:val="20"/>
+              </w:rPr>
+            </w:pPr>
+          </w:p>
+        </w:tc>
+        <w:tc>
+          <w:tcPr>
+            <w:tcW w:w="1915" w:type="dxa"/>
+          </w:tcPr>
+          <w:p>
+            <w:pPr>
+              <w:jc w:val="center"/>
+              <w:rPr>
+                <w:sz w:val="20"/>
+                <w:szCs w:val="20"/>
+              </w:rPr>
+            </w:pPr>
+          </w:p>
+        </w:tc>
+        <w:tc>
+          <w:tcPr>
+            <w:tcW w:w="731" w:type="dxa"/>
+          </w:tcPr>
+          <w:p>
+            <w:pPr>
+              <w:jc w:val="center"/>
+              <w:rPr>
+                <w:sz w:val="20"/>
+                <w:szCs w:val="20"/>
+              </w:rPr>
+            </w:pPr>
+          </w:p>
+        </w:tc>
+      </w:tr>
+    </w:tbl>
+    <w:p>
+      <w:pPr>
+        <w:rPr>
+          <w:lang w:val="en-US"/>
+        </w:rPr>
+      </w:pPr>
+    </w:p>
     <w:sectPr>
       <w:headerReference w:type="default" r:id="rId15"/>
       <w:footerReference w:type="default" r:id="rId16"/>
@@ -4166,6 +7462,119 @@
     </w:lvl>
   </w:abstractNum>
   <w:abstractNum w:abstractNumId="1" w15:restartNumberingAfterBreak="0">
+    <w:nsid w:val="398311D0"/>
+    <w:multiLevelType w:val="hybridMultilevel"/>
+    <w:tmpl w:val="38C2D666"/>
+    <w:lvl w:ilvl="0" w:tplc="A8705B8A">
+      <w:start w:val="20"/>
+      <w:numFmt w:val="bullet"/>
+      <w:lvlText w:val="-"/>
+      <w:lvlJc w:val="left"/>
+      <w:pPr>
+        <w:ind w:left="720" w:hanging="360"/>
+      </w:pPr>
+      <w:rPr>
+        <w:rFonts w:ascii="Bahnschrift" w:eastAsiaTheme="minorHAnsi" w:hAnsi="Bahnschrift" w:cstheme="minorBidi" w:hint="default"/>
+      </w:rPr>
+    </w:lvl>
+    <w:lvl w:ilvl="1" w:tplc="20000003" w:tentative="1">
+      <w:start w:val="1"/>
+      <w:numFmt w:val="bullet"/>
+      <w:lvlText w:val="o"/>
+      <w:lvlJc w:val="left"/>
+      <w:pPr>
+        <w:ind w:left="1440" w:hanging="360"/>
+      </w:pPr>
+      <w:rPr>
+        <w:rFonts w:ascii="Courier New" w:hAnsi="Courier New" w:cs="Courier New" w:hint="default"/>
+      </w:rPr>
+    </w:lvl>
+    <w:lvl w:ilvl="2" w:tplc="20000005" w:tentative="1">
+      <w:start w:val="1"/>
+      <w:numFmt w:val="bullet"/>
+      <w:lvlText w:val=""/>
+      <w:lvlJc w:val="left"/>
+      <w:pPr>
+        <w:ind w:left="2160" w:hanging="360"/>
+      </w:pPr>
+      <w:rPr>
+        <w:rFonts w:ascii="Wingdings" w:hAnsi="Wingdings" w:hint="default"/>
+      </w:rPr>
+    </w:lvl>
+    <w:lvl w:ilvl="3" w:tplc="20000001" w:tentative="1">
+      <w:start w:val="1"/>
+      <w:numFmt w:val="bullet"/>
+      <w:lvlText w:val=""/>
+      <w:lvlJc w:val="left"/>
+      <w:pPr>
+        <w:ind w:left="2880" w:hanging="360"/>
+      </w:pPr>
+      <w:rPr>
+        <w:rFonts w:ascii="Symbol" w:hAnsi="Symbol" w:hint="default"/>
+      </w:rPr>
+    </w:lvl>
+    <w:lvl w:ilvl="4" w:tplc="20000003" w:tentative="1">
+      <w:start w:val="1"/>
+      <w:numFmt w:val="bullet"/>
+      <w:lvlText w:val="o"/>
+      <w:lvlJc w:val="left"/>
+      <w:pPr>
+        <w:ind w:left="3600" w:hanging="360"/>
+      </w:pPr>
+      <w:rPr>
+        <w:rFonts w:ascii="Courier New" w:hAnsi="Courier New" w:cs="Courier New" w:hint="default"/>
+      </w:rPr>
+    </w:lvl>
+    <w:lvl w:ilvl="5" w:tplc="20000005" w:tentative="1">
+      <w:start w:val="1"/>
+      <w:numFmt w:val="bullet"/>
+      <w:lvlText w:val=""/>
+      <w:lvlJc w:val="left"/>
+      <w:pPr>
+        <w:ind w:left="4320" w:hanging="360"/>
+      </w:pPr>
+      <w:rPr>
+        <w:rFonts w:ascii="Wingdings" w:hAnsi="Wingdings" w:hint="default"/>
+      </w:rPr>
+    </w:lvl>
+    <w:lvl w:ilvl="6" w:tplc="20000001" w:tentative="1">
+      <w:start w:val="1"/>
+      <w:numFmt w:val="bullet"/>
+      <w:lvlText w:val=""/>
+      <w:lvlJc w:val="left"/>
+      <w:pPr>
+        <w:ind w:left="5040" w:hanging="360"/>
+      </w:pPr>
+      <w:rPr>
+        <w:rFonts w:ascii="Symbol" w:hAnsi="Symbol" w:hint="default"/>
+      </w:rPr>
+    </w:lvl>
+    <w:lvl w:ilvl="7" w:tplc="20000003" w:tentative="1">
+      <w:start w:val="1"/>
+      <w:numFmt w:val="bullet"/>
+      <w:lvlText w:val="o"/>
+      <w:lvlJc w:val="left"/>
+      <w:pPr>
+        <w:ind w:left="5760" w:hanging="360"/>
+      </w:pPr>
+      <w:rPr>
+        <w:rFonts w:ascii="Courier New" w:hAnsi="Courier New" w:cs="Courier New" w:hint="default"/>
+      </w:rPr>
+    </w:lvl>
+    <w:lvl w:ilvl="8" w:tplc="20000005" w:tentative="1">
+      <w:start w:val="1"/>
+      <w:numFmt w:val="bullet"/>
+      <w:lvlText w:val=""/>
+      <w:lvlJc w:val="left"/>
+      <w:pPr>
+        <w:ind w:left="6480" w:hanging="360"/>
+      </w:pPr>
+      <w:rPr>
+        <w:rFonts w:ascii="Wingdings" w:hAnsi="Wingdings" w:hint="default"/>
+      </w:rPr>
+    </w:lvl>
+  </w:abstractNum>
+  <w:abstractNum w:abstractNumId="2" w15:restartNumberingAfterBreak="0">
     <w:nsid w:val="3DEE1232"/>
     <w:multiLevelType w:val="hybridMultilevel"/>
     <w:tmpl w:val="57F83F06"/>
@@ -4254,7 +7663,7 @@
       </w:pPr>
     </w:lvl>
   </w:abstractNum>
-  <w:abstractNum w:abstractNumId="2" w15:restartNumberingAfterBreak="0">
+  <w:abstractNum w:abstractNumId="3" w15:restartNumberingAfterBreak="0">
     <w:nsid w:val="515A3E0F"/>
     <w:multiLevelType w:val="hybridMultilevel"/>
     <w:tmpl w:val="2CEE2032"/>
@@ -4344,13 +7753,16 @@
     </w:lvl>
   </w:abstractNum>
   <w:num w:numId="1" w16cid:durableId="94404181">
-    <w:abstractNumId w:val="2"/>
+    <w:abstractNumId w:val="3"/>
   </w:num>
   <w:num w:numId="2" w16cid:durableId="316106527">
-    <w:abstractNumId w:val="1"/>
+    <w:abstractNumId w:val="2"/>
   </w:num>
   <w:num w:numId="3" w16cid:durableId="1032145165">
     <w:abstractNumId w:val="0"/>
+  </w:num>
+  <w:num w:numId="4" w16cid:durableId="1454789265">
+    <w:abstractNumId w:val="1"/>
   </w:num>
 </w:numbering>
 </file>
@@ -4970,6 +8382,7 @@
   <w:style w:type="character" w:default="1" w:styleId="DefaultParagraphFont">
     <w:name w:val="Default Paragraph Font"/>
     <w:uiPriority w:val="1"/>
+    <w:semiHidden/>
     <w:unhideWhenUsed/>
   </w:style>
   <w:style w:type="table" w:default="1" w:styleId="TableNormal">
@@ -5451,15 +8864,15 @@
     <w:basedOn w:val="Normal"/>
     <w:link w:val="PseoudocodeChar"/>
     <w:qFormat/>
-    <w:rsid w:val="00A10066"/>
+    <w:rsid w:val="00752A1C"/>
     <w:pPr>
       <w:spacing w:before="240" w:after="240"/>
-      <w:ind w:left="1440"/>
       <w:contextualSpacing/>
       <w:jc w:val="left"/>
     </w:pPr>
     <w:rPr>
       <w:rFonts w:ascii="Cascadia Code" w:hAnsi="Cascadia Code"/>
+      <w:sz w:val="20"/>
       <w:lang w:val="fr-FR"/>
     </w:rPr>
   </w:style>
@@ -5467,9 +8880,10 @@
     <w:name w:val="Pseoudocode Char"/>
     <w:basedOn w:val="DefaultParagraphFont"/>
     <w:link w:val="Pseoudocode"/>
-    <w:rsid w:val="00A10066"/>
+    <w:rsid w:val="00752A1C"/>
     <w:rPr>
       <w:rFonts w:ascii="Cascadia Code" w:hAnsi="Cascadia Code"/>
+      <w:sz w:val="20"/>
       <w:lang w:val="fr-FR"/>
     </w:rPr>
   </w:style>

--- a/Modules/Semester_1/Modern Code/Aufgaben/01_Java_Basics_Pseudocode/Protocol.docx
+++ b/Modules/Semester_1/Modern Code/Aufgaben/01_Java_Basics_Pseudocode/Protocol.docx
@@ -9,7 +9,6 @@
           <w:kern w:val="2"/>
           <w:sz w:val="2"/>
           <w:szCs w:val="24"/>
-          <w:lang w:val="en-AT"/>
           <w14:ligatures w14:val="standardContextual"/>
         </w:rPr>
         <w:id w:val="1964927903"/>
@@ -32,9 +31,6 @@
             </w:rPr>
           </w:pPr>
           <w:r>
-            <w:rPr>
-              <w:noProof/>
-            </w:rPr>
             <mc:AlternateContent>
               <mc:Choice Requires="wps">
                 <w:drawing>
@@ -136,9 +132,6 @@
             <w:jc w:val="left"/>
           </w:pPr>
           <w:r>
-            <w:rPr>
-              <w:noProof/>
-            </w:rPr>
             <mc:AlternateContent>
               <mc:Choice Requires="wps">
                 <w:drawing>
@@ -182,102 +175,61 @@
                           <wps:txbx>
                             <w:txbxContent>
                               <w:p>
-                                <w:pPr>
-                                  <w:rPr>
-                                    <w:lang w:val="en-US"/>
-                                  </w:rPr>
-                                </w:pPr>
                                 <w:r>
                                   <w:rPr>
                                     <w:b/>
                                     <w:bCs/>
-                                    <w:lang w:val="en-US"/>
                                   </w:rPr>
                                   <w:t>LEGAL NAME</w:t>
                                 </w:r>
                                 <w:r>
-                                  <w:rPr>
-                                    <w:lang w:val="en-US"/>
-                                  </w:rPr>
                                   <w:t xml:space="preserve"> </w:t>
                                 </w:r>
                                 <w:r>
-                                  <w:rPr>
-                                    <w:lang w:val="en-US"/>
-                                  </w:rPr>
                                   <w:tab/>
                                 </w:r>
                                 <w:r>
-                                  <w:rPr>
-                                    <w:lang w:val="en-US"/>
-                                  </w:rPr>
                                   <w:tab/>
                                 </w:r>
                                 <w:r>
                                   <w:rPr>
                                     <w:i/>
                                     <w:iCs/>
-                                    <w:lang w:val="en-US"/>
                                   </w:rPr>
                                   <w:t>LEONARD-ADRIAN BUNEA</w:t>
                                 </w:r>
                               </w:p>
                               <w:p>
-                                <w:pPr>
-                                  <w:rPr>
-                                    <w:lang w:val="en-US"/>
-                                  </w:rPr>
-                                </w:pPr>
                                 <w:r>
                                   <w:rPr>
                                     <w:b/>
                                     <w:bCs/>
-                                    <w:lang w:val="en-US"/>
                                   </w:rPr>
-                                  <w:t xml:space="preserve">PREFERRED </w:t>
+                                  <w:t>PREFERRED NAME</w:t>
                                 </w:r>
                                 <w:r>
                                   <w:rPr>
                                     <w:b/>
                                     <w:bCs/>
-                                    <w:lang w:val="en-US"/>
-                                  </w:rPr>
-                                  <w:t>NAME</w:t>
-                                </w:r>
-                                <w:r>
-                                  <w:rPr>
-                                    <w:b/>
-                                    <w:bCs/>
-                                    <w:lang w:val="en-US"/>
                                   </w:rPr>
                                   <w:tab/>
                                 </w:r>
                                 <w:r>
-                                  <w:rPr>
-                                    <w:lang w:val="en-US"/>
-                                  </w:rPr>
                                   <w:tab/>
                                 </w:r>
                                 <w:r>
                                   <w:rPr>
                                     <w:b/>
                                     <w:bCs/>
-                                    <w:lang w:val="en-US"/>
                                   </w:rPr>
                                   <w:t>ZOE BUNEA</w:t>
                                 </w:r>
                               </w:p>
                               <w:p>
-                                <w:pPr>
-                                  <w:rPr>
-                                    <w:lang w:val="en-US"/>
-                                  </w:rPr>
-                                </w:pPr>
                                 <w:r>
                                   <w:rPr>
                                     <w:b/>
                                     <w:bCs/>
-                                    <w:lang w:val="en-US"/>
                                   </w:rPr>
                                   <w:t>TIME SPENT</w:t>
                                 </w:r>
@@ -285,34 +237,21 @@
                                   <w:rPr>
                                     <w:b/>
                                     <w:bCs/>
-                                    <w:lang w:val="en-US"/>
                                   </w:rPr>
                                   <w:tab/>
                                 </w:r>
                                 <w:r>
-                                  <w:rPr>
-                                    <w:lang w:val="en-US"/>
-                                  </w:rPr>
                                   <w:tab/>
                                 </w:r>
                                 <w:r>
-                                  <w:rPr>
-                                    <w:lang w:val="en-US"/>
-                                  </w:rPr>
                                   <w:tab/>
                                 </w:r>
                                 <w:proofErr w:type="gramStart"/>
                                 <w:r>
-                                  <w:rPr>
-                                    <w:lang w:val="en-US"/>
-                                  </w:rPr>
                                   <w:t>XX:XX</w:t>
                                 </w:r>
                                 <w:proofErr w:type="gramEnd"/>
                                 <w:r>
-                                  <w:rPr>
-                                    <w:lang w:val="en-US"/>
-                                  </w:rPr>
                                   <w:t>:XX</w:t>
                                 </w:r>
                               </w:p>
@@ -339,102 +278,61 @@
                     <v:textbox>
                       <w:txbxContent>
                         <w:p>
-                          <w:pPr>
-                            <w:rPr>
-                              <w:lang w:val="en-US"/>
-                            </w:rPr>
-                          </w:pPr>
                           <w:r>
                             <w:rPr>
                               <w:b/>
                               <w:bCs/>
-                              <w:lang w:val="en-US"/>
                             </w:rPr>
                             <w:t>LEGAL NAME</w:t>
                           </w:r>
                           <w:r>
-                            <w:rPr>
-                              <w:lang w:val="en-US"/>
-                            </w:rPr>
                             <w:t xml:space="preserve"> </w:t>
                           </w:r>
                           <w:r>
-                            <w:rPr>
-                              <w:lang w:val="en-US"/>
-                            </w:rPr>
                             <w:tab/>
                           </w:r>
                           <w:r>
-                            <w:rPr>
-                              <w:lang w:val="en-US"/>
-                            </w:rPr>
                             <w:tab/>
                           </w:r>
                           <w:r>
                             <w:rPr>
                               <w:i/>
                               <w:iCs/>
-                              <w:lang w:val="en-US"/>
                             </w:rPr>
                             <w:t>LEONARD-ADRIAN BUNEA</w:t>
                           </w:r>
                         </w:p>
                         <w:p>
-                          <w:pPr>
-                            <w:rPr>
-                              <w:lang w:val="en-US"/>
-                            </w:rPr>
-                          </w:pPr>
                           <w:r>
                             <w:rPr>
                               <w:b/>
                               <w:bCs/>
-                              <w:lang w:val="en-US"/>
                             </w:rPr>
-                            <w:t xml:space="preserve">PREFERRED </w:t>
+                            <w:t>PREFERRED NAME</w:t>
                           </w:r>
                           <w:r>
                             <w:rPr>
                               <w:b/>
                               <w:bCs/>
-                              <w:lang w:val="en-US"/>
-                            </w:rPr>
-                            <w:t>NAME</w:t>
-                          </w:r>
-                          <w:r>
-                            <w:rPr>
-                              <w:b/>
-                              <w:bCs/>
-                              <w:lang w:val="en-US"/>
                             </w:rPr>
                             <w:tab/>
                           </w:r>
                           <w:r>
-                            <w:rPr>
-                              <w:lang w:val="en-US"/>
-                            </w:rPr>
                             <w:tab/>
                           </w:r>
                           <w:r>
                             <w:rPr>
                               <w:b/>
                               <w:bCs/>
-                              <w:lang w:val="en-US"/>
                             </w:rPr>
                             <w:t>ZOE BUNEA</w:t>
                           </w:r>
                         </w:p>
                         <w:p>
-                          <w:pPr>
-                            <w:rPr>
-                              <w:lang w:val="en-US"/>
-                            </w:rPr>
-                          </w:pPr>
                           <w:r>
                             <w:rPr>
                               <w:b/>
                               <w:bCs/>
-                              <w:lang w:val="en-US"/>
                             </w:rPr>
                             <w:t>TIME SPENT</w:t>
                           </w:r>
@@ -442,34 +340,21 @@
                             <w:rPr>
                               <w:b/>
                               <w:bCs/>
-                              <w:lang w:val="en-US"/>
                             </w:rPr>
                             <w:tab/>
                           </w:r>
                           <w:r>
-                            <w:rPr>
-                              <w:lang w:val="en-US"/>
-                            </w:rPr>
                             <w:tab/>
                           </w:r>
                           <w:r>
-                            <w:rPr>
-                              <w:lang w:val="en-US"/>
-                            </w:rPr>
                             <w:tab/>
                           </w:r>
                           <w:proofErr w:type="gramStart"/>
                           <w:r>
-                            <w:rPr>
-                              <w:lang w:val="en-US"/>
-                            </w:rPr>
                             <w:t>XX:XX</w:t>
                           </w:r>
                           <w:proofErr w:type="gramEnd"/>
                           <w:r>
-                            <w:rPr>
-                              <w:lang w:val="en-US"/>
-                            </w:rPr>
                             <w:t>:XX</w:t>
                           </w:r>
                         </w:p>
@@ -496,7 +381,6 @@
           <w:kern w:val="2"/>
           <w:sz w:val="24"/>
           <w:szCs w:val="24"/>
-          <w:lang w:val="en-AT"/>
           <w14:ligatures w14:val="standardContextual"/>
         </w:rPr>
         <w:id w:val="-989636350"/>
@@ -508,7 +392,6 @@
       <w:sdtEndPr>
         <w:rPr>
           <w:bCs/>
-          <w:noProof/>
         </w:rPr>
       </w:sdtEndPr>
       <w:sdtContent>
@@ -526,9 +409,6 @@
             <w:tabs>
               <w:tab w:val="right" w:leader="dot" w:pos="8152"/>
             </w:tabs>
-            <w:rPr>
-              <w:noProof/>
-            </w:rPr>
           </w:pPr>
           <w:r>
             <w:fldChar w:fldCharType="begin"/>
@@ -543,55 +423,46 @@
             <w:r>
               <w:rPr>
                 <w:rStyle w:val="Hyperlink"/>
-                <w:noProof/>
-                <w:lang w:val="fr-FR"/>
               </w:rPr>
               <w:t>Exercise 1 – Personal Information</w:t>
             </w:r>
             <w:r>
               <w:rPr>
-                <w:noProof/>
                 <w:webHidden/>
               </w:rPr>
               <w:tab/>
             </w:r>
             <w:r>
               <w:rPr>
-                <w:noProof/>
                 <w:webHidden/>
               </w:rPr>
               <w:fldChar w:fldCharType="begin"/>
             </w:r>
             <w:r>
               <w:rPr>
-                <w:noProof/>
                 <w:webHidden/>
               </w:rPr>
               <w:instrText xml:space="preserve"> PAGEREF _Toc211254875 \h </w:instrText>
             </w:r>
             <w:r>
               <w:rPr>
-                <w:noProof/>
                 <w:webHidden/>
               </w:rPr>
             </w:r>
             <w:r>
               <w:rPr>
-                <w:noProof/>
                 <w:webHidden/>
               </w:rPr>
               <w:fldChar w:fldCharType="separate"/>
             </w:r>
             <w:r>
               <w:rPr>
-                <w:noProof/>
                 <w:webHidden/>
               </w:rPr>
               <w:t>2</w:t>
             </w:r>
             <w:r>
               <w:rPr>
-                <w:noProof/>
                 <w:webHidden/>
               </w:rPr>
               <w:fldChar w:fldCharType="end"/>
@@ -604,63 +475,51 @@
             <w:tabs>
               <w:tab w:val="right" w:leader="dot" w:pos="8152"/>
             </w:tabs>
-            <w:rPr>
-              <w:noProof/>
-            </w:rPr>
           </w:pPr>
           <w:hyperlink w:anchor="_Toc211254876" w:history="1">
             <w:r>
               <w:rPr>
                 <w:rStyle w:val="Hyperlink"/>
-                <w:noProof/>
-                <w:lang w:val="fr-FR"/>
               </w:rPr>
               <w:t>Solution Idea</w:t>
             </w:r>
             <w:r>
               <w:rPr>
-                <w:noProof/>
                 <w:webHidden/>
               </w:rPr>
               <w:tab/>
             </w:r>
             <w:r>
               <w:rPr>
-                <w:noProof/>
                 <w:webHidden/>
               </w:rPr>
               <w:fldChar w:fldCharType="begin"/>
             </w:r>
             <w:r>
               <w:rPr>
-                <w:noProof/>
                 <w:webHidden/>
               </w:rPr>
               <w:instrText xml:space="preserve"> PAGEREF _Toc211254876 \h </w:instrText>
             </w:r>
             <w:r>
               <w:rPr>
-                <w:noProof/>
                 <w:webHidden/>
               </w:rPr>
             </w:r>
             <w:r>
               <w:rPr>
-                <w:noProof/>
                 <w:webHidden/>
               </w:rPr>
               <w:fldChar w:fldCharType="separate"/>
             </w:r>
             <w:r>
               <w:rPr>
-                <w:noProof/>
                 <w:webHidden/>
               </w:rPr>
               <w:t>2</w:t>
             </w:r>
             <w:r>
               <w:rPr>
-                <w:noProof/>
                 <w:webHidden/>
               </w:rPr>
               <w:fldChar w:fldCharType="end"/>
@@ -673,63 +532,51 @@
             <w:tabs>
               <w:tab w:val="right" w:leader="dot" w:pos="8152"/>
             </w:tabs>
-            <w:rPr>
-              <w:noProof/>
-            </w:rPr>
           </w:pPr>
           <w:hyperlink w:anchor="_Toc211254877" w:history="1">
             <w:r>
               <w:rPr>
                 <w:rStyle w:val="Hyperlink"/>
-                <w:noProof/>
-                <w:lang w:val="fr-FR"/>
               </w:rPr>
               <w:t>Code</w:t>
             </w:r>
             <w:r>
               <w:rPr>
-                <w:noProof/>
                 <w:webHidden/>
               </w:rPr>
               <w:tab/>
             </w:r>
             <w:r>
               <w:rPr>
-                <w:noProof/>
                 <w:webHidden/>
               </w:rPr>
               <w:fldChar w:fldCharType="begin"/>
             </w:r>
             <w:r>
               <w:rPr>
-                <w:noProof/>
                 <w:webHidden/>
               </w:rPr>
               <w:instrText xml:space="preserve"> PAGEREF _Toc211254877 \h </w:instrText>
             </w:r>
             <w:r>
               <w:rPr>
-                <w:noProof/>
                 <w:webHidden/>
               </w:rPr>
             </w:r>
             <w:r>
               <w:rPr>
-                <w:noProof/>
                 <w:webHidden/>
               </w:rPr>
               <w:fldChar w:fldCharType="separate"/>
             </w:r>
             <w:r>
               <w:rPr>
-                <w:noProof/>
                 <w:webHidden/>
               </w:rPr>
               <w:t>2</w:t>
             </w:r>
             <w:r>
               <w:rPr>
-                <w:noProof/>
                 <w:webHidden/>
               </w:rPr>
               <w:fldChar w:fldCharType="end"/>
@@ -742,63 +589,51 @@
             <w:tabs>
               <w:tab w:val="right" w:leader="dot" w:pos="8152"/>
             </w:tabs>
-            <w:rPr>
-              <w:noProof/>
-            </w:rPr>
           </w:pPr>
           <w:hyperlink w:anchor="_Toc211254878" w:history="1">
             <w:r>
               <w:rPr>
                 <w:rStyle w:val="Hyperlink"/>
-                <w:noProof/>
-                <w:lang w:val="fr-FR"/>
               </w:rPr>
               <w:t>Tests</w:t>
             </w:r>
             <w:r>
               <w:rPr>
-                <w:noProof/>
                 <w:webHidden/>
               </w:rPr>
               <w:tab/>
             </w:r>
             <w:r>
               <w:rPr>
-                <w:noProof/>
                 <w:webHidden/>
               </w:rPr>
               <w:fldChar w:fldCharType="begin"/>
             </w:r>
             <w:r>
               <w:rPr>
-                <w:noProof/>
                 <w:webHidden/>
               </w:rPr>
               <w:instrText xml:space="preserve"> PAGEREF _Toc211254878 \h </w:instrText>
             </w:r>
             <w:r>
               <w:rPr>
-                <w:noProof/>
                 <w:webHidden/>
               </w:rPr>
             </w:r>
             <w:r>
               <w:rPr>
-                <w:noProof/>
                 <w:webHidden/>
               </w:rPr>
               <w:fldChar w:fldCharType="separate"/>
             </w:r>
             <w:r>
               <w:rPr>
-                <w:noProof/>
                 <w:webHidden/>
               </w:rPr>
               <w:t>2</w:t>
             </w:r>
             <w:r>
               <w:rPr>
-                <w:noProof/>
                 <w:webHidden/>
               </w:rPr>
               <w:fldChar w:fldCharType="end"/>
@@ -811,63 +646,51 @@
             <w:tabs>
               <w:tab w:val="right" w:leader="dot" w:pos="8152"/>
             </w:tabs>
-            <w:rPr>
-              <w:noProof/>
-            </w:rPr>
           </w:pPr>
           <w:hyperlink w:anchor="_Toc211254879" w:history="1">
             <w:r>
               <w:rPr>
                 <w:rStyle w:val="Hyperlink"/>
-                <w:noProof/>
-                <w:lang w:val="fr-FR"/>
               </w:rPr>
               <w:t>Exercise 2 – Simple Calculator</w:t>
             </w:r>
             <w:r>
               <w:rPr>
-                <w:noProof/>
                 <w:webHidden/>
               </w:rPr>
               <w:tab/>
             </w:r>
             <w:r>
               <w:rPr>
-                <w:noProof/>
                 <w:webHidden/>
               </w:rPr>
               <w:fldChar w:fldCharType="begin"/>
             </w:r>
             <w:r>
               <w:rPr>
-                <w:noProof/>
                 <w:webHidden/>
               </w:rPr>
               <w:instrText xml:space="preserve"> PAGEREF _Toc211254879 \h </w:instrText>
             </w:r>
             <w:r>
               <w:rPr>
-                <w:noProof/>
                 <w:webHidden/>
               </w:rPr>
             </w:r>
             <w:r>
               <w:rPr>
-                <w:noProof/>
                 <w:webHidden/>
               </w:rPr>
               <w:fldChar w:fldCharType="separate"/>
             </w:r>
             <w:r>
               <w:rPr>
-                <w:noProof/>
                 <w:webHidden/>
               </w:rPr>
               <w:t>3</w:t>
             </w:r>
             <w:r>
               <w:rPr>
-                <w:noProof/>
                 <w:webHidden/>
               </w:rPr>
               <w:fldChar w:fldCharType="end"/>
@@ -880,63 +703,51 @@
             <w:tabs>
               <w:tab w:val="right" w:leader="dot" w:pos="8152"/>
             </w:tabs>
-            <w:rPr>
-              <w:noProof/>
-            </w:rPr>
           </w:pPr>
           <w:hyperlink w:anchor="_Toc211254880" w:history="1">
             <w:r>
               <w:rPr>
                 <w:rStyle w:val="Hyperlink"/>
-                <w:noProof/>
-                <w:lang w:val="fr-FR"/>
               </w:rPr>
               <w:t>Solution Idea</w:t>
             </w:r>
             <w:r>
               <w:rPr>
-                <w:noProof/>
                 <w:webHidden/>
               </w:rPr>
               <w:tab/>
             </w:r>
             <w:r>
               <w:rPr>
-                <w:noProof/>
                 <w:webHidden/>
               </w:rPr>
               <w:fldChar w:fldCharType="begin"/>
             </w:r>
             <w:r>
               <w:rPr>
-                <w:noProof/>
                 <w:webHidden/>
               </w:rPr>
               <w:instrText xml:space="preserve"> PAGEREF _Toc211254880 \h </w:instrText>
             </w:r>
             <w:r>
               <w:rPr>
-                <w:noProof/>
                 <w:webHidden/>
               </w:rPr>
             </w:r>
             <w:r>
               <w:rPr>
-                <w:noProof/>
                 <w:webHidden/>
               </w:rPr>
               <w:fldChar w:fldCharType="separate"/>
             </w:r>
             <w:r>
               <w:rPr>
-                <w:noProof/>
                 <w:webHidden/>
               </w:rPr>
               <w:t>3</w:t>
             </w:r>
             <w:r>
               <w:rPr>
-                <w:noProof/>
                 <w:webHidden/>
               </w:rPr>
               <w:fldChar w:fldCharType="end"/>
@@ -949,63 +760,51 @@
             <w:tabs>
               <w:tab w:val="right" w:leader="dot" w:pos="8152"/>
             </w:tabs>
-            <w:rPr>
-              <w:noProof/>
-            </w:rPr>
           </w:pPr>
           <w:hyperlink w:anchor="_Toc211254881" w:history="1">
             <w:r>
               <w:rPr>
                 <w:rStyle w:val="Hyperlink"/>
-                <w:noProof/>
-                <w:lang w:val="fr-FR"/>
               </w:rPr>
               <w:t>Code</w:t>
             </w:r>
             <w:r>
               <w:rPr>
-                <w:noProof/>
                 <w:webHidden/>
               </w:rPr>
               <w:tab/>
             </w:r>
             <w:r>
               <w:rPr>
-                <w:noProof/>
                 <w:webHidden/>
               </w:rPr>
               <w:fldChar w:fldCharType="begin"/>
             </w:r>
             <w:r>
               <w:rPr>
-                <w:noProof/>
                 <w:webHidden/>
               </w:rPr>
               <w:instrText xml:space="preserve"> PAGEREF _Toc211254881 \h </w:instrText>
             </w:r>
             <w:r>
               <w:rPr>
-                <w:noProof/>
                 <w:webHidden/>
               </w:rPr>
             </w:r>
             <w:r>
               <w:rPr>
-                <w:noProof/>
                 <w:webHidden/>
               </w:rPr>
               <w:fldChar w:fldCharType="separate"/>
             </w:r>
             <w:r>
               <w:rPr>
-                <w:noProof/>
                 <w:webHidden/>
               </w:rPr>
               <w:t>3</w:t>
             </w:r>
             <w:r>
               <w:rPr>
-                <w:noProof/>
                 <w:webHidden/>
               </w:rPr>
               <w:fldChar w:fldCharType="end"/>
@@ -1018,63 +817,51 @@
             <w:tabs>
               <w:tab w:val="right" w:leader="dot" w:pos="8152"/>
             </w:tabs>
-            <w:rPr>
-              <w:noProof/>
-            </w:rPr>
           </w:pPr>
           <w:hyperlink w:anchor="_Toc211254882" w:history="1">
             <w:r>
               <w:rPr>
                 <w:rStyle w:val="Hyperlink"/>
-                <w:noProof/>
-                <w:lang w:val="fr-FR"/>
               </w:rPr>
               <w:t>Tests</w:t>
             </w:r>
             <w:r>
               <w:rPr>
-                <w:noProof/>
                 <w:webHidden/>
               </w:rPr>
               <w:tab/>
             </w:r>
             <w:r>
               <w:rPr>
-                <w:noProof/>
                 <w:webHidden/>
               </w:rPr>
               <w:fldChar w:fldCharType="begin"/>
             </w:r>
             <w:r>
               <w:rPr>
-                <w:noProof/>
                 <w:webHidden/>
               </w:rPr>
               <w:instrText xml:space="preserve"> PAGEREF _Toc211254882 \h </w:instrText>
             </w:r>
             <w:r>
               <w:rPr>
-                <w:noProof/>
                 <w:webHidden/>
               </w:rPr>
             </w:r>
             <w:r>
               <w:rPr>
-                <w:noProof/>
                 <w:webHidden/>
               </w:rPr>
               <w:fldChar w:fldCharType="separate"/>
             </w:r>
             <w:r>
               <w:rPr>
-                <w:noProof/>
                 <w:webHidden/>
               </w:rPr>
               <w:t>3</w:t>
             </w:r>
             <w:r>
               <w:rPr>
-                <w:noProof/>
                 <w:webHidden/>
               </w:rPr>
               <w:fldChar w:fldCharType="end"/>
@@ -1087,63 +874,51 @@
             <w:tabs>
               <w:tab w:val="right" w:leader="dot" w:pos="8152"/>
             </w:tabs>
-            <w:rPr>
-              <w:noProof/>
-            </w:rPr>
           </w:pPr>
           <w:hyperlink w:anchor="_Toc211254883" w:history="1">
             <w:r>
               <w:rPr>
                 <w:rStyle w:val="Hyperlink"/>
-                <w:noProof/>
-                <w:lang w:val="fr-FR"/>
               </w:rPr>
               <w:t>Exercise 3 – Turtle Maze</w:t>
             </w:r>
             <w:r>
               <w:rPr>
-                <w:noProof/>
                 <w:webHidden/>
               </w:rPr>
               <w:tab/>
             </w:r>
             <w:r>
               <w:rPr>
-                <w:noProof/>
                 <w:webHidden/>
               </w:rPr>
               <w:fldChar w:fldCharType="begin"/>
             </w:r>
             <w:r>
               <w:rPr>
-                <w:noProof/>
                 <w:webHidden/>
               </w:rPr>
               <w:instrText xml:space="preserve"> PAGEREF _Toc211254883 \h </w:instrText>
             </w:r>
             <w:r>
               <w:rPr>
-                <w:noProof/>
                 <w:webHidden/>
               </w:rPr>
             </w:r>
             <w:r>
               <w:rPr>
-                <w:noProof/>
                 <w:webHidden/>
               </w:rPr>
               <w:fldChar w:fldCharType="separate"/>
             </w:r>
             <w:r>
               <w:rPr>
-                <w:noProof/>
                 <w:webHidden/>
               </w:rPr>
               <w:t>3</w:t>
             </w:r>
             <w:r>
               <w:rPr>
-                <w:noProof/>
                 <w:webHidden/>
               </w:rPr>
               <w:fldChar w:fldCharType="end"/>
@@ -1156,77 +931,51 @@
             <w:tabs>
               <w:tab w:val="right" w:leader="dot" w:pos="8152"/>
             </w:tabs>
-            <w:rPr>
-              <w:noProof/>
-            </w:rPr>
           </w:pPr>
           <w:hyperlink w:anchor="_Toc211254884" w:history="1">
             <w:r>
               <w:rPr>
                 <w:rStyle w:val="Hyperlink"/>
-                <w:noProof/>
-              </w:rPr>
-              <w:t xml:space="preserve">Exercise 4 </w:t>
-            </w:r>
-            <w:r>
-              <w:rPr>
-                <w:rStyle w:val="Hyperlink"/>
-                <w:noProof/>
-                <w:lang w:val="fr-FR"/>
-              </w:rPr>
-              <w:t>–</w:t>
-            </w:r>
-            <w:r>
-              <w:rPr>
-                <w:rStyle w:val="Hyperlink"/>
-                <w:noProof/>
-              </w:rPr>
-              <w:t xml:space="preserve"> Number Guessing</w:t>
-            </w:r>
-            <w:r>
-              <w:rPr>
-                <w:noProof/>
+              </w:rPr>
+              <w:t>Exercise 4 – Number Guessing</w:t>
+            </w:r>
+            <w:r>
+              <w:rPr>
                 <w:webHidden/>
               </w:rPr>
               <w:tab/>
             </w:r>
             <w:r>
               <w:rPr>
-                <w:noProof/>
                 <w:webHidden/>
               </w:rPr>
               <w:fldChar w:fldCharType="begin"/>
             </w:r>
             <w:r>
               <w:rPr>
-                <w:noProof/>
                 <w:webHidden/>
               </w:rPr>
               <w:instrText xml:space="preserve"> PAGEREF _Toc211254884 \h </w:instrText>
             </w:r>
             <w:r>
               <w:rPr>
-                <w:noProof/>
                 <w:webHidden/>
               </w:rPr>
             </w:r>
             <w:r>
               <w:rPr>
-                <w:noProof/>
                 <w:webHidden/>
               </w:rPr>
               <w:fldChar w:fldCharType="separate"/>
             </w:r>
             <w:r>
               <w:rPr>
-                <w:noProof/>
                 <w:webHidden/>
               </w:rPr>
               <w:t>3</w:t>
             </w:r>
             <w:r>
               <w:rPr>
-                <w:noProof/>
                 <w:webHidden/>
               </w:rPr>
               <w:fldChar w:fldCharType="end"/>
@@ -1238,7 +987,6 @@
             <w:rPr>
               <w:b/>
               <w:bCs/>
-              <w:noProof/>
             </w:rPr>
             <w:fldChar w:fldCharType="end"/>
           </w:r>
@@ -1256,123 +1004,44 @@
     <w:p>
       <w:pPr>
         <w:pStyle w:val="Heading1"/>
-        <w:rPr>
-          <w:lang w:val="fr-FR"/>
-        </w:rPr>
       </w:pPr>
       <w:bookmarkStart w:id="0" w:name="_Toc211254875"/>
-      <w:proofErr w:type="spellStart"/>
-      <w:r>
-        <w:rPr>
-          <w:lang w:val="fr-FR"/>
-        </w:rPr>
+      <w:r>
         <w:lastRenderedPageBreak/>
-        <w:t>Exercise</w:t>
-      </w:r>
-      <w:proofErr w:type="spellEnd"/>
-      <w:r>
-        <w:rPr>
-          <w:lang w:val="fr-FR"/>
-        </w:rPr>
-        <w:t xml:space="preserve"> 1</w:t>
-      </w:r>
-      <w:r>
-        <w:rPr>
-          <w:lang w:val="fr-FR"/>
-        </w:rPr>
-        <w:t xml:space="preserve"> </w:t>
-      </w:r>
-      <w:r>
-        <w:rPr>
-          <w:lang w:val="fr-FR"/>
-        </w:rPr>
-        <w:t>–</w:t>
-      </w:r>
-      <w:r>
-        <w:rPr>
-          <w:lang w:val="fr-FR"/>
-        </w:rPr>
-        <w:t xml:space="preserve"> </w:t>
-      </w:r>
-      <w:proofErr w:type="spellStart"/>
-      <w:r>
-        <w:rPr>
-          <w:lang w:val="fr-FR"/>
-        </w:rPr>
-        <w:t>Pe</w:t>
-      </w:r>
-      <w:r>
-        <w:rPr>
-          <w:lang w:val="fr-FR"/>
-        </w:rPr>
-        <w:t>rsonal</w:t>
-      </w:r>
-      <w:proofErr w:type="spellEnd"/>
-      <w:r>
-        <w:rPr>
-          <w:lang w:val="fr-FR"/>
-        </w:rPr>
-        <w:t xml:space="preserve"> Information</w:t>
+        <w:t>Exercise 1</w:t>
+      </w:r>
+      <w:r>
+        <w:t xml:space="preserve"> – Personal Information</w:t>
       </w:r>
       <w:bookmarkEnd w:id="0"/>
     </w:p>
     <w:p>
       <w:pPr>
         <w:pStyle w:val="Heading2"/>
-        <w:rPr>
-          <w:lang w:val="fr-FR"/>
-        </w:rPr>
       </w:pPr>
       <w:bookmarkStart w:id="1" w:name="_Toc211254876"/>
       <w:r>
-        <w:rPr>
-          <w:lang w:val="fr-FR"/>
-        </w:rPr>
-        <w:t xml:space="preserve">Solution </w:t>
-      </w:r>
-      <w:proofErr w:type="spellStart"/>
-      <w:r>
-        <w:rPr>
-          <w:lang w:val="fr-FR"/>
-        </w:rPr>
-        <w:t>Idea</w:t>
+        <w:t>Solution Idea</w:t>
       </w:r>
       <w:bookmarkEnd w:id="1"/>
-      <w:proofErr w:type="spellEnd"/>
     </w:p>
     <w:p>
-      <w:pPr>
-        <w:rPr>
-          <w:lang w:val="fr-FR"/>
-        </w:rPr>
-      </w:pPr>
+      <w:r>
+        <w:t xml:space="preserve">The task is to </w:t>
+      </w:r>
     </w:p>
     <w:p>
       <w:pPr>
         <w:pStyle w:val="Heading2"/>
-        <w:rPr>
-          <w:lang w:val="fr-FR"/>
-        </w:rPr>
       </w:pPr>
       <w:bookmarkStart w:id="2" w:name="_Toc211254877"/>
       <w:r>
-        <w:rPr>
-          <w:lang w:val="fr-FR"/>
-        </w:rPr>
         <w:t>Code</w:t>
       </w:r>
       <w:bookmarkEnd w:id="2"/>
     </w:p>
     <w:p>
-      <w:pPr>
-        <w:rPr>
-          <w:lang w:val="fr-FR"/>
-        </w:rPr>
-      </w:pPr>
-      <w:r>
-        <w:rPr>
-          <w:noProof/>
-        </w:rPr>
+      <w:r>
         <mc:AlternateContent>
           <mc:Choice Requires="wps">
             <w:drawing>
@@ -1413,21 +1082,25 @@
                           <w:p>
                             <w:pPr>
                               <w:pStyle w:val="Caption"/>
-                              <w:rPr>
-                                <w:lang w:val="fr-FR"/>
-                              </w:rPr>
                             </w:pPr>
                             <w:r>
                               <w:t xml:space="preserve">Figure </w:t>
                             </w:r>
-                            <w:fldSimple w:instr=" SEQ Figure \* ARABIC ">
-                              <w:r>
-                                <w:rPr>
-                                  <w:noProof/>
-                                </w:rPr>
-                                <w:t>1</w:t>
-                              </w:r>
-                            </w:fldSimple>
+                            <w:r>
+                              <w:fldChar w:fldCharType="begin"/>
+                            </w:r>
+                            <w:r>
+                              <w:instrText xml:space="preserve"> SEQ Figure \* ARABIC </w:instrText>
+                            </w:r>
+                            <w:r>
+                              <w:fldChar w:fldCharType="separate"/>
+                            </w:r>
+                            <w:r>
+                              <w:t>1</w:t>
+                            </w:r>
+                            <w:r>
+                              <w:fldChar w:fldCharType="end"/>
+                            </w:r>
                             <w:r>
                               <w:t xml:space="preserve">: </w:t>
                             </w:r>
@@ -1462,21 +1135,25 @@
                     <w:p>
                       <w:pPr>
                         <w:pStyle w:val="Caption"/>
-                        <w:rPr>
-                          <w:lang w:val="fr-FR"/>
-                        </w:rPr>
                       </w:pPr>
                       <w:r>
                         <w:t xml:space="preserve">Figure </w:t>
                       </w:r>
-                      <w:fldSimple w:instr=" SEQ Figure \* ARABIC ">
-                        <w:r>
-                          <w:rPr>
-                            <w:noProof/>
-                          </w:rPr>
-                          <w:t>1</w:t>
-                        </w:r>
-                      </w:fldSimple>
+                      <w:r>
+                        <w:fldChar w:fldCharType="begin"/>
+                      </w:r>
+                      <w:r>
+                        <w:instrText xml:space="preserve"> SEQ Figure \* ARABIC </w:instrText>
+                      </w:r>
+                      <w:r>
+                        <w:fldChar w:fldCharType="separate"/>
+                      </w:r>
+                      <w:r>
+                        <w:t>1</w:t>
+                      </w:r>
+                      <w:r>
+                        <w:fldChar w:fldCharType="end"/>
+                      </w:r>
                       <w:r>
                         <w:t xml:space="preserve">: </w:t>
                       </w:r>
@@ -1498,10 +1175,6 @@
         </mc:AlternateContent>
       </w:r>
       <w:r>
-        <w:rPr>
-          <w:noProof/>
-          <w:lang w:val="fr-FR"/>
-        </w:rPr>
         <w:drawing>
           <wp:anchor distT="0" distB="0" distL="114300" distR="114300" simplePos="0" relativeHeight="251662336" behindDoc="0" locked="0" layoutInCell="1" allowOverlap="1" wp14:anchorId="710ABB22" wp14:editId="19539A6A">
             <wp:simplePos x="0" y="0"/>
@@ -1554,15 +1227,7 @@
       </w:r>
     </w:p>
     <w:p>
-      <w:pPr>
-        <w:rPr>
-          <w:lang w:val="fr-FR"/>
-        </w:rPr>
-      </w:pPr>
-      <w:r>
-        <w:rPr>
-          <w:noProof/>
-        </w:rPr>
+      <w:r>
         <mc:AlternateContent>
           <mc:Choice Requires="wps">
             <w:drawing>
@@ -1603,21 +1268,25 @@
                           <w:p>
                             <w:pPr>
                               <w:pStyle w:val="Caption"/>
-                              <w:rPr>
-                                <w:lang w:val="en-US"/>
-                              </w:rPr>
                             </w:pPr>
                             <w:r>
                               <w:t xml:space="preserve">Figure </w:t>
                             </w:r>
-                            <w:fldSimple w:instr=" SEQ Figure \* ARABIC ">
-                              <w:r>
-                                <w:rPr>
-                                  <w:noProof/>
-                                </w:rPr>
-                                <w:t>2</w:t>
-                              </w:r>
-                            </w:fldSimple>
+                            <w:r>
+                              <w:fldChar w:fldCharType="begin"/>
+                            </w:r>
+                            <w:r>
+                              <w:instrText xml:space="preserve"> SEQ Figure \* ARABIC </w:instrText>
+                            </w:r>
+                            <w:r>
+                              <w:fldChar w:fldCharType="separate"/>
+                            </w:r>
+                            <w:r>
+                              <w:t>2</w:t>
+                            </w:r>
+                            <w:r>
+                              <w:fldChar w:fldCharType="end"/>
+                            </w:r>
                             <w:r>
                               <w:t xml:space="preserve">: </w:t>
                             </w:r>
@@ -1652,21 +1321,25 @@
                     <w:p>
                       <w:pPr>
                         <w:pStyle w:val="Caption"/>
-                        <w:rPr>
-                          <w:lang w:val="en-US"/>
-                        </w:rPr>
                       </w:pPr>
                       <w:r>
                         <w:t xml:space="preserve">Figure </w:t>
                       </w:r>
-                      <w:fldSimple w:instr=" SEQ Figure \* ARABIC ">
-                        <w:r>
-                          <w:rPr>
-                            <w:noProof/>
-                          </w:rPr>
-                          <w:t>2</w:t>
-                        </w:r>
-                      </w:fldSimple>
+                      <w:r>
+                        <w:fldChar w:fldCharType="begin"/>
+                      </w:r>
+                      <w:r>
+                        <w:instrText xml:space="preserve"> SEQ Figure \* ARABIC </w:instrText>
+                      </w:r>
+                      <w:r>
+                        <w:fldChar w:fldCharType="separate"/>
+                      </w:r>
+                      <w:r>
+                        <w:t>2</w:t>
+                      </w:r>
+                      <w:r>
+                        <w:fldChar w:fldCharType="end"/>
+                      </w:r>
                       <w:r>
                         <w:t xml:space="preserve">: </w:t>
                       </w:r>
@@ -1688,10 +1361,6 @@
         </mc:AlternateContent>
       </w:r>
       <w:r>
-        <w:rPr>
-          <w:noProof/>
-          <w:lang w:val="fr-FR"/>
-        </w:rPr>
         <w:drawing>
           <wp:anchor distT="0" distB="0" distL="114300" distR="114300" simplePos="0" relativeHeight="251663360" behindDoc="0" locked="0" layoutInCell="1" allowOverlap="1" wp14:anchorId="4BE81D16" wp14:editId="3142662C">
             <wp:simplePos x="0" y="0"/>
@@ -1743,39 +1412,19 @@
         </w:drawing>
       </w:r>
     </w:p>
-    <w:p>
-      <w:pPr>
-        <w:rPr>
-          <w:lang w:val="fr-FR"/>
-        </w:rPr>
-      </w:pPr>
-    </w:p>
+    <w:p/>
     <w:p>
       <w:pPr>
         <w:pStyle w:val="Heading2"/>
-        <w:rPr>
-          <w:lang w:val="en-US"/>
-        </w:rPr>
       </w:pPr>
       <w:bookmarkStart w:id="3" w:name="_Toc211254878"/>
       <w:r>
-        <w:rPr>
-          <w:lang w:val="en-US"/>
-        </w:rPr>
         <w:t>Tests</w:t>
       </w:r>
       <w:bookmarkEnd w:id="3"/>
     </w:p>
     <w:p>
-      <w:pPr>
-        <w:rPr>
-          <w:lang w:val="en-US"/>
-        </w:rPr>
-      </w:pPr>
-      <w:r>
-        <w:rPr>
-          <w:noProof/>
-        </w:rPr>
+      <w:r>
         <mc:AlternateContent>
           <mc:Choice Requires="wps">
             <w:drawing>
@@ -1816,21 +1465,25 @@
                           <w:p>
                             <w:pPr>
                               <w:pStyle w:val="Caption"/>
-                              <w:rPr>
-                                <w:lang w:val="fr-FR"/>
-                              </w:rPr>
                             </w:pPr>
                             <w:r>
                               <w:t xml:space="preserve">Figure </w:t>
                             </w:r>
-                            <w:fldSimple w:instr=" SEQ Figure \* ARABIC ">
-                              <w:r>
-                                <w:rPr>
-                                  <w:noProof/>
-                                </w:rPr>
-                                <w:t>3</w:t>
-                              </w:r>
-                            </w:fldSimple>
+                            <w:r>
+                              <w:fldChar w:fldCharType="begin"/>
+                            </w:r>
+                            <w:r>
+                              <w:instrText xml:space="preserve"> SEQ Figure \* ARABIC </w:instrText>
+                            </w:r>
+                            <w:r>
+                              <w:fldChar w:fldCharType="separate"/>
+                            </w:r>
+                            <w:r>
+                              <w:t>3</w:t>
+                            </w:r>
+                            <w:r>
+                              <w:fldChar w:fldCharType="end"/>
+                            </w:r>
                             <w:r>
                               <w:t xml:space="preserve">: </w:t>
                             </w:r>
@@ -1865,21 +1518,25 @@
                     <w:p>
                       <w:pPr>
                         <w:pStyle w:val="Caption"/>
-                        <w:rPr>
-                          <w:lang w:val="fr-FR"/>
-                        </w:rPr>
                       </w:pPr>
                       <w:r>
                         <w:t xml:space="preserve">Figure </w:t>
                       </w:r>
-                      <w:fldSimple w:instr=" SEQ Figure \* ARABIC ">
-                        <w:r>
-                          <w:rPr>
-                            <w:noProof/>
-                          </w:rPr>
-                          <w:t>3</w:t>
-                        </w:r>
-                      </w:fldSimple>
+                      <w:r>
+                        <w:fldChar w:fldCharType="begin"/>
+                      </w:r>
+                      <w:r>
+                        <w:instrText xml:space="preserve"> SEQ Figure \* ARABIC </w:instrText>
+                      </w:r>
+                      <w:r>
+                        <w:fldChar w:fldCharType="separate"/>
+                      </w:r>
+                      <w:r>
+                        <w:t>3</w:t>
+                      </w:r>
+                      <w:r>
+                        <w:fldChar w:fldCharType="end"/>
+                      </w:r>
                       <w:r>
                         <w:t xml:space="preserve">: </w:t>
                       </w:r>
@@ -1901,10 +1558,6 @@
         </mc:AlternateContent>
       </w:r>
       <w:r>
-        <w:rPr>
-          <w:noProof/>
-          <w:lang w:val="fr-FR"/>
-        </w:rPr>
         <w:drawing>
           <wp:anchor distT="0" distB="0" distL="114300" distR="114300" simplePos="0" relativeHeight="251668480" behindDoc="0" locked="0" layoutInCell="1" allowOverlap="1" wp14:anchorId="34AFF6D2" wp14:editId="1386DEF2">
             <wp:simplePos x="0" y="0"/>
@@ -1959,22 +1612,13 @@
     <w:p>
       <w:pPr>
         <w:pStyle w:val="Heading1"/>
-        <w:rPr>
-          <w:lang w:val="en-US"/>
-        </w:rPr>
       </w:pPr>
       <w:bookmarkStart w:id="4" w:name="_Toc211254879"/>
       <w:r>
-        <w:rPr>
-          <w:lang w:val="en-US"/>
-        </w:rPr>
         <w:lastRenderedPageBreak/>
         <w:t>Exercise 2</w:t>
       </w:r>
       <w:r>
-        <w:rPr>
-          <w:lang w:val="en-US"/>
-        </w:rPr>
         <w:t xml:space="preserve"> – Simple Calculator</w:t>
       </w:r>
       <w:bookmarkEnd w:id="4"/>
@@ -1982,15 +1626,9 @@
     <w:p>
       <w:pPr>
         <w:pStyle w:val="Heading2"/>
-        <w:rPr>
-          <w:lang w:val="en-US"/>
-        </w:rPr>
       </w:pPr>
       <w:bookmarkStart w:id="5" w:name="_Toc211254880"/>
       <w:r>
-        <w:rPr>
-          <w:lang w:val="en-US"/>
-        </w:rPr>
         <w:t>Solution Idea</w:t>
       </w:r>
       <w:bookmarkEnd w:id="5"/>
@@ -1998,15 +1636,9 @@
     <w:p>
       <w:pPr>
         <w:pStyle w:val="Heading2"/>
-        <w:rPr>
-          <w:lang w:val="en-US"/>
-        </w:rPr>
       </w:pPr>
       <w:bookmarkStart w:id="6" w:name="_Toc211254881"/>
       <w:r>
-        <w:rPr>
-          <w:noProof/>
-        </w:rPr>
         <mc:AlternateContent>
           <mc:Choice Requires="wps">
             <w:drawing>
@@ -2049,20 +1681,26 @@
                               <w:pStyle w:val="Caption"/>
                               <w:rPr>
                                 <w:b/>
-                                <w:lang w:val="fr-FR"/>
                               </w:rPr>
                             </w:pPr>
                             <w:r>
                               <w:t xml:space="preserve">Figure </w:t>
                             </w:r>
-                            <w:fldSimple w:instr=" SEQ Figure \* ARABIC ">
-                              <w:r>
-                                <w:rPr>
-                                  <w:noProof/>
-                                </w:rPr>
-                                <w:t>4</w:t>
-                              </w:r>
-                            </w:fldSimple>
+                            <w:r>
+                              <w:fldChar w:fldCharType="begin"/>
+                            </w:r>
+                            <w:r>
+                              <w:instrText xml:space="preserve"> SEQ Figure \* ARABIC </w:instrText>
+                            </w:r>
+                            <w:r>
+                              <w:fldChar w:fldCharType="separate"/>
+                            </w:r>
+                            <w:r>
+                              <w:t>4</w:t>
+                            </w:r>
+                            <w:r>
+                              <w:fldChar w:fldCharType="end"/>
+                            </w:r>
                             <w:r>
                               <w:t xml:space="preserve">: </w:t>
                             </w:r>
@@ -2099,20 +1737,26 @@
                         <w:pStyle w:val="Caption"/>
                         <w:rPr>
                           <w:b/>
-                          <w:lang w:val="fr-FR"/>
                         </w:rPr>
                       </w:pPr>
                       <w:r>
                         <w:t xml:space="preserve">Figure </w:t>
                       </w:r>
-                      <w:fldSimple w:instr=" SEQ Figure \* ARABIC ">
-                        <w:r>
-                          <w:rPr>
-                            <w:noProof/>
-                          </w:rPr>
-                          <w:t>4</w:t>
-                        </w:r>
-                      </w:fldSimple>
+                      <w:r>
+                        <w:fldChar w:fldCharType="begin"/>
+                      </w:r>
+                      <w:r>
+                        <w:instrText xml:space="preserve"> SEQ Figure \* ARABIC </w:instrText>
+                      </w:r>
+                      <w:r>
+                        <w:fldChar w:fldCharType="separate"/>
+                      </w:r>
+                      <w:r>
+                        <w:t>4</w:t>
+                      </w:r>
+                      <w:r>
+                        <w:fldChar w:fldCharType="end"/>
+                      </w:r>
                       <w:r>
                         <w:t xml:space="preserve">: </w:t>
                       </w:r>
@@ -2134,10 +1778,6 @@
         </mc:AlternateContent>
       </w:r>
       <w:r>
-        <w:rPr>
-          <w:noProof/>
-          <w:lang w:val="fr-FR"/>
-        </w:rPr>
         <w:drawing>
           <wp:anchor distT="0" distB="0" distL="114300" distR="114300" simplePos="0" relativeHeight="251671552" behindDoc="0" locked="0" layoutInCell="1" allowOverlap="1" wp14:anchorId="5A0E0DFE" wp14:editId="26115C0E">
             <wp:simplePos x="0" y="0"/>
@@ -2189,23 +1829,12 @@
         </w:drawing>
       </w:r>
       <w:r>
-        <w:rPr>
-          <w:lang w:val="en-US"/>
-        </w:rPr>
         <w:t>Code</w:t>
       </w:r>
       <w:bookmarkEnd w:id="6"/>
     </w:p>
     <w:p>
-      <w:pPr>
-        <w:rPr>
-          <w:lang w:val="en-US"/>
-        </w:rPr>
-      </w:pPr>
-      <w:r>
-        <w:rPr>
-          <w:noProof/>
-        </w:rPr>
+      <w:r>
         <mc:AlternateContent>
           <mc:Choice Requires="wps">
             <w:drawing>
@@ -2246,21 +1875,25 @@
                           <w:p>
                             <w:pPr>
                               <w:pStyle w:val="Caption"/>
-                              <w:rPr>
-                                <w:lang w:val="fr-FR"/>
-                              </w:rPr>
                             </w:pPr>
                             <w:r>
                               <w:t xml:space="preserve">Figure </w:t>
                             </w:r>
-                            <w:fldSimple w:instr=" SEQ Figure \* ARABIC ">
-                              <w:r>
-                                <w:rPr>
-                                  <w:noProof/>
-                                </w:rPr>
-                                <w:t>5</w:t>
-                              </w:r>
-                            </w:fldSimple>
+                            <w:r>
+                              <w:fldChar w:fldCharType="begin"/>
+                            </w:r>
+                            <w:r>
+                              <w:instrText xml:space="preserve"> SEQ Figure \* ARABIC </w:instrText>
+                            </w:r>
+                            <w:r>
+                              <w:fldChar w:fldCharType="separate"/>
+                            </w:r>
+                            <w:r>
+                              <w:t>5</w:t>
+                            </w:r>
+                            <w:r>
+                              <w:fldChar w:fldCharType="end"/>
+                            </w:r>
                             <w:r>
                               <w:t xml:space="preserve">: </w:t>
                             </w:r>
@@ -2295,21 +1928,25 @@
                     <w:p>
                       <w:pPr>
                         <w:pStyle w:val="Caption"/>
-                        <w:rPr>
-                          <w:lang w:val="fr-FR"/>
-                        </w:rPr>
                       </w:pPr>
                       <w:r>
                         <w:t xml:space="preserve">Figure </w:t>
                       </w:r>
-                      <w:fldSimple w:instr=" SEQ Figure \* ARABIC ">
-                        <w:r>
-                          <w:rPr>
-                            <w:noProof/>
-                          </w:rPr>
-                          <w:t>5</w:t>
-                        </w:r>
-                      </w:fldSimple>
+                      <w:r>
+                        <w:fldChar w:fldCharType="begin"/>
+                      </w:r>
+                      <w:r>
+                        <w:instrText xml:space="preserve"> SEQ Figure \* ARABIC </w:instrText>
+                      </w:r>
+                      <w:r>
+                        <w:fldChar w:fldCharType="separate"/>
+                      </w:r>
+                      <w:r>
+                        <w:t>5</w:t>
+                      </w:r>
+                      <w:r>
+                        <w:fldChar w:fldCharType="end"/>
+                      </w:r>
                       <w:r>
                         <w:t xml:space="preserve">: </w:t>
                       </w:r>
@@ -2331,10 +1968,6 @@
         </mc:AlternateContent>
       </w:r>
       <w:r>
-        <w:rPr>
-          <w:noProof/>
-          <w:lang w:val="fr-FR"/>
-        </w:rPr>
         <w:drawing>
           <wp:anchor distT="0" distB="0" distL="114300" distR="114300" simplePos="0" relativeHeight="251674624" behindDoc="0" locked="0" layoutInCell="1" allowOverlap="1" wp14:anchorId="516A4843" wp14:editId="4C46C8CF">
             <wp:simplePos x="0" y="0"/>
@@ -2386,39 +2019,19 @@
         </w:drawing>
       </w:r>
     </w:p>
-    <w:p>
-      <w:pPr>
-        <w:rPr>
-          <w:lang w:val="en-US"/>
-        </w:rPr>
-      </w:pPr>
-    </w:p>
+    <w:p/>
     <w:p>
       <w:pPr>
         <w:pStyle w:val="Heading2"/>
-        <w:rPr>
-          <w:lang w:val="en-US"/>
-        </w:rPr>
       </w:pPr>
       <w:bookmarkStart w:id="7" w:name="_Toc211254882"/>
       <w:r>
-        <w:rPr>
-          <w:lang w:val="en-US"/>
-        </w:rPr>
         <w:t>Tests</w:t>
       </w:r>
       <w:bookmarkEnd w:id="7"/>
     </w:p>
     <w:p>
-      <w:pPr>
-        <w:rPr>
-          <w:lang w:val="en-US"/>
-        </w:rPr>
-      </w:pPr>
-      <w:r>
-        <w:rPr>
-          <w:noProof/>
-        </w:rPr>
+      <w:r>
         <mc:AlternateContent>
           <mc:Choice Requires="wps">
             <w:drawing>
@@ -2459,21 +2072,25 @@
                           <w:p>
                             <w:pPr>
                               <w:pStyle w:val="Caption"/>
-                              <w:rPr>
-                                <w:lang w:val="fr-FR"/>
-                              </w:rPr>
                             </w:pPr>
                             <w:r>
                               <w:t xml:space="preserve">Figure </w:t>
                             </w:r>
-                            <w:fldSimple w:instr=" SEQ Figure \* ARABIC ">
-                              <w:r>
-                                <w:rPr>
-                                  <w:noProof/>
-                                </w:rPr>
-                                <w:t>6</w:t>
-                              </w:r>
-                            </w:fldSimple>
+                            <w:r>
+                              <w:fldChar w:fldCharType="begin"/>
+                            </w:r>
+                            <w:r>
+                              <w:instrText xml:space="preserve"> SEQ Figure \* ARABIC </w:instrText>
+                            </w:r>
+                            <w:r>
+                              <w:fldChar w:fldCharType="separate"/>
+                            </w:r>
+                            <w:r>
+                              <w:t>6</w:t>
+                            </w:r>
+                            <w:r>
+                              <w:fldChar w:fldCharType="end"/>
+                            </w:r>
                             <w:r>
                               <w:t>: Simple Calculator Results</w:t>
                             </w:r>
@@ -2500,21 +2117,25 @@
                     <w:p>
                       <w:pPr>
                         <w:pStyle w:val="Caption"/>
-                        <w:rPr>
-                          <w:lang w:val="fr-FR"/>
-                        </w:rPr>
                       </w:pPr>
                       <w:r>
                         <w:t xml:space="preserve">Figure </w:t>
                       </w:r>
-                      <w:fldSimple w:instr=" SEQ Figure \* ARABIC ">
-                        <w:r>
-                          <w:rPr>
-                            <w:noProof/>
-                          </w:rPr>
-                          <w:t>6</w:t>
-                        </w:r>
-                      </w:fldSimple>
+                      <w:r>
+                        <w:fldChar w:fldCharType="begin"/>
+                      </w:r>
+                      <w:r>
+                        <w:instrText xml:space="preserve"> SEQ Figure \* ARABIC </w:instrText>
+                      </w:r>
+                      <w:r>
+                        <w:fldChar w:fldCharType="separate"/>
+                      </w:r>
+                      <w:r>
+                        <w:t>6</w:t>
+                      </w:r>
+                      <w:r>
+                        <w:fldChar w:fldCharType="end"/>
+                      </w:r>
                       <w:r>
                         <w:t>: Simple Calculator Results</w:t>
                       </w:r>
@@ -2528,10 +2149,6 @@
         </mc:AlternateContent>
       </w:r>
       <w:r>
-        <w:rPr>
-          <w:noProof/>
-          <w:lang w:val="fr-FR"/>
-        </w:rPr>
         <w:drawing>
           <wp:anchor distT="0" distB="0" distL="114300" distR="114300" simplePos="0" relativeHeight="251678720" behindDoc="0" locked="0" layoutInCell="1" allowOverlap="1" wp14:anchorId="69380766" wp14:editId="037A6F35">
             <wp:simplePos x="0" y="0"/>
@@ -2583,25 +2200,13 @@
         </w:drawing>
       </w:r>
     </w:p>
-    <w:p>
-      <w:pPr>
-        <w:rPr>
-          <w:lang w:val="en-US"/>
-        </w:rPr>
-      </w:pPr>
-    </w:p>
+    <w:p/>
     <w:p>
       <w:pPr>
         <w:pStyle w:val="Heading1"/>
-        <w:rPr>
-          <w:lang w:val="en-US"/>
-        </w:rPr>
       </w:pPr>
       <w:bookmarkStart w:id="8" w:name="_Toc211254883"/>
       <w:r>
-        <w:rPr>
-          <w:noProof/>
-        </w:rPr>
         <mc:AlternateContent>
           <mc:Choice Requires="wps">
             <w:drawing>
@@ -2644,20 +2249,26 @@
                               <w:pStyle w:val="Caption"/>
                               <w:rPr>
                                 <w:b/>
-                                <w:lang w:val="fr-FR"/>
                               </w:rPr>
                             </w:pPr>
                             <w:r>
                               <w:t xml:space="preserve">Figure </w:t>
                             </w:r>
-                            <w:fldSimple w:instr=" SEQ Figure \* ARABIC ">
-                              <w:r>
-                                <w:rPr>
-                                  <w:noProof/>
-                                </w:rPr>
-                                <w:t>7</w:t>
-                              </w:r>
-                            </w:fldSimple>
+                            <w:r>
+                              <w:fldChar w:fldCharType="begin"/>
+                            </w:r>
+                            <w:r>
+                              <w:instrText xml:space="preserve"> SEQ Figure \* ARABIC </w:instrText>
+                            </w:r>
+                            <w:r>
+                              <w:fldChar w:fldCharType="separate"/>
+                            </w:r>
+                            <w:r>
+                              <w:t>7</w:t>
+                            </w:r>
+                            <w:r>
+                              <w:fldChar w:fldCharType="end"/>
+                            </w:r>
                             <w:r>
                               <w:t>: Turtle Maze Reference</w:t>
                             </w:r>
@@ -2686,20 +2297,26 @@
                         <w:pStyle w:val="Caption"/>
                         <w:rPr>
                           <w:b/>
-                          <w:lang w:val="fr-FR"/>
                         </w:rPr>
                       </w:pPr>
                       <w:r>
                         <w:t xml:space="preserve">Figure </w:t>
                       </w:r>
-                      <w:fldSimple w:instr=" SEQ Figure \* ARABIC ">
-                        <w:r>
-                          <w:rPr>
-                            <w:noProof/>
-                          </w:rPr>
-                          <w:t>7</w:t>
-                        </w:r>
-                      </w:fldSimple>
+                      <w:r>
+                        <w:fldChar w:fldCharType="begin"/>
+                      </w:r>
+                      <w:r>
+                        <w:instrText xml:space="preserve"> SEQ Figure \* ARABIC </w:instrText>
+                      </w:r>
+                      <w:r>
+                        <w:fldChar w:fldCharType="separate"/>
+                      </w:r>
+                      <w:r>
+                        <w:t>7</w:t>
+                      </w:r>
+                      <w:r>
+                        <w:fldChar w:fldCharType="end"/>
+                      </w:r>
                       <w:r>
                         <w:t>: Turtle Maze Reference</w:t>
                       </w:r>
@@ -2713,10 +2330,6 @@
         </mc:AlternateContent>
       </w:r>
       <w:r>
-        <w:rPr>
-          <w:noProof/>
-          <w:lang w:val="fr-FR"/>
-        </w:rPr>
         <w:drawing>
           <wp:anchor distT="0" distB="0" distL="114300" distR="114300" simplePos="0" relativeHeight="251680768" behindDoc="0" locked="0" layoutInCell="1" allowOverlap="1" wp14:anchorId="434E8C81" wp14:editId="153459F0">
             <wp:simplePos x="0" y="0"/>
@@ -2768,47 +2381,23 @@
         </w:drawing>
       </w:r>
       <w:r>
-        <w:rPr>
-          <w:lang w:val="en-US"/>
-        </w:rPr>
         <w:t>Exercise 3</w:t>
       </w:r>
       <w:r>
-        <w:rPr>
-          <w:lang w:val="en-US"/>
-        </w:rPr>
         <w:t xml:space="preserve"> – Turtle Maze</w:t>
       </w:r>
       <w:bookmarkEnd w:id="8"/>
     </w:p>
-    <w:p>
-      <w:pPr>
-        <w:rPr>
-          <w:lang w:val="en-US"/>
-        </w:rPr>
-      </w:pPr>
-    </w:p>
+    <w:p/>
     <w:p>
       <w:pPr>
         <w:pStyle w:val="Heading2"/>
-        <w:rPr>
-          <w:lang w:val="en-US"/>
-        </w:rPr>
       </w:pPr>
       <w:r>
-        <w:rPr>
-          <w:lang w:val="en-US"/>
-        </w:rPr>
         <w:t>Pseudocode</w:t>
       </w:r>
     </w:p>
-    <w:p>
-      <w:pPr>
-        <w:rPr>
-          <w:lang w:val="en-US"/>
-        </w:rPr>
-      </w:pPr>
-    </w:p>
+    <w:p/>
     <w:p>
       <w:pPr>
         <w:pStyle w:val="Pseoudocode"/>
@@ -3152,14 +2741,26 @@
     <w:p>
       <w:pPr>
         <w:pStyle w:val="Pseoudocode"/>
+        <w:rPr>
+          <w:lang w:val="en-US"/>
+        </w:rPr>
       </w:pPr>
       <w:r>
+        <w:rPr>
+          <w:lang w:val="en-US"/>
+        </w:rPr>
         <w:t>1</w:t>
       </w:r>
       <w:r>
+        <w:rPr>
+          <w:lang w:val="en-US"/>
+        </w:rPr>
         <w:t>3</w:t>
       </w:r>
       <w:r>
+        <w:rPr>
+          <w:lang w:val="en-US"/>
+        </w:rPr>
         <w:tab/>
         <w:t>TURN RIGHT</w:t>
       </w:r>
@@ -3167,23 +2768,48 @@
     <w:p>
       <w:pPr>
         <w:pStyle w:val="Pseoudocode"/>
+        <w:rPr>
+          <w:lang w:val="en-US"/>
+        </w:rPr>
       </w:pPr>
       <w:r>
+        <w:rPr>
+          <w:lang w:val="en-US"/>
+        </w:rPr>
         <w:t>1</w:t>
       </w:r>
       <w:r>
+        <w:rPr>
+          <w:lang w:val="en-US"/>
+        </w:rPr>
         <w:t>4</w:t>
       </w:r>
       <w:r>
+        <w:rPr>
+          <w:lang w:val="en-US"/>
+        </w:rPr>
         <w:tab/>
+      </w:r>
+      <w:proofErr w:type="gramStart"/>
+      <w:r>
+        <w:rPr>
+          <w:lang w:val="en-US"/>
+        </w:rPr>
         <w:t>FORWARD</w:t>
       </w:r>
+      <w:proofErr w:type="gramEnd"/>
     </w:p>
     <w:p>
       <w:pPr>
         <w:pStyle w:val="Pseoudocode"/>
+        <w:rPr>
+          <w:lang w:val="en-US"/>
+        </w:rPr>
       </w:pPr>
       <w:r>
+        <w:rPr>
+          <w:lang w:val="en-US"/>
+        </w:rPr>
         <w:br w:type="page"/>
       </w:r>
     </w:p>
@@ -3399,7 +3025,7 @@
               <w:jc w:val="center"/>
             </w:pPr>
             <w:r>
-              <w:t>north</w:t>
+              <w:t>NORTH</w:t>
             </w:r>
           </w:p>
         </w:tc>
@@ -3439,6 +3065,9 @@
             <w:pPr>
               <w:jc w:val="center"/>
             </w:pPr>
+            <w:r>
+              <w:t>5</w:t>
+            </w:r>
           </w:p>
         </w:tc>
         <w:tc>
@@ -3449,6 +3078,9 @@
             <w:pPr>
               <w:jc w:val="center"/>
             </w:pPr>
+            <w:r>
+              <w:t>1</w:t>
+            </w:r>
           </w:p>
         </w:tc>
         <w:tc>
@@ -3459,6 +3091,9 @@
             <w:pPr>
               <w:jc w:val="center"/>
             </w:pPr>
+            <w:r>
+              <w:t>EAST</w:t>
+            </w:r>
           </w:p>
         </w:tc>
       </w:tr>
@@ -3497,6 +3132,9 @@
             <w:pPr>
               <w:jc w:val="center"/>
             </w:pPr>
+            <w:r>
+              <w:t>5</w:t>
+            </w:r>
           </w:p>
         </w:tc>
         <w:tc>
@@ -3507,6 +3145,9 @@
             <w:pPr>
               <w:jc w:val="center"/>
             </w:pPr>
+            <w:r>
+              <w:t>2</w:t>
+            </w:r>
           </w:p>
         </w:tc>
         <w:tc>
@@ -3517,6 +3158,9 @@
             <w:pPr>
               <w:jc w:val="center"/>
             </w:pPr>
+            <w:r>
+              <w:t>EAST</w:t>
+            </w:r>
           </w:p>
         </w:tc>
       </w:tr>
@@ -3555,6 +3199,9 @@
             <w:pPr>
               <w:jc w:val="center"/>
             </w:pPr>
+            <w:r>
+              <w:t>5</w:t>
+            </w:r>
           </w:p>
         </w:tc>
         <w:tc>
@@ -3565,6 +3212,9 @@
             <w:pPr>
               <w:jc w:val="center"/>
             </w:pPr>
+            <w:r>
+              <w:t>3</w:t>
+            </w:r>
           </w:p>
         </w:tc>
         <w:tc>
@@ -3575,6 +3225,9 @@
             <w:pPr>
               <w:jc w:val="center"/>
             </w:pPr>
+            <w:r>
+              <w:t>EAST</w:t>
+            </w:r>
           </w:p>
         </w:tc>
       </w:tr>
@@ -3613,6 +3266,9 @@
             <w:pPr>
               <w:jc w:val="center"/>
             </w:pPr>
+            <w:r>
+              <w:t>5</w:t>
+            </w:r>
           </w:p>
         </w:tc>
         <w:tc>
@@ -3623,6 +3279,9 @@
             <w:pPr>
               <w:jc w:val="center"/>
             </w:pPr>
+            <w:r>
+              <w:t>3</w:t>
+            </w:r>
           </w:p>
         </w:tc>
         <w:tc>
@@ -3633,6 +3292,9 @@
             <w:pPr>
               <w:jc w:val="center"/>
             </w:pPr>
+            <w:r>
+              <w:t>NORTH</w:t>
+            </w:r>
           </w:p>
         </w:tc>
       </w:tr>
@@ -3671,6 +3333,9 @@
             <w:pPr>
               <w:jc w:val="center"/>
             </w:pPr>
+            <w:r>
+              <w:t>4</w:t>
+            </w:r>
           </w:p>
         </w:tc>
         <w:tc>
@@ -3681,6 +3346,9 @@
             <w:pPr>
               <w:jc w:val="center"/>
             </w:pPr>
+            <w:r>
+              <w:t>3</w:t>
+            </w:r>
           </w:p>
         </w:tc>
         <w:tc>
@@ -3691,6 +3359,9 @@
             <w:pPr>
               <w:jc w:val="center"/>
             </w:pPr>
+            <w:r>
+              <w:t>NORTH</w:t>
+            </w:r>
           </w:p>
         </w:tc>
       </w:tr>
@@ -3729,6 +3400,9 @@
             <w:pPr>
               <w:jc w:val="center"/>
             </w:pPr>
+            <w:r>
+              <w:t>3</w:t>
+            </w:r>
           </w:p>
         </w:tc>
         <w:tc>
@@ -3739,6 +3413,9 @@
             <w:pPr>
               <w:jc w:val="center"/>
             </w:pPr>
+            <w:r>
+              <w:t>3</w:t>
+            </w:r>
           </w:p>
         </w:tc>
         <w:tc>
@@ -3749,6 +3426,9 @@
             <w:pPr>
               <w:jc w:val="center"/>
             </w:pPr>
+            <w:r>
+              <w:t>NORTH</w:t>
+            </w:r>
           </w:p>
         </w:tc>
       </w:tr>
@@ -3787,6 +3467,9 @@
             <w:pPr>
               <w:jc w:val="center"/>
             </w:pPr>
+            <w:r>
+              <w:t>2</w:t>
+            </w:r>
           </w:p>
         </w:tc>
         <w:tc>
@@ -3797,6 +3480,9 @@
             <w:pPr>
               <w:jc w:val="center"/>
             </w:pPr>
+            <w:r>
+              <w:t>3</w:t>
+            </w:r>
           </w:p>
         </w:tc>
         <w:tc>
@@ -3807,6 +3493,9 @@
             <w:pPr>
               <w:jc w:val="center"/>
             </w:pPr>
+            <w:r>
+              <w:t>NORTH</w:t>
+            </w:r>
           </w:p>
         </w:tc>
       </w:tr>
@@ -3845,6 +3534,9 @@
             <w:pPr>
               <w:jc w:val="center"/>
             </w:pPr>
+            <w:r>
+              <w:t>1</w:t>
+            </w:r>
           </w:p>
         </w:tc>
         <w:tc>
@@ -3855,6 +3547,9 @@
             <w:pPr>
               <w:jc w:val="center"/>
             </w:pPr>
+            <w:r>
+              <w:t>3</w:t>
+            </w:r>
           </w:p>
         </w:tc>
         <w:tc>
@@ -3865,6 +3560,9 @@
             <w:pPr>
               <w:jc w:val="center"/>
             </w:pPr>
+            <w:r>
+              <w:t>NORTH</w:t>
+            </w:r>
           </w:p>
         </w:tc>
       </w:tr>
@@ -3903,6 +3601,9 @@
             <w:pPr>
               <w:jc w:val="center"/>
             </w:pPr>
+            <w:r>
+              <w:t>1</w:t>
+            </w:r>
           </w:p>
         </w:tc>
         <w:tc>
@@ -3913,6 +3614,9 @@
             <w:pPr>
               <w:jc w:val="center"/>
             </w:pPr>
+            <w:r>
+              <w:t>3</w:t>
+            </w:r>
           </w:p>
         </w:tc>
         <w:tc>
@@ -3923,6 +3627,9 @@
             <w:pPr>
               <w:jc w:val="center"/>
             </w:pPr>
+            <w:r>
+              <w:t>WEST</w:t>
+            </w:r>
           </w:p>
         </w:tc>
       </w:tr>
@@ -3961,6 +3668,9 @@
             <w:pPr>
               <w:jc w:val="center"/>
             </w:pPr>
+            <w:r>
+              <w:t>1</w:t>
+            </w:r>
           </w:p>
         </w:tc>
         <w:tc>
@@ -3971,6 +3681,9 @@
             <w:pPr>
               <w:jc w:val="center"/>
             </w:pPr>
+            <w:r>
+              <w:t>2</w:t>
+            </w:r>
           </w:p>
         </w:tc>
         <w:tc>
@@ -3981,6 +3694,9 @@
             <w:pPr>
               <w:jc w:val="center"/>
             </w:pPr>
+            <w:r>
+              <w:t>WEST</w:t>
+            </w:r>
           </w:p>
         </w:tc>
       </w:tr>
@@ -4019,6 +3735,9 @@
             <w:pPr>
               <w:jc w:val="center"/>
             </w:pPr>
+            <w:r>
+              <w:t>1</w:t>
+            </w:r>
           </w:p>
         </w:tc>
         <w:tc>
@@ -4029,6 +3748,9 @@
             <w:pPr>
               <w:jc w:val="center"/>
             </w:pPr>
+            <w:r>
+              <w:t>1</w:t>
+            </w:r>
           </w:p>
         </w:tc>
         <w:tc>
@@ -4039,6 +3761,9 @@
             <w:pPr>
               <w:jc w:val="center"/>
             </w:pPr>
+            <w:r>
+              <w:t>WEST</w:t>
+            </w:r>
           </w:p>
         </w:tc>
       </w:tr>
@@ -4077,6 +3802,9 @@
             <w:pPr>
               <w:jc w:val="center"/>
             </w:pPr>
+            <w:r>
+              <w:t>1</w:t>
+            </w:r>
           </w:p>
         </w:tc>
         <w:tc>
@@ -4087,6 +3815,9 @@
             <w:pPr>
               <w:jc w:val="center"/>
             </w:pPr>
+            <w:r>
+              <w:t>1</w:t>
+            </w:r>
           </w:p>
         </w:tc>
         <w:tc>
@@ -4097,6 +3828,9 @@
             <w:pPr>
               <w:jc w:val="center"/>
             </w:pPr>
+            <w:r>
+              <w:t>NORTH</w:t>
+            </w:r>
           </w:p>
         </w:tc>
       </w:tr>
@@ -4135,6 +3869,9 @@
             <w:pPr>
               <w:jc w:val="center"/>
             </w:pPr>
+            <w:r>
+              <w:t>0</w:t>
+            </w:r>
           </w:p>
         </w:tc>
         <w:tc>
@@ -4145,6 +3882,9 @@
             <w:pPr>
               <w:jc w:val="center"/>
             </w:pPr>
+            <w:r>
+              <w:t>1</w:t>
+            </w:r>
           </w:p>
         </w:tc>
         <w:tc>
@@ -4155,6 +3895,9 @@
             <w:pPr>
               <w:jc w:val="center"/>
             </w:pPr>
+            <w:r>
+              <w:t>NORTH</w:t>
+            </w:r>
           </w:p>
         </w:tc>
       </w:tr>
@@ -4185,16 +3928,7 @@
         <w:t>Exercise 4</w:t>
       </w:r>
       <w:r>
-        <w:t xml:space="preserve"> </w:t>
-      </w:r>
-      <w:r>
-        <w:rPr>
-          <w:lang w:val="fr-FR"/>
-        </w:rPr>
-        <w:t>–</w:t>
-      </w:r>
-      <w:r>
-        <w:t xml:space="preserve"> Number Guessing</w:t>
+        <w:t xml:space="preserve"> – Number Guessing</w:t>
       </w:r>
       <w:bookmarkEnd w:id="9"/>
     </w:p>
@@ -4283,13 +4017,7 @@
         <w:rPr>
           <w:lang w:val="en-US"/>
         </w:rPr>
-        <w:t>1</w:t>
-      </w:r>
-      <w:r>
-        <w:rPr>
-          <w:lang w:val="en-US"/>
-        </w:rPr>
-        <w:t>, 100)</w:t>
+        <w:t>1, 100)</w:t>
       </w:r>
     </w:p>
     <w:p>
@@ -4977,27 +4705,17 @@
           <w:color w:val="000000" w:themeColor="text1"/>
           <w:sz w:val="32"/>
           <w:szCs w:val="32"/>
-          <w:lang w:val="en-US"/>
         </w:rPr>
       </w:pPr>
       <w:r>
-        <w:rPr>
-          <w:lang w:val="en-US"/>
-        </w:rPr>
         <w:br w:type="page"/>
       </w:r>
     </w:p>
     <w:p>
       <w:pPr>
         <w:pStyle w:val="Heading2"/>
-        <w:rPr>
-          <w:lang w:val="en-US"/>
-        </w:rPr>
       </w:pPr>
       <w:r>
-        <w:rPr>
-          <w:lang w:val="en-US"/>
-        </w:rPr>
         <w:lastRenderedPageBreak/>
         <w:t>Trace Table</w:t>
       </w:r>
@@ -5019,7 +4737,8 @@
       <w:tr>
         <w:tc>
           <w:tcPr>
-            <w:tcW w:w="857" w:type="dxa"/>
+            <w:tcW w:w="632" w:type="dxa"/>
+            <w:vAlign w:val="center"/>
           </w:tcPr>
           <w:p>
             <w:pPr>
@@ -5027,16 +4746,16 @@
               <w:rPr>
                 <w:b/>
                 <w:bCs/>
-                <w:sz w:val="20"/>
-                <w:szCs w:val="20"/>
+                <w:sz w:val="16"/>
+                <w:szCs w:val="16"/>
               </w:rPr>
             </w:pPr>
             <w:r>
               <w:rPr>
                 <w:b/>
                 <w:bCs/>
-                <w:sz w:val="20"/>
-                <w:szCs w:val="20"/>
+                <w:sz w:val="16"/>
+                <w:szCs w:val="16"/>
               </w:rPr>
               <w:t>Line</w:t>
             </w:r>
@@ -5045,6 +4764,7 @@
         <w:tc>
           <w:tcPr>
             <w:tcW w:w="1974" w:type="dxa"/>
+            <w:vAlign w:val="center"/>
           </w:tcPr>
           <w:p>
             <w:pPr>
@@ -5052,16 +4772,16 @@
               <w:rPr>
                 <w:b/>
                 <w:bCs/>
-                <w:sz w:val="20"/>
-                <w:szCs w:val="20"/>
+                <w:sz w:val="16"/>
+                <w:szCs w:val="16"/>
               </w:rPr>
             </w:pPr>
             <w:r>
               <w:rPr>
                 <w:b/>
                 <w:bCs/>
-                <w:sz w:val="20"/>
-                <w:szCs w:val="20"/>
+                <w:sz w:val="16"/>
+                <w:szCs w:val="16"/>
               </w:rPr>
               <w:t>Statement</w:t>
             </w:r>
@@ -5069,7 +4789,8 @@
         </w:tc>
         <w:tc>
           <w:tcPr>
-            <w:tcW w:w="1420" w:type="dxa"/>
+            <w:tcW w:w="1208" w:type="dxa"/>
+            <w:vAlign w:val="center"/>
           </w:tcPr>
           <w:p>
             <w:pPr>
@@ -5077,8 +4798,8 @@
               <w:rPr>
                 <w:b/>
                 <w:bCs/>
-                <w:sz w:val="20"/>
-                <w:szCs w:val="20"/>
+                <w:sz w:val="16"/>
+                <w:szCs w:val="16"/>
               </w:rPr>
             </w:pPr>
             <w:proofErr w:type="spellStart"/>
@@ -5086,8 +4807,8 @@
               <w:rPr>
                 <w:b/>
                 <w:bCs/>
-                <w:sz w:val="20"/>
-                <w:szCs w:val="20"/>
+                <w:sz w:val="16"/>
+                <w:szCs w:val="16"/>
               </w:rPr>
               <w:t>userGuess</w:t>
             </w:r>
@@ -5096,7 +4817,8 @@
         </w:tc>
         <w:tc>
           <w:tcPr>
-            <w:tcW w:w="1255" w:type="dxa"/>
+            <w:tcW w:w="1040" w:type="dxa"/>
+            <w:vAlign w:val="center"/>
           </w:tcPr>
           <w:p>
             <w:pPr>
@@ -5104,16 +4826,16 @@
               <w:rPr>
                 <w:b/>
                 <w:bCs/>
-                <w:sz w:val="20"/>
-                <w:szCs w:val="20"/>
+                <w:sz w:val="16"/>
+                <w:szCs w:val="16"/>
               </w:rPr>
             </w:pPr>
             <w:r>
               <w:rPr>
                 <w:b/>
                 <w:bCs/>
-                <w:sz w:val="20"/>
-                <w:szCs w:val="20"/>
+                <w:sz w:val="16"/>
+                <w:szCs w:val="16"/>
               </w:rPr>
               <w:t>attempts</w:t>
             </w:r>
@@ -5121,7 +4843,8 @@
         </w:tc>
         <w:tc>
           <w:tcPr>
-            <w:tcW w:w="1915" w:type="dxa"/>
+            <w:tcW w:w="1666" w:type="dxa"/>
+            <w:vAlign w:val="center"/>
           </w:tcPr>
           <w:p>
             <w:pPr>
@@ -5129,16 +4852,16 @@
               <w:rPr>
                 <w:b/>
                 <w:bCs/>
-                <w:sz w:val="20"/>
-                <w:szCs w:val="20"/>
+                <w:sz w:val="16"/>
+                <w:szCs w:val="16"/>
               </w:rPr>
             </w:pPr>
             <w:r>
               <w:rPr>
                 <w:b/>
                 <w:bCs/>
-                <w:sz w:val="20"/>
-                <w:szCs w:val="20"/>
+                <w:sz w:val="16"/>
+                <w:szCs w:val="16"/>
               </w:rPr>
               <w:t>Condition</w:t>
             </w:r>
@@ -5146,7 +4869,8 @@
         </w:tc>
         <w:tc>
           <w:tcPr>
-            <w:tcW w:w="731" w:type="dxa"/>
+            <w:tcW w:w="1632" w:type="dxa"/>
+            <w:vAlign w:val="center"/>
           </w:tcPr>
           <w:p>
             <w:pPr>
@@ -5154,8 +4878,8 @@
               <w:rPr>
                 <w:b/>
                 <w:bCs/>
-                <w:sz w:val="20"/>
-                <w:szCs w:val="20"/>
+                <w:sz w:val="16"/>
+                <w:szCs w:val="16"/>
               </w:rPr>
             </w:pPr>
             <w:proofErr w:type="spellStart"/>
@@ -5163,8 +4887,8 @@
               <w:rPr>
                 <w:b/>
                 <w:bCs/>
-                <w:sz w:val="20"/>
-                <w:szCs w:val="20"/>
+                <w:sz w:val="16"/>
+                <w:szCs w:val="16"/>
               </w:rPr>
               <w:t>randomNumber</w:t>
             </w:r>
@@ -5175,20 +4899,21 @@
       <w:tr>
         <w:tc>
           <w:tcPr>
-            <w:tcW w:w="857" w:type="dxa"/>
-          </w:tcPr>
-          <w:p>
-            <w:pPr>
-              <w:jc w:val="center"/>
-              <w:rPr>
-                <w:sz w:val="20"/>
-                <w:szCs w:val="20"/>
-              </w:rPr>
-            </w:pPr>
-            <w:r>
-              <w:rPr>
-                <w:sz w:val="20"/>
-                <w:szCs w:val="20"/>
+            <w:tcW w:w="632" w:type="dxa"/>
+            <w:vAlign w:val="center"/>
+          </w:tcPr>
+          <w:p>
+            <w:pPr>
+              <w:jc w:val="center"/>
+              <w:rPr>
+                <w:sz w:val="16"/>
+                <w:szCs w:val="16"/>
+              </w:rPr>
+            </w:pPr>
+            <w:r>
+              <w:rPr>
+                <w:sz w:val="16"/>
+                <w:szCs w:val="16"/>
               </w:rPr>
               <w:t>1</w:t>
             </w:r>
@@ -5197,19 +4922,20 @@
         <w:tc>
           <w:tcPr>
             <w:tcW w:w="1974" w:type="dxa"/>
-          </w:tcPr>
-          <w:p>
-            <w:pPr>
-              <w:jc w:val="center"/>
-              <w:rPr>
-                <w:sz w:val="20"/>
-                <w:szCs w:val="20"/>
-              </w:rPr>
-            </w:pPr>
-            <w:r>
-              <w:rPr>
-                <w:sz w:val="20"/>
-                <w:szCs w:val="20"/>
+            <w:vAlign w:val="center"/>
+          </w:tcPr>
+          <w:p>
+            <w:pPr>
+              <w:jc w:val="center"/>
+              <w:rPr>
+                <w:sz w:val="16"/>
+                <w:szCs w:val="16"/>
+              </w:rPr>
+            </w:pPr>
+            <w:r>
+              <w:rPr>
+                <w:sz w:val="16"/>
+                <w:szCs w:val="16"/>
               </w:rPr>
               <w:t>START</w:t>
             </w:r>
@@ -5217,20 +4943,21 @@
         </w:tc>
         <w:tc>
           <w:tcPr>
-            <w:tcW w:w="1420" w:type="dxa"/>
-          </w:tcPr>
-          <w:p>
-            <w:pPr>
-              <w:jc w:val="center"/>
-              <w:rPr>
-                <w:sz w:val="20"/>
-                <w:szCs w:val="20"/>
-              </w:rPr>
-            </w:pPr>
-            <w:r>
-              <w:rPr>
-                <w:sz w:val="20"/>
-                <w:szCs w:val="20"/>
+            <w:tcW w:w="1208" w:type="dxa"/>
+            <w:vAlign w:val="center"/>
+          </w:tcPr>
+          <w:p>
+            <w:pPr>
+              <w:jc w:val="center"/>
+              <w:rPr>
+                <w:sz w:val="16"/>
+                <w:szCs w:val="16"/>
+              </w:rPr>
+            </w:pPr>
+            <w:r>
+              <w:rPr>
+                <w:sz w:val="16"/>
+                <w:szCs w:val="16"/>
               </w:rPr>
               <w:t>/</w:t>
             </w:r>
@@ -5238,20 +4965,21 @@
         </w:tc>
         <w:tc>
           <w:tcPr>
-            <w:tcW w:w="1255" w:type="dxa"/>
-          </w:tcPr>
-          <w:p>
-            <w:pPr>
-              <w:jc w:val="center"/>
-              <w:rPr>
-                <w:sz w:val="20"/>
-                <w:szCs w:val="20"/>
-              </w:rPr>
-            </w:pPr>
-            <w:r>
-              <w:rPr>
-                <w:sz w:val="20"/>
-                <w:szCs w:val="20"/>
+            <w:tcW w:w="1040" w:type="dxa"/>
+            <w:vAlign w:val="center"/>
+          </w:tcPr>
+          <w:p>
+            <w:pPr>
+              <w:jc w:val="center"/>
+              <w:rPr>
+                <w:sz w:val="16"/>
+                <w:szCs w:val="16"/>
+              </w:rPr>
+            </w:pPr>
+            <w:r>
+              <w:rPr>
+                <w:sz w:val="16"/>
+                <w:szCs w:val="16"/>
               </w:rPr>
               <w:t>/</w:t>
             </w:r>
@@ -5259,20 +4987,21 @@
         </w:tc>
         <w:tc>
           <w:tcPr>
-            <w:tcW w:w="1915" w:type="dxa"/>
-          </w:tcPr>
-          <w:p>
-            <w:pPr>
-              <w:jc w:val="center"/>
-              <w:rPr>
-                <w:sz w:val="20"/>
-                <w:szCs w:val="20"/>
-              </w:rPr>
-            </w:pPr>
-            <w:r>
-              <w:rPr>
-                <w:sz w:val="20"/>
-                <w:szCs w:val="20"/>
+            <w:tcW w:w="1666" w:type="dxa"/>
+            <w:vAlign w:val="center"/>
+          </w:tcPr>
+          <w:p>
+            <w:pPr>
+              <w:jc w:val="center"/>
+              <w:rPr>
+                <w:sz w:val="16"/>
+                <w:szCs w:val="16"/>
+              </w:rPr>
+            </w:pPr>
+            <w:r>
+              <w:rPr>
+                <w:sz w:val="16"/>
+                <w:szCs w:val="16"/>
               </w:rPr>
               <w:t>/</w:t>
             </w:r>
@@ -5280,20 +5009,21 @@
         </w:tc>
         <w:tc>
           <w:tcPr>
-            <w:tcW w:w="731" w:type="dxa"/>
-          </w:tcPr>
-          <w:p>
-            <w:pPr>
-              <w:jc w:val="center"/>
-              <w:rPr>
-                <w:sz w:val="20"/>
-                <w:szCs w:val="20"/>
-              </w:rPr>
-            </w:pPr>
-            <w:r>
-              <w:rPr>
-                <w:sz w:val="20"/>
-                <w:szCs w:val="20"/>
+            <w:tcW w:w="1632" w:type="dxa"/>
+            <w:vAlign w:val="center"/>
+          </w:tcPr>
+          <w:p>
+            <w:pPr>
+              <w:jc w:val="center"/>
+              <w:rPr>
+                <w:sz w:val="16"/>
+                <w:szCs w:val="16"/>
+              </w:rPr>
+            </w:pPr>
+            <w:r>
+              <w:rPr>
+                <w:sz w:val="16"/>
+                <w:szCs w:val="16"/>
               </w:rPr>
               <w:t>/</w:t>
             </w:r>
@@ -5303,20 +5033,21 @@
       <w:tr>
         <w:tc>
           <w:tcPr>
-            <w:tcW w:w="857" w:type="dxa"/>
-          </w:tcPr>
-          <w:p>
-            <w:pPr>
-              <w:jc w:val="center"/>
-              <w:rPr>
-                <w:sz w:val="20"/>
-                <w:szCs w:val="20"/>
-              </w:rPr>
-            </w:pPr>
-            <w:r>
-              <w:rPr>
-                <w:sz w:val="20"/>
-                <w:szCs w:val="20"/>
+            <w:tcW w:w="632" w:type="dxa"/>
+            <w:vAlign w:val="center"/>
+          </w:tcPr>
+          <w:p>
+            <w:pPr>
+              <w:jc w:val="center"/>
+              <w:rPr>
+                <w:sz w:val="16"/>
+                <w:szCs w:val="16"/>
+              </w:rPr>
+            </w:pPr>
+            <w:r>
+              <w:rPr>
+                <w:sz w:val="16"/>
+                <w:szCs w:val="16"/>
               </w:rPr>
               <w:t>2</w:t>
             </w:r>
@@ -5325,18 +5056,22 @@
         <w:tc>
           <w:tcPr>
             <w:tcW w:w="1974" w:type="dxa"/>
+            <w:vAlign w:val="center"/>
           </w:tcPr>
           <w:p>
             <w:pPr>
               <w:pStyle w:val="Pseoudocode"/>
-              <w:rPr>
-                <w:szCs w:val="20"/>
+              <w:jc w:val="center"/>
+              <w:rPr>
+                <w:sz w:val="16"/>
+                <w:szCs w:val="16"/>
                 <w:lang w:val="en-US"/>
               </w:rPr>
             </w:pPr>
             <w:r>
               <w:rPr>
-                <w:szCs w:val="20"/>
+                <w:sz w:val="16"/>
+                <w:szCs w:val="16"/>
                 <w:lang w:val="en-US"/>
               </w:rPr>
               <w:t xml:space="preserve">SET </w:t>
@@ -5344,7 +5079,8 @@
             <w:proofErr w:type="spellStart"/>
             <w:r>
               <w:rPr>
-                <w:szCs w:val="20"/>
+                <w:sz w:val="16"/>
+                <w:szCs w:val="16"/>
                 <w:lang w:val="en-US"/>
               </w:rPr>
               <w:t>randomNumber</w:t>
@@ -5352,7 +5088,8 @@
             <w:proofErr w:type="spellEnd"/>
             <w:r>
               <w:rPr>
-                <w:szCs w:val="20"/>
+                <w:sz w:val="16"/>
+                <w:szCs w:val="16"/>
                 <w:lang w:val="en-US"/>
               </w:rPr>
               <w:t xml:space="preserve"> = GENERATE </w:t>
@@ -5360,7 +5097,8 @@
             <w:proofErr w:type="gramStart"/>
             <w:r>
               <w:rPr>
-                <w:szCs w:val="20"/>
+                <w:sz w:val="16"/>
+                <w:szCs w:val="16"/>
                 <w:lang w:val="en-US"/>
               </w:rPr>
               <w:t>RANDOMNUMBER(</w:t>
@@ -5368,7 +5106,8 @@
             <w:proofErr w:type="gramEnd"/>
             <w:r>
               <w:rPr>
-                <w:szCs w:val="20"/>
+                <w:sz w:val="16"/>
+                <w:szCs w:val="16"/>
                 <w:lang w:val="en-US"/>
               </w:rPr>
               <w:t>1, 100)</w:t>
@@ -5378,28 +5117,29 @@
             <w:pPr>
               <w:jc w:val="center"/>
               <w:rPr>
-                <w:sz w:val="20"/>
-                <w:szCs w:val="20"/>
-              </w:rPr>
-            </w:pPr>
-          </w:p>
-        </w:tc>
-        <w:tc>
-          <w:tcPr>
-            <w:tcW w:w="1420" w:type="dxa"/>
-          </w:tcPr>
-          <w:p>
-            <w:pPr>
-              <w:jc w:val="center"/>
-              <w:rPr>
-                <w:sz w:val="20"/>
-                <w:szCs w:val="20"/>
-              </w:rPr>
-            </w:pPr>
-            <w:r>
-              <w:rPr>
-                <w:sz w:val="20"/>
-                <w:szCs w:val="20"/>
+                <w:sz w:val="16"/>
+                <w:szCs w:val="16"/>
+              </w:rPr>
+            </w:pPr>
+          </w:p>
+        </w:tc>
+        <w:tc>
+          <w:tcPr>
+            <w:tcW w:w="1208" w:type="dxa"/>
+            <w:vAlign w:val="center"/>
+          </w:tcPr>
+          <w:p>
+            <w:pPr>
+              <w:jc w:val="center"/>
+              <w:rPr>
+                <w:sz w:val="16"/>
+                <w:szCs w:val="16"/>
+              </w:rPr>
+            </w:pPr>
+            <w:r>
+              <w:rPr>
+                <w:sz w:val="16"/>
+                <w:szCs w:val="16"/>
               </w:rPr>
               <w:t>/</w:t>
             </w:r>
@@ -5407,20 +5147,21 @@
         </w:tc>
         <w:tc>
           <w:tcPr>
-            <w:tcW w:w="1255" w:type="dxa"/>
-          </w:tcPr>
-          <w:p>
-            <w:pPr>
-              <w:jc w:val="center"/>
-              <w:rPr>
-                <w:sz w:val="20"/>
-                <w:szCs w:val="20"/>
-              </w:rPr>
-            </w:pPr>
-            <w:r>
-              <w:rPr>
-                <w:sz w:val="20"/>
-                <w:szCs w:val="20"/>
+            <w:tcW w:w="1040" w:type="dxa"/>
+            <w:vAlign w:val="center"/>
+          </w:tcPr>
+          <w:p>
+            <w:pPr>
+              <w:jc w:val="center"/>
+              <w:rPr>
+                <w:sz w:val="16"/>
+                <w:szCs w:val="16"/>
+              </w:rPr>
+            </w:pPr>
+            <w:r>
+              <w:rPr>
+                <w:sz w:val="16"/>
+                <w:szCs w:val="16"/>
               </w:rPr>
               <w:t>/</w:t>
             </w:r>
@@ -5428,20 +5169,21 @@
         </w:tc>
         <w:tc>
           <w:tcPr>
-            <w:tcW w:w="1915" w:type="dxa"/>
-          </w:tcPr>
-          <w:p>
-            <w:pPr>
-              <w:jc w:val="center"/>
-              <w:rPr>
-                <w:sz w:val="20"/>
-                <w:szCs w:val="20"/>
-              </w:rPr>
-            </w:pPr>
-            <w:r>
-              <w:rPr>
-                <w:sz w:val="20"/>
-                <w:szCs w:val="20"/>
+            <w:tcW w:w="1666" w:type="dxa"/>
+            <w:vAlign w:val="center"/>
+          </w:tcPr>
+          <w:p>
+            <w:pPr>
+              <w:jc w:val="center"/>
+              <w:rPr>
+                <w:sz w:val="16"/>
+                <w:szCs w:val="16"/>
+              </w:rPr>
+            </w:pPr>
+            <w:r>
+              <w:rPr>
+                <w:sz w:val="16"/>
+                <w:szCs w:val="16"/>
               </w:rPr>
               <w:t>/</w:t>
             </w:r>
@@ -5449,20 +5191,21 @@
         </w:tc>
         <w:tc>
           <w:tcPr>
-            <w:tcW w:w="731" w:type="dxa"/>
-          </w:tcPr>
-          <w:p>
-            <w:pPr>
-              <w:jc w:val="center"/>
-              <w:rPr>
-                <w:sz w:val="20"/>
-                <w:szCs w:val="20"/>
-              </w:rPr>
-            </w:pPr>
-            <w:r>
-              <w:rPr>
-                <w:sz w:val="20"/>
-                <w:szCs w:val="20"/>
+            <w:tcW w:w="1632" w:type="dxa"/>
+            <w:vAlign w:val="center"/>
+          </w:tcPr>
+          <w:p>
+            <w:pPr>
+              <w:jc w:val="center"/>
+              <w:rPr>
+                <w:sz w:val="16"/>
+                <w:szCs w:val="16"/>
+              </w:rPr>
+            </w:pPr>
+            <w:r>
+              <w:rPr>
+                <w:sz w:val="16"/>
+                <w:szCs w:val="16"/>
               </w:rPr>
               <w:t>27</w:t>
             </w:r>
@@ -5472,20 +5215,21 @@
       <w:tr>
         <w:tc>
           <w:tcPr>
-            <w:tcW w:w="857" w:type="dxa"/>
-          </w:tcPr>
-          <w:p>
-            <w:pPr>
-              <w:jc w:val="center"/>
-              <w:rPr>
-                <w:sz w:val="20"/>
-                <w:szCs w:val="20"/>
-              </w:rPr>
-            </w:pPr>
-            <w:r>
-              <w:rPr>
-                <w:sz w:val="20"/>
-                <w:szCs w:val="20"/>
+            <w:tcW w:w="632" w:type="dxa"/>
+            <w:vAlign w:val="center"/>
+          </w:tcPr>
+          <w:p>
+            <w:pPr>
+              <w:jc w:val="center"/>
+              <w:rPr>
+                <w:sz w:val="16"/>
+                <w:szCs w:val="16"/>
+              </w:rPr>
+            </w:pPr>
+            <w:r>
+              <w:rPr>
+                <w:sz w:val="16"/>
+                <w:szCs w:val="16"/>
               </w:rPr>
               <w:t>3</w:t>
             </w:r>
@@ -5494,18 +5238,22 @@
         <w:tc>
           <w:tcPr>
             <w:tcW w:w="1974" w:type="dxa"/>
+            <w:vAlign w:val="center"/>
           </w:tcPr>
           <w:p>
             <w:pPr>
               <w:pStyle w:val="Pseoudocode"/>
-              <w:rPr>
-                <w:szCs w:val="20"/>
+              <w:jc w:val="center"/>
+              <w:rPr>
+                <w:sz w:val="16"/>
+                <w:szCs w:val="16"/>
                 <w:lang w:val="en-US"/>
               </w:rPr>
             </w:pPr>
             <w:r>
               <w:rPr>
-                <w:szCs w:val="20"/>
+                <w:sz w:val="16"/>
+                <w:szCs w:val="16"/>
                 <w:lang w:val="en-US"/>
               </w:rPr>
               <w:t xml:space="preserve">SET </w:t>
@@ -5513,7 +5261,8 @@
             <w:proofErr w:type="spellStart"/>
             <w:r>
               <w:rPr>
-                <w:szCs w:val="20"/>
+                <w:sz w:val="16"/>
+                <w:szCs w:val="16"/>
                 <w:lang w:val="en-US"/>
               </w:rPr>
               <w:t>userGuess</w:t>
@@ -5521,66 +5270,64 @@
             <w:proofErr w:type="spellEnd"/>
             <w:r>
               <w:rPr>
-                <w:szCs w:val="20"/>
+                <w:sz w:val="16"/>
+                <w:szCs w:val="16"/>
                 <w:lang w:val="en-US"/>
               </w:rPr>
-              <w:t xml:space="preserve"> = </w:t>
-            </w:r>
-            <w:r>
-              <w:rPr>
-                <w:szCs w:val="20"/>
+              <w:t xml:space="preserve"> = 0</w:t>
+            </w:r>
+          </w:p>
+          <w:p>
+            <w:pPr>
+              <w:pStyle w:val="Pseoudocode"/>
+              <w:jc w:val="center"/>
+              <w:rPr>
+                <w:sz w:val="16"/>
+                <w:szCs w:val="16"/>
                 <w:lang w:val="en-US"/>
               </w:rPr>
+            </w:pPr>
+          </w:p>
+        </w:tc>
+        <w:tc>
+          <w:tcPr>
+            <w:tcW w:w="1208" w:type="dxa"/>
+            <w:vAlign w:val="center"/>
+          </w:tcPr>
+          <w:p>
+            <w:pPr>
+              <w:jc w:val="center"/>
+              <w:rPr>
+                <w:sz w:val="16"/>
+                <w:szCs w:val="16"/>
+              </w:rPr>
+            </w:pPr>
+            <w:r>
+              <w:rPr>
+                <w:sz w:val="16"/>
+                <w:szCs w:val="16"/>
+              </w:rPr>
               <w:t>0</w:t>
             </w:r>
           </w:p>
-          <w:p>
-            <w:pPr>
-              <w:pStyle w:val="Pseoudocode"/>
-              <w:rPr>
-                <w:szCs w:val="20"/>
-                <w:lang w:val="en-US"/>
-              </w:rPr>
-            </w:pPr>
-          </w:p>
-        </w:tc>
-        <w:tc>
-          <w:tcPr>
-            <w:tcW w:w="1420" w:type="dxa"/>
-          </w:tcPr>
-          <w:p>
-            <w:pPr>
-              <w:jc w:val="center"/>
-              <w:rPr>
-                <w:sz w:val="20"/>
-                <w:szCs w:val="20"/>
-              </w:rPr>
-            </w:pPr>
-            <w:r>
-              <w:rPr>
-                <w:sz w:val="20"/>
-                <w:szCs w:val="20"/>
-              </w:rPr>
-              <w:t>0</w:t>
-            </w:r>
-          </w:p>
-        </w:tc>
-        <w:tc>
-          <w:tcPr>
-            <w:tcW w:w="1255" w:type="dxa"/>
-          </w:tcPr>
-          <w:p>
-            <w:pPr>
-              <w:jc w:val="center"/>
-              <w:rPr>
-                <w:sz w:val="20"/>
-                <w:szCs w:val="20"/>
-              </w:rPr>
-            </w:pPr>
-            <w:r>
-              <w:rPr>
-                <w:sz w:val="20"/>
-                <w:szCs w:val="20"/>
+        </w:tc>
+        <w:tc>
+          <w:tcPr>
+            <w:tcW w:w="1040" w:type="dxa"/>
+            <w:vAlign w:val="center"/>
+          </w:tcPr>
+          <w:p>
+            <w:pPr>
+              <w:jc w:val="center"/>
+              <w:rPr>
+                <w:sz w:val="16"/>
+                <w:szCs w:val="16"/>
+              </w:rPr>
+            </w:pPr>
+            <w:r>
+              <w:rPr>
+                <w:sz w:val="16"/>
+                <w:szCs w:val="16"/>
               </w:rPr>
               <w:t>/</w:t>
             </w:r>
@@ -5588,20 +5335,21 @@
         </w:tc>
         <w:tc>
           <w:tcPr>
-            <w:tcW w:w="1915" w:type="dxa"/>
-          </w:tcPr>
-          <w:p>
-            <w:pPr>
-              <w:jc w:val="center"/>
-              <w:rPr>
-                <w:sz w:val="20"/>
-                <w:szCs w:val="20"/>
-              </w:rPr>
-            </w:pPr>
-            <w:r>
-              <w:rPr>
-                <w:sz w:val="20"/>
-                <w:szCs w:val="20"/>
+            <w:tcW w:w="1666" w:type="dxa"/>
+            <w:vAlign w:val="center"/>
+          </w:tcPr>
+          <w:p>
+            <w:pPr>
+              <w:jc w:val="center"/>
+              <w:rPr>
+                <w:sz w:val="16"/>
+                <w:szCs w:val="16"/>
+              </w:rPr>
+            </w:pPr>
+            <w:r>
+              <w:rPr>
+                <w:sz w:val="16"/>
+                <w:szCs w:val="16"/>
               </w:rPr>
               <w:t>/</w:t>
             </w:r>
@@ -5609,20 +5357,21 @@
         </w:tc>
         <w:tc>
           <w:tcPr>
-            <w:tcW w:w="731" w:type="dxa"/>
-          </w:tcPr>
-          <w:p>
-            <w:pPr>
-              <w:jc w:val="center"/>
-              <w:rPr>
-                <w:sz w:val="20"/>
-                <w:szCs w:val="20"/>
-              </w:rPr>
-            </w:pPr>
-            <w:r>
-              <w:rPr>
-                <w:sz w:val="20"/>
-                <w:szCs w:val="20"/>
+            <w:tcW w:w="1632" w:type="dxa"/>
+            <w:vAlign w:val="center"/>
+          </w:tcPr>
+          <w:p>
+            <w:pPr>
+              <w:jc w:val="center"/>
+              <w:rPr>
+                <w:sz w:val="16"/>
+                <w:szCs w:val="16"/>
+              </w:rPr>
+            </w:pPr>
+            <w:r>
+              <w:rPr>
+                <w:sz w:val="16"/>
+                <w:szCs w:val="16"/>
               </w:rPr>
               <w:t>27</w:t>
             </w:r>
@@ -5632,20 +5381,21 @@
       <w:tr>
         <w:tc>
           <w:tcPr>
-            <w:tcW w:w="857" w:type="dxa"/>
-          </w:tcPr>
-          <w:p>
-            <w:pPr>
-              <w:jc w:val="center"/>
-              <w:rPr>
-                <w:sz w:val="20"/>
-                <w:szCs w:val="20"/>
-              </w:rPr>
-            </w:pPr>
-            <w:r>
-              <w:rPr>
-                <w:sz w:val="20"/>
-                <w:szCs w:val="20"/>
+            <w:tcW w:w="632" w:type="dxa"/>
+            <w:vAlign w:val="center"/>
+          </w:tcPr>
+          <w:p>
+            <w:pPr>
+              <w:jc w:val="center"/>
+              <w:rPr>
+                <w:sz w:val="16"/>
+                <w:szCs w:val="16"/>
+              </w:rPr>
+            </w:pPr>
+            <w:r>
+              <w:rPr>
+                <w:sz w:val="16"/>
+                <w:szCs w:val="16"/>
               </w:rPr>
               <w:t>4</w:t>
             </w:r>
@@ -5654,18 +5404,22 @@
         <w:tc>
           <w:tcPr>
             <w:tcW w:w="1974" w:type="dxa"/>
+            <w:vAlign w:val="center"/>
           </w:tcPr>
           <w:p>
             <w:pPr>
               <w:pStyle w:val="Pseoudocode"/>
-              <w:rPr>
-                <w:szCs w:val="20"/>
+              <w:jc w:val="center"/>
+              <w:rPr>
+                <w:sz w:val="16"/>
+                <w:szCs w:val="16"/>
                 <w:lang w:val="en-US"/>
               </w:rPr>
             </w:pPr>
             <w:r>
               <w:rPr>
-                <w:szCs w:val="20"/>
+                <w:sz w:val="16"/>
+                <w:szCs w:val="16"/>
                 <w:lang w:val="en-US"/>
               </w:rPr>
               <w:t>SET attempts = 1</w:t>
@@ -5674,20 +5428,21 @@
         </w:tc>
         <w:tc>
           <w:tcPr>
-            <w:tcW w:w="1420" w:type="dxa"/>
-          </w:tcPr>
-          <w:p>
-            <w:pPr>
-              <w:jc w:val="center"/>
-              <w:rPr>
-                <w:sz w:val="20"/>
-                <w:szCs w:val="20"/>
-              </w:rPr>
-            </w:pPr>
-            <w:r>
-              <w:rPr>
-                <w:sz w:val="20"/>
-                <w:szCs w:val="20"/>
+            <w:tcW w:w="1208" w:type="dxa"/>
+            <w:vAlign w:val="center"/>
+          </w:tcPr>
+          <w:p>
+            <w:pPr>
+              <w:jc w:val="center"/>
+              <w:rPr>
+                <w:sz w:val="16"/>
+                <w:szCs w:val="16"/>
+              </w:rPr>
+            </w:pPr>
+            <w:r>
+              <w:rPr>
+                <w:sz w:val="16"/>
+                <w:szCs w:val="16"/>
               </w:rPr>
               <w:t>0</w:t>
             </w:r>
@@ -5695,20 +5450,21 @@
         </w:tc>
         <w:tc>
           <w:tcPr>
-            <w:tcW w:w="1255" w:type="dxa"/>
-          </w:tcPr>
-          <w:p>
-            <w:pPr>
-              <w:jc w:val="center"/>
-              <w:rPr>
-                <w:sz w:val="20"/>
-                <w:szCs w:val="20"/>
-              </w:rPr>
-            </w:pPr>
-            <w:r>
-              <w:rPr>
-                <w:sz w:val="20"/>
-                <w:szCs w:val="20"/>
+            <w:tcW w:w="1040" w:type="dxa"/>
+            <w:vAlign w:val="center"/>
+          </w:tcPr>
+          <w:p>
+            <w:pPr>
+              <w:jc w:val="center"/>
+              <w:rPr>
+                <w:sz w:val="16"/>
+                <w:szCs w:val="16"/>
+              </w:rPr>
+            </w:pPr>
+            <w:r>
+              <w:rPr>
+                <w:sz w:val="16"/>
+                <w:szCs w:val="16"/>
               </w:rPr>
               <w:t>1</w:t>
             </w:r>
@@ -5716,20 +5472,21 @@
         </w:tc>
         <w:tc>
           <w:tcPr>
-            <w:tcW w:w="1915" w:type="dxa"/>
-          </w:tcPr>
-          <w:p>
-            <w:pPr>
-              <w:jc w:val="center"/>
-              <w:rPr>
-                <w:sz w:val="20"/>
-                <w:szCs w:val="20"/>
-              </w:rPr>
-            </w:pPr>
-            <w:r>
-              <w:rPr>
-                <w:sz w:val="20"/>
-                <w:szCs w:val="20"/>
+            <w:tcW w:w="1666" w:type="dxa"/>
+            <w:vAlign w:val="center"/>
+          </w:tcPr>
+          <w:p>
+            <w:pPr>
+              <w:jc w:val="center"/>
+              <w:rPr>
+                <w:sz w:val="16"/>
+                <w:szCs w:val="16"/>
+              </w:rPr>
+            </w:pPr>
+            <w:r>
+              <w:rPr>
+                <w:sz w:val="16"/>
+                <w:szCs w:val="16"/>
               </w:rPr>
               <w:t>/</w:t>
             </w:r>
@@ -5737,20 +5494,21 @@
         </w:tc>
         <w:tc>
           <w:tcPr>
-            <w:tcW w:w="731" w:type="dxa"/>
-          </w:tcPr>
-          <w:p>
-            <w:pPr>
-              <w:jc w:val="center"/>
-              <w:rPr>
-                <w:sz w:val="20"/>
-                <w:szCs w:val="20"/>
-              </w:rPr>
-            </w:pPr>
-            <w:r>
-              <w:rPr>
-                <w:sz w:val="20"/>
-                <w:szCs w:val="20"/>
+            <w:tcW w:w="1632" w:type="dxa"/>
+            <w:vAlign w:val="center"/>
+          </w:tcPr>
+          <w:p>
+            <w:pPr>
+              <w:jc w:val="center"/>
+              <w:rPr>
+                <w:sz w:val="16"/>
+                <w:szCs w:val="16"/>
+              </w:rPr>
+            </w:pPr>
+            <w:r>
+              <w:rPr>
+                <w:sz w:val="16"/>
+                <w:szCs w:val="16"/>
               </w:rPr>
               <w:t>27</w:t>
             </w:r>
@@ -5760,20 +5518,21 @@
       <w:tr>
         <w:tc>
           <w:tcPr>
-            <w:tcW w:w="857" w:type="dxa"/>
-          </w:tcPr>
-          <w:p>
-            <w:pPr>
-              <w:jc w:val="center"/>
-              <w:rPr>
-                <w:sz w:val="20"/>
-                <w:szCs w:val="20"/>
-              </w:rPr>
-            </w:pPr>
-            <w:r>
-              <w:rPr>
-                <w:sz w:val="20"/>
-                <w:szCs w:val="20"/>
+            <w:tcW w:w="632" w:type="dxa"/>
+            <w:vAlign w:val="center"/>
+          </w:tcPr>
+          <w:p>
+            <w:pPr>
+              <w:jc w:val="center"/>
+              <w:rPr>
+                <w:sz w:val="16"/>
+                <w:szCs w:val="16"/>
+              </w:rPr>
+            </w:pPr>
+            <w:r>
+              <w:rPr>
+                <w:sz w:val="16"/>
+                <w:szCs w:val="16"/>
               </w:rPr>
               <w:t>8</w:t>
             </w:r>
@@ -5782,18 +5541,22 @@
         <w:tc>
           <w:tcPr>
             <w:tcW w:w="1974" w:type="dxa"/>
+            <w:vAlign w:val="center"/>
           </w:tcPr>
           <w:p>
             <w:pPr>
               <w:pStyle w:val="Pseoudocode"/>
-              <w:rPr>
-                <w:szCs w:val="20"/>
+              <w:jc w:val="center"/>
+              <w:rPr>
+                <w:sz w:val="16"/>
+                <w:szCs w:val="16"/>
                 <w:lang w:val="en-US"/>
               </w:rPr>
             </w:pPr>
             <w:r>
               <w:rPr>
-                <w:szCs w:val="20"/>
+                <w:sz w:val="16"/>
+                <w:szCs w:val="16"/>
                 <w:lang w:val="en-US"/>
               </w:rPr>
               <w:t xml:space="preserve">WHILE </w:t>
@@ -5802,7 +5565,8 @@
             <w:proofErr w:type="gramStart"/>
             <w:r>
               <w:rPr>
-                <w:szCs w:val="20"/>
+                <w:sz w:val="16"/>
+                <w:szCs w:val="16"/>
                 <w:lang w:val="en-US"/>
               </w:rPr>
               <w:t>userGuess</w:t>
@@ -5810,7 +5574,8 @@
             <w:proofErr w:type="spellEnd"/>
             <w:r>
               <w:rPr>
-                <w:szCs w:val="20"/>
+                <w:sz w:val="16"/>
+                <w:szCs w:val="16"/>
                 <w:lang w:val="en-US"/>
               </w:rPr>
               <w:t xml:space="preserve"> !</w:t>
@@ -5818,7 +5583,8 @@
             <w:proofErr w:type="gramEnd"/>
             <w:r>
               <w:rPr>
-                <w:szCs w:val="20"/>
+                <w:sz w:val="16"/>
+                <w:szCs w:val="16"/>
                 <w:lang w:val="en-US"/>
               </w:rPr>
               <w:t xml:space="preserve">= </w:t>
@@ -5826,7 +5592,8 @@
             <w:proofErr w:type="spellStart"/>
             <w:r>
               <w:rPr>
-                <w:szCs w:val="20"/>
+                <w:sz w:val="16"/>
+                <w:szCs w:val="16"/>
                 <w:lang w:val="en-US"/>
               </w:rPr>
               <w:t>randomNumber</w:t>
@@ -5836,8 +5603,10 @@
           <w:p>
             <w:pPr>
               <w:pStyle w:val="Pseoudocode"/>
-              <w:rPr>
-                <w:szCs w:val="20"/>
+              <w:jc w:val="center"/>
+              <w:rPr>
+                <w:sz w:val="16"/>
+                <w:szCs w:val="16"/>
                 <w:lang w:val="en-US"/>
               </w:rPr>
             </w:pPr>
@@ -5845,20 +5614,21 @@
         </w:tc>
         <w:tc>
           <w:tcPr>
-            <w:tcW w:w="1420" w:type="dxa"/>
-          </w:tcPr>
-          <w:p>
-            <w:pPr>
-              <w:jc w:val="center"/>
-              <w:rPr>
-                <w:sz w:val="20"/>
-                <w:szCs w:val="20"/>
-              </w:rPr>
-            </w:pPr>
-            <w:r>
-              <w:rPr>
-                <w:sz w:val="20"/>
-                <w:szCs w:val="20"/>
+            <w:tcW w:w="1208" w:type="dxa"/>
+            <w:vAlign w:val="center"/>
+          </w:tcPr>
+          <w:p>
+            <w:pPr>
+              <w:jc w:val="center"/>
+              <w:rPr>
+                <w:sz w:val="16"/>
+                <w:szCs w:val="16"/>
+              </w:rPr>
+            </w:pPr>
+            <w:r>
+              <w:rPr>
+                <w:sz w:val="16"/>
+                <w:szCs w:val="16"/>
               </w:rPr>
               <w:t>0</w:t>
             </w:r>
@@ -5866,20 +5636,21 @@
         </w:tc>
         <w:tc>
           <w:tcPr>
-            <w:tcW w:w="1255" w:type="dxa"/>
-          </w:tcPr>
-          <w:p>
-            <w:pPr>
-              <w:jc w:val="center"/>
-              <w:rPr>
-                <w:sz w:val="20"/>
-                <w:szCs w:val="20"/>
-              </w:rPr>
-            </w:pPr>
-            <w:r>
-              <w:rPr>
-                <w:sz w:val="20"/>
-                <w:szCs w:val="20"/>
+            <w:tcW w:w="1040" w:type="dxa"/>
+            <w:vAlign w:val="center"/>
+          </w:tcPr>
+          <w:p>
+            <w:pPr>
+              <w:jc w:val="center"/>
+              <w:rPr>
+                <w:sz w:val="16"/>
+                <w:szCs w:val="16"/>
+              </w:rPr>
+            </w:pPr>
+            <w:r>
+              <w:rPr>
+                <w:sz w:val="16"/>
+                <w:szCs w:val="16"/>
               </w:rPr>
               <w:t>1</w:t>
             </w:r>
@@ -5887,54 +5658,55 @@
         </w:tc>
         <w:tc>
           <w:tcPr>
-            <w:tcW w:w="1915" w:type="dxa"/>
-          </w:tcPr>
-          <w:p>
-            <w:pPr>
-              <w:jc w:val="center"/>
-              <w:rPr>
-                <w:sz w:val="20"/>
-                <w:szCs w:val="20"/>
+            <w:tcW w:w="1666" w:type="dxa"/>
+            <w:vAlign w:val="center"/>
+          </w:tcPr>
+          <w:p>
+            <w:pPr>
+              <w:jc w:val="center"/>
+              <w:rPr>
+                <w:sz w:val="16"/>
+                <w:szCs w:val="16"/>
               </w:rPr>
             </w:pPr>
             <w:proofErr w:type="spellStart"/>
             <w:proofErr w:type="gramStart"/>
             <w:r>
               <w:rPr>
-                <w:sz w:val="20"/>
-                <w:szCs w:val="20"/>
+                <w:sz w:val="16"/>
+                <w:szCs w:val="16"/>
               </w:rPr>
               <w:t>userGuess</w:t>
             </w:r>
             <w:proofErr w:type="spellEnd"/>
             <w:r>
               <w:rPr>
-                <w:sz w:val="20"/>
-                <w:szCs w:val="20"/>
+                <w:sz w:val="16"/>
+                <w:szCs w:val="16"/>
               </w:rPr>
               <w:t xml:space="preserve"> !</w:t>
             </w:r>
             <w:proofErr w:type="gramEnd"/>
             <w:r>
               <w:rPr>
-                <w:sz w:val="20"/>
-                <w:szCs w:val="20"/>
+                <w:sz w:val="16"/>
+                <w:szCs w:val="16"/>
               </w:rPr>
               <w:t xml:space="preserve">= </w:t>
             </w:r>
             <w:proofErr w:type="spellStart"/>
             <w:r>
               <w:rPr>
-                <w:sz w:val="20"/>
-                <w:szCs w:val="20"/>
+                <w:sz w:val="16"/>
+                <w:szCs w:val="16"/>
               </w:rPr>
               <w:t>randomNumber</w:t>
             </w:r>
             <w:proofErr w:type="spellEnd"/>
             <w:r>
               <w:rPr>
-                <w:sz w:val="20"/>
-                <w:szCs w:val="20"/>
+                <w:sz w:val="16"/>
+                <w:szCs w:val="16"/>
               </w:rPr>
               <w:t xml:space="preserve"> = true</w:t>
             </w:r>
@@ -5942,20 +5714,21 @@
         </w:tc>
         <w:tc>
           <w:tcPr>
-            <w:tcW w:w="731" w:type="dxa"/>
-          </w:tcPr>
-          <w:p>
-            <w:pPr>
-              <w:jc w:val="center"/>
-              <w:rPr>
-                <w:sz w:val="20"/>
-                <w:szCs w:val="20"/>
-              </w:rPr>
-            </w:pPr>
-            <w:r>
-              <w:rPr>
-                <w:sz w:val="20"/>
-                <w:szCs w:val="20"/>
+            <w:tcW w:w="1632" w:type="dxa"/>
+            <w:vAlign w:val="center"/>
+          </w:tcPr>
+          <w:p>
+            <w:pPr>
+              <w:jc w:val="center"/>
+              <w:rPr>
+                <w:sz w:val="16"/>
+                <w:szCs w:val="16"/>
+              </w:rPr>
+            </w:pPr>
+            <w:r>
+              <w:rPr>
+                <w:sz w:val="16"/>
+                <w:szCs w:val="16"/>
               </w:rPr>
               <w:t>27</w:t>
             </w:r>
@@ -5965,20 +5738,21 @@
       <w:tr>
         <w:tc>
           <w:tcPr>
-            <w:tcW w:w="857" w:type="dxa"/>
-          </w:tcPr>
-          <w:p>
-            <w:pPr>
-              <w:jc w:val="center"/>
-              <w:rPr>
-                <w:sz w:val="20"/>
-                <w:szCs w:val="20"/>
-              </w:rPr>
-            </w:pPr>
-            <w:r>
-              <w:rPr>
-                <w:sz w:val="20"/>
-                <w:szCs w:val="20"/>
+            <w:tcW w:w="632" w:type="dxa"/>
+            <w:vAlign w:val="center"/>
+          </w:tcPr>
+          <w:p>
+            <w:pPr>
+              <w:jc w:val="center"/>
+              <w:rPr>
+                <w:sz w:val="16"/>
+                <w:szCs w:val="16"/>
+              </w:rPr>
+            </w:pPr>
+            <w:r>
+              <w:rPr>
+                <w:sz w:val="16"/>
+                <w:szCs w:val="16"/>
               </w:rPr>
               <w:t>10</w:t>
             </w:r>
@@ -5987,18 +5761,22 @@
         <w:tc>
           <w:tcPr>
             <w:tcW w:w="1974" w:type="dxa"/>
+            <w:vAlign w:val="center"/>
           </w:tcPr>
           <w:p>
             <w:pPr>
               <w:pStyle w:val="Pseoudocode"/>
-              <w:rPr>
-                <w:szCs w:val="20"/>
+              <w:jc w:val="center"/>
+              <w:rPr>
+                <w:sz w:val="16"/>
+                <w:szCs w:val="16"/>
                 <w:lang w:val="en-US"/>
               </w:rPr>
             </w:pPr>
             <w:r>
               <w:rPr>
-                <w:szCs w:val="20"/>
+                <w:sz w:val="16"/>
+                <w:szCs w:val="16"/>
                 <w:lang w:val="en-US"/>
               </w:rPr>
               <w:t xml:space="preserve">READ </w:t>
@@ -6006,7 +5784,8 @@
             <w:proofErr w:type="spellStart"/>
             <w:r>
               <w:rPr>
-                <w:szCs w:val="20"/>
+                <w:sz w:val="16"/>
+                <w:szCs w:val="16"/>
                 <w:lang w:val="en-US"/>
               </w:rPr>
               <w:t>userGuess</w:t>
@@ -6016,20 +5795,21 @@
         </w:tc>
         <w:tc>
           <w:tcPr>
-            <w:tcW w:w="1420" w:type="dxa"/>
-          </w:tcPr>
-          <w:p>
-            <w:pPr>
-              <w:jc w:val="center"/>
-              <w:rPr>
-                <w:sz w:val="20"/>
-                <w:szCs w:val="20"/>
-              </w:rPr>
-            </w:pPr>
-            <w:r>
-              <w:rPr>
-                <w:sz w:val="20"/>
-                <w:szCs w:val="20"/>
+            <w:tcW w:w="1208" w:type="dxa"/>
+            <w:vAlign w:val="center"/>
+          </w:tcPr>
+          <w:p>
+            <w:pPr>
+              <w:jc w:val="center"/>
+              <w:rPr>
+                <w:sz w:val="16"/>
+                <w:szCs w:val="16"/>
+              </w:rPr>
+            </w:pPr>
+            <w:r>
+              <w:rPr>
+                <w:sz w:val="16"/>
+                <w:szCs w:val="16"/>
               </w:rPr>
               <w:t>50</w:t>
             </w:r>
@@ -6037,20 +5817,21 @@
         </w:tc>
         <w:tc>
           <w:tcPr>
-            <w:tcW w:w="1255" w:type="dxa"/>
-          </w:tcPr>
-          <w:p>
-            <w:pPr>
-              <w:jc w:val="center"/>
-              <w:rPr>
-                <w:sz w:val="20"/>
-                <w:szCs w:val="20"/>
-              </w:rPr>
-            </w:pPr>
-            <w:r>
-              <w:rPr>
-                <w:sz w:val="20"/>
-                <w:szCs w:val="20"/>
+            <w:tcW w:w="1040" w:type="dxa"/>
+            <w:vAlign w:val="center"/>
+          </w:tcPr>
+          <w:p>
+            <w:pPr>
+              <w:jc w:val="center"/>
+              <w:rPr>
+                <w:sz w:val="16"/>
+                <w:szCs w:val="16"/>
+              </w:rPr>
+            </w:pPr>
+            <w:r>
+              <w:rPr>
+                <w:sz w:val="16"/>
+                <w:szCs w:val="16"/>
               </w:rPr>
               <w:t>1</w:t>
             </w:r>
@@ -6058,20 +5839,21 @@
         </w:tc>
         <w:tc>
           <w:tcPr>
-            <w:tcW w:w="1915" w:type="dxa"/>
-          </w:tcPr>
-          <w:p>
-            <w:pPr>
-              <w:jc w:val="center"/>
-              <w:rPr>
-                <w:sz w:val="20"/>
-                <w:szCs w:val="20"/>
-              </w:rPr>
-            </w:pPr>
-            <w:r>
-              <w:rPr>
-                <w:sz w:val="20"/>
-                <w:szCs w:val="20"/>
+            <w:tcW w:w="1666" w:type="dxa"/>
+            <w:vAlign w:val="center"/>
+          </w:tcPr>
+          <w:p>
+            <w:pPr>
+              <w:jc w:val="center"/>
+              <w:rPr>
+                <w:sz w:val="16"/>
+                <w:szCs w:val="16"/>
+              </w:rPr>
+            </w:pPr>
+            <w:r>
+              <w:rPr>
+                <w:sz w:val="16"/>
+                <w:szCs w:val="16"/>
               </w:rPr>
               <w:t>/</w:t>
             </w:r>
@@ -6079,20 +5861,21 @@
         </w:tc>
         <w:tc>
           <w:tcPr>
-            <w:tcW w:w="731" w:type="dxa"/>
-          </w:tcPr>
-          <w:p>
-            <w:pPr>
-              <w:jc w:val="center"/>
-              <w:rPr>
-                <w:sz w:val="20"/>
-                <w:szCs w:val="20"/>
-              </w:rPr>
-            </w:pPr>
-            <w:r>
-              <w:rPr>
-                <w:sz w:val="20"/>
-                <w:szCs w:val="20"/>
+            <w:tcW w:w="1632" w:type="dxa"/>
+            <w:vAlign w:val="center"/>
+          </w:tcPr>
+          <w:p>
+            <w:pPr>
+              <w:jc w:val="center"/>
+              <w:rPr>
+                <w:sz w:val="16"/>
+                <w:szCs w:val="16"/>
+              </w:rPr>
+            </w:pPr>
+            <w:r>
+              <w:rPr>
+                <w:sz w:val="16"/>
+                <w:szCs w:val="16"/>
               </w:rPr>
               <w:t>27</w:t>
             </w:r>
@@ -6102,27 +5885,28 @@
       <w:tr>
         <w:tc>
           <w:tcPr>
-            <w:tcW w:w="857" w:type="dxa"/>
-          </w:tcPr>
-          <w:p>
-            <w:pPr>
-              <w:jc w:val="center"/>
-              <w:rPr>
-                <w:sz w:val="20"/>
-                <w:szCs w:val="20"/>
-              </w:rPr>
-            </w:pPr>
-            <w:r>
-              <w:rPr>
-                <w:sz w:val="20"/>
-                <w:szCs w:val="20"/>
+            <w:tcW w:w="632" w:type="dxa"/>
+            <w:vAlign w:val="center"/>
+          </w:tcPr>
+          <w:p>
+            <w:pPr>
+              <w:jc w:val="center"/>
+              <w:rPr>
+                <w:sz w:val="16"/>
+                <w:szCs w:val="16"/>
+              </w:rPr>
+            </w:pPr>
+            <w:r>
+              <w:rPr>
+                <w:sz w:val="16"/>
+                <w:szCs w:val="16"/>
               </w:rPr>
               <w:t>1</w:t>
             </w:r>
             <w:r>
               <w:rPr>
-                <w:sz w:val="20"/>
-                <w:szCs w:val="20"/>
+                <w:sz w:val="16"/>
+                <w:szCs w:val="16"/>
               </w:rPr>
               <w:t>2</w:t>
             </w:r>
@@ -6131,28 +5915,38 @@
         <w:tc>
           <w:tcPr>
             <w:tcW w:w="1974" w:type="dxa"/>
+            <w:vAlign w:val="center"/>
           </w:tcPr>
           <w:p>
             <w:pPr>
               <w:pStyle w:val="Pseoudocode"/>
-              <w:rPr>
+              <w:jc w:val="center"/>
+              <w:rPr>
+                <w:sz w:val="16"/>
+                <w:szCs w:val="16"/>
                 <w:lang w:val="en-US"/>
               </w:rPr>
             </w:pPr>
             <w:r>
               <w:rPr>
+                <w:sz w:val="16"/>
+                <w:szCs w:val="16"/>
                 <w:lang w:val="en-US"/>
               </w:rPr>
               <w:t>12</w:t>
             </w:r>
             <w:r>
               <w:rPr>
+                <w:sz w:val="16"/>
+                <w:szCs w:val="16"/>
                 <w:lang w:val="en-US"/>
               </w:rPr>
               <w:tab/>
             </w:r>
             <w:r>
               <w:rPr>
+                <w:sz w:val="16"/>
+                <w:szCs w:val="16"/>
                 <w:lang w:val="en-US"/>
               </w:rPr>
               <w:tab/>
@@ -6161,6 +5955,8 @@
             <w:proofErr w:type="spellStart"/>
             <w:r>
               <w:rPr>
+                <w:sz w:val="16"/>
+                <w:szCs w:val="16"/>
                 <w:lang w:val="en-US"/>
               </w:rPr>
               <w:t>userGuess</w:t>
@@ -6168,6 +5964,8 @@
             <w:proofErr w:type="spellEnd"/>
             <w:r>
               <w:rPr>
+                <w:sz w:val="16"/>
+                <w:szCs w:val="16"/>
                 <w:lang w:val="en-US"/>
               </w:rPr>
               <w:t xml:space="preserve"> &gt; </w:t>
@@ -6175,6 +5973,8 @@
             <w:proofErr w:type="spellStart"/>
             <w:r>
               <w:rPr>
+                <w:sz w:val="16"/>
+                <w:szCs w:val="16"/>
                 <w:lang w:val="en-US"/>
               </w:rPr>
               <w:t>randomNumber</w:t>
@@ -6184,8 +5984,10 @@
           <w:p>
             <w:pPr>
               <w:pStyle w:val="Pseoudocode"/>
-              <w:rPr>
-                <w:szCs w:val="20"/>
+              <w:jc w:val="center"/>
+              <w:rPr>
+                <w:sz w:val="16"/>
+                <w:szCs w:val="16"/>
                 <w:lang w:val="en-US"/>
               </w:rPr>
             </w:pPr>
@@ -6193,20 +5995,21 @@
         </w:tc>
         <w:tc>
           <w:tcPr>
-            <w:tcW w:w="1420" w:type="dxa"/>
-          </w:tcPr>
-          <w:p>
-            <w:pPr>
-              <w:jc w:val="center"/>
-              <w:rPr>
-                <w:sz w:val="20"/>
-                <w:szCs w:val="20"/>
-              </w:rPr>
-            </w:pPr>
-            <w:r>
-              <w:rPr>
-                <w:sz w:val="20"/>
-                <w:szCs w:val="20"/>
+            <w:tcW w:w="1208" w:type="dxa"/>
+            <w:vAlign w:val="center"/>
+          </w:tcPr>
+          <w:p>
+            <w:pPr>
+              <w:jc w:val="center"/>
+              <w:rPr>
+                <w:sz w:val="16"/>
+                <w:szCs w:val="16"/>
+              </w:rPr>
+            </w:pPr>
+            <w:r>
+              <w:rPr>
+                <w:sz w:val="16"/>
+                <w:szCs w:val="16"/>
               </w:rPr>
               <w:t>50</w:t>
             </w:r>
@@ -6214,20 +6017,21 @@
         </w:tc>
         <w:tc>
           <w:tcPr>
-            <w:tcW w:w="1255" w:type="dxa"/>
-          </w:tcPr>
-          <w:p>
-            <w:pPr>
-              <w:jc w:val="center"/>
-              <w:rPr>
-                <w:sz w:val="20"/>
-                <w:szCs w:val="20"/>
-              </w:rPr>
-            </w:pPr>
-            <w:r>
-              <w:rPr>
-                <w:sz w:val="20"/>
-                <w:szCs w:val="20"/>
+            <w:tcW w:w="1040" w:type="dxa"/>
+            <w:vAlign w:val="center"/>
+          </w:tcPr>
+          <w:p>
+            <w:pPr>
+              <w:jc w:val="center"/>
+              <w:rPr>
+                <w:sz w:val="16"/>
+                <w:szCs w:val="16"/>
+              </w:rPr>
+            </w:pPr>
+            <w:r>
+              <w:rPr>
+                <w:sz w:val="16"/>
+                <w:szCs w:val="16"/>
               </w:rPr>
               <w:t>1</w:t>
             </w:r>
@@ -6235,45 +6039,46 @@
         </w:tc>
         <w:tc>
           <w:tcPr>
-            <w:tcW w:w="1915" w:type="dxa"/>
-          </w:tcPr>
-          <w:p>
-            <w:pPr>
-              <w:jc w:val="center"/>
-              <w:rPr>
-                <w:sz w:val="20"/>
-                <w:szCs w:val="20"/>
+            <w:tcW w:w="1666" w:type="dxa"/>
+            <w:vAlign w:val="center"/>
+          </w:tcPr>
+          <w:p>
+            <w:pPr>
+              <w:jc w:val="center"/>
+              <w:rPr>
+                <w:sz w:val="16"/>
+                <w:szCs w:val="16"/>
               </w:rPr>
             </w:pPr>
             <w:proofErr w:type="spellStart"/>
             <w:r>
               <w:rPr>
-                <w:sz w:val="20"/>
-                <w:szCs w:val="20"/>
+                <w:sz w:val="16"/>
+                <w:szCs w:val="16"/>
               </w:rPr>
               <w:t>userGuess</w:t>
             </w:r>
             <w:proofErr w:type="spellEnd"/>
             <w:r>
               <w:rPr>
-                <w:sz w:val="20"/>
-                <w:szCs w:val="20"/>
+                <w:sz w:val="16"/>
+                <w:szCs w:val="16"/>
               </w:rPr>
               <w:t xml:space="preserve"> &gt; </w:t>
             </w:r>
             <w:proofErr w:type="spellStart"/>
             <w:r>
               <w:rPr>
-                <w:sz w:val="20"/>
-                <w:szCs w:val="20"/>
+                <w:sz w:val="16"/>
+                <w:szCs w:val="16"/>
               </w:rPr>
               <w:t>randomNumber</w:t>
             </w:r>
             <w:proofErr w:type="spellEnd"/>
             <w:r>
               <w:rPr>
-                <w:sz w:val="20"/>
-                <w:szCs w:val="20"/>
+                <w:sz w:val="16"/>
+                <w:szCs w:val="16"/>
               </w:rPr>
               <w:t xml:space="preserve"> = true</w:t>
             </w:r>
@@ -6281,20 +6086,21 @@
         </w:tc>
         <w:tc>
           <w:tcPr>
-            <w:tcW w:w="731" w:type="dxa"/>
-          </w:tcPr>
-          <w:p>
-            <w:pPr>
-              <w:jc w:val="center"/>
-              <w:rPr>
-                <w:sz w:val="20"/>
-                <w:szCs w:val="20"/>
-              </w:rPr>
-            </w:pPr>
-            <w:r>
-              <w:rPr>
-                <w:sz w:val="20"/>
-                <w:szCs w:val="20"/>
+            <w:tcW w:w="1632" w:type="dxa"/>
+            <w:vAlign w:val="center"/>
+          </w:tcPr>
+          <w:p>
+            <w:pPr>
+              <w:jc w:val="center"/>
+              <w:rPr>
+                <w:sz w:val="16"/>
+                <w:szCs w:val="16"/>
+              </w:rPr>
+            </w:pPr>
+            <w:r>
+              <w:rPr>
+                <w:sz w:val="16"/>
+                <w:szCs w:val="16"/>
               </w:rPr>
               <w:t>27</w:t>
             </w:r>
@@ -6304,27 +6110,28 @@
       <w:tr>
         <w:tc>
           <w:tcPr>
-            <w:tcW w:w="857" w:type="dxa"/>
-          </w:tcPr>
-          <w:p>
-            <w:pPr>
-              <w:jc w:val="center"/>
-              <w:rPr>
-                <w:sz w:val="20"/>
-                <w:szCs w:val="20"/>
-              </w:rPr>
-            </w:pPr>
-            <w:r>
-              <w:rPr>
-                <w:sz w:val="20"/>
-                <w:szCs w:val="20"/>
+            <w:tcW w:w="632" w:type="dxa"/>
+            <w:vAlign w:val="center"/>
+          </w:tcPr>
+          <w:p>
+            <w:pPr>
+              <w:jc w:val="center"/>
+              <w:rPr>
+                <w:sz w:val="16"/>
+                <w:szCs w:val="16"/>
+              </w:rPr>
+            </w:pPr>
+            <w:r>
+              <w:rPr>
+                <w:sz w:val="16"/>
+                <w:szCs w:val="16"/>
               </w:rPr>
               <w:t>1</w:t>
             </w:r>
             <w:r>
               <w:rPr>
-                <w:sz w:val="20"/>
-                <w:szCs w:val="20"/>
+                <w:sz w:val="16"/>
+                <w:szCs w:val="16"/>
               </w:rPr>
               <w:t>4</w:t>
             </w:r>
@@ -6333,16 +6140,22 @@
         <w:tc>
           <w:tcPr>
             <w:tcW w:w="1974" w:type="dxa"/>
+            <w:vAlign w:val="center"/>
           </w:tcPr>
           <w:p>
             <w:pPr>
               <w:pStyle w:val="Pseoudocode"/>
-              <w:rPr>
+              <w:jc w:val="center"/>
+              <w:rPr>
+                <w:sz w:val="16"/>
+                <w:szCs w:val="16"/>
                 <w:lang w:val="en-US"/>
               </w:rPr>
             </w:pPr>
             <w:r>
               <w:rPr>
+                <w:sz w:val="16"/>
+                <w:szCs w:val="16"/>
                 <w:lang w:val="en-US"/>
               </w:rPr>
               <w:t>INCREMENT attempts</w:t>
@@ -6351,7 +6164,10 @@
           <w:p>
             <w:pPr>
               <w:pStyle w:val="Pseoudocode"/>
-              <w:rPr>
+              <w:jc w:val="center"/>
+              <w:rPr>
+                <w:sz w:val="16"/>
+                <w:szCs w:val="16"/>
                 <w:lang w:val="en-US"/>
               </w:rPr>
             </w:pPr>
@@ -6359,20 +6175,21 @@
         </w:tc>
         <w:tc>
           <w:tcPr>
-            <w:tcW w:w="1420" w:type="dxa"/>
-          </w:tcPr>
-          <w:p>
-            <w:pPr>
-              <w:jc w:val="center"/>
-              <w:rPr>
-                <w:sz w:val="20"/>
-                <w:szCs w:val="20"/>
-              </w:rPr>
-            </w:pPr>
-            <w:r>
-              <w:rPr>
-                <w:sz w:val="20"/>
-                <w:szCs w:val="20"/>
+            <w:tcW w:w="1208" w:type="dxa"/>
+            <w:vAlign w:val="center"/>
+          </w:tcPr>
+          <w:p>
+            <w:pPr>
+              <w:jc w:val="center"/>
+              <w:rPr>
+                <w:sz w:val="16"/>
+                <w:szCs w:val="16"/>
+              </w:rPr>
+            </w:pPr>
+            <w:r>
+              <w:rPr>
+                <w:sz w:val="16"/>
+                <w:szCs w:val="16"/>
               </w:rPr>
               <w:t>50</w:t>
             </w:r>
@@ -6380,20 +6197,21 @@
         </w:tc>
         <w:tc>
           <w:tcPr>
-            <w:tcW w:w="1255" w:type="dxa"/>
-          </w:tcPr>
-          <w:p>
-            <w:pPr>
-              <w:jc w:val="center"/>
-              <w:rPr>
-                <w:sz w:val="20"/>
-                <w:szCs w:val="20"/>
-              </w:rPr>
-            </w:pPr>
-            <w:r>
-              <w:rPr>
-                <w:sz w:val="20"/>
-                <w:szCs w:val="20"/>
+            <w:tcW w:w="1040" w:type="dxa"/>
+            <w:vAlign w:val="center"/>
+          </w:tcPr>
+          <w:p>
+            <w:pPr>
+              <w:jc w:val="center"/>
+              <w:rPr>
+                <w:sz w:val="16"/>
+                <w:szCs w:val="16"/>
+              </w:rPr>
+            </w:pPr>
+            <w:r>
+              <w:rPr>
+                <w:sz w:val="16"/>
+                <w:szCs w:val="16"/>
               </w:rPr>
               <w:t>2</w:t>
             </w:r>
@@ -6401,20 +6219,21 @@
         </w:tc>
         <w:tc>
           <w:tcPr>
-            <w:tcW w:w="1915" w:type="dxa"/>
-          </w:tcPr>
-          <w:p>
-            <w:pPr>
-              <w:jc w:val="center"/>
-              <w:rPr>
-                <w:sz w:val="20"/>
-                <w:szCs w:val="20"/>
-              </w:rPr>
-            </w:pPr>
-            <w:r>
-              <w:rPr>
-                <w:sz w:val="20"/>
-                <w:szCs w:val="20"/>
+            <w:tcW w:w="1666" w:type="dxa"/>
+            <w:vAlign w:val="center"/>
+          </w:tcPr>
+          <w:p>
+            <w:pPr>
+              <w:jc w:val="center"/>
+              <w:rPr>
+                <w:sz w:val="16"/>
+                <w:szCs w:val="16"/>
+              </w:rPr>
+            </w:pPr>
+            <w:r>
+              <w:rPr>
+                <w:sz w:val="16"/>
+                <w:szCs w:val="16"/>
               </w:rPr>
               <w:t>/</w:t>
             </w:r>
@@ -6422,20 +6241,21 @@
         </w:tc>
         <w:tc>
           <w:tcPr>
-            <w:tcW w:w="731" w:type="dxa"/>
-          </w:tcPr>
-          <w:p>
-            <w:pPr>
-              <w:jc w:val="center"/>
-              <w:rPr>
-                <w:sz w:val="20"/>
-                <w:szCs w:val="20"/>
-              </w:rPr>
-            </w:pPr>
-            <w:r>
-              <w:rPr>
-                <w:sz w:val="20"/>
-                <w:szCs w:val="20"/>
+            <w:tcW w:w="1632" w:type="dxa"/>
+            <w:vAlign w:val="center"/>
+          </w:tcPr>
+          <w:p>
+            <w:pPr>
+              <w:jc w:val="center"/>
+              <w:rPr>
+                <w:sz w:val="16"/>
+                <w:szCs w:val="16"/>
+              </w:rPr>
+            </w:pPr>
+            <w:r>
+              <w:rPr>
+                <w:sz w:val="16"/>
+                <w:szCs w:val="16"/>
               </w:rPr>
               <w:t>27</w:t>
             </w:r>
@@ -6445,20 +6265,21 @@
       <w:tr>
         <w:tc>
           <w:tcPr>
-            <w:tcW w:w="857" w:type="dxa"/>
-          </w:tcPr>
-          <w:p>
-            <w:pPr>
-              <w:jc w:val="center"/>
-              <w:rPr>
-                <w:sz w:val="20"/>
-                <w:szCs w:val="20"/>
-              </w:rPr>
-            </w:pPr>
-            <w:r>
-              <w:rPr>
-                <w:sz w:val="20"/>
-                <w:szCs w:val="20"/>
+            <w:tcW w:w="632" w:type="dxa"/>
+            <w:vAlign w:val="center"/>
+          </w:tcPr>
+          <w:p>
+            <w:pPr>
+              <w:jc w:val="center"/>
+              <w:rPr>
+                <w:sz w:val="16"/>
+                <w:szCs w:val="16"/>
+              </w:rPr>
+            </w:pPr>
+            <w:r>
+              <w:rPr>
+                <w:sz w:val="16"/>
+                <w:szCs w:val="16"/>
               </w:rPr>
               <w:t>8</w:t>
             </w:r>
@@ -6467,18 +6288,22 @@
         <w:tc>
           <w:tcPr>
             <w:tcW w:w="1974" w:type="dxa"/>
+            <w:vAlign w:val="center"/>
           </w:tcPr>
           <w:p>
             <w:pPr>
               <w:pStyle w:val="Pseoudocode"/>
-              <w:rPr>
-                <w:szCs w:val="20"/>
+              <w:jc w:val="center"/>
+              <w:rPr>
+                <w:sz w:val="16"/>
+                <w:szCs w:val="16"/>
                 <w:lang w:val="en-US"/>
               </w:rPr>
             </w:pPr>
             <w:r>
               <w:rPr>
-                <w:szCs w:val="20"/>
+                <w:sz w:val="16"/>
+                <w:szCs w:val="16"/>
                 <w:lang w:val="en-US"/>
               </w:rPr>
               <w:t xml:space="preserve">WHILE </w:t>
@@ -6487,7 +6312,8 @@
             <w:proofErr w:type="gramStart"/>
             <w:r>
               <w:rPr>
-                <w:szCs w:val="20"/>
+                <w:sz w:val="16"/>
+                <w:szCs w:val="16"/>
                 <w:lang w:val="en-US"/>
               </w:rPr>
               <w:t>userGuess</w:t>
@@ -6495,7 +6321,8 @@
             <w:proofErr w:type="spellEnd"/>
             <w:r>
               <w:rPr>
-                <w:szCs w:val="20"/>
+                <w:sz w:val="16"/>
+                <w:szCs w:val="16"/>
                 <w:lang w:val="en-US"/>
               </w:rPr>
               <w:t xml:space="preserve"> !</w:t>
@@ -6503,7 +6330,8 @@
             <w:proofErr w:type="gramEnd"/>
             <w:r>
               <w:rPr>
-                <w:szCs w:val="20"/>
+                <w:sz w:val="16"/>
+                <w:szCs w:val="16"/>
                 <w:lang w:val="en-US"/>
               </w:rPr>
               <w:t xml:space="preserve">= </w:t>
@@ -6511,7 +6339,8 @@
             <w:proofErr w:type="spellStart"/>
             <w:r>
               <w:rPr>
-                <w:szCs w:val="20"/>
+                <w:sz w:val="16"/>
+                <w:szCs w:val="16"/>
                 <w:lang w:val="en-US"/>
               </w:rPr>
               <w:t>randomNumber</w:t>
@@ -6521,7 +6350,10 @@
           <w:p>
             <w:pPr>
               <w:pStyle w:val="Pseoudocode"/>
-              <w:rPr>
+              <w:jc w:val="center"/>
+              <w:rPr>
+                <w:sz w:val="16"/>
+                <w:szCs w:val="16"/>
                 <w:lang w:val="en-US"/>
               </w:rPr>
             </w:pPr>
@@ -6529,20 +6361,21 @@
         </w:tc>
         <w:tc>
           <w:tcPr>
-            <w:tcW w:w="1420" w:type="dxa"/>
-          </w:tcPr>
-          <w:p>
-            <w:pPr>
-              <w:jc w:val="center"/>
-              <w:rPr>
-                <w:sz w:val="20"/>
-                <w:szCs w:val="20"/>
-              </w:rPr>
-            </w:pPr>
-            <w:r>
-              <w:rPr>
-                <w:sz w:val="20"/>
-                <w:szCs w:val="20"/>
+            <w:tcW w:w="1208" w:type="dxa"/>
+            <w:vAlign w:val="center"/>
+          </w:tcPr>
+          <w:p>
+            <w:pPr>
+              <w:jc w:val="center"/>
+              <w:rPr>
+                <w:sz w:val="16"/>
+                <w:szCs w:val="16"/>
+              </w:rPr>
+            </w:pPr>
+            <w:r>
+              <w:rPr>
+                <w:sz w:val="16"/>
+                <w:szCs w:val="16"/>
               </w:rPr>
               <w:t>50</w:t>
             </w:r>
@@ -6550,20 +6383,21 @@
         </w:tc>
         <w:tc>
           <w:tcPr>
-            <w:tcW w:w="1255" w:type="dxa"/>
-          </w:tcPr>
-          <w:p>
-            <w:pPr>
-              <w:jc w:val="center"/>
-              <w:rPr>
-                <w:sz w:val="20"/>
-                <w:szCs w:val="20"/>
-              </w:rPr>
-            </w:pPr>
-            <w:r>
-              <w:rPr>
-                <w:sz w:val="20"/>
-                <w:szCs w:val="20"/>
+            <w:tcW w:w="1040" w:type="dxa"/>
+            <w:vAlign w:val="center"/>
+          </w:tcPr>
+          <w:p>
+            <w:pPr>
+              <w:jc w:val="center"/>
+              <w:rPr>
+                <w:sz w:val="16"/>
+                <w:szCs w:val="16"/>
+              </w:rPr>
+            </w:pPr>
+            <w:r>
+              <w:rPr>
+                <w:sz w:val="16"/>
+                <w:szCs w:val="16"/>
               </w:rPr>
               <w:t>2</w:t>
             </w:r>
@@ -6571,54 +6405,55 @@
         </w:tc>
         <w:tc>
           <w:tcPr>
-            <w:tcW w:w="1915" w:type="dxa"/>
-          </w:tcPr>
-          <w:p>
-            <w:pPr>
-              <w:jc w:val="center"/>
-              <w:rPr>
-                <w:sz w:val="20"/>
-                <w:szCs w:val="20"/>
+            <w:tcW w:w="1666" w:type="dxa"/>
+            <w:vAlign w:val="center"/>
+          </w:tcPr>
+          <w:p>
+            <w:pPr>
+              <w:jc w:val="center"/>
+              <w:rPr>
+                <w:sz w:val="16"/>
+                <w:szCs w:val="16"/>
               </w:rPr>
             </w:pPr>
             <w:proofErr w:type="spellStart"/>
             <w:proofErr w:type="gramStart"/>
             <w:r>
               <w:rPr>
-                <w:sz w:val="20"/>
-                <w:szCs w:val="20"/>
+                <w:sz w:val="16"/>
+                <w:szCs w:val="16"/>
               </w:rPr>
               <w:t>userGuess</w:t>
             </w:r>
             <w:proofErr w:type="spellEnd"/>
             <w:r>
               <w:rPr>
-                <w:sz w:val="20"/>
-                <w:szCs w:val="20"/>
+                <w:sz w:val="16"/>
+                <w:szCs w:val="16"/>
               </w:rPr>
               <w:t xml:space="preserve"> !</w:t>
             </w:r>
             <w:proofErr w:type="gramEnd"/>
             <w:r>
               <w:rPr>
-                <w:sz w:val="20"/>
-                <w:szCs w:val="20"/>
+                <w:sz w:val="16"/>
+                <w:szCs w:val="16"/>
               </w:rPr>
               <w:t xml:space="preserve">= </w:t>
             </w:r>
             <w:proofErr w:type="spellStart"/>
             <w:r>
               <w:rPr>
-                <w:sz w:val="20"/>
-                <w:szCs w:val="20"/>
+                <w:sz w:val="16"/>
+                <w:szCs w:val="16"/>
               </w:rPr>
               <w:t>randomNumber</w:t>
             </w:r>
             <w:proofErr w:type="spellEnd"/>
             <w:r>
               <w:rPr>
-                <w:sz w:val="20"/>
-                <w:szCs w:val="20"/>
+                <w:sz w:val="16"/>
+                <w:szCs w:val="16"/>
               </w:rPr>
               <w:t xml:space="preserve"> = true</w:t>
             </w:r>
@@ -6626,20 +6461,21 @@
         </w:tc>
         <w:tc>
           <w:tcPr>
-            <w:tcW w:w="731" w:type="dxa"/>
-          </w:tcPr>
-          <w:p>
-            <w:pPr>
-              <w:jc w:val="center"/>
-              <w:rPr>
-                <w:sz w:val="20"/>
-                <w:szCs w:val="20"/>
-              </w:rPr>
-            </w:pPr>
-            <w:r>
-              <w:rPr>
-                <w:sz w:val="20"/>
-                <w:szCs w:val="20"/>
+            <w:tcW w:w="1632" w:type="dxa"/>
+            <w:vAlign w:val="center"/>
+          </w:tcPr>
+          <w:p>
+            <w:pPr>
+              <w:jc w:val="center"/>
+              <w:rPr>
+                <w:sz w:val="16"/>
+                <w:szCs w:val="16"/>
+              </w:rPr>
+            </w:pPr>
+            <w:r>
+              <w:rPr>
+                <w:sz w:val="16"/>
+                <w:szCs w:val="16"/>
               </w:rPr>
               <w:t>27</w:t>
             </w:r>
@@ -6649,20 +6485,21 @@
       <w:tr>
         <w:tc>
           <w:tcPr>
-            <w:tcW w:w="857" w:type="dxa"/>
-          </w:tcPr>
-          <w:p>
-            <w:pPr>
-              <w:jc w:val="center"/>
-              <w:rPr>
-                <w:sz w:val="20"/>
-                <w:szCs w:val="20"/>
-              </w:rPr>
-            </w:pPr>
-            <w:r>
-              <w:rPr>
-                <w:sz w:val="20"/>
-                <w:szCs w:val="20"/>
+            <w:tcW w:w="632" w:type="dxa"/>
+            <w:vAlign w:val="center"/>
+          </w:tcPr>
+          <w:p>
+            <w:pPr>
+              <w:jc w:val="center"/>
+              <w:rPr>
+                <w:sz w:val="16"/>
+                <w:szCs w:val="16"/>
+              </w:rPr>
+            </w:pPr>
+            <w:r>
+              <w:rPr>
+                <w:sz w:val="16"/>
+                <w:szCs w:val="16"/>
               </w:rPr>
               <w:t>10</w:t>
             </w:r>
@@ -6671,17 +6508,22 @@
         <w:tc>
           <w:tcPr>
             <w:tcW w:w="1974" w:type="dxa"/>
+            <w:vAlign w:val="center"/>
           </w:tcPr>
           <w:p>
             <w:pPr>
               <w:pStyle w:val="Pseoudocode"/>
-              <w:rPr>
-                <w:szCs w:val="20"/>
+              <w:jc w:val="center"/>
+              <w:rPr>
+                <w:sz w:val="16"/>
+                <w:szCs w:val="16"/>
                 <w:lang w:val="en-US"/>
               </w:rPr>
             </w:pPr>
             <w:r>
               <w:rPr>
+                <w:sz w:val="16"/>
+                <w:szCs w:val="16"/>
                 <w:lang w:val="en-US"/>
               </w:rPr>
               <w:t xml:space="preserve">READ </w:t>
@@ -6689,6 +6531,8 @@
             <w:proofErr w:type="spellStart"/>
             <w:r>
               <w:rPr>
+                <w:sz w:val="16"/>
+                <w:szCs w:val="16"/>
                 <w:lang w:val="en-US"/>
               </w:rPr>
               <w:t>userGuess</w:t>
@@ -6698,20 +6542,21 @@
         </w:tc>
         <w:tc>
           <w:tcPr>
-            <w:tcW w:w="1420" w:type="dxa"/>
-          </w:tcPr>
-          <w:p>
-            <w:pPr>
-              <w:jc w:val="center"/>
-              <w:rPr>
-                <w:sz w:val="20"/>
-                <w:szCs w:val="20"/>
-              </w:rPr>
-            </w:pPr>
-            <w:r>
-              <w:rPr>
-                <w:sz w:val="20"/>
-                <w:szCs w:val="20"/>
+            <w:tcW w:w="1208" w:type="dxa"/>
+            <w:vAlign w:val="center"/>
+          </w:tcPr>
+          <w:p>
+            <w:pPr>
+              <w:jc w:val="center"/>
+              <w:rPr>
+                <w:sz w:val="16"/>
+                <w:szCs w:val="16"/>
+              </w:rPr>
+            </w:pPr>
+            <w:r>
+              <w:rPr>
+                <w:sz w:val="16"/>
+                <w:szCs w:val="16"/>
               </w:rPr>
               <w:t>25</w:t>
             </w:r>
@@ -6719,20 +6564,21 @@
         </w:tc>
         <w:tc>
           <w:tcPr>
-            <w:tcW w:w="1255" w:type="dxa"/>
-          </w:tcPr>
-          <w:p>
-            <w:pPr>
-              <w:jc w:val="center"/>
-              <w:rPr>
-                <w:sz w:val="20"/>
-                <w:szCs w:val="20"/>
-              </w:rPr>
-            </w:pPr>
-            <w:r>
-              <w:rPr>
-                <w:sz w:val="20"/>
-                <w:szCs w:val="20"/>
+            <w:tcW w:w="1040" w:type="dxa"/>
+            <w:vAlign w:val="center"/>
+          </w:tcPr>
+          <w:p>
+            <w:pPr>
+              <w:jc w:val="center"/>
+              <w:rPr>
+                <w:sz w:val="16"/>
+                <w:szCs w:val="16"/>
+              </w:rPr>
+            </w:pPr>
+            <w:r>
+              <w:rPr>
+                <w:sz w:val="16"/>
+                <w:szCs w:val="16"/>
               </w:rPr>
               <w:t>2</w:t>
             </w:r>
@@ -6740,20 +6586,21 @@
         </w:tc>
         <w:tc>
           <w:tcPr>
-            <w:tcW w:w="1915" w:type="dxa"/>
-          </w:tcPr>
-          <w:p>
-            <w:pPr>
-              <w:jc w:val="center"/>
-              <w:rPr>
-                <w:sz w:val="20"/>
-                <w:szCs w:val="20"/>
-              </w:rPr>
-            </w:pPr>
-            <w:r>
-              <w:rPr>
-                <w:sz w:val="20"/>
-                <w:szCs w:val="20"/>
+            <w:tcW w:w="1666" w:type="dxa"/>
+            <w:vAlign w:val="center"/>
+          </w:tcPr>
+          <w:p>
+            <w:pPr>
+              <w:jc w:val="center"/>
+              <w:rPr>
+                <w:sz w:val="16"/>
+                <w:szCs w:val="16"/>
+              </w:rPr>
+            </w:pPr>
+            <w:r>
+              <w:rPr>
+                <w:sz w:val="16"/>
+                <w:szCs w:val="16"/>
               </w:rPr>
               <w:t>/</w:t>
             </w:r>
@@ -6761,20 +6608,21 @@
         </w:tc>
         <w:tc>
           <w:tcPr>
-            <w:tcW w:w="731" w:type="dxa"/>
-          </w:tcPr>
-          <w:p>
-            <w:pPr>
-              <w:jc w:val="center"/>
-              <w:rPr>
-                <w:sz w:val="20"/>
-                <w:szCs w:val="20"/>
-              </w:rPr>
-            </w:pPr>
-            <w:r>
-              <w:rPr>
-                <w:sz w:val="20"/>
-                <w:szCs w:val="20"/>
+            <w:tcW w:w="1632" w:type="dxa"/>
+            <w:vAlign w:val="center"/>
+          </w:tcPr>
+          <w:p>
+            <w:pPr>
+              <w:jc w:val="center"/>
+              <w:rPr>
+                <w:sz w:val="16"/>
+                <w:szCs w:val="16"/>
+              </w:rPr>
+            </w:pPr>
+            <w:r>
+              <w:rPr>
+                <w:sz w:val="16"/>
+                <w:szCs w:val="16"/>
               </w:rPr>
               <w:t>27</w:t>
             </w:r>
@@ -6784,20 +6632,21 @@
       <w:tr>
         <w:tc>
           <w:tcPr>
-            <w:tcW w:w="857" w:type="dxa"/>
-          </w:tcPr>
-          <w:p>
-            <w:pPr>
-              <w:jc w:val="center"/>
-              <w:rPr>
-                <w:sz w:val="20"/>
-                <w:szCs w:val="20"/>
-              </w:rPr>
-            </w:pPr>
-            <w:r>
-              <w:rPr>
-                <w:sz w:val="20"/>
-                <w:szCs w:val="20"/>
+            <w:tcW w:w="632" w:type="dxa"/>
+            <w:vAlign w:val="center"/>
+          </w:tcPr>
+          <w:p>
+            <w:pPr>
+              <w:jc w:val="center"/>
+              <w:rPr>
+                <w:sz w:val="16"/>
+                <w:szCs w:val="16"/>
+              </w:rPr>
+            </w:pPr>
+            <w:r>
+              <w:rPr>
+                <w:sz w:val="16"/>
+                <w:szCs w:val="16"/>
               </w:rPr>
               <w:t>12</w:t>
             </w:r>
@@ -6806,16 +6655,22 @@
         <w:tc>
           <w:tcPr>
             <w:tcW w:w="1974" w:type="dxa"/>
+            <w:vAlign w:val="center"/>
           </w:tcPr>
           <w:p>
             <w:pPr>
               <w:pStyle w:val="Pseoudocode"/>
-              <w:rPr>
+              <w:jc w:val="center"/>
+              <w:rPr>
+                <w:sz w:val="16"/>
+                <w:szCs w:val="16"/>
                 <w:lang w:val="en-US"/>
               </w:rPr>
             </w:pPr>
             <w:r>
               <w:rPr>
+                <w:sz w:val="16"/>
+                <w:szCs w:val="16"/>
                 <w:lang w:val="en-US"/>
               </w:rPr>
               <w:t xml:space="preserve">IF </w:t>
@@ -6823,6 +6678,8 @@
             <w:proofErr w:type="spellStart"/>
             <w:r>
               <w:rPr>
+                <w:sz w:val="16"/>
+                <w:szCs w:val="16"/>
                 <w:lang w:val="en-US"/>
               </w:rPr>
               <w:t>userGuess</w:t>
@@ -6830,6 +6687,8 @@
             <w:proofErr w:type="spellEnd"/>
             <w:r>
               <w:rPr>
+                <w:sz w:val="16"/>
+                <w:szCs w:val="16"/>
                 <w:lang w:val="en-US"/>
               </w:rPr>
               <w:t xml:space="preserve"> &gt; </w:t>
@@ -6837,6 +6696,8 @@
             <w:proofErr w:type="spellStart"/>
             <w:r>
               <w:rPr>
+                <w:sz w:val="16"/>
+                <w:szCs w:val="16"/>
                 <w:lang w:val="en-US"/>
               </w:rPr>
               <w:t>randomNumber</w:t>
@@ -6846,20 +6707,21 @@
         </w:tc>
         <w:tc>
           <w:tcPr>
-            <w:tcW w:w="1420" w:type="dxa"/>
-          </w:tcPr>
-          <w:p>
-            <w:pPr>
-              <w:jc w:val="center"/>
-              <w:rPr>
-                <w:sz w:val="20"/>
-                <w:szCs w:val="20"/>
-              </w:rPr>
-            </w:pPr>
-            <w:r>
-              <w:rPr>
-                <w:sz w:val="20"/>
-                <w:szCs w:val="20"/>
+            <w:tcW w:w="1208" w:type="dxa"/>
+            <w:vAlign w:val="center"/>
+          </w:tcPr>
+          <w:p>
+            <w:pPr>
+              <w:jc w:val="center"/>
+              <w:rPr>
+                <w:sz w:val="16"/>
+                <w:szCs w:val="16"/>
+              </w:rPr>
+            </w:pPr>
+            <w:r>
+              <w:rPr>
+                <w:sz w:val="16"/>
+                <w:szCs w:val="16"/>
               </w:rPr>
               <w:t>25</w:t>
             </w:r>
@@ -6867,20 +6729,21 @@
         </w:tc>
         <w:tc>
           <w:tcPr>
-            <w:tcW w:w="1255" w:type="dxa"/>
-          </w:tcPr>
-          <w:p>
-            <w:pPr>
-              <w:jc w:val="center"/>
-              <w:rPr>
-                <w:sz w:val="20"/>
-                <w:szCs w:val="20"/>
-              </w:rPr>
-            </w:pPr>
-            <w:r>
-              <w:rPr>
-                <w:sz w:val="20"/>
-                <w:szCs w:val="20"/>
+            <w:tcW w:w="1040" w:type="dxa"/>
+            <w:vAlign w:val="center"/>
+          </w:tcPr>
+          <w:p>
+            <w:pPr>
+              <w:jc w:val="center"/>
+              <w:rPr>
+                <w:sz w:val="16"/>
+                <w:szCs w:val="16"/>
+              </w:rPr>
+            </w:pPr>
+            <w:r>
+              <w:rPr>
+                <w:sz w:val="16"/>
+                <w:szCs w:val="16"/>
               </w:rPr>
               <w:t>2</w:t>
             </w:r>
@@ -6888,45 +6751,46 @@
         </w:tc>
         <w:tc>
           <w:tcPr>
-            <w:tcW w:w="1915" w:type="dxa"/>
-          </w:tcPr>
-          <w:p>
-            <w:pPr>
-              <w:jc w:val="center"/>
-              <w:rPr>
-                <w:sz w:val="20"/>
-                <w:szCs w:val="20"/>
+            <w:tcW w:w="1666" w:type="dxa"/>
+            <w:vAlign w:val="center"/>
+          </w:tcPr>
+          <w:p>
+            <w:pPr>
+              <w:jc w:val="center"/>
+              <w:rPr>
+                <w:sz w:val="16"/>
+                <w:szCs w:val="16"/>
               </w:rPr>
             </w:pPr>
             <w:proofErr w:type="spellStart"/>
             <w:r>
               <w:rPr>
-                <w:sz w:val="20"/>
-                <w:szCs w:val="20"/>
+                <w:sz w:val="16"/>
+                <w:szCs w:val="16"/>
               </w:rPr>
               <w:t>userGuess</w:t>
             </w:r>
             <w:proofErr w:type="spellEnd"/>
             <w:r>
               <w:rPr>
-                <w:sz w:val="20"/>
-                <w:szCs w:val="20"/>
+                <w:sz w:val="16"/>
+                <w:szCs w:val="16"/>
               </w:rPr>
               <w:t xml:space="preserve"> &gt; </w:t>
             </w:r>
             <w:proofErr w:type="spellStart"/>
             <w:r>
               <w:rPr>
-                <w:sz w:val="20"/>
-                <w:szCs w:val="20"/>
+                <w:sz w:val="16"/>
+                <w:szCs w:val="16"/>
               </w:rPr>
               <w:t>randomNumber</w:t>
             </w:r>
             <w:proofErr w:type="spellEnd"/>
             <w:r>
               <w:rPr>
-                <w:sz w:val="20"/>
-                <w:szCs w:val="20"/>
+                <w:sz w:val="16"/>
+                <w:szCs w:val="16"/>
               </w:rPr>
               <w:t xml:space="preserve"> = false</w:t>
             </w:r>
@@ -6934,20 +6798,21 @@
         </w:tc>
         <w:tc>
           <w:tcPr>
-            <w:tcW w:w="731" w:type="dxa"/>
-          </w:tcPr>
-          <w:p>
-            <w:pPr>
-              <w:jc w:val="center"/>
-              <w:rPr>
-                <w:sz w:val="20"/>
-                <w:szCs w:val="20"/>
-              </w:rPr>
-            </w:pPr>
-            <w:r>
-              <w:rPr>
-                <w:sz w:val="20"/>
-                <w:szCs w:val="20"/>
+            <w:tcW w:w="1632" w:type="dxa"/>
+            <w:vAlign w:val="center"/>
+          </w:tcPr>
+          <w:p>
+            <w:pPr>
+              <w:jc w:val="center"/>
+              <w:rPr>
+                <w:sz w:val="16"/>
+                <w:szCs w:val="16"/>
+              </w:rPr>
+            </w:pPr>
+            <w:r>
+              <w:rPr>
+                <w:sz w:val="16"/>
+                <w:szCs w:val="16"/>
               </w:rPr>
               <w:t>27</w:t>
             </w:r>
@@ -6957,22 +6822,22 @@
       <w:tr>
         <w:tc>
           <w:tcPr>
-            <w:tcW w:w="857" w:type="dxa"/>
-          </w:tcPr>
-          <w:p>
-            <w:pPr>
-              <w:jc w:val="center"/>
-              <w:rPr>
-                <w:sz w:val="20"/>
-                <w:szCs w:val="20"/>
-              </w:rPr>
-            </w:pPr>
-            <w:r>
-              <w:rPr>
-                <w:sz w:val="20"/>
-                <w:szCs w:val="20"/>
-              </w:rPr>
-              <w:lastRenderedPageBreak/>
+            <w:tcW w:w="632" w:type="dxa"/>
+            <w:vAlign w:val="center"/>
+          </w:tcPr>
+          <w:p>
+            <w:pPr>
+              <w:jc w:val="center"/>
+              <w:rPr>
+                <w:sz w:val="16"/>
+                <w:szCs w:val="16"/>
+              </w:rPr>
+            </w:pPr>
+            <w:r>
+              <w:rPr>
+                <w:sz w:val="16"/>
+                <w:szCs w:val="16"/>
+              </w:rPr>
               <w:t>15</w:t>
             </w:r>
           </w:p>
@@ -6980,16 +6845,22 @@
         <w:tc>
           <w:tcPr>
             <w:tcW w:w="1974" w:type="dxa"/>
+            <w:vAlign w:val="center"/>
           </w:tcPr>
           <w:p>
             <w:pPr>
               <w:pStyle w:val="Pseoudocode"/>
-              <w:rPr>
+              <w:jc w:val="center"/>
+              <w:rPr>
+                <w:sz w:val="16"/>
+                <w:szCs w:val="16"/>
                 <w:lang w:val="en-US"/>
               </w:rPr>
             </w:pPr>
             <w:r>
               <w:rPr>
+                <w:sz w:val="16"/>
+                <w:szCs w:val="16"/>
                 <w:lang w:val="en-US"/>
               </w:rPr>
               <w:t xml:space="preserve">ELSE IF </w:t>
@@ -6997,6 +6868,8 @@
             <w:proofErr w:type="spellStart"/>
             <w:r>
               <w:rPr>
+                <w:sz w:val="16"/>
+                <w:szCs w:val="16"/>
                 <w:lang w:val="en-US"/>
               </w:rPr>
               <w:t>userGuess</w:t>
@@ -7004,6 +6877,8 @@
             <w:proofErr w:type="spellEnd"/>
             <w:r>
               <w:rPr>
+                <w:sz w:val="16"/>
+                <w:szCs w:val="16"/>
                 <w:lang w:val="en-US"/>
               </w:rPr>
               <w:t xml:space="preserve"> &lt; </w:t>
@@ -7011,6 +6886,8 @@
             <w:proofErr w:type="spellStart"/>
             <w:r>
               <w:rPr>
+                <w:sz w:val="16"/>
+                <w:szCs w:val="16"/>
                 <w:lang w:val="en-US"/>
               </w:rPr>
               <w:t>randomNumber</w:t>
@@ -7020,20 +6897,21 @@
         </w:tc>
         <w:tc>
           <w:tcPr>
-            <w:tcW w:w="1420" w:type="dxa"/>
-          </w:tcPr>
-          <w:p>
-            <w:pPr>
-              <w:jc w:val="center"/>
-              <w:rPr>
-                <w:sz w:val="20"/>
-                <w:szCs w:val="20"/>
-              </w:rPr>
-            </w:pPr>
-            <w:r>
-              <w:rPr>
-                <w:sz w:val="20"/>
-                <w:szCs w:val="20"/>
+            <w:tcW w:w="1208" w:type="dxa"/>
+            <w:vAlign w:val="center"/>
+          </w:tcPr>
+          <w:p>
+            <w:pPr>
+              <w:jc w:val="center"/>
+              <w:rPr>
+                <w:sz w:val="16"/>
+                <w:szCs w:val="16"/>
+              </w:rPr>
+            </w:pPr>
+            <w:r>
+              <w:rPr>
+                <w:sz w:val="16"/>
+                <w:szCs w:val="16"/>
               </w:rPr>
               <w:t>25</w:t>
             </w:r>
@@ -7041,20 +6919,21 @@
         </w:tc>
         <w:tc>
           <w:tcPr>
-            <w:tcW w:w="1255" w:type="dxa"/>
-          </w:tcPr>
-          <w:p>
-            <w:pPr>
-              <w:jc w:val="center"/>
-              <w:rPr>
-                <w:sz w:val="20"/>
-                <w:szCs w:val="20"/>
-              </w:rPr>
-            </w:pPr>
-            <w:r>
-              <w:rPr>
-                <w:sz w:val="20"/>
-                <w:szCs w:val="20"/>
+            <w:tcW w:w="1040" w:type="dxa"/>
+            <w:vAlign w:val="center"/>
+          </w:tcPr>
+          <w:p>
+            <w:pPr>
+              <w:jc w:val="center"/>
+              <w:rPr>
+                <w:sz w:val="16"/>
+                <w:szCs w:val="16"/>
+              </w:rPr>
+            </w:pPr>
+            <w:r>
+              <w:rPr>
+                <w:sz w:val="16"/>
+                <w:szCs w:val="16"/>
               </w:rPr>
               <w:t>2</w:t>
             </w:r>
@@ -7062,45 +6941,46 @@
         </w:tc>
         <w:tc>
           <w:tcPr>
-            <w:tcW w:w="1915" w:type="dxa"/>
-          </w:tcPr>
-          <w:p>
-            <w:pPr>
-              <w:jc w:val="center"/>
-              <w:rPr>
-                <w:sz w:val="20"/>
-                <w:szCs w:val="20"/>
+            <w:tcW w:w="1666" w:type="dxa"/>
+            <w:vAlign w:val="center"/>
+          </w:tcPr>
+          <w:p>
+            <w:pPr>
+              <w:jc w:val="center"/>
+              <w:rPr>
+                <w:sz w:val="16"/>
+                <w:szCs w:val="16"/>
               </w:rPr>
             </w:pPr>
             <w:proofErr w:type="spellStart"/>
             <w:r>
               <w:rPr>
-                <w:sz w:val="20"/>
-                <w:szCs w:val="20"/>
+                <w:sz w:val="16"/>
+                <w:szCs w:val="16"/>
               </w:rPr>
               <w:t>userGuess</w:t>
             </w:r>
             <w:proofErr w:type="spellEnd"/>
             <w:r>
               <w:rPr>
-                <w:sz w:val="20"/>
-                <w:szCs w:val="20"/>
+                <w:sz w:val="16"/>
+                <w:szCs w:val="16"/>
               </w:rPr>
               <w:t xml:space="preserve"> &lt; </w:t>
             </w:r>
             <w:proofErr w:type="spellStart"/>
             <w:r>
               <w:rPr>
-                <w:sz w:val="20"/>
-                <w:szCs w:val="20"/>
+                <w:sz w:val="16"/>
+                <w:szCs w:val="16"/>
               </w:rPr>
               <w:t>randomNumber</w:t>
             </w:r>
             <w:proofErr w:type="spellEnd"/>
             <w:r>
               <w:rPr>
-                <w:sz w:val="20"/>
-                <w:szCs w:val="20"/>
+                <w:sz w:val="16"/>
+                <w:szCs w:val="16"/>
               </w:rPr>
               <w:t xml:space="preserve"> = true</w:t>
             </w:r>
@@ -7108,20 +6988,21 @@
         </w:tc>
         <w:tc>
           <w:tcPr>
-            <w:tcW w:w="731" w:type="dxa"/>
-          </w:tcPr>
-          <w:p>
-            <w:pPr>
-              <w:jc w:val="center"/>
-              <w:rPr>
-                <w:sz w:val="20"/>
-                <w:szCs w:val="20"/>
-              </w:rPr>
-            </w:pPr>
-            <w:r>
-              <w:rPr>
-                <w:sz w:val="20"/>
-                <w:szCs w:val="20"/>
+            <w:tcW w:w="1632" w:type="dxa"/>
+            <w:vAlign w:val="center"/>
+          </w:tcPr>
+          <w:p>
+            <w:pPr>
+              <w:jc w:val="center"/>
+              <w:rPr>
+                <w:sz w:val="16"/>
+                <w:szCs w:val="16"/>
+              </w:rPr>
+            </w:pPr>
+            <w:r>
+              <w:rPr>
+                <w:sz w:val="16"/>
+                <w:szCs w:val="16"/>
               </w:rPr>
               <w:t>27</w:t>
             </w:r>
@@ -7131,96 +7012,1354 @@
       <w:tr>
         <w:tc>
           <w:tcPr>
-            <w:tcW w:w="857" w:type="dxa"/>
-          </w:tcPr>
-          <w:p>
-            <w:pPr>
-              <w:jc w:val="center"/>
-              <w:rPr>
-                <w:sz w:val="20"/>
-                <w:szCs w:val="20"/>
-              </w:rPr>
-            </w:pPr>
+            <w:tcW w:w="632" w:type="dxa"/>
+            <w:vAlign w:val="center"/>
+          </w:tcPr>
+          <w:p>
+            <w:pPr>
+              <w:jc w:val="center"/>
+              <w:rPr>
+                <w:sz w:val="16"/>
+                <w:szCs w:val="16"/>
+              </w:rPr>
+            </w:pPr>
+            <w:r>
+              <w:rPr>
+                <w:sz w:val="16"/>
+                <w:szCs w:val="16"/>
+              </w:rPr>
+              <w:t>17</w:t>
+            </w:r>
           </w:p>
         </w:tc>
         <w:tc>
           <w:tcPr>
             <w:tcW w:w="1974" w:type="dxa"/>
+            <w:vAlign w:val="center"/>
           </w:tcPr>
           <w:p>
             <w:pPr>
               <w:pStyle w:val="Pseoudocode"/>
-              <w:rPr>
+              <w:jc w:val="center"/>
+              <w:rPr>
+                <w:sz w:val="16"/>
+                <w:szCs w:val="16"/>
                 <w:lang w:val="en-US"/>
               </w:rPr>
             </w:pPr>
-          </w:p>
-        </w:tc>
-        <w:tc>
-          <w:tcPr>
-            <w:tcW w:w="1420" w:type="dxa"/>
-          </w:tcPr>
-          <w:p>
-            <w:pPr>
-              <w:jc w:val="center"/>
-              <w:rPr>
-                <w:sz w:val="20"/>
-                <w:szCs w:val="20"/>
-              </w:rPr>
-            </w:pPr>
-          </w:p>
-        </w:tc>
-        <w:tc>
-          <w:tcPr>
-            <w:tcW w:w="1255" w:type="dxa"/>
-          </w:tcPr>
-          <w:p>
-            <w:pPr>
-              <w:jc w:val="center"/>
-              <w:rPr>
-                <w:sz w:val="20"/>
-                <w:szCs w:val="20"/>
-              </w:rPr>
-            </w:pPr>
-          </w:p>
-        </w:tc>
-        <w:tc>
-          <w:tcPr>
-            <w:tcW w:w="1915" w:type="dxa"/>
-          </w:tcPr>
-          <w:p>
-            <w:pPr>
-              <w:jc w:val="center"/>
-              <w:rPr>
-                <w:sz w:val="20"/>
-                <w:szCs w:val="20"/>
-              </w:rPr>
-            </w:pPr>
-          </w:p>
-        </w:tc>
-        <w:tc>
-          <w:tcPr>
-            <w:tcW w:w="731" w:type="dxa"/>
-          </w:tcPr>
-          <w:p>
-            <w:pPr>
-              <w:jc w:val="center"/>
-              <w:rPr>
-                <w:sz w:val="20"/>
-                <w:szCs w:val="20"/>
-              </w:rPr>
-            </w:pPr>
+            <w:r>
+              <w:rPr>
+                <w:sz w:val="16"/>
+                <w:szCs w:val="16"/>
+                <w:lang w:val="en-US"/>
+              </w:rPr>
+              <w:t>INCREMENT attempts</w:t>
+            </w:r>
+          </w:p>
+        </w:tc>
+        <w:tc>
+          <w:tcPr>
+            <w:tcW w:w="1208" w:type="dxa"/>
+            <w:vAlign w:val="center"/>
+          </w:tcPr>
+          <w:p>
+            <w:pPr>
+              <w:jc w:val="center"/>
+              <w:rPr>
+                <w:sz w:val="16"/>
+                <w:szCs w:val="16"/>
+              </w:rPr>
+            </w:pPr>
+            <w:r>
+              <w:rPr>
+                <w:sz w:val="16"/>
+                <w:szCs w:val="16"/>
+              </w:rPr>
+              <w:t>25</w:t>
+            </w:r>
+          </w:p>
+        </w:tc>
+        <w:tc>
+          <w:tcPr>
+            <w:tcW w:w="1040" w:type="dxa"/>
+            <w:vAlign w:val="center"/>
+          </w:tcPr>
+          <w:p>
+            <w:pPr>
+              <w:jc w:val="center"/>
+              <w:rPr>
+                <w:sz w:val="16"/>
+                <w:szCs w:val="16"/>
+              </w:rPr>
+            </w:pPr>
+            <w:r>
+              <w:rPr>
+                <w:sz w:val="16"/>
+                <w:szCs w:val="16"/>
+              </w:rPr>
+              <w:t>3</w:t>
+            </w:r>
+          </w:p>
+        </w:tc>
+        <w:tc>
+          <w:tcPr>
+            <w:tcW w:w="1666" w:type="dxa"/>
+            <w:vAlign w:val="center"/>
+          </w:tcPr>
+          <w:p>
+            <w:pPr>
+              <w:jc w:val="center"/>
+              <w:rPr>
+                <w:sz w:val="16"/>
+                <w:szCs w:val="16"/>
+              </w:rPr>
+            </w:pPr>
+            <w:r>
+              <w:rPr>
+                <w:sz w:val="16"/>
+                <w:szCs w:val="16"/>
+              </w:rPr>
+              <w:t>/</w:t>
+            </w:r>
+          </w:p>
+        </w:tc>
+        <w:tc>
+          <w:tcPr>
+            <w:tcW w:w="1632" w:type="dxa"/>
+            <w:vAlign w:val="center"/>
+          </w:tcPr>
+          <w:p>
+            <w:pPr>
+              <w:jc w:val="center"/>
+              <w:rPr>
+                <w:sz w:val="16"/>
+                <w:szCs w:val="16"/>
+              </w:rPr>
+            </w:pPr>
+            <w:r>
+              <w:rPr>
+                <w:sz w:val="16"/>
+                <w:szCs w:val="16"/>
+              </w:rPr>
+              <w:t>27</w:t>
+            </w:r>
+          </w:p>
+        </w:tc>
+      </w:tr>
+      <w:tr>
+        <w:tc>
+          <w:tcPr>
+            <w:tcW w:w="632" w:type="dxa"/>
+            <w:vAlign w:val="center"/>
+          </w:tcPr>
+          <w:p>
+            <w:pPr>
+              <w:jc w:val="center"/>
+              <w:rPr>
+                <w:sz w:val="16"/>
+                <w:szCs w:val="16"/>
+              </w:rPr>
+            </w:pPr>
+            <w:r>
+              <w:rPr>
+                <w:sz w:val="16"/>
+                <w:szCs w:val="16"/>
+              </w:rPr>
+              <w:t>8</w:t>
+            </w:r>
+          </w:p>
+        </w:tc>
+        <w:tc>
+          <w:tcPr>
+            <w:tcW w:w="1974" w:type="dxa"/>
+            <w:vAlign w:val="center"/>
+          </w:tcPr>
+          <w:p>
+            <w:pPr>
+              <w:pStyle w:val="Pseoudocode"/>
+              <w:jc w:val="center"/>
+              <w:rPr>
+                <w:sz w:val="16"/>
+                <w:szCs w:val="16"/>
+                <w:lang w:val="en-US"/>
+              </w:rPr>
+            </w:pPr>
+            <w:r>
+              <w:rPr>
+                <w:sz w:val="16"/>
+                <w:szCs w:val="16"/>
+                <w:lang w:val="en-US"/>
+              </w:rPr>
+              <w:t xml:space="preserve">WHILE </w:t>
+            </w:r>
+            <w:proofErr w:type="spellStart"/>
+            <w:proofErr w:type="gramStart"/>
+            <w:r>
+              <w:rPr>
+                <w:sz w:val="16"/>
+                <w:szCs w:val="16"/>
+                <w:lang w:val="en-US"/>
+              </w:rPr>
+              <w:t>userGuess</w:t>
+            </w:r>
+            <w:proofErr w:type="spellEnd"/>
+            <w:r>
+              <w:rPr>
+                <w:sz w:val="16"/>
+                <w:szCs w:val="16"/>
+                <w:lang w:val="en-US"/>
+              </w:rPr>
+              <w:t xml:space="preserve"> !</w:t>
+            </w:r>
+            <w:proofErr w:type="gramEnd"/>
+            <w:r>
+              <w:rPr>
+                <w:sz w:val="16"/>
+                <w:szCs w:val="16"/>
+                <w:lang w:val="en-US"/>
+              </w:rPr>
+              <w:t xml:space="preserve">= </w:t>
+            </w:r>
+            <w:proofErr w:type="spellStart"/>
+            <w:r>
+              <w:rPr>
+                <w:sz w:val="16"/>
+                <w:szCs w:val="16"/>
+                <w:lang w:val="en-US"/>
+              </w:rPr>
+              <w:t>randomNumber</w:t>
+            </w:r>
+            <w:proofErr w:type="spellEnd"/>
+          </w:p>
+          <w:p>
+            <w:pPr>
+              <w:pStyle w:val="Pseoudocode"/>
+              <w:jc w:val="center"/>
+              <w:rPr>
+                <w:sz w:val="16"/>
+                <w:szCs w:val="16"/>
+                <w:lang w:val="en-US"/>
+              </w:rPr>
+            </w:pPr>
+          </w:p>
+        </w:tc>
+        <w:tc>
+          <w:tcPr>
+            <w:tcW w:w="1208" w:type="dxa"/>
+            <w:vAlign w:val="center"/>
+          </w:tcPr>
+          <w:p>
+            <w:pPr>
+              <w:jc w:val="center"/>
+              <w:rPr>
+                <w:sz w:val="16"/>
+                <w:szCs w:val="16"/>
+              </w:rPr>
+            </w:pPr>
+            <w:r>
+              <w:rPr>
+                <w:sz w:val="16"/>
+                <w:szCs w:val="16"/>
+              </w:rPr>
+              <w:t>25</w:t>
+            </w:r>
+          </w:p>
+        </w:tc>
+        <w:tc>
+          <w:tcPr>
+            <w:tcW w:w="1040" w:type="dxa"/>
+            <w:vAlign w:val="center"/>
+          </w:tcPr>
+          <w:p>
+            <w:pPr>
+              <w:jc w:val="center"/>
+              <w:rPr>
+                <w:sz w:val="16"/>
+                <w:szCs w:val="16"/>
+              </w:rPr>
+            </w:pPr>
+            <w:r>
+              <w:rPr>
+                <w:sz w:val="16"/>
+                <w:szCs w:val="16"/>
+              </w:rPr>
+              <w:t>3</w:t>
+            </w:r>
+          </w:p>
+        </w:tc>
+        <w:tc>
+          <w:tcPr>
+            <w:tcW w:w="1666" w:type="dxa"/>
+            <w:vAlign w:val="center"/>
+          </w:tcPr>
+          <w:p>
+            <w:pPr>
+              <w:jc w:val="center"/>
+              <w:rPr>
+                <w:sz w:val="16"/>
+                <w:szCs w:val="16"/>
+              </w:rPr>
+            </w:pPr>
+            <w:proofErr w:type="spellStart"/>
+            <w:proofErr w:type="gramStart"/>
+            <w:r>
+              <w:rPr>
+                <w:sz w:val="16"/>
+                <w:szCs w:val="16"/>
+              </w:rPr>
+              <w:t>userGuess</w:t>
+            </w:r>
+            <w:proofErr w:type="spellEnd"/>
+            <w:r>
+              <w:rPr>
+                <w:sz w:val="16"/>
+                <w:szCs w:val="16"/>
+              </w:rPr>
+              <w:t xml:space="preserve"> !</w:t>
+            </w:r>
+            <w:proofErr w:type="gramEnd"/>
+            <w:r>
+              <w:rPr>
+                <w:sz w:val="16"/>
+                <w:szCs w:val="16"/>
+              </w:rPr>
+              <w:t xml:space="preserve">= </w:t>
+            </w:r>
+            <w:proofErr w:type="spellStart"/>
+            <w:r>
+              <w:rPr>
+                <w:sz w:val="16"/>
+                <w:szCs w:val="16"/>
+              </w:rPr>
+              <w:t>randomNumber</w:t>
+            </w:r>
+            <w:proofErr w:type="spellEnd"/>
+            <w:r>
+              <w:rPr>
+                <w:sz w:val="16"/>
+                <w:szCs w:val="16"/>
+              </w:rPr>
+              <w:t xml:space="preserve"> == true</w:t>
+            </w:r>
+          </w:p>
+        </w:tc>
+        <w:tc>
+          <w:tcPr>
+            <w:tcW w:w="1632" w:type="dxa"/>
+            <w:vAlign w:val="center"/>
+          </w:tcPr>
+          <w:p>
+            <w:pPr>
+              <w:jc w:val="center"/>
+              <w:rPr>
+                <w:sz w:val="16"/>
+                <w:szCs w:val="16"/>
+              </w:rPr>
+            </w:pPr>
+            <w:r>
+              <w:rPr>
+                <w:sz w:val="16"/>
+                <w:szCs w:val="16"/>
+              </w:rPr>
+              <w:t>27</w:t>
+            </w:r>
+          </w:p>
+        </w:tc>
+      </w:tr>
+      <w:tr>
+        <w:tc>
+          <w:tcPr>
+            <w:tcW w:w="632" w:type="dxa"/>
+            <w:vAlign w:val="center"/>
+          </w:tcPr>
+          <w:p>
+            <w:pPr>
+              <w:jc w:val="center"/>
+              <w:rPr>
+                <w:sz w:val="16"/>
+                <w:szCs w:val="16"/>
+              </w:rPr>
+            </w:pPr>
+            <w:r>
+              <w:rPr>
+                <w:sz w:val="16"/>
+                <w:szCs w:val="16"/>
+              </w:rPr>
+              <w:lastRenderedPageBreak/>
+              <w:t>10</w:t>
+            </w:r>
+          </w:p>
+        </w:tc>
+        <w:tc>
+          <w:tcPr>
+            <w:tcW w:w="1974" w:type="dxa"/>
+            <w:vAlign w:val="center"/>
+          </w:tcPr>
+          <w:p>
+            <w:pPr>
+              <w:pStyle w:val="Pseoudocode"/>
+              <w:jc w:val="center"/>
+              <w:rPr>
+                <w:sz w:val="16"/>
+                <w:szCs w:val="16"/>
+                <w:lang w:val="en-US"/>
+              </w:rPr>
+            </w:pPr>
+            <w:r>
+              <w:rPr>
+                <w:sz w:val="16"/>
+                <w:szCs w:val="16"/>
+                <w:lang w:val="en-US"/>
+              </w:rPr>
+              <w:t xml:space="preserve">READ </w:t>
+            </w:r>
+            <w:proofErr w:type="spellStart"/>
+            <w:r>
+              <w:rPr>
+                <w:sz w:val="16"/>
+                <w:szCs w:val="16"/>
+                <w:lang w:val="en-US"/>
+              </w:rPr>
+              <w:t>userGuess</w:t>
+            </w:r>
+            <w:proofErr w:type="spellEnd"/>
+          </w:p>
+        </w:tc>
+        <w:tc>
+          <w:tcPr>
+            <w:tcW w:w="1208" w:type="dxa"/>
+            <w:vAlign w:val="center"/>
+          </w:tcPr>
+          <w:p>
+            <w:pPr>
+              <w:jc w:val="center"/>
+              <w:rPr>
+                <w:sz w:val="16"/>
+                <w:szCs w:val="16"/>
+              </w:rPr>
+            </w:pPr>
+            <w:r>
+              <w:rPr>
+                <w:sz w:val="16"/>
+                <w:szCs w:val="16"/>
+              </w:rPr>
+              <w:t>27</w:t>
+            </w:r>
+          </w:p>
+        </w:tc>
+        <w:tc>
+          <w:tcPr>
+            <w:tcW w:w="1040" w:type="dxa"/>
+            <w:vAlign w:val="center"/>
+          </w:tcPr>
+          <w:p>
+            <w:pPr>
+              <w:jc w:val="center"/>
+              <w:rPr>
+                <w:sz w:val="16"/>
+                <w:szCs w:val="16"/>
+              </w:rPr>
+            </w:pPr>
+            <w:r>
+              <w:rPr>
+                <w:sz w:val="16"/>
+                <w:szCs w:val="16"/>
+              </w:rPr>
+              <w:t>3</w:t>
+            </w:r>
+          </w:p>
+        </w:tc>
+        <w:tc>
+          <w:tcPr>
+            <w:tcW w:w="1666" w:type="dxa"/>
+            <w:vAlign w:val="center"/>
+          </w:tcPr>
+          <w:p>
+            <w:pPr>
+              <w:jc w:val="center"/>
+              <w:rPr>
+                <w:sz w:val="16"/>
+                <w:szCs w:val="16"/>
+              </w:rPr>
+            </w:pPr>
+            <w:r>
+              <w:rPr>
+                <w:sz w:val="16"/>
+                <w:szCs w:val="16"/>
+              </w:rPr>
+              <w:t>/</w:t>
+            </w:r>
+          </w:p>
+        </w:tc>
+        <w:tc>
+          <w:tcPr>
+            <w:tcW w:w="1632" w:type="dxa"/>
+            <w:vAlign w:val="center"/>
+          </w:tcPr>
+          <w:p>
+            <w:pPr>
+              <w:jc w:val="center"/>
+              <w:rPr>
+                <w:sz w:val="16"/>
+                <w:szCs w:val="16"/>
+              </w:rPr>
+            </w:pPr>
+            <w:r>
+              <w:rPr>
+                <w:sz w:val="16"/>
+                <w:szCs w:val="16"/>
+              </w:rPr>
+              <w:t>27</w:t>
+            </w:r>
+          </w:p>
+        </w:tc>
+      </w:tr>
+      <w:tr>
+        <w:tc>
+          <w:tcPr>
+            <w:tcW w:w="632" w:type="dxa"/>
+            <w:vAlign w:val="center"/>
+          </w:tcPr>
+          <w:p>
+            <w:pPr>
+              <w:jc w:val="center"/>
+              <w:rPr>
+                <w:sz w:val="16"/>
+                <w:szCs w:val="16"/>
+              </w:rPr>
+            </w:pPr>
+            <w:r>
+              <w:rPr>
+                <w:sz w:val="16"/>
+                <w:szCs w:val="16"/>
+              </w:rPr>
+              <w:t>12</w:t>
+            </w:r>
+          </w:p>
+        </w:tc>
+        <w:tc>
+          <w:tcPr>
+            <w:tcW w:w="1974" w:type="dxa"/>
+            <w:vAlign w:val="center"/>
+          </w:tcPr>
+          <w:p>
+            <w:pPr>
+              <w:pStyle w:val="Pseoudocode"/>
+              <w:jc w:val="center"/>
+              <w:rPr>
+                <w:sz w:val="16"/>
+                <w:szCs w:val="16"/>
+                <w:lang w:val="en-US"/>
+              </w:rPr>
+            </w:pPr>
+            <w:r>
+              <w:rPr>
+                <w:sz w:val="16"/>
+                <w:szCs w:val="16"/>
+                <w:lang w:val="en-US"/>
+              </w:rPr>
+              <w:t xml:space="preserve">IF </w:t>
+            </w:r>
+            <w:proofErr w:type="spellStart"/>
+            <w:r>
+              <w:rPr>
+                <w:sz w:val="16"/>
+                <w:szCs w:val="16"/>
+                <w:lang w:val="en-US"/>
+              </w:rPr>
+              <w:t>userGuess</w:t>
+            </w:r>
+            <w:proofErr w:type="spellEnd"/>
+            <w:r>
+              <w:rPr>
+                <w:sz w:val="16"/>
+                <w:szCs w:val="16"/>
+                <w:lang w:val="en-US"/>
+              </w:rPr>
+              <w:t xml:space="preserve"> &gt; </w:t>
+            </w:r>
+            <w:proofErr w:type="spellStart"/>
+            <w:r>
+              <w:rPr>
+                <w:sz w:val="16"/>
+                <w:szCs w:val="16"/>
+                <w:lang w:val="en-US"/>
+              </w:rPr>
+              <w:t>randomNumber</w:t>
+            </w:r>
+            <w:proofErr w:type="spellEnd"/>
+          </w:p>
+        </w:tc>
+        <w:tc>
+          <w:tcPr>
+            <w:tcW w:w="1208" w:type="dxa"/>
+            <w:vAlign w:val="center"/>
+          </w:tcPr>
+          <w:p>
+            <w:pPr>
+              <w:jc w:val="center"/>
+              <w:rPr>
+                <w:sz w:val="16"/>
+                <w:szCs w:val="16"/>
+              </w:rPr>
+            </w:pPr>
+            <w:r>
+              <w:rPr>
+                <w:sz w:val="16"/>
+                <w:szCs w:val="16"/>
+              </w:rPr>
+              <w:t>27</w:t>
+            </w:r>
+          </w:p>
+        </w:tc>
+        <w:tc>
+          <w:tcPr>
+            <w:tcW w:w="1040" w:type="dxa"/>
+            <w:vAlign w:val="center"/>
+          </w:tcPr>
+          <w:p>
+            <w:pPr>
+              <w:jc w:val="center"/>
+              <w:rPr>
+                <w:sz w:val="16"/>
+                <w:szCs w:val="16"/>
+              </w:rPr>
+            </w:pPr>
+            <w:r>
+              <w:rPr>
+                <w:sz w:val="16"/>
+                <w:szCs w:val="16"/>
+              </w:rPr>
+              <w:t>3</w:t>
+            </w:r>
+          </w:p>
+        </w:tc>
+        <w:tc>
+          <w:tcPr>
+            <w:tcW w:w="1666" w:type="dxa"/>
+            <w:vAlign w:val="center"/>
+          </w:tcPr>
+          <w:p>
+            <w:pPr>
+              <w:jc w:val="center"/>
+              <w:rPr>
+                <w:sz w:val="16"/>
+                <w:szCs w:val="16"/>
+              </w:rPr>
+            </w:pPr>
+            <w:proofErr w:type="spellStart"/>
+            <w:r>
+              <w:rPr>
+                <w:sz w:val="16"/>
+                <w:szCs w:val="16"/>
+              </w:rPr>
+              <w:t>userGuess</w:t>
+            </w:r>
+            <w:proofErr w:type="spellEnd"/>
+            <w:r>
+              <w:rPr>
+                <w:sz w:val="16"/>
+                <w:szCs w:val="16"/>
+              </w:rPr>
+              <w:t xml:space="preserve"> &gt; </w:t>
+            </w:r>
+            <w:proofErr w:type="spellStart"/>
+            <w:r>
+              <w:rPr>
+                <w:sz w:val="16"/>
+                <w:szCs w:val="16"/>
+              </w:rPr>
+              <w:t>randomNumber</w:t>
+            </w:r>
+            <w:proofErr w:type="spellEnd"/>
+            <w:r>
+              <w:rPr>
+                <w:sz w:val="16"/>
+                <w:szCs w:val="16"/>
+              </w:rPr>
+              <w:t xml:space="preserve"> = true</w:t>
+            </w:r>
+          </w:p>
+        </w:tc>
+        <w:tc>
+          <w:tcPr>
+            <w:tcW w:w="1632" w:type="dxa"/>
+            <w:vAlign w:val="center"/>
+          </w:tcPr>
+          <w:p>
+            <w:pPr>
+              <w:jc w:val="center"/>
+              <w:rPr>
+                <w:sz w:val="16"/>
+                <w:szCs w:val="16"/>
+              </w:rPr>
+            </w:pPr>
+            <w:r>
+              <w:rPr>
+                <w:sz w:val="16"/>
+                <w:szCs w:val="16"/>
+              </w:rPr>
+              <w:t>27</w:t>
+            </w:r>
+          </w:p>
+        </w:tc>
+      </w:tr>
+      <w:tr>
+        <w:tc>
+          <w:tcPr>
+            <w:tcW w:w="632" w:type="dxa"/>
+            <w:vAlign w:val="center"/>
+          </w:tcPr>
+          <w:p>
+            <w:pPr>
+              <w:jc w:val="center"/>
+              <w:rPr>
+                <w:sz w:val="16"/>
+                <w:szCs w:val="16"/>
+              </w:rPr>
+            </w:pPr>
+            <w:r>
+              <w:rPr>
+                <w:sz w:val="16"/>
+                <w:szCs w:val="16"/>
+              </w:rPr>
+              <w:t>15</w:t>
+            </w:r>
+          </w:p>
+        </w:tc>
+        <w:tc>
+          <w:tcPr>
+            <w:tcW w:w="1974" w:type="dxa"/>
+            <w:vAlign w:val="center"/>
+          </w:tcPr>
+          <w:p>
+            <w:pPr>
+              <w:pStyle w:val="Pseoudocode"/>
+              <w:jc w:val="center"/>
+              <w:rPr>
+                <w:sz w:val="16"/>
+                <w:szCs w:val="16"/>
+                <w:lang w:val="en-US"/>
+              </w:rPr>
+            </w:pPr>
+            <w:r>
+              <w:rPr>
+                <w:sz w:val="16"/>
+                <w:szCs w:val="16"/>
+                <w:lang w:val="en-US"/>
+              </w:rPr>
+              <w:t xml:space="preserve">ELSE IF </w:t>
+            </w:r>
+            <w:proofErr w:type="spellStart"/>
+            <w:r>
+              <w:rPr>
+                <w:sz w:val="16"/>
+                <w:szCs w:val="16"/>
+                <w:lang w:val="en-US"/>
+              </w:rPr>
+              <w:t>userGuess</w:t>
+            </w:r>
+            <w:proofErr w:type="spellEnd"/>
+            <w:r>
+              <w:rPr>
+                <w:sz w:val="16"/>
+                <w:szCs w:val="16"/>
+                <w:lang w:val="en-US"/>
+              </w:rPr>
+              <w:t xml:space="preserve"> &lt; </w:t>
+            </w:r>
+            <w:proofErr w:type="spellStart"/>
+            <w:r>
+              <w:rPr>
+                <w:sz w:val="16"/>
+                <w:szCs w:val="16"/>
+                <w:lang w:val="en-US"/>
+              </w:rPr>
+              <w:t>randomNumber</w:t>
+            </w:r>
+            <w:proofErr w:type="spellEnd"/>
+          </w:p>
+        </w:tc>
+        <w:tc>
+          <w:tcPr>
+            <w:tcW w:w="1208" w:type="dxa"/>
+            <w:vAlign w:val="center"/>
+          </w:tcPr>
+          <w:p>
+            <w:pPr>
+              <w:jc w:val="center"/>
+              <w:rPr>
+                <w:sz w:val="16"/>
+                <w:szCs w:val="16"/>
+              </w:rPr>
+            </w:pPr>
+            <w:r>
+              <w:rPr>
+                <w:sz w:val="16"/>
+                <w:szCs w:val="16"/>
+              </w:rPr>
+              <w:t>27</w:t>
+            </w:r>
+          </w:p>
+        </w:tc>
+        <w:tc>
+          <w:tcPr>
+            <w:tcW w:w="1040" w:type="dxa"/>
+            <w:vAlign w:val="center"/>
+          </w:tcPr>
+          <w:p>
+            <w:pPr>
+              <w:jc w:val="center"/>
+              <w:rPr>
+                <w:sz w:val="16"/>
+                <w:szCs w:val="16"/>
+              </w:rPr>
+            </w:pPr>
+            <w:r>
+              <w:rPr>
+                <w:sz w:val="16"/>
+                <w:szCs w:val="16"/>
+              </w:rPr>
+              <w:t>3</w:t>
+            </w:r>
+          </w:p>
+        </w:tc>
+        <w:tc>
+          <w:tcPr>
+            <w:tcW w:w="1666" w:type="dxa"/>
+            <w:vAlign w:val="center"/>
+          </w:tcPr>
+          <w:p>
+            <w:pPr>
+              <w:jc w:val="center"/>
+              <w:rPr>
+                <w:sz w:val="16"/>
+                <w:szCs w:val="16"/>
+              </w:rPr>
+            </w:pPr>
+            <w:proofErr w:type="spellStart"/>
+            <w:r>
+              <w:rPr>
+                <w:sz w:val="16"/>
+                <w:szCs w:val="16"/>
+              </w:rPr>
+              <w:t>userGuess</w:t>
+            </w:r>
+            <w:proofErr w:type="spellEnd"/>
+            <w:r>
+              <w:rPr>
+                <w:sz w:val="16"/>
+                <w:szCs w:val="16"/>
+              </w:rPr>
+              <w:t xml:space="preserve"> &lt; </w:t>
+            </w:r>
+            <w:proofErr w:type="spellStart"/>
+            <w:r>
+              <w:rPr>
+                <w:sz w:val="16"/>
+                <w:szCs w:val="16"/>
+              </w:rPr>
+              <w:t>randomNumber</w:t>
+            </w:r>
+            <w:proofErr w:type="spellEnd"/>
+            <w:r>
+              <w:rPr>
+                <w:sz w:val="16"/>
+                <w:szCs w:val="16"/>
+              </w:rPr>
+              <w:t xml:space="preserve"> = false</w:t>
+            </w:r>
+          </w:p>
+        </w:tc>
+        <w:tc>
+          <w:tcPr>
+            <w:tcW w:w="1632" w:type="dxa"/>
+            <w:vAlign w:val="center"/>
+          </w:tcPr>
+          <w:p>
+            <w:pPr>
+              <w:jc w:val="center"/>
+              <w:rPr>
+                <w:sz w:val="16"/>
+                <w:szCs w:val="16"/>
+              </w:rPr>
+            </w:pPr>
+            <w:r>
+              <w:rPr>
+                <w:sz w:val="16"/>
+                <w:szCs w:val="16"/>
+              </w:rPr>
+              <w:t>27</w:t>
+            </w:r>
+          </w:p>
+        </w:tc>
+      </w:tr>
+      <w:tr>
+        <w:tc>
+          <w:tcPr>
+            <w:tcW w:w="632" w:type="dxa"/>
+            <w:vAlign w:val="center"/>
+          </w:tcPr>
+          <w:p>
+            <w:pPr>
+              <w:jc w:val="center"/>
+              <w:rPr>
+                <w:sz w:val="16"/>
+                <w:szCs w:val="16"/>
+              </w:rPr>
+            </w:pPr>
+            <w:r>
+              <w:rPr>
+                <w:sz w:val="16"/>
+                <w:szCs w:val="16"/>
+              </w:rPr>
+              <w:t>18</w:t>
+            </w:r>
+          </w:p>
+        </w:tc>
+        <w:tc>
+          <w:tcPr>
+            <w:tcW w:w="1974" w:type="dxa"/>
+            <w:vAlign w:val="center"/>
+          </w:tcPr>
+          <w:p>
+            <w:pPr>
+              <w:pStyle w:val="Pseoudocode"/>
+              <w:jc w:val="center"/>
+              <w:rPr>
+                <w:sz w:val="16"/>
+                <w:szCs w:val="16"/>
+                <w:lang w:val="en-US"/>
+              </w:rPr>
+            </w:pPr>
+            <w:r>
+              <w:rPr>
+                <w:sz w:val="16"/>
+                <w:szCs w:val="16"/>
+                <w:lang w:val="en-US"/>
+              </w:rPr>
+              <w:t xml:space="preserve">ELSE IF </w:t>
+            </w:r>
+            <w:proofErr w:type="spellStart"/>
+            <w:r>
+              <w:rPr>
+                <w:sz w:val="16"/>
+                <w:szCs w:val="16"/>
+                <w:lang w:val="en-US"/>
+              </w:rPr>
+              <w:t>userGuess</w:t>
+            </w:r>
+            <w:proofErr w:type="spellEnd"/>
+            <w:r>
+              <w:rPr>
+                <w:sz w:val="16"/>
+                <w:szCs w:val="16"/>
+                <w:lang w:val="en-US"/>
+              </w:rPr>
+              <w:t xml:space="preserve"> == </w:t>
+            </w:r>
+            <w:proofErr w:type="spellStart"/>
+            <w:r>
+              <w:rPr>
+                <w:sz w:val="16"/>
+                <w:szCs w:val="16"/>
+                <w:lang w:val="en-US"/>
+              </w:rPr>
+              <w:t>randomNumber</w:t>
+            </w:r>
+            <w:proofErr w:type="spellEnd"/>
+          </w:p>
+        </w:tc>
+        <w:tc>
+          <w:tcPr>
+            <w:tcW w:w="1208" w:type="dxa"/>
+            <w:vAlign w:val="center"/>
+          </w:tcPr>
+          <w:p>
+            <w:pPr>
+              <w:jc w:val="center"/>
+              <w:rPr>
+                <w:sz w:val="16"/>
+                <w:szCs w:val="16"/>
+              </w:rPr>
+            </w:pPr>
+            <w:r>
+              <w:rPr>
+                <w:sz w:val="16"/>
+                <w:szCs w:val="16"/>
+              </w:rPr>
+              <w:t>27</w:t>
+            </w:r>
+          </w:p>
+        </w:tc>
+        <w:tc>
+          <w:tcPr>
+            <w:tcW w:w="1040" w:type="dxa"/>
+            <w:vAlign w:val="center"/>
+          </w:tcPr>
+          <w:p>
+            <w:pPr>
+              <w:jc w:val="center"/>
+              <w:rPr>
+                <w:sz w:val="16"/>
+                <w:szCs w:val="16"/>
+              </w:rPr>
+            </w:pPr>
+            <w:r>
+              <w:rPr>
+                <w:sz w:val="16"/>
+                <w:szCs w:val="16"/>
+              </w:rPr>
+              <w:t>3</w:t>
+            </w:r>
+          </w:p>
+        </w:tc>
+        <w:tc>
+          <w:tcPr>
+            <w:tcW w:w="1666" w:type="dxa"/>
+            <w:vAlign w:val="center"/>
+          </w:tcPr>
+          <w:p>
+            <w:pPr>
+              <w:jc w:val="center"/>
+              <w:rPr>
+                <w:sz w:val="16"/>
+                <w:szCs w:val="16"/>
+              </w:rPr>
+            </w:pPr>
+            <w:proofErr w:type="spellStart"/>
+            <w:r>
+              <w:rPr>
+                <w:sz w:val="16"/>
+                <w:szCs w:val="16"/>
+              </w:rPr>
+              <w:t>userGuess</w:t>
+            </w:r>
+            <w:proofErr w:type="spellEnd"/>
+            <w:r>
+              <w:rPr>
+                <w:sz w:val="16"/>
+                <w:szCs w:val="16"/>
+              </w:rPr>
+              <w:t xml:space="preserve"> == </w:t>
+            </w:r>
+            <w:proofErr w:type="spellStart"/>
+            <w:r>
+              <w:rPr>
+                <w:sz w:val="16"/>
+                <w:szCs w:val="16"/>
+              </w:rPr>
+              <w:t>randomNumber</w:t>
+            </w:r>
+            <w:proofErr w:type="spellEnd"/>
+            <w:r>
+              <w:rPr>
+                <w:sz w:val="16"/>
+                <w:szCs w:val="16"/>
+              </w:rPr>
+              <w:t xml:space="preserve"> = true</w:t>
+            </w:r>
+          </w:p>
+        </w:tc>
+        <w:tc>
+          <w:tcPr>
+            <w:tcW w:w="1632" w:type="dxa"/>
+            <w:vAlign w:val="center"/>
+          </w:tcPr>
+          <w:p>
+            <w:pPr>
+              <w:jc w:val="center"/>
+              <w:rPr>
+                <w:sz w:val="16"/>
+                <w:szCs w:val="16"/>
+              </w:rPr>
+            </w:pPr>
+            <w:r>
+              <w:rPr>
+                <w:sz w:val="16"/>
+                <w:szCs w:val="16"/>
+              </w:rPr>
+              <w:t>27</w:t>
+            </w:r>
+          </w:p>
+        </w:tc>
+      </w:tr>
+      <w:tr>
+        <w:tc>
+          <w:tcPr>
+            <w:tcW w:w="632" w:type="dxa"/>
+            <w:vAlign w:val="center"/>
+          </w:tcPr>
+          <w:p>
+            <w:pPr>
+              <w:jc w:val="center"/>
+              <w:rPr>
+                <w:sz w:val="16"/>
+                <w:szCs w:val="16"/>
+              </w:rPr>
+            </w:pPr>
+            <w:r>
+              <w:rPr>
+                <w:sz w:val="16"/>
+                <w:szCs w:val="16"/>
+              </w:rPr>
+              <w:t>19</w:t>
+            </w:r>
+          </w:p>
+        </w:tc>
+        <w:tc>
+          <w:tcPr>
+            <w:tcW w:w="1974" w:type="dxa"/>
+            <w:vAlign w:val="center"/>
+          </w:tcPr>
+          <w:p>
+            <w:pPr>
+              <w:pStyle w:val="Pseoudocode"/>
+              <w:jc w:val="center"/>
+              <w:rPr>
+                <w:sz w:val="16"/>
+                <w:szCs w:val="16"/>
+                <w:lang w:val="en-US"/>
+              </w:rPr>
+            </w:pPr>
+            <w:r>
+              <w:rPr>
+                <w:sz w:val="16"/>
+                <w:szCs w:val="16"/>
+                <w:lang w:val="en-US"/>
+              </w:rPr>
+              <w:t>PRINT “…”</w:t>
+            </w:r>
+          </w:p>
+        </w:tc>
+        <w:tc>
+          <w:tcPr>
+            <w:tcW w:w="1208" w:type="dxa"/>
+            <w:vAlign w:val="center"/>
+          </w:tcPr>
+          <w:p>
+            <w:pPr>
+              <w:jc w:val="center"/>
+              <w:rPr>
+                <w:sz w:val="16"/>
+                <w:szCs w:val="16"/>
+              </w:rPr>
+            </w:pPr>
+            <w:r>
+              <w:rPr>
+                <w:sz w:val="16"/>
+                <w:szCs w:val="16"/>
+              </w:rPr>
+              <w:t>27</w:t>
+            </w:r>
+          </w:p>
+        </w:tc>
+        <w:tc>
+          <w:tcPr>
+            <w:tcW w:w="1040" w:type="dxa"/>
+            <w:vAlign w:val="center"/>
+          </w:tcPr>
+          <w:p>
+            <w:pPr>
+              <w:jc w:val="center"/>
+              <w:rPr>
+                <w:sz w:val="16"/>
+                <w:szCs w:val="16"/>
+              </w:rPr>
+            </w:pPr>
+            <w:r>
+              <w:rPr>
+                <w:sz w:val="16"/>
+                <w:szCs w:val="16"/>
+              </w:rPr>
+              <w:t>3</w:t>
+            </w:r>
+          </w:p>
+        </w:tc>
+        <w:tc>
+          <w:tcPr>
+            <w:tcW w:w="1666" w:type="dxa"/>
+            <w:vAlign w:val="center"/>
+          </w:tcPr>
+          <w:p>
+            <w:pPr>
+              <w:jc w:val="center"/>
+              <w:rPr>
+                <w:sz w:val="16"/>
+                <w:szCs w:val="16"/>
+              </w:rPr>
+            </w:pPr>
+            <w:r>
+              <w:rPr>
+                <w:sz w:val="16"/>
+                <w:szCs w:val="16"/>
+              </w:rPr>
+              <w:t>/</w:t>
+            </w:r>
+          </w:p>
+        </w:tc>
+        <w:tc>
+          <w:tcPr>
+            <w:tcW w:w="1632" w:type="dxa"/>
+            <w:vAlign w:val="center"/>
+          </w:tcPr>
+          <w:p>
+            <w:pPr>
+              <w:jc w:val="center"/>
+              <w:rPr>
+                <w:sz w:val="16"/>
+                <w:szCs w:val="16"/>
+              </w:rPr>
+            </w:pPr>
+            <w:r>
+              <w:rPr>
+                <w:sz w:val="16"/>
+                <w:szCs w:val="16"/>
+              </w:rPr>
+              <w:t>27</w:t>
+            </w:r>
+          </w:p>
+        </w:tc>
+      </w:tr>
+      <w:tr>
+        <w:tc>
+          <w:tcPr>
+            <w:tcW w:w="632" w:type="dxa"/>
+            <w:vAlign w:val="center"/>
+          </w:tcPr>
+          <w:p>
+            <w:pPr>
+              <w:jc w:val="center"/>
+              <w:rPr>
+                <w:sz w:val="16"/>
+                <w:szCs w:val="16"/>
+              </w:rPr>
+            </w:pPr>
+            <w:r>
+              <w:rPr>
+                <w:sz w:val="16"/>
+                <w:szCs w:val="16"/>
+              </w:rPr>
+              <w:t>20</w:t>
+            </w:r>
+          </w:p>
+        </w:tc>
+        <w:tc>
+          <w:tcPr>
+            <w:tcW w:w="1974" w:type="dxa"/>
+            <w:vAlign w:val="center"/>
+          </w:tcPr>
+          <w:p>
+            <w:pPr>
+              <w:pStyle w:val="Pseoudocode"/>
+              <w:jc w:val="center"/>
+              <w:rPr>
+                <w:sz w:val="16"/>
+                <w:szCs w:val="16"/>
+                <w:lang w:val="en-US"/>
+              </w:rPr>
+            </w:pPr>
+            <w:r>
+              <w:rPr>
+                <w:sz w:val="16"/>
+                <w:szCs w:val="16"/>
+                <w:lang w:val="en-US"/>
+              </w:rPr>
+              <w:t>END</w:t>
+            </w:r>
+          </w:p>
+        </w:tc>
+        <w:tc>
+          <w:tcPr>
+            <w:tcW w:w="1208" w:type="dxa"/>
+            <w:vAlign w:val="center"/>
+          </w:tcPr>
+          <w:p>
+            <w:pPr>
+              <w:jc w:val="center"/>
+              <w:rPr>
+                <w:sz w:val="16"/>
+                <w:szCs w:val="16"/>
+              </w:rPr>
+            </w:pPr>
+            <w:r>
+              <w:rPr>
+                <w:sz w:val="16"/>
+                <w:szCs w:val="16"/>
+              </w:rPr>
+              <w:t>27</w:t>
+            </w:r>
+          </w:p>
+        </w:tc>
+        <w:tc>
+          <w:tcPr>
+            <w:tcW w:w="1040" w:type="dxa"/>
+            <w:vAlign w:val="center"/>
+          </w:tcPr>
+          <w:p>
+            <w:pPr>
+              <w:jc w:val="center"/>
+              <w:rPr>
+                <w:sz w:val="16"/>
+                <w:szCs w:val="16"/>
+              </w:rPr>
+            </w:pPr>
+            <w:r>
+              <w:rPr>
+                <w:sz w:val="16"/>
+                <w:szCs w:val="16"/>
+              </w:rPr>
+              <w:t>3</w:t>
+            </w:r>
+          </w:p>
+        </w:tc>
+        <w:tc>
+          <w:tcPr>
+            <w:tcW w:w="1666" w:type="dxa"/>
+            <w:vAlign w:val="center"/>
+          </w:tcPr>
+          <w:p>
+            <w:pPr>
+              <w:jc w:val="center"/>
+              <w:rPr>
+                <w:sz w:val="16"/>
+                <w:szCs w:val="16"/>
+              </w:rPr>
+            </w:pPr>
+            <w:r>
+              <w:rPr>
+                <w:sz w:val="16"/>
+                <w:szCs w:val="16"/>
+              </w:rPr>
+              <w:t>/</w:t>
+            </w:r>
+          </w:p>
+        </w:tc>
+        <w:tc>
+          <w:tcPr>
+            <w:tcW w:w="1632" w:type="dxa"/>
+            <w:vAlign w:val="center"/>
+          </w:tcPr>
+          <w:p>
+            <w:pPr>
+              <w:jc w:val="center"/>
+              <w:rPr>
+                <w:sz w:val="16"/>
+                <w:szCs w:val="16"/>
+              </w:rPr>
+            </w:pPr>
+            <w:r>
+              <w:rPr>
+                <w:sz w:val="16"/>
+                <w:szCs w:val="16"/>
+              </w:rPr>
+              <w:t>27</w:t>
+            </w:r>
           </w:p>
         </w:tc>
       </w:tr>
     </w:tbl>
-    <w:p>
-      <w:pPr>
-        <w:rPr>
-          <w:lang w:val="en-US"/>
-        </w:rPr>
-      </w:pPr>
-    </w:p>
+    <w:p/>
     <w:sectPr>
       <w:headerReference w:type="default" r:id="rId15"/>
       <w:footerReference w:type="default" r:id="rId16"/>
@@ -7271,11 +8410,6 @@
         <w:docPartUnique/>
       </w:docPartObj>
     </w:sdtPr>
-    <w:sdtEndPr>
-      <w:rPr>
-        <w:noProof/>
-      </w:rPr>
-    </w:sdtEndPr>
     <w:sdtContent>
       <w:p>
         <w:pPr>
@@ -7292,15 +8426,9 @@
           <w:fldChar w:fldCharType="separate"/>
         </w:r>
         <w:r>
-          <w:rPr>
-            <w:noProof/>
-          </w:rPr>
           <w:t>2</w:t>
         </w:r>
         <w:r>
-          <w:rPr>
-            <w:noProof/>
-          </w:rPr>
           <w:fldChar w:fldCharType="end"/>
         </w:r>
       </w:p>
@@ -8173,6 +9301,7 @@
     </w:pPr>
     <w:rPr>
       <w:rFonts w:ascii="Bahnschrift" w:hAnsi="Bahnschrift"/>
+      <w:lang w:val="en-US"/>
     </w:rPr>
   </w:style>
   <w:style w:type="paragraph" w:styleId="Heading1">
@@ -8799,7 +9928,6 @@
       <w:kern w:val="0"/>
       <w:sz w:val="32"/>
       <w:szCs w:val="32"/>
-      <w:lang w:val="en-US"/>
       <w14:ligatures w14:val="none"/>
     </w:rPr>
   </w:style>

--- a/Modules/Semester_1/Modern Code/Aufgaben/01_Java_Basics_Pseudocode/Protocol.docx
+++ b/Modules/Semester_1/Modern Code/Aufgaben/01_Java_Basics_Pseudocode/Protocol.docx
@@ -31,6 +31,9 @@
             </w:rPr>
           </w:pPr>
           <w:r>
+            <w:rPr>
+              <w:noProof/>
+            </w:rPr>
             <mc:AlternateContent>
               <mc:Choice Requires="wps">
                 <w:drawing>
@@ -132,6 +135,9 @@
             <w:jc w:val="left"/>
           </w:pPr>
           <w:r>
+            <w:rPr>
+              <w:noProof/>
+            </w:rPr>
             <mc:AlternateContent>
               <mc:Choice Requires="wps">
                 <w:drawing>
@@ -246,13 +252,20 @@
                                 <w:r>
                                   <w:tab/>
                                 </w:r>
-                                <w:proofErr w:type="gramStart"/>
                                 <w:r>
-                                  <w:t>XX:XX</w:t>
+                                  <w:t>02</w:t>
                                 </w:r>
-                                <w:proofErr w:type="gramEnd"/>
                                 <w:r>
-                                  <w:t>:XX</w:t>
+                                  <w:t>:</w:t>
+                                </w:r>
+                                <w:r>
+                                  <w:t>16</w:t>
+                                </w:r>
+                                <w:r>
+                                  <w:t>:</w:t>
+                                </w:r>
+                                <w:r>
+                                  <w:t>16</w:t>
                                 </w:r>
                               </w:p>
                             </w:txbxContent>
@@ -349,13 +362,20 @@
                           <w:r>
                             <w:tab/>
                           </w:r>
-                          <w:proofErr w:type="gramStart"/>
                           <w:r>
-                            <w:t>XX:XX</w:t>
+                            <w:t>02</w:t>
                           </w:r>
-                          <w:proofErr w:type="gramEnd"/>
                           <w:r>
-                            <w:t>:XX</w:t>
+                            <w:t>:</w:t>
+                          </w:r>
+                          <w:r>
+                            <w:t>16</w:t>
+                          </w:r>
+                          <w:r>
+                            <w:t>:</w:t>
+                          </w:r>
+                          <w:r>
+                            <w:t>16</w:t>
                           </w:r>
                         </w:p>
                       </w:txbxContent>
@@ -409,6 +429,11 @@
             <w:tabs>
               <w:tab w:val="right" w:leader="dot" w:pos="8152"/>
             </w:tabs>
+            <w:rPr>
+              <w:rFonts w:asciiTheme="minorHAnsi" w:eastAsiaTheme="minorEastAsia" w:hAnsiTheme="minorHAnsi"/>
+              <w:noProof/>
+              <w:lang w:val="en-AT" w:eastAsia="en-AT"/>
+            </w:rPr>
           </w:pPr>
           <w:r>
             <w:fldChar w:fldCharType="begin"/>
@@ -419,50 +444,58 @@
           <w:r>
             <w:fldChar w:fldCharType="separate"/>
           </w:r>
-          <w:hyperlink w:anchor="_Toc211254875" w:history="1">
+          <w:hyperlink w:anchor="_Toc211420105" w:history="1">
             <w:r>
               <w:rPr>
                 <w:rStyle w:val="Hyperlink"/>
+                <w:noProof/>
               </w:rPr>
               <w:t>Exercise 1 – Personal Information</w:t>
             </w:r>
             <w:r>
               <w:rPr>
+                <w:noProof/>
                 <w:webHidden/>
               </w:rPr>
               <w:tab/>
             </w:r>
             <w:r>
               <w:rPr>
+                <w:noProof/>
                 <w:webHidden/>
               </w:rPr>
               <w:fldChar w:fldCharType="begin"/>
             </w:r>
             <w:r>
               <w:rPr>
+                <w:noProof/>
                 <w:webHidden/>
               </w:rPr>
-              <w:instrText xml:space="preserve"> PAGEREF _Toc211254875 \h </w:instrText>
-            </w:r>
-            <w:r>
-              <w:rPr>
+              <w:instrText xml:space="preserve"> PAGEREF _Toc211420105 \h </w:instrText>
+            </w:r>
+            <w:r>
+              <w:rPr>
+                <w:noProof/>
                 <w:webHidden/>
               </w:rPr>
             </w:r>
             <w:r>
               <w:rPr>
+                <w:noProof/>
                 <w:webHidden/>
               </w:rPr>
               <w:fldChar w:fldCharType="separate"/>
             </w:r>
             <w:r>
               <w:rPr>
+                <w:noProof/>
                 <w:webHidden/>
               </w:rPr>
               <w:t>2</w:t>
             </w:r>
             <w:r>
               <w:rPr>
+                <w:noProof/>
                 <w:webHidden/>
               </w:rPr>
               <w:fldChar w:fldCharType="end"/>
@@ -475,51 +508,64 @@
             <w:tabs>
               <w:tab w:val="right" w:leader="dot" w:pos="8152"/>
             </w:tabs>
+            <w:rPr>
+              <w:rFonts w:asciiTheme="minorHAnsi" w:eastAsiaTheme="minorEastAsia" w:hAnsiTheme="minorHAnsi"/>
+              <w:noProof/>
+              <w:lang w:val="en-AT" w:eastAsia="en-AT"/>
+            </w:rPr>
           </w:pPr>
-          <w:hyperlink w:anchor="_Toc211254876" w:history="1">
+          <w:hyperlink w:anchor="_Toc211420106" w:history="1">
             <w:r>
               <w:rPr>
                 <w:rStyle w:val="Hyperlink"/>
+                <w:noProof/>
               </w:rPr>
               <w:t>Solution Idea</w:t>
             </w:r>
             <w:r>
               <w:rPr>
+                <w:noProof/>
                 <w:webHidden/>
               </w:rPr>
               <w:tab/>
             </w:r>
             <w:r>
               <w:rPr>
+                <w:noProof/>
                 <w:webHidden/>
               </w:rPr>
               <w:fldChar w:fldCharType="begin"/>
             </w:r>
             <w:r>
               <w:rPr>
+                <w:noProof/>
                 <w:webHidden/>
               </w:rPr>
-              <w:instrText xml:space="preserve"> PAGEREF _Toc211254876 \h </w:instrText>
-            </w:r>
-            <w:r>
-              <w:rPr>
+              <w:instrText xml:space="preserve"> PAGEREF _Toc211420106 \h </w:instrText>
+            </w:r>
+            <w:r>
+              <w:rPr>
+                <w:noProof/>
                 <w:webHidden/>
               </w:rPr>
             </w:r>
             <w:r>
               <w:rPr>
+                <w:noProof/>
                 <w:webHidden/>
               </w:rPr>
               <w:fldChar w:fldCharType="separate"/>
             </w:r>
             <w:r>
               <w:rPr>
+                <w:noProof/>
                 <w:webHidden/>
               </w:rPr>
               <w:t>2</w:t>
             </w:r>
             <w:r>
               <w:rPr>
+                <w:noProof/>
                 <w:webHidden/>
               </w:rPr>
               <w:fldChar w:fldCharType="end"/>
@@ -532,51 +578,64 @@
             <w:tabs>
               <w:tab w:val="right" w:leader="dot" w:pos="8152"/>
             </w:tabs>
+            <w:rPr>
+              <w:rFonts w:asciiTheme="minorHAnsi" w:eastAsiaTheme="minorEastAsia" w:hAnsiTheme="minorHAnsi"/>
+              <w:noProof/>
+              <w:lang w:val="en-AT" w:eastAsia="en-AT"/>
+            </w:rPr>
           </w:pPr>
-          <w:hyperlink w:anchor="_Toc211254877" w:history="1">
+          <w:hyperlink w:anchor="_Toc211420107" w:history="1">
             <w:r>
               <w:rPr>
                 <w:rStyle w:val="Hyperlink"/>
+                <w:noProof/>
               </w:rPr>
               <w:t>Code</w:t>
             </w:r>
             <w:r>
               <w:rPr>
+                <w:noProof/>
                 <w:webHidden/>
               </w:rPr>
               <w:tab/>
             </w:r>
             <w:r>
               <w:rPr>
+                <w:noProof/>
                 <w:webHidden/>
               </w:rPr>
               <w:fldChar w:fldCharType="begin"/>
             </w:r>
             <w:r>
               <w:rPr>
+                <w:noProof/>
                 <w:webHidden/>
               </w:rPr>
-              <w:instrText xml:space="preserve"> PAGEREF _Toc211254877 \h </w:instrText>
-            </w:r>
-            <w:r>
-              <w:rPr>
+              <w:instrText xml:space="preserve"> PAGEREF _Toc211420107 \h </w:instrText>
+            </w:r>
+            <w:r>
+              <w:rPr>
+                <w:noProof/>
                 <w:webHidden/>
               </w:rPr>
             </w:r>
             <w:r>
               <w:rPr>
+                <w:noProof/>
                 <w:webHidden/>
               </w:rPr>
               <w:fldChar w:fldCharType="separate"/>
             </w:r>
             <w:r>
               <w:rPr>
+                <w:noProof/>
                 <w:webHidden/>
               </w:rPr>
               <w:t>2</w:t>
             </w:r>
             <w:r>
               <w:rPr>
+                <w:noProof/>
                 <w:webHidden/>
               </w:rPr>
               <w:fldChar w:fldCharType="end"/>
@@ -589,51 +648,64 @@
             <w:tabs>
               <w:tab w:val="right" w:leader="dot" w:pos="8152"/>
             </w:tabs>
+            <w:rPr>
+              <w:rFonts w:asciiTheme="minorHAnsi" w:eastAsiaTheme="minorEastAsia" w:hAnsiTheme="minorHAnsi"/>
+              <w:noProof/>
+              <w:lang w:val="en-AT" w:eastAsia="en-AT"/>
+            </w:rPr>
           </w:pPr>
-          <w:hyperlink w:anchor="_Toc211254878" w:history="1">
+          <w:hyperlink w:anchor="_Toc211420108" w:history="1">
             <w:r>
               <w:rPr>
                 <w:rStyle w:val="Hyperlink"/>
+                <w:noProof/>
               </w:rPr>
               <w:t>Tests</w:t>
             </w:r>
             <w:r>
               <w:rPr>
+                <w:noProof/>
                 <w:webHidden/>
               </w:rPr>
               <w:tab/>
             </w:r>
             <w:r>
               <w:rPr>
+                <w:noProof/>
                 <w:webHidden/>
               </w:rPr>
               <w:fldChar w:fldCharType="begin"/>
             </w:r>
             <w:r>
               <w:rPr>
+                <w:noProof/>
                 <w:webHidden/>
               </w:rPr>
-              <w:instrText xml:space="preserve"> PAGEREF _Toc211254878 \h </w:instrText>
-            </w:r>
-            <w:r>
-              <w:rPr>
+              <w:instrText xml:space="preserve"> PAGEREF _Toc211420108 \h </w:instrText>
+            </w:r>
+            <w:r>
+              <w:rPr>
+                <w:noProof/>
                 <w:webHidden/>
               </w:rPr>
             </w:r>
             <w:r>
               <w:rPr>
+                <w:noProof/>
                 <w:webHidden/>
               </w:rPr>
               <w:fldChar w:fldCharType="separate"/>
             </w:r>
             <w:r>
               <w:rPr>
+                <w:noProof/>
                 <w:webHidden/>
               </w:rPr>
-              <w:t>2</w:t>
-            </w:r>
-            <w:r>
-              <w:rPr>
+              <w:t>3</w:t>
+            </w:r>
+            <w:r>
+              <w:rPr>
+                <w:noProof/>
                 <w:webHidden/>
               </w:rPr>
               <w:fldChar w:fldCharType="end"/>
@@ -646,51 +718,64 @@
             <w:tabs>
               <w:tab w:val="right" w:leader="dot" w:pos="8152"/>
             </w:tabs>
+            <w:rPr>
+              <w:rFonts w:asciiTheme="minorHAnsi" w:eastAsiaTheme="minorEastAsia" w:hAnsiTheme="minorHAnsi"/>
+              <w:noProof/>
+              <w:lang w:val="en-AT" w:eastAsia="en-AT"/>
+            </w:rPr>
           </w:pPr>
-          <w:hyperlink w:anchor="_Toc211254879" w:history="1">
+          <w:hyperlink w:anchor="_Toc211420109" w:history="1">
             <w:r>
               <w:rPr>
                 <w:rStyle w:val="Hyperlink"/>
+                <w:noProof/>
               </w:rPr>
               <w:t>Exercise 2 – Simple Calculator</w:t>
             </w:r>
             <w:r>
               <w:rPr>
+                <w:noProof/>
                 <w:webHidden/>
               </w:rPr>
               <w:tab/>
             </w:r>
             <w:r>
               <w:rPr>
+                <w:noProof/>
                 <w:webHidden/>
               </w:rPr>
               <w:fldChar w:fldCharType="begin"/>
             </w:r>
             <w:r>
               <w:rPr>
+                <w:noProof/>
                 <w:webHidden/>
               </w:rPr>
-              <w:instrText xml:space="preserve"> PAGEREF _Toc211254879 \h </w:instrText>
-            </w:r>
-            <w:r>
-              <w:rPr>
+              <w:instrText xml:space="preserve"> PAGEREF _Toc211420109 \h </w:instrText>
+            </w:r>
+            <w:r>
+              <w:rPr>
+                <w:noProof/>
                 <w:webHidden/>
               </w:rPr>
             </w:r>
             <w:r>
               <w:rPr>
+                <w:noProof/>
                 <w:webHidden/>
               </w:rPr>
               <w:fldChar w:fldCharType="separate"/>
             </w:r>
             <w:r>
               <w:rPr>
+                <w:noProof/>
                 <w:webHidden/>
               </w:rPr>
               <w:t>3</w:t>
             </w:r>
             <w:r>
               <w:rPr>
+                <w:noProof/>
                 <w:webHidden/>
               </w:rPr>
               <w:fldChar w:fldCharType="end"/>
@@ -703,51 +788,64 @@
             <w:tabs>
               <w:tab w:val="right" w:leader="dot" w:pos="8152"/>
             </w:tabs>
+            <w:rPr>
+              <w:rFonts w:asciiTheme="minorHAnsi" w:eastAsiaTheme="minorEastAsia" w:hAnsiTheme="minorHAnsi"/>
+              <w:noProof/>
+              <w:lang w:val="en-AT" w:eastAsia="en-AT"/>
+            </w:rPr>
           </w:pPr>
-          <w:hyperlink w:anchor="_Toc211254880" w:history="1">
+          <w:hyperlink w:anchor="_Toc211420110" w:history="1">
             <w:r>
               <w:rPr>
                 <w:rStyle w:val="Hyperlink"/>
+                <w:noProof/>
               </w:rPr>
               <w:t>Solution Idea</w:t>
             </w:r>
             <w:r>
               <w:rPr>
+                <w:noProof/>
                 <w:webHidden/>
               </w:rPr>
               <w:tab/>
             </w:r>
             <w:r>
               <w:rPr>
+                <w:noProof/>
                 <w:webHidden/>
               </w:rPr>
               <w:fldChar w:fldCharType="begin"/>
             </w:r>
             <w:r>
               <w:rPr>
+                <w:noProof/>
                 <w:webHidden/>
               </w:rPr>
-              <w:instrText xml:space="preserve"> PAGEREF _Toc211254880 \h </w:instrText>
-            </w:r>
-            <w:r>
-              <w:rPr>
+              <w:instrText xml:space="preserve"> PAGEREF _Toc211420110 \h </w:instrText>
+            </w:r>
+            <w:r>
+              <w:rPr>
+                <w:noProof/>
                 <w:webHidden/>
               </w:rPr>
             </w:r>
             <w:r>
               <w:rPr>
+                <w:noProof/>
                 <w:webHidden/>
               </w:rPr>
               <w:fldChar w:fldCharType="separate"/>
             </w:r>
             <w:r>
               <w:rPr>
+                <w:noProof/>
                 <w:webHidden/>
               </w:rPr>
               <w:t>3</w:t>
             </w:r>
             <w:r>
               <w:rPr>
+                <w:noProof/>
                 <w:webHidden/>
               </w:rPr>
               <w:fldChar w:fldCharType="end"/>
@@ -760,51 +858,64 @@
             <w:tabs>
               <w:tab w:val="right" w:leader="dot" w:pos="8152"/>
             </w:tabs>
+            <w:rPr>
+              <w:rFonts w:asciiTheme="minorHAnsi" w:eastAsiaTheme="minorEastAsia" w:hAnsiTheme="minorHAnsi"/>
+              <w:noProof/>
+              <w:lang w:val="en-AT" w:eastAsia="en-AT"/>
+            </w:rPr>
           </w:pPr>
-          <w:hyperlink w:anchor="_Toc211254881" w:history="1">
+          <w:hyperlink w:anchor="_Toc211420111" w:history="1">
             <w:r>
               <w:rPr>
                 <w:rStyle w:val="Hyperlink"/>
+                <w:noProof/>
               </w:rPr>
               <w:t>Code</w:t>
             </w:r>
             <w:r>
               <w:rPr>
+                <w:noProof/>
                 <w:webHidden/>
               </w:rPr>
               <w:tab/>
             </w:r>
             <w:r>
               <w:rPr>
+                <w:noProof/>
                 <w:webHidden/>
               </w:rPr>
               <w:fldChar w:fldCharType="begin"/>
             </w:r>
             <w:r>
               <w:rPr>
+                <w:noProof/>
                 <w:webHidden/>
               </w:rPr>
-              <w:instrText xml:space="preserve"> PAGEREF _Toc211254881 \h </w:instrText>
-            </w:r>
-            <w:r>
-              <w:rPr>
+              <w:instrText xml:space="preserve"> PAGEREF _Toc211420111 \h </w:instrText>
+            </w:r>
+            <w:r>
+              <w:rPr>
+                <w:noProof/>
                 <w:webHidden/>
               </w:rPr>
             </w:r>
             <w:r>
               <w:rPr>
+                <w:noProof/>
                 <w:webHidden/>
               </w:rPr>
               <w:fldChar w:fldCharType="separate"/>
             </w:r>
             <w:r>
               <w:rPr>
+                <w:noProof/>
                 <w:webHidden/>
               </w:rPr>
               <w:t>3</w:t>
             </w:r>
             <w:r>
               <w:rPr>
+                <w:noProof/>
                 <w:webHidden/>
               </w:rPr>
               <w:fldChar w:fldCharType="end"/>
@@ -817,51 +928,64 @@
             <w:tabs>
               <w:tab w:val="right" w:leader="dot" w:pos="8152"/>
             </w:tabs>
+            <w:rPr>
+              <w:rFonts w:asciiTheme="minorHAnsi" w:eastAsiaTheme="minorEastAsia" w:hAnsiTheme="minorHAnsi"/>
+              <w:noProof/>
+              <w:lang w:val="en-AT" w:eastAsia="en-AT"/>
+            </w:rPr>
           </w:pPr>
-          <w:hyperlink w:anchor="_Toc211254882" w:history="1">
+          <w:hyperlink w:anchor="_Toc211420112" w:history="1">
             <w:r>
               <w:rPr>
                 <w:rStyle w:val="Hyperlink"/>
+                <w:noProof/>
               </w:rPr>
               <w:t>Tests</w:t>
             </w:r>
             <w:r>
               <w:rPr>
+                <w:noProof/>
                 <w:webHidden/>
               </w:rPr>
               <w:tab/>
             </w:r>
             <w:r>
               <w:rPr>
+                <w:noProof/>
                 <w:webHidden/>
               </w:rPr>
               <w:fldChar w:fldCharType="begin"/>
             </w:r>
             <w:r>
               <w:rPr>
+                <w:noProof/>
                 <w:webHidden/>
               </w:rPr>
-              <w:instrText xml:space="preserve"> PAGEREF _Toc211254882 \h </w:instrText>
-            </w:r>
-            <w:r>
-              <w:rPr>
+              <w:instrText xml:space="preserve"> PAGEREF _Toc211420112 \h </w:instrText>
+            </w:r>
+            <w:r>
+              <w:rPr>
+                <w:noProof/>
                 <w:webHidden/>
               </w:rPr>
             </w:r>
             <w:r>
               <w:rPr>
+                <w:noProof/>
                 <w:webHidden/>
               </w:rPr>
               <w:fldChar w:fldCharType="separate"/>
             </w:r>
             <w:r>
               <w:rPr>
+                <w:noProof/>
                 <w:webHidden/>
               </w:rPr>
-              <w:t>3</w:t>
-            </w:r>
-            <w:r>
-              <w:rPr>
+              <w:t>4</w:t>
+            </w:r>
+            <w:r>
+              <w:rPr>
+                <w:noProof/>
                 <w:webHidden/>
               </w:rPr>
               <w:fldChar w:fldCharType="end"/>
@@ -874,51 +998,204 @@
             <w:tabs>
               <w:tab w:val="right" w:leader="dot" w:pos="8152"/>
             </w:tabs>
+            <w:rPr>
+              <w:rFonts w:asciiTheme="minorHAnsi" w:eastAsiaTheme="minorEastAsia" w:hAnsiTheme="minorHAnsi"/>
+              <w:noProof/>
+              <w:lang w:val="en-AT" w:eastAsia="en-AT"/>
+            </w:rPr>
           </w:pPr>
-          <w:hyperlink w:anchor="_Toc211254883" w:history="1">
+          <w:hyperlink w:anchor="_Toc211420113" w:history="1">
             <w:r>
               <w:rPr>
                 <w:rStyle w:val="Hyperlink"/>
+                <w:noProof/>
               </w:rPr>
               <w:t>Exercise 3 – Turtle Maze</w:t>
             </w:r>
             <w:r>
               <w:rPr>
+                <w:noProof/>
                 <w:webHidden/>
               </w:rPr>
               <w:tab/>
             </w:r>
             <w:r>
               <w:rPr>
+                <w:noProof/>
                 <w:webHidden/>
               </w:rPr>
               <w:fldChar w:fldCharType="begin"/>
             </w:r>
             <w:r>
               <w:rPr>
+                <w:noProof/>
                 <w:webHidden/>
               </w:rPr>
-              <w:instrText xml:space="preserve"> PAGEREF _Toc211254883 \h </w:instrText>
-            </w:r>
-            <w:r>
-              <w:rPr>
+              <w:instrText xml:space="preserve"> PAGEREF _Toc211420113 \h </w:instrText>
+            </w:r>
+            <w:r>
+              <w:rPr>
+                <w:noProof/>
                 <w:webHidden/>
               </w:rPr>
             </w:r>
             <w:r>
               <w:rPr>
+                <w:noProof/>
                 <w:webHidden/>
               </w:rPr>
               <w:fldChar w:fldCharType="separate"/>
             </w:r>
             <w:r>
               <w:rPr>
+                <w:noProof/>
                 <w:webHidden/>
               </w:rPr>
-              <w:t>3</w:t>
-            </w:r>
-            <w:r>
-              <w:rPr>
+              <w:t>4</w:t>
+            </w:r>
+            <w:r>
+              <w:rPr>
+                <w:noProof/>
+                <w:webHidden/>
+              </w:rPr>
+              <w:fldChar w:fldCharType="end"/>
+            </w:r>
+          </w:hyperlink>
+        </w:p>
+        <w:p>
+          <w:pPr>
+            <w:pStyle w:val="TOC2"/>
+            <w:tabs>
+              <w:tab w:val="right" w:leader="dot" w:pos="8152"/>
+            </w:tabs>
+            <w:rPr>
+              <w:rFonts w:asciiTheme="minorHAnsi" w:eastAsiaTheme="minorEastAsia" w:hAnsiTheme="minorHAnsi"/>
+              <w:noProof/>
+              <w:lang w:val="en-AT" w:eastAsia="en-AT"/>
+            </w:rPr>
+          </w:pPr>
+          <w:hyperlink w:anchor="_Toc211420114" w:history="1">
+            <w:r>
+              <w:rPr>
+                <w:rStyle w:val="Hyperlink"/>
+                <w:noProof/>
+              </w:rPr>
+              <w:t>Pseudocode</w:t>
+            </w:r>
+            <w:r>
+              <w:rPr>
+                <w:noProof/>
+                <w:webHidden/>
+              </w:rPr>
+              <w:tab/>
+            </w:r>
+            <w:r>
+              <w:rPr>
+                <w:noProof/>
+                <w:webHidden/>
+              </w:rPr>
+              <w:fldChar w:fldCharType="begin"/>
+            </w:r>
+            <w:r>
+              <w:rPr>
+                <w:noProof/>
+                <w:webHidden/>
+              </w:rPr>
+              <w:instrText xml:space="preserve"> PAGEREF _Toc211420114 \h </w:instrText>
+            </w:r>
+            <w:r>
+              <w:rPr>
+                <w:noProof/>
+                <w:webHidden/>
+              </w:rPr>
+            </w:r>
+            <w:r>
+              <w:rPr>
+                <w:noProof/>
+                <w:webHidden/>
+              </w:rPr>
+              <w:fldChar w:fldCharType="separate"/>
+            </w:r>
+            <w:r>
+              <w:rPr>
+                <w:noProof/>
+                <w:webHidden/>
+              </w:rPr>
+              <w:t>4</w:t>
+            </w:r>
+            <w:r>
+              <w:rPr>
+                <w:noProof/>
+                <w:webHidden/>
+              </w:rPr>
+              <w:fldChar w:fldCharType="end"/>
+            </w:r>
+          </w:hyperlink>
+        </w:p>
+        <w:p>
+          <w:pPr>
+            <w:pStyle w:val="TOC2"/>
+            <w:tabs>
+              <w:tab w:val="right" w:leader="dot" w:pos="8152"/>
+            </w:tabs>
+            <w:rPr>
+              <w:rFonts w:asciiTheme="minorHAnsi" w:eastAsiaTheme="minorEastAsia" w:hAnsiTheme="minorHAnsi"/>
+              <w:noProof/>
+              <w:lang w:val="en-AT" w:eastAsia="en-AT"/>
+            </w:rPr>
+          </w:pPr>
+          <w:hyperlink w:anchor="_Toc211420115" w:history="1">
+            <w:r>
+              <w:rPr>
+                <w:rStyle w:val="Hyperlink"/>
+                <w:noProof/>
+              </w:rPr>
+              <w:t>Trace Table</w:t>
+            </w:r>
+            <w:r>
+              <w:rPr>
+                <w:noProof/>
+                <w:webHidden/>
+              </w:rPr>
+              <w:tab/>
+            </w:r>
+            <w:r>
+              <w:rPr>
+                <w:noProof/>
+                <w:webHidden/>
+              </w:rPr>
+              <w:fldChar w:fldCharType="begin"/>
+            </w:r>
+            <w:r>
+              <w:rPr>
+                <w:noProof/>
+                <w:webHidden/>
+              </w:rPr>
+              <w:instrText xml:space="preserve"> PAGEREF _Toc211420115 \h </w:instrText>
+            </w:r>
+            <w:r>
+              <w:rPr>
+                <w:noProof/>
+                <w:webHidden/>
+              </w:rPr>
+            </w:r>
+            <w:r>
+              <w:rPr>
+                <w:noProof/>
+                <w:webHidden/>
+              </w:rPr>
+              <w:fldChar w:fldCharType="separate"/>
+            </w:r>
+            <w:r>
+              <w:rPr>
+                <w:noProof/>
+                <w:webHidden/>
+              </w:rPr>
+              <w:t>6</w:t>
+            </w:r>
+            <w:r>
+              <w:rPr>
+                <w:noProof/>
                 <w:webHidden/>
               </w:rPr>
               <w:fldChar w:fldCharType="end"/>
@@ -931,51 +1208,204 @@
             <w:tabs>
               <w:tab w:val="right" w:leader="dot" w:pos="8152"/>
             </w:tabs>
+            <w:rPr>
+              <w:rFonts w:asciiTheme="minorHAnsi" w:eastAsiaTheme="minorEastAsia" w:hAnsiTheme="minorHAnsi"/>
+              <w:noProof/>
+              <w:lang w:val="en-AT" w:eastAsia="en-AT"/>
+            </w:rPr>
           </w:pPr>
-          <w:hyperlink w:anchor="_Toc211254884" w:history="1">
+          <w:hyperlink w:anchor="_Toc211420116" w:history="1">
             <w:r>
               <w:rPr>
                 <w:rStyle w:val="Hyperlink"/>
+                <w:noProof/>
               </w:rPr>
               <w:t>Exercise 4 – Number Guessing</w:t>
             </w:r>
             <w:r>
               <w:rPr>
+                <w:noProof/>
                 <w:webHidden/>
               </w:rPr>
               <w:tab/>
             </w:r>
             <w:r>
               <w:rPr>
+                <w:noProof/>
                 <w:webHidden/>
               </w:rPr>
               <w:fldChar w:fldCharType="begin"/>
             </w:r>
             <w:r>
               <w:rPr>
+                <w:noProof/>
                 <w:webHidden/>
               </w:rPr>
-              <w:instrText xml:space="preserve"> PAGEREF _Toc211254884 \h </w:instrText>
-            </w:r>
-            <w:r>
-              <w:rPr>
+              <w:instrText xml:space="preserve"> PAGEREF _Toc211420116 \h </w:instrText>
+            </w:r>
+            <w:r>
+              <w:rPr>
+                <w:noProof/>
                 <w:webHidden/>
               </w:rPr>
             </w:r>
             <w:r>
               <w:rPr>
+                <w:noProof/>
                 <w:webHidden/>
               </w:rPr>
               <w:fldChar w:fldCharType="separate"/>
             </w:r>
             <w:r>
               <w:rPr>
+                <w:noProof/>
                 <w:webHidden/>
               </w:rPr>
-              <w:t>3</w:t>
-            </w:r>
-            <w:r>
-              <w:rPr>
+              <w:t>7</w:t>
+            </w:r>
+            <w:r>
+              <w:rPr>
+                <w:noProof/>
+                <w:webHidden/>
+              </w:rPr>
+              <w:fldChar w:fldCharType="end"/>
+            </w:r>
+          </w:hyperlink>
+        </w:p>
+        <w:p>
+          <w:pPr>
+            <w:pStyle w:val="TOC2"/>
+            <w:tabs>
+              <w:tab w:val="right" w:leader="dot" w:pos="8152"/>
+            </w:tabs>
+            <w:rPr>
+              <w:rFonts w:asciiTheme="minorHAnsi" w:eastAsiaTheme="minorEastAsia" w:hAnsiTheme="minorHAnsi"/>
+              <w:noProof/>
+              <w:lang w:val="en-AT" w:eastAsia="en-AT"/>
+            </w:rPr>
+          </w:pPr>
+          <w:hyperlink w:anchor="_Toc211420117" w:history="1">
+            <w:r>
+              <w:rPr>
+                <w:rStyle w:val="Hyperlink"/>
+                <w:noProof/>
+              </w:rPr>
+              <w:t>Pseudocode</w:t>
+            </w:r>
+            <w:r>
+              <w:rPr>
+                <w:noProof/>
+                <w:webHidden/>
+              </w:rPr>
+              <w:tab/>
+            </w:r>
+            <w:r>
+              <w:rPr>
+                <w:noProof/>
+                <w:webHidden/>
+              </w:rPr>
+              <w:fldChar w:fldCharType="begin"/>
+            </w:r>
+            <w:r>
+              <w:rPr>
+                <w:noProof/>
+                <w:webHidden/>
+              </w:rPr>
+              <w:instrText xml:space="preserve"> PAGEREF _Toc211420117 \h </w:instrText>
+            </w:r>
+            <w:r>
+              <w:rPr>
+                <w:noProof/>
+                <w:webHidden/>
+              </w:rPr>
+            </w:r>
+            <w:r>
+              <w:rPr>
+                <w:noProof/>
+                <w:webHidden/>
+              </w:rPr>
+              <w:fldChar w:fldCharType="separate"/>
+            </w:r>
+            <w:r>
+              <w:rPr>
+                <w:noProof/>
+                <w:webHidden/>
+              </w:rPr>
+              <w:t>7</w:t>
+            </w:r>
+            <w:r>
+              <w:rPr>
+                <w:noProof/>
+                <w:webHidden/>
+              </w:rPr>
+              <w:fldChar w:fldCharType="end"/>
+            </w:r>
+          </w:hyperlink>
+        </w:p>
+        <w:p>
+          <w:pPr>
+            <w:pStyle w:val="TOC2"/>
+            <w:tabs>
+              <w:tab w:val="right" w:leader="dot" w:pos="8152"/>
+            </w:tabs>
+            <w:rPr>
+              <w:rFonts w:asciiTheme="minorHAnsi" w:eastAsiaTheme="minorEastAsia" w:hAnsiTheme="minorHAnsi"/>
+              <w:noProof/>
+              <w:lang w:val="en-AT" w:eastAsia="en-AT"/>
+            </w:rPr>
+          </w:pPr>
+          <w:hyperlink w:anchor="_Toc211420118" w:history="1">
+            <w:r>
+              <w:rPr>
+                <w:rStyle w:val="Hyperlink"/>
+                <w:noProof/>
+              </w:rPr>
+              <w:t>Trace Table</w:t>
+            </w:r>
+            <w:r>
+              <w:rPr>
+                <w:noProof/>
+                <w:webHidden/>
+              </w:rPr>
+              <w:tab/>
+            </w:r>
+            <w:r>
+              <w:rPr>
+                <w:noProof/>
+                <w:webHidden/>
+              </w:rPr>
+              <w:fldChar w:fldCharType="begin"/>
+            </w:r>
+            <w:r>
+              <w:rPr>
+                <w:noProof/>
+                <w:webHidden/>
+              </w:rPr>
+              <w:instrText xml:space="preserve"> PAGEREF _Toc211420118 \h </w:instrText>
+            </w:r>
+            <w:r>
+              <w:rPr>
+                <w:noProof/>
+                <w:webHidden/>
+              </w:rPr>
+            </w:r>
+            <w:r>
+              <w:rPr>
+                <w:noProof/>
+                <w:webHidden/>
+              </w:rPr>
+              <w:fldChar w:fldCharType="separate"/>
+            </w:r>
+            <w:r>
+              <w:rPr>
+                <w:noProof/>
+                <w:webHidden/>
+              </w:rPr>
+              <w:t>8</w:t>
+            </w:r>
+            <w:r>
+              <w:rPr>
+                <w:noProof/>
                 <w:webHidden/>
               </w:rPr>
               <w:fldChar w:fldCharType="end"/>
@@ -1005,7 +1435,7 @@
       <w:pPr>
         <w:pStyle w:val="Heading1"/>
       </w:pPr>
-      <w:bookmarkStart w:id="0" w:name="_Toc211254875"/>
+      <w:bookmarkStart w:id="0" w:name="_Toc211420105"/>
       <w:r>
         <w:lastRenderedPageBreak/>
         <w:t>Exercise 1</w:t>
@@ -1019,7 +1449,7 @@
       <w:pPr>
         <w:pStyle w:val="Heading2"/>
       </w:pPr>
-      <w:bookmarkStart w:id="1" w:name="_Toc211254876"/>
+      <w:bookmarkStart w:id="1" w:name="_Toc211420106"/>
       <w:r>
         <w:t>Solution Idea</w:t>
       </w:r>
@@ -1028,13 +1458,55 @@
     <w:p>
       <w:r>
         <w:t xml:space="preserve">The task is to </w:t>
+      </w:r>
+      <w:r>
+        <w:t xml:space="preserve">print my name, age, and student identification. </w:t>
+      </w:r>
+      <w:r>
+        <w:t xml:space="preserve">There are two simple steps to complete. </w:t>
+      </w:r>
+      <w:r>
+        <w:t xml:space="preserve">First, declare variables for each. For the name, </w:t>
+      </w:r>
+      <w:r>
+        <w:rPr>
+          <w:b/>
+          <w:bCs/>
+        </w:rPr>
+        <w:t>String</w:t>
+      </w:r>
+      <w:r>
+        <w:t xml:space="preserve"> is the ideal data type. For age, </w:t>
+      </w:r>
+      <w:r>
+        <w:rPr>
+          <w:b/>
+          <w:bCs/>
+        </w:rPr>
+        <w:t>int</w:t>
+      </w:r>
+      <w:r>
+        <w:t xml:space="preserve"> suffices. Even though the student identification is a number, the </w:t>
+      </w:r>
+      <w:r>
+        <w:rPr>
+          <w:b/>
+          <w:bCs/>
+        </w:rPr>
+        <w:t>String</w:t>
+      </w:r>
+      <w:r>
+        <w:t xml:space="preserve"> datatype is used. </w:t>
+      </w:r>
+      <w:r>
+        <w:t>Since the student identification number is not intended for mathematical operations and may include leading zeros, it should be treated as a string rather than a numeric value.</w:t>
       </w:r>
     </w:p>
     <w:p>
       <w:pPr>
         <w:pStyle w:val="Heading2"/>
       </w:pPr>
-      <w:bookmarkStart w:id="2" w:name="_Toc211254877"/>
+      <w:bookmarkStart w:id="2" w:name="_Toc211420107"/>
       <w:r>
         <w:t>Code</w:t>
       </w:r>
@@ -1042,6 +1514,9 @@
     </w:p>
     <w:p>
       <w:r>
+        <w:rPr>
+          <w:noProof/>
+        </w:rPr>
         <mc:AlternateContent>
           <mc:Choice Requires="wps">
             <w:drawing>
@@ -1175,6 +1650,9 @@
         </mc:AlternateContent>
       </w:r>
       <w:r>
+        <w:rPr>
+          <w:noProof/>
+        </w:rPr>
         <w:drawing>
           <wp:anchor distT="0" distB="0" distL="114300" distR="114300" simplePos="0" relativeHeight="251662336" behindDoc="0" locked="0" layoutInCell="1" allowOverlap="1" wp14:anchorId="710ABB22" wp14:editId="19539A6A">
             <wp:simplePos x="0" y="0"/>
@@ -1228,6 +1706,9 @@
     </w:p>
     <w:p>
       <w:r>
+        <w:rPr>
+          <w:noProof/>
+        </w:rPr>
         <mc:AlternateContent>
           <mc:Choice Requires="wps">
             <w:drawing>
@@ -1361,6 +1842,9 @@
         </mc:AlternateContent>
       </w:r>
       <w:r>
+        <w:rPr>
+          <w:noProof/>
+        </w:rPr>
         <w:drawing>
           <wp:anchor distT="0" distB="0" distL="114300" distR="114300" simplePos="0" relativeHeight="251663360" behindDoc="0" locked="0" layoutInCell="1" allowOverlap="1" wp14:anchorId="4BE81D16" wp14:editId="3142662C">
             <wp:simplePos x="0" y="0"/>
@@ -1417,14 +1901,18 @@
       <w:pPr>
         <w:pStyle w:val="Heading2"/>
       </w:pPr>
-      <w:bookmarkStart w:id="3" w:name="_Toc211254878"/>
-      <w:r>
+      <w:bookmarkStart w:id="3" w:name="_Toc211420108"/>
+      <w:r>
+        <w:lastRenderedPageBreak/>
         <w:t>Tests</w:t>
       </w:r>
       <w:bookmarkEnd w:id="3"/>
     </w:p>
     <w:p>
       <w:r>
+        <w:rPr>
+          <w:noProof/>
+        </w:rPr>
         <mc:AlternateContent>
           <mc:Choice Requires="wps">
             <w:drawing>
@@ -1558,6 +2046,9 @@
         </mc:AlternateContent>
       </w:r>
       <w:r>
+        <w:rPr>
+          <w:noProof/>
+        </w:rPr>
         <w:drawing>
           <wp:anchor distT="0" distB="0" distL="114300" distR="114300" simplePos="0" relativeHeight="251668480" behindDoc="0" locked="0" layoutInCell="1" allowOverlap="1" wp14:anchorId="34AFF6D2" wp14:editId="1386DEF2">
             <wp:simplePos x="0" y="0"/>
@@ -1613,9 +2104,8 @@
       <w:pPr>
         <w:pStyle w:val="Heading1"/>
       </w:pPr>
-      <w:bookmarkStart w:id="4" w:name="_Toc211254879"/>
-      <w:r>
-        <w:lastRenderedPageBreak/>
+      <w:bookmarkStart w:id="4" w:name="_Toc211420109"/>
+      <w:r>
         <w:t>Exercise 2</w:t>
       </w:r>
       <w:r>
@@ -1627,18 +2117,32 @@
       <w:pPr>
         <w:pStyle w:val="Heading2"/>
       </w:pPr>
-      <w:bookmarkStart w:id="5" w:name="_Toc211254880"/>
+      <w:bookmarkStart w:id="5" w:name="_Toc211420110"/>
       <w:r>
         <w:t>Solution Idea</w:t>
       </w:r>
       <w:bookmarkEnd w:id="5"/>
     </w:p>
+    <w:p>
+      <w:r>
+        <w:t>The task is to perform all simple arithmetic operations and display them.</w:t>
+      </w:r>
+      <w:r>
+        <w:t xml:space="preserve"> The result of each operation should be saved in their own variable. </w:t>
+      </w:r>
+      <w:r>
+        <w:t xml:space="preserve">Since the task specifies that the input should be two integers, there’s needs to be a cast to a float during the division process, to display the correct result. </w:t>
+      </w:r>
+    </w:p>
+    <w:bookmarkStart w:id="6" w:name="_Toc211420111"/>
     <w:p>
       <w:pPr>
         <w:pStyle w:val="Heading2"/>
       </w:pPr>
-      <w:bookmarkStart w:id="6" w:name="_Toc211254881"/>
-      <w:r>
+      <w:r>
+        <w:rPr>
+          <w:noProof/>
+        </w:rPr>
         <mc:AlternateContent>
           <mc:Choice Requires="wps">
             <w:drawing>
@@ -1778,6 +2282,9 @@
         </mc:AlternateContent>
       </w:r>
       <w:r>
+        <w:rPr>
+          <w:noProof/>
+        </w:rPr>
         <w:drawing>
           <wp:anchor distT="0" distB="0" distL="114300" distR="114300" simplePos="0" relativeHeight="251671552" behindDoc="0" locked="0" layoutInCell="1" allowOverlap="1" wp14:anchorId="5A0E0DFE" wp14:editId="26115C0E">
             <wp:simplePos x="0" y="0"/>
@@ -1835,6 +2342,9 @@
     </w:p>
     <w:p>
       <w:r>
+        <w:rPr>
+          <w:noProof/>
+        </w:rPr>
         <mc:AlternateContent>
           <mc:Choice Requires="wps">
             <w:drawing>
@@ -1968,6 +2478,9 @@
         </mc:AlternateContent>
       </w:r>
       <w:r>
+        <w:rPr>
+          <w:noProof/>
+        </w:rPr>
         <w:drawing>
           <wp:anchor distT="0" distB="0" distL="114300" distR="114300" simplePos="0" relativeHeight="251674624" behindDoc="0" locked="0" layoutInCell="1" allowOverlap="1" wp14:anchorId="516A4843" wp14:editId="4C46C8CF">
             <wp:simplePos x="0" y="0"/>
@@ -2024,7 +2537,7 @@
       <w:pPr>
         <w:pStyle w:val="Heading2"/>
       </w:pPr>
-      <w:bookmarkStart w:id="7" w:name="_Toc211254882"/>
+      <w:bookmarkStart w:id="7" w:name="_Toc211420112"/>
       <w:r>
         <w:t>Tests</w:t>
       </w:r>
@@ -2032,6 +2545,9 @@
     </w:p>
     <w:p>
       <w:r>
+        <w:rPr>
+          <w:noProof/>
+        </w:rPr>
         <mc:AlternateContent>
           <mc:Choice Requires="wps">
             <w:drawing>
@@ -2149,6 +2665,9 @@
         </mc:AlternateContent>
       </w:r>
       <w:r>
+        <w:rPr>
+          <w:noProof/>
+        </w:rPr>
         <w:drawing>
           <wp:anchor distT="0" distB="0" distL="114300" distR="114300" simplePos="0" relativeHeight="251678720" behindDoc="0" locked="0" layoutInCell="1" allowOverlap="1" wp14:anchorId="69380766" wp14:editId="037A6F35">
             <wp:simplePos x="0" y="0"/>
@@ -2201,12 +2720,15 @@
       </w:r>
     </w:p>
     <w:p/>
+    <w:bookmarkStart w:id="8" w:name="_Toc211420113"/>
     <w:p>
       <w:pPr>
         <w:pStyle w:val="Heading1"/>
       </w:pPr>
-      <w:bookmarkStart w:id="8" w:name="_Toc211254883"/>
-      <w:r>
+      <w:r>
+        <w:rPr>
+          <w:noProof/>
+        </w:rPr>
         <mc:AlternateContent>
           <mc:Choice Requires="wps">
             <w:drawing>
@@ -2330,6 +2852,9 @@
         </mc:AlternateContent>
       </w:r>
       <w:r>
+        <w:rPr>
+          <w:noProof/>
+        </w:rPr>
         <w:drawing>
           <wp:anchor distT="0" distB="0" distL="114300" distR="114300" simplePos="0" relativeHeight="251680768" behindDoc="0" locked="0" layoutInCell="1" allowOverlap="1" wp14:anchorId="434E8C81" wp14:editId="153459F0">
             <wp:simplePos x="0" y="0"/>
@@ -2393,9 +2918,11 @@
       <w:pPr>
         <w:pStyle w:val="Heading2"/>
       </w:pPr>
+      <w:bookmarkStart w:id="9" w:name="_Toc211420114"/>
       <w:r>
         <w:t>Pseudocode</w:t>
       </w:r>
+      <w:bookmarkEnd w:id="9"/>
     </w:p>
     <w:p/>
     <w:p>
@@ -2655,6 +3182,7 @@
         <w:rPr>
           <w:lang w:val="en-US"/>
         </w:rPr>
+        <w:lastRenderedPageBreak/>
         <w:t>10</w:t>
       </w:r>
       <w:r>
@@ -2817,10 +3345,12 @@
       <w:pPr>
         <w:pStyle w:val="Heading2"/>
       </w:pPr>
+      <w:bookmarkStart w:id="10" w:name="_Toc211420115"/>
       <w:r>
         <w:lastRenderedPageBreak/>
         <w:t>Trace Table</w:t>
       </w:r>
+      <w:bookmarkEnd w:id="10"/>
     </w:p>
     <w:tbl>
       <w:tblPr>
@@ -3914,7 +4444,6 @@
           <w:szCs w:val="40"/>
         </w:rPr>
       </w:pPr>
-      <w:bookmarkStart w:id="9" w:name="_Toc211254884"/>
       <w:r>
         <w:br w:type="page"/>
       </w:r>
@@ -3923,6 +4452,7 @@
       <w:pPr>
         <w:pStyle w:val="Heading1"/>
       </w:pPr>
+      <w:bookmarkStart w:id="11" w:name="_Toc211420116"/>
       <w:r>
         <w:lastRenderedPageBreak/>
         <w:t>Exercise 4</w:t>
@@ -3930,15 +4460,17 @@
       <w:r>
         <w:t xml:space="preserve"> – Number Guessing</w:t>
       </w:r>
-      <w:bookmarkEnd w:id="9"/>
+      <w:bookmarkEnd w:id="11"/>
     </w:p>
     <w:p>
       <w:pPr>
         <w:pStyle w:val="Heading2"/>
       </w:pPr>
+      <w:bookmarkStart w:id="12" w:name="_Toc211420117"/>
       <w:r>
         <w:t>Pseudocode</w:t>
       </w:r>
+      <w:bookmarkEnd w:id="12"/>
     </w:p>
     <w:p>
       <w:pPr>
@@ -4602,7 +5134,19 @@
           <w:lang w:val="en-US"/>
         </w:rPr>
         <w:tab/>
-        <w:t xml:space="preserve">PRINT “Correct! You guess it in </w:t>
+        <w:t>PRINT “Correct! You guess</w:t>
+      </w:r>
+      <w:r>
+        <w:rPr>
+          <w:lang w:val="en-US"/>
+        </w:rPr>
+        <w:t>ed</w:t>
+      </w:r>
+      <w:r>
+        <w:rPr>
+          <w:lang w:val="en-US"/>
+        </w:rPr>
+        <w:t xml:space="preserve"> it in </w:t>
       </w:r>
       <w:proofErr w:type="gramStart"/>
       <w:r>
@@ -4715,9 +5259,32 @@
       <w:pPr>
         <w:pStyle w:val="Heading2"/>
       </w:pPr>
+      <w:bookmarkStart w:id="13" w:name="_Toc211420118"/>
       <w:r>
         <w:lastRenderedPageBreak/>
         <w:t>Trace Table</w:t>
+      </w:r>
+      <w:bookmarkEnd w:id="13"/>
+    </w:p>
+    <w:p>
+      <w:pPr>
+        <w:rPr>
+          <w:i/>
+          <w:iCs/>
+          <w:color w:val="808080" w:themeColor="background1" w:themeShade="80"/>
+          <w:sz w:val="18"/>
+          <w:szCs w:val="18"/>
+        </w:rPr>
+      </w:pPr>
+      <w:r>
+        <w:rPr>
+          <w:i/>
+          <w:iCs/>
+          <w:color w:val="808080" w:themeColor="background1" w:themeShade="80"/>
+          <w:sz w:val="18"/>
+          <w:szCs w:val="18"/>
+        </w:rPr>
+        <w:t>For brevity reasons, most print statements have been skipped.</w:t>
       </w:r>
     </w:p>
     <w:tbl>
@@ -5933,23 +6500,6 @@
                 <w:szCs w:val="16"/>
                 <w:lang w:val="en-US"/>
               </w:rPr>
-              <w:t>12</w:t>
-            </w:r>
-            <w:r>
-              <w:rPr>
-                <w:sz w:val="16"/>
-                <w:szCs w:val="16"/>
-                <w:lang w:val="en-US"/>
-              </w:rPr>
-              <w:tab/>
-            </w:r>
-            <w:r>
-              <w:rPr>
-                <w:sz w:val="16"/>
-                <w:szCs w:val="16"/>
-                <w:lang w:val="en-US"/>
-              </w:rPr>
-              <w:tab/>
               <w:t xml:space="preserve">IF </w:t>
             </w:r>
             <w:proofErr w:type="spellStart"/>
@@ -7261,6 +7811,7 @@
                 <w:sz w:val="16"/>
                 <w:szCs w:val="16"/>
               </w:rPr>
+              <w:lastRenderedPageBreak/>
               <w:t>25</w:t>
             </w:r>
           </w:p>
@@ -7385,7 +7936,6 @@
                 <w:sz w:val="16"/>
                 <w:szCs w:val="16"/>
               </w:rPr>
-              <w:lastRenderedPageBreak/>
               <w:t>10</w:t>
             </w:r>
           </w:p>
